--- a/courseware/Lesson-Plan/IES-GenAI-for-Engineers-Lesson-Plan.docx
+++ b/courseware/Lesson-Plan/IES-GenAI-for-Engineers-Lesson-Plan.docx
@@ -26,6 +26,19 @@
     <w:p>
       <w:r>
         <w:t>The day runs 09:00-17:00. There are 390 instructional minutes, 60 lunch minutes and 30 tea-break minutes. The source phrase seven training hours excluding lunch includes the two tea breaks. Lab allocations total 300 minutes, approximately 77 percent of instruction. Embedded demonstrations and peer review stay inside the specified lab allocations; do not add extra time to Module 4.</w:t>
+      </w:r>
+    </w:p>
+    <w:p>
+      <w:pPr>
+        <w:pStyle w:val="Heading2"/>
+      </w:pPr>
+      <w:r>
+        <w:t>Petroleum delivery option</w:t>
+      </w:r>
+    </w:p>
+    <w:p>
+      <w:r>
+        <w:t>Petroleum transfer pathway: choose this scenario instead of the original lab within the same time allocation. Additional explanations are reference reading. All petroleum records, limits, outputs and scores here are original fictional teaching examples; no operating action is authorised. Choose the scenario before class; do not require both variants. Lab 3.2 transfers the DMAIC/SPC method to synthetic pressure readings. Lab 4.4 uses the forecast and event-evaluation examples. Preserve the original methodology primer and core checks. The 27 added slides are a reference bank, not extra lecture time.</w:t>
       </w:r>
     </w:p>
     <w:p>
@@ -2770,7 +2783,7 @@
     </w:p>
     <w:p>
       <w:r>
-        <w:t>Slide reference: 1-14. Use the deck selectively for explanation and as a lab reference; do not lecture through every slide.</w:t>
+        <w:t>Slide reference: 1-19. Use the deck selectively for explanation and as a lab reference; do not lecture through every slide.</w:t>
       </w:r>
     </w:p>
     <w:p>
@@ -3072,7 +3085,7 @@
     </w:p>
     <w:p>
       <w:r>
-        <w:t>Slide reference: 15-32. Use the deck selectively for explanation and as a lab reference; do not lecture through every slide.</w:t>
+        <w:t>Slide reference: 20-42. Use the deck selectively for explanation and as a lab reference; do not lecture through every slide.</w:t>
       </w:r>
     </w:p>
     <w:p>
@@ -3445,7 +3458,7 @@
     </w:p>
     <w:p>
       <w:r>
-        <w:t>Slide reference: 33-60. Use the deck selectively for explanation and as a lab reference; do not lecture through every slide.</w:t>
+        <w:t>Slide reference: 43-77. Use the deck selectively for explanation and as a lab reference; do not lecture through every slide.</w:t>
       </w:r>
     </w:p>
     <w:p>
@@ -3818,7 +3831,7 @@
     </w:p>
     <w:p>
       <w:r>
-        <w:t>Slide reference: 61-80. Use the deck selectively for explanation and as a lab reference; do not lecture through every slide.</w:t>
+        <w:t>Slide reference: 78-101. Use the deck selectively for explanation and as a lab reference; do not lecture through every slide.</w:t>
       </w:r>
     </w:p>
     <w:p>
@@ -4262,7 +4275,7 @@
     </w:p>
     <w:p>
       <w:r>
-        <w:t>Slide reference: 81-92. Use the deck selectively for explanation and as a lab reference; do not lecture through every slide.</w:t>
+        <w:t>Slide reference: 102-116. Use the deck selectively for explanation and as a lab reference; do not lecture through every slide.</w:t>
       </w:r>
     </w:p>
     <w:p>
@@ -4564,7 +4577,7 @@
     </w:p>
     <w:p>
       <w:r>
-        <w:t>Slide reference: 93-105. Use the deck selectively for explanation and as a lab reference; do not lecture through every slide.</w:t>
+        <w:t>Slide reference: 117-132. Use the deck selectively for explanation and as a lab reference; do not lecture through every slide.</w:t>
       </w:r>
     </w:p>
     <w:p>

--- a/courseware/Lesson-Plan/IES-GenAI-for-Engineers-Lesson-Plan.docx
+++ b/courseware/Lesson-Plan/IES-GenAI-for-Engineers-Lesson-Plan.docx
@@ -26,6 +26,19 @@
     <w:p>
       <w:r>
         <w:t>The day runs 09:00-17:00. There are 390 instructional minutes, 60 lunch minutes and 30 tea-break minutes. The source phrase seven training hours excluding lunch includes the two tea breaks. Lab allocations total 300 minutes, approximately 77 percent of instruction. Embedded demonstrations and peer review stay inside the specified lab allocations; do not add extra time to Module 4.</w:t>
+      </w:r>
+    </w:p>
+    <w:p>
+      <w:pPr>
+        <w:pStyle w:val="Heading2"/>
+      </w:pPr>
+      <w:r>
+        <w:t>Prompt engineering enrichment</w:t>
+      </w:r>
+    </w:p>
+    <w:p>
+      <w:r>
+        <w:t>Version 1.2 adds prompt benefits, RISE/E-MAP, constraints, multiple personas, bounded debate and evaluation practice. Use a selected example during Module 2 and the matching lab review; keep the original lab minutes. Additional prompt slides and playbook pages are reference material, not extra compulsory lecture time.</w:t>
       </w:r>
     </w:p>
     <w:p>
@@ -2783,7 +2796,7 @@
     </w:p>
     <w:p>
       <w:r>
-        <w:t>Slide reference: 1-19. Use the deck selectively for explanation and as a lab reference; do not lecture through every slide.</w:t>
+        <w:t>Slide reference: 1-22. Use the deck selectively for explanation and as a lab reference; do not lecture through every slide.</w:t>
       </w:r>
     </w:p>
     <w:p>
@@ -3085,7 +3098,7 @@
     </w:p>
     <w:p>
       <w:r>
-        <w:t>Slide reference: 20-42. Use the deck selectively for explanation and as a lab reference; do not lecture through every slide.</w:t>
+        <w:t>Slide reference: 23-59. Use the deck selectively for explanation and as a lab reference; do not lecture through every slide.</w:t>
       </w:r>
     </w:p>
     <w:p>
@@ -3458,7 +3471,7 @@
     </w:p>
     <w:p>
       <w:r>
-        <w:t>Slide reference: 43-77. Use the deck selectively for explanation and as a lab reference; do not lecture through every slide.</w:t>
+        <w:t>Slide reference: 60-99. Use the deck selectively for explanation and as a lab reference; do not lecture through every slide.</w:t>
       </w:r>
     </w:p>
     <w:p>
@@ -3831,7 +3844,7 @@
     </w:p>
     <w:p>
       <w:r>
-        <w:t>Slide reference: 78-101. Use the deck selectively for explanation and as a lab reference; do not lecture through every slide.</w:t>
+        <w:t>Slide reference: 100-129. Use the deck selectively for explanation and as a lab reference; do not lecture through every slide.</w:t>
       </w:r>
     </w:p>
     <w:p>
@@ -4275,7 +4288,7 @@
     </w:p>
     <w:p>
       <w:r>
-        <w:t>Slide reference: 102-116. Use the deck selectively for explanation and as a lab reference; do not lecture through every slide.</w:t>
+        <w:t>Slide reference: 130-146. Use the deck selectively for explanation and as a lab reference; do not lecture through every slide.</w:t>
       </w:r>
     </w:p>
     <w:p>
@@ -4577,7 +4590,7 @@
     </w:p>
     <w:p>
       <w:r>
-        <w:t>Slide reference: 117-132. Use the deck selectively for explanation and as a lab reference; do not lecture through every slide.</w:t>
+        <w:t>Slide reference: 147-166. Use the deck selectively for explanation and as a lab reference; do not lecture through every slide.</w:t>
       </w:r>
     </w:p>
     <w:p>

--- a/courseware/Lesson-Plan/IES-GenAI-for-Engineers-Lesson-Plan.docx
+++ b/courseware/Lesson-Plan/IES-GenAI-for-Engineers-Lesson-Plan.docx
@@ -15,17 +15,12 @@
         <w:pStyle w:val="Subtitle"/>
       </w:pPr>
       <w:r>
-        <w:t>IES | Delivery plan aligned to the supplied revised v2 proposal and lesson plan</w:t>
+        <w:t>IES | v2.0 | Three connected Excel labs</w:t>
       </w:r>
     </w:p>
     <w:p>
       <w:r>
-        <w:t>Deliver one lab-driven day for engineers and officers across disciplines. Preserve the six modules, Primer 3.0, all 16 named labs and the seven learning outcomes. Minimum class size in the supplied plan is 20 learners. Use pairs for peer review while each learner retains their own evidence.</w:t>
-      </w:r>
-    </w:p>
-    <w:p>
-      <w:r>
-        <w:t>The day runs 09:00-17:00. There are 390 instructional minutes, 60 lunch minutes and 30 tea-break minutes. The source phrase seven training hours excluding lunch includes the two tea breaks. Lab allocations total 300 minutes, approximately 77 percent of instruction. Embedded demonstrations and peer review stay inside the specified lab allocations; do not add extra time to Module 4.</w:t>
+        <w:t>Latest user-directed scope supersedes the broader original six-module/16-lab allocation. The course title and IES provider remain. Focus: use Copilot in Excel for data quality, SPC, FMEA and DMAIC.</w:t>
       </w:r>
     </w:p>
     <w:p>
@@ -33,94 +28,12 @@
         <w:pStyle w:val="Heading2"/>
       </w:pPr>
       <w:r>
-        <w:t>Prompt engineering enrichment</w:t>
+        <w:t>Outcomes</w:t>
       </w:r>
     </w:p>
     <w:p>
       <w:r>
-        <w:t>Version 1.2 adds prompt benefits, RISE/E-MAP, constraints, multiple personas, bounded debate and evaluation practice. Use a selected example during Module 2 and the matching lab review; keep the original lab minutes. Additional prompt slides and playbook pages are reference material, not extra compulsory lecture time.</w:t>
-      </w:r>
-    </w:p>
-    <w:p>
-      <w:pPr>
-        <w:pStyle w:val="Heading2"/>
-      </w:pPr>
-      <w:r>
-        <w:t>Petroleum delivery option</w:t>
-      </w:r>
-    </w:p>
-    <w:p>
-      <w:r>
-        <w:t>Petroleum transfer pathway: choose this scenario instead of the original lab within the same time allocation. Additional explanations are reference reading. All petroleum records, limits, outputs and scores here are original fictional teaching examples; no operating action is authorised. Choose the scenario before class; do not require both variants. Lab 3.2 transfers the DMAIC/SPC method to synthetic pressure readings. Lab 4.4 uses the forecast and event-evaluation examples. Preserve the original methodology primer and core checks. The 27 added slides are a reference bank, not extra lecture time.</w:t>
-      </w:r>
-    </w:p>
-    <w:p>
-      <w:pPr>
-        <w:pStyle w:val="Heading2"/>
-      </w:pPr>
-      <w:r>
-        <w:t>Prerequisites and trainer resources</w:t>
-      </w:r>
-    </w:p>
-    <w:p>
-      <w:r>
-        <w:t>Corporate Microsoft 365 account and active Copilot licence; Word, Excel, PowerPoint, Teams and SharePoint; enabled agent creation and reasoning agents; own laptop. Prepare an approved training SharePoint site, current and obsolete synthetic references, two test accounts with different permissions, the editable slide deck, Learner Guide, lab folders, methodology one-pagers, FMEA scale and document templates. No previous methodology knowledge is assumed.</w:t>
-      </w:r>
-    </w:p>
-    <w:p>
-      <w:pPr>
-        <w:pStyle w:val="Heading2"/>
-      </w:pPr>
-      <w:r>
-        <w:t>Learning outcomes</w:t>
-      </w:r>
-    </w:p>
-    <w:p>
-      <w:r>
-        <w:t>LO1 Explain FMEA, Six Sigma DMAIC and SPC, their uses, terms and outputs before applying them.</w:t>
-      </w:r>
-    </w:p>
-    <w:p>
-      <w:r>
-        <w:t>LO2 Create and refine engineering documents using Copilot in Word, Excel and PowerPoint.</w:t>
-      </w:r>
-    </w:p>
-    <w:p>
-      <w:r>
-        <w:t>LO3 Use R.I.S.E. and E-MAP with iterative prompting to obtain verifiable engineering outputs.</w:t>
-      </w:r>
-    </w:p>
-    <w:p>
-      <w:r>
-        <w:t>LO4 Build, test and share agents for FMEA, reporting and multi-step engineering workflows.</w:t>
-      </w:r>
-    </w:p>
-    <w:p>
-      <w:r>
-        <w:t>LO5 Use Researcher and Analyst for cited research and engineering data analysis.</w:t>
-      </w:r>
-    </w:p>
-    <w:p>
-      <w:r>
-        <w:t>LO6 Ground engineering answers on SharePoint sources with citations and permission checks.</w:t>
-      </w:r>
-    </w:p>
-    <w:p>
-      <w:r>
-        <w:t>LO7 Apply all seven steps of the AI Security Framework to engineering deliverables.</w:t>
-      </w:r>
-    </w:p>
-    <w:p>
-      <w:r>
-        <w:br w:type="page"/>
-      </w:r>
-    </w:p>
-    <w:p>
-      <w:pPr>
-        <w:pStyle w:val="Heading1"/>
-      </w:pPr>
-      <w:r>
-        <w:t>Detailed delivery schedule</w:t>
+        <w:t>1 Audit engineering data and verify Copilot formulas. 2 Build and interpret a fixed-baseline SPC chart. 3 Calculate and critically review an FMEA. 4 Produce an exposure-aware DMAIC summary and control plan. 5 Use clear prompts, constraints and evidence-based review.</w:t>
       </w:r>
     </w:p>
     <w:tbl>
@@ -131,10 +44,9 @@
         <w:tblLook w:firstColumn="1" w:firstRow="1" w:lastColumn="0" w:lastRow="0" w:noHBand="0" w:noVBand="1" w:val="04A0"/>
       </w:tblPr>
       <w:tblGrid>
-        <w:gridCol w:w="864"/>
-        <w:gridCol w:w="864"/>
-        <w:gridCol w:w="6984"/>
-        <w:gridCol w:w="1037"/>
+        <w:gridCol w:w="1584"/>
+        <w:gridCol w:w="6293"/>
+        <w:gridCol w:w="1872"/>
       </w:tblGrid>
       <w:tr>
         <w:trPr>
@@ -142,7 +54,7 @@
         </w:trPr>
         <w:tc>
           <w:tcPr>
-            <w:tcW w:type="dxa" w:w="864"/>
+            <w:tcW w:type="dxa" w:w="1584"/>
             <w:tcBorders>
               <w:top w:val="single" w:sz="4" w:color="D9D9D9"/>
               <w:left w:val="single" w:sz="4" w:color="D9D9D9"/>
@@ -160,13 +72,13 @@
                 <w:b/>
                 <w:sz w:val="18"/>
               </w:rPr>
-              <w:t>Start</w:t>
+              <w:t>Time</w:t>
             </w:r>
           </w:p>
         </w:tc>
         <w:tc>
           <w:tcPr>
-            <w:tcW w:type="dxa" w:w="864"/>
+            <w:tcW w:type="dxa" w:w="6293"/>
             <w:tcBorders>
               <w:top w:val="single" w:sz="4" w:color="D9D9D9"/>
               <w:left w:val="single" w:sz="4" w:color="D9D9D9"/>
@@ -184,13 +96,13 @@
                 <w:b/>
                 <w:sz w:val="18"/>
               </w:rPr>
-              <w:t>End</w:t>
+              <w:t>Block</w:t>
             </w:r>
           </w:p>
         </w:tc>
         <w:tc>
           <w:tcPr>
-            <w:tcW w:type="dxa" w:w="6984"/>
+            <w:tcW w:type="dxa" w:w="1872"/>
             <w:tcBorders>
               <w:top w:val="single" w:sz="4" w:color="D9D9D9"/>
               <w:left w:val="single" w:sz="4" w:color="D9D9D9"/>
@@ -208,31 +120,7 @@
                 <w:b/>
                 <w:sz w:val="18"/>
               </w:rPr>
-              <w:t>Content and activity</w:t>
-            </w:r>
-          </w:p>
-        </w:tc>
-        <w:tc>
-          <w:tcPr>
-            <w:tcW w:type="dxa" w:w="1037"/>
-            <w:tcBorders>
-              <w:top w:val="single" w:sz="4" w:color="D9D9D9"/>
-              <w:left w:val="single" w:sz="4" w:color="D9D9D9"/>
-              <w:bottom w:val="single" w:sz="4" w:color="D9D9D9"/>
-              <w:right w:val="single" w:sz="4" w:color="D9D9D9"/>
-            </w:tcBorders>
-            <w:shd w:fill="E4EBEF"/>
-          </w:tcPr>
-          <w:p>
-            <w:pPr>
-              <w:spacing w:after="100" w:before="100"/>
-            </w:pPr>
-            <w:r>
-              <w:rPr>
-                <w:b/>
-                <w:sz w:val="18"/>
-              </w:rPr>
-              <w:t>Module</w:t>
+              <w:t>Delivery focus</w:t>
             </w:r>
           </w:p>
         </w:tc>
@@ -240,7 +128,7 @@
       <w:tr>
         <w:tc>
           <w:tcPr>
-            <w:tcW w:type="dxa" w:w="864"/>
+            <w:tcW w:type="dxa" w:w="1584"/>
             <w:tcBorders>
               <w:top w:val="single" w:sz="4" w:color="D9D9D9"/>
               <w:left w:val="single" w:sz="4" w:color="D9D9D9"/>
@@ -257,13 +145,13 @@
                 <w:b w:val="0"/>
                 <w:sz w:val="18"/>
               </w:rPr>
-              <w:t>09:00</w:t>
+              <w:t>09:00–09:30</w:t>
             </w:r>
           </w:p>
         </w:tc>
         <w:tc>
           <w:tcPr>
-            <w:tcW w:type="dxa" w:w="864"/>
+            <w:tcW w:type="dxa" w:w="6293"/>
             <w:tcBorders>
               <w:top w:val="single" w:sz="4" w:color="D9D9D9"/>
               <w:left w:val="single" w:sz="4" w:color="D9D9D9"/>
@@ -280,13 +168,13 @@
                 <w:b w:val="0"/>
                 <w:sz w:val="18"/>
               </w:rPr>
-              <w:t>09:10</w:t>
+              <w:t>Copilot setup and prompt framework</w:t>
             </w:r>
           </w:p>
         </w:tc>
         <w:tc>
           <w:tcPr>
-            <w:tcW w:type="dxa" w:w="6984"/>
+            <w:tcW w:type="dxa" w:w="1872"/>
             <w:tcBorders>
               <w:top w:val="single" w:sz="4" w:color="D9D9D9"/>
               <w:left w:val="single" w:sz="4" w:color="D9D9D9"/>
@@ -303,13 +191,15 @@
                 <w:b w:val="0"/>
                 <w:sz w:val="18"/>
               </w:rPr>
-              <w:t>Welcome, scope and ecosystem framing</w:t>
+              <w:t>30 min</w:t>
             </w:r>
           </w:p>
         </w:tc>
+      </w:tr>
+      <w:tr>
         <w:tc>
           <w:tcPr>
-            <w:tcW w:type="dxa" w:w="1037"/>
+            <w:tcW w:type="dxa" w:w="1584"/>
             <w:tcBorders>
               <w:top w:val="single" w:sz="4" w:color="D9D9D9"/>
               <w:left w:val="single" w:sz="4" w:color="D9D9D9"/>
@@ -326,15 +216,13 @@
                 <w:b w:val="0"/>
                 <w:sz w:val="18"/>
               </w:rPr>
-              <w:t>1</w:t>
+              <w:t>09:30–11:15</w:t>
             </w:r>
           </w:p>
         </w:tc>
-      </w:tr>
-      <w:tr>
         <w:tc>
           <w:tcPr>
-            <w:tcW w:type="dxa" w:w="864"/>
+            <w:tcW w:type="dxa" w:w="6293"/>
             <w:tcBorders>
               <w:top w:val="single" w:sz="4" w:color="D9D9D9"/>
               <w:left w:val="single" w:sz="4" w:color="D9D9D9"/>
@@ -351,13 +239,13 @@
                 <w:b w:val="0"/>
                 <w:sz w:val="18"/>
               </w:rPr>
-              <w:t>09:10</w:t>
+              <w:t>Lab01 SPC: quality audit, formulas and baseline</w:t>
             </w:r>
           </w:p>
         </w:tc>
         <w:tc>
           <w:tcPr>
-            <w:tcW w:type="dxa" w:w="864"/>
+            <w:tcW w:type="dxa" w:w="1872"/>
             <w:tcBorders>
               <w:top w:val="single" w:sz="4" w:color="D9D9D9"/>
               <w:left w:val="single" w:sz="4" w:color="D9D9D9"/>
@@ -374,13 +262,15 @@
                 <w:b w:val="0"/>
                 <w:sz w:val="18"/>
               </w:rPr>
-              <w:t>09:20</w:t>
+              <w:t>105 min</w:t>
             </w:r>
           </w:p>
         </w:tc>
+      </w:tr>
+      <w:tr>
         <w:tc>
           <w:tcPr>
-            <w:tcW w:type="dxa" w:w="6984"/>
+            <w:tcW w:type="dxa" w:w="1584"/>
             <w:tcBorders>
               <w:top w:val="single" w:sz="4" w:color="D9D9D9"/>
               <w:left w:val="single" w:sz="4" w:color="D9D9D9"/>
@@ -397,13 +287,13 @@
                 <w:b w:val="0"/>
                 <w:sz w:val="18"/>
               </w:rPr>
-              <w:t>Lab 1.1 onboarding</w:t>
+              <w:t>11:15–11:30</w:t>
             </w:r>
           </w:p>
         </w:tc>
         <w:tc>
           <w:tcPr>
-            <w:tcW w:type="dxa" w:w="1037"/>
+            <w:tcW w:type="dxa" w:w="6293"/>
             <w:tcBorders>
               <w:top w:val="single" w:sz="4" w:color="D9D9D9"/>
               <w:left w:val="single" w:sz="4" w:color="D9D9D9"/>
@@ -420,15 +310,13 @@
                 <w:b w:val="0"/>
                 <w:sz w:val="18"/>
               </w:rPr>
-              <w:t>1</w:t>
+              <w:t>Tea</w:t>
             </w:r>
           </w:p>
         </w:tc>
-      </w:tr>
-      <w:tr>
         <w:tc>
           <w:tcPr>
-            <w:tcW w:type="dxa" w:w="864"/>
+            <w:tcW w:type="dxa" w:w="1872"/>
             <w:tcBorders>
               <w:top w:val="single" w:sz="4" w:color="D9D9D9"/>
               <w:left w:val="single" w:sz="4" w:color="D9D9D9"/>
@@ -445,13 +333,15 @@
                 <w:b w:val="0"/>
                 <w:sz w:val="18"/>
               </w:rPr>
-              <w:t>09:20</w:t>
+              <w:t>Break</w:t>
             </w:r>
           </w:p>
         </w:tc>
+      </w:tr>
+      <w:tr>
         <w:tc>
           <w:tcPr>
-            <w:tcW w:type="dxa" w:w="864"/>
+            <w:tcW w:type="dxa" w:w="1584"/>
             <w:tcBorders>
               <w:top w:val="single" w:sz="4" w:color="D9D9D9"/>
               <w:left w:val="single" w:sz="4" w:color="D9D9D9"/>
@@ -468,13 +358,13 @@
                 <w:b w:val="0"/>
                 <w:sz w:val="18"/>
               </w:rPr>
-              <w:t>09:40</w:t>
+              <w:t>11:30–12:05</w:t>
             </w:r>
           </w:p>
         </w:tc>
         <w:tc>
           <w:tcPr>
-            <w:tcW w:type="dxa" w:w="6984"/>
+            <w:tcW w:type="dxa" w:w="6293"/>
             <w:tcBorders>
               <w:top w:val="single" w:sz="4" w:color="D9D9D9"/>
               <w:left w:val="single" w:sz="4" w:color="D9D9D9"/>
@@ -491,13 +381,13 @@
                 <w:b w:val="0"/>
                 <w:sz w:val="18"/>
               </w:rPr>
-              <w:t>Case walkthrough, tool choice and evidence</w:t>
+              <w:t>Lab01 SPC: chart and interpretation</w:t>
             </w:r>
           </w:p>
         </w:tc>
         <w:tc>
           <w:tcPr>
-            <w:tcW w:type="dxa" w:w="1037"/>
+            <w:tcW w:type="dxa" w:w="1872"/>
             <w:tcBorders>
               <w:top w:val="single" w:sz="4" w:color="D9D9D9"/>
               <w:left w:val="single" w:sz="4" w:color="D9D9D9"/>
@@ -514,7 +404,7 @@
                 <w:b w:val="0"/>
                 <w:sz w:val="18"/>
               </w:rPr>
-              <w:t>1</w:t>
+              <w:t>35 min</w:t>
             </w:r>
           </w:p>
         </w:tc>
@@ -522,7 +412,7 @@
       <w:tr>
         <w:tc>
           <w:tcPr>
-            <w:tcW w:type="dxa" w:w="864"/>
+            <w:tcW w:type="dxa" w:w="1584"/>
             <w:tcBorders>
               <w:top w:val="single" w:sz="4" w:color="D9D9D9"/>
               <w:left w:val="single" w:sz="4" w:color="D9D9D9"/>
@@ -539,13 +429,13 @@
                 <w:b w:val="0"/>
                 <w:sz w:val="18"/>
               </w:rPr>
-              <w:t>09:40</w:t>
+              <w:t>12:05–13:00</w:t>
             </w:r>
           </w:p>
         </w:tc>
         <w:tc>
           <w:tcPr>
-            <w:tcW w:type="dxa" w:w="864"/>
+            <w:tcW w:type="dxa" w:w="6293"/>
             <w:tcBorders>
               <w:top w:val="single" w:sz="4" w:color="D9D9D9"/>
               <w:left w:val="single" w:sz="4" w:color="D9D9D9"/>
@@ -562,13 +452,13 @@
                 <w:b w:val="0"/>
                 <w:sz w:val="18"/>
               </w:rPr>
-              <w:t>09:55</w:t>
+              <w:t>Lab02 FMEA: structure and ratings</w:t>
             </w:r>
           </w:p>
         </w:tc>
         <w:tc>
           <w:tcPr>
-            <w:tcW w:type="dxa" w:w="6984"/>
+            <w:tcW w:type="dxa" w:w="1872"/>
             <w:tcBorders>
               <w:top w:val="single" w:sz="4" w:color="D9D9D9"/>
               <w:left w:val="single" w:sz="4" w:color="D9D9D9"/>
@@ -585,13 +475,15 @@
                 <w:b w:val="0"/>
                 <w:sz w:val="18"/>
               </w:rPr>
-              <w:t>Lab 1.2 challenge</w:t>
+              <w:t>55 min</w:t>
             </w:r>
           </w:p>
         </w:tc>
+      </w:tr>
+      <w:tr>
         <w:tc>
           <w:tcPr>
-            <w:tcW w:type="dxa" w:w="1037"/>
+            <w:tcW w:type="dxa" w:w="1584"/>
             <w:tcBorders>
               <w:top w:val="single" w:sz="4" w:color="D9D9D9"/>
               <w:left w:val="single" w:sz="4" w:color="D9D9D9"/>
@@ -608,1095 +500,13 @@
                 <w:b w:val="0"/>
                 <w:sz w:val="18"/>
               </w:rPr>
-              <w:t>1</w:t>
-            </w:r>
-          </w:p>
-        </w:tc>
-      </w:tr>
-      <w:tr>
-        <w:tc>
-          <w:tcPr>
-            <w:tcW w:type="dxa" w:w="864"/>
-            <w:tcBorders>
-              <w:top w:val="single" w:sz="4" w:color="D9D9D9"/>
-              <w:left w:val="single" w:sz="4" w:color="D9D9D9"/>
-              <w:bottom w:val="single" w:sz="4" w:color="D9D9D9"/>
-              <w:right w:val="single" w:sz="4" w:color="D9D9D9"/>
-            </w:tcBorders>
-          </w:tcPr>
-          <w:p>
-            <w:pPr>
-              <w:spacing w:after="100" w:before="100"/>
-            </w:pPr>
-            <w:r>
-              <w:rPr>
-                <w:b w:val="0"/>
-                <w:sz w:val="18"/>
-              </w:rPr>
-              <w:t>09:55</w:t>
+              <w:t>13:00–14:00</w:t>
             </w:r>
           </w:p>
         </w:tc>
         <w:tc>
           <w:tcPr>
-            <w:tcW w:type="dxa" w:w="864"/>
-            <w:tcBorders>
-              <w:top w:val="single" w:sz="4" w:color="D9D9D9"/>
-              <w:left w:val="single" w:sz="4" w:color="D9D9D9"/>
-              <w:bottom w:val="single" w:sz="4" w:color="D9D9D9"/>
-              <w:right w:val="single" w:sz="4" w:color="D9D9D9"/>
-            </w:tcBorders>
-          </w:tcPr>
-          <w:p>
-            <w:pPr>
-              <w:spacing w:after="100" w:before="100"/>
-            </w:pPr>
-            <w:r>
-              <w:rPr>
-                <w:b w:val="0"/>
-                <w:sz w:val="18"/>
-              </w:rPr>
-              <w:t>10:00</w:t>
-            </w:r>
-          </w:p>
-        </w:tc>
-        <w:tc>
-          <w:tcPr>
-            <w:tcW w:type="dxa" w:w="6984"/>
-            <w:tcBorders>
-              <w:top w:val="single" w:sz="4" w:color="D9D9D9"/>
-              <w:left w:val="single" w:sz="4" w:color="D9D9D9"/>
-              <w:bottom w:val="single" w:sz="4" w:color="D9D9D9"/>
-              <w:right w:val="single" w:sz="4" w:color="D9D9D9"/>
-            </w:tcBorders>
-          </w:tcPr>
-          <w:p>
-            <w:pPr>
-              <w:spacing w:after="100" w:before="100"/>
-            </w:pPr>
-            <w:r>
-              <w:rPr>
-                <w:b w:val="0"/>
-                <w:sz w:val="18"/>
-              </w:rPr>
-              <w:t>Review-inclusive timing debrief</w:t>
-            </w:r>
-          </w:p>
-        </w:tc>
-        <w:tc>
-          <w:tcPr>
-            <w:tcW w:type="dxa" w:w="1037"/>
-            <w:tcBorders>
-              <w:top w:val="single" w:sz="4" w:color="D9D9D9"/>
-              <w:left w:val="single" w:sz="4" w:color="D9D9D9"/>
-              <w:bottom w:val="single" w:sz="4" w:color="D9D9D9"/>
-              <w:right w:val="single" w:sz="4" w:color="D9D9D9"/>
-            </w:tcBorders>
-          </w:tcPr>
-          <w:p>
-            <w:pPr>
-              <w:spacing w:after="100" w:before="100"/>
-            </w:pPr>
-            <w:r>
-              <w:rPr>
-                <w:b w:val="0"/>
-                <w:sz w:val="18"/>
-              </w:rPr>
-              <w:t>1</w:t>
-            </w:r>
-          </w:p>
-        </w:tc>
-      </w:tr>
-      <w:tr>
-        <w:tc>
-          <w:tcPr>
-            <w:tcW w:type="dxa" w:w="864"/>
-            <w:tcBorders>
-              <w:top w:val="single" w:sz="4" w:color="D9D9D9"/>
-              <w:left w:val="single" w:sz="4" w:color="D9D9D9"/>
-              <w:bottom w:val="single" w:sz="4" w:color="D9D9D9"/>
-              <w:right w:val="single" w:sz="4" w:color="D9D9D9"/>
-            </w:tcBorders>
-          </w:tcPr>
-          <w:p>
-            <w:pPr>
-              <w:spacing w:after="100" w:before="100"/>
-            </w:pPr>
-            <w:r>
-              <w:rPr>
-                <w:b w:val="0"/>
-                <w:sz w:val="18"/>
-              </w:rPr>
-              <w:t>10:00</w:t>
-            </w:r>
-          </w:p>
-        </w:tc>
-        <w:tc>
-          <w:tcPr>
-            <w:tcW w:type="dxa" w:w="864"/>
-            <w:tcBorders>
-              <w:top w:val="single" w:sz="4" w:color="D9D9D9"/>
-              <w:left w:val="single" w:sz="4" w:color="D9D9D9"/>
-              <w:bottom w:val="single" w:sz="4" w:color="D9D9D9"/>
-              <w:right w:val="single" w:sz="4" w:color="D9D9D9"/>
-            </w:tcBorders>
-          </w:tcPr>
-          <w:p>
-            <w:pPr>
-              <w:spacing w:after="100" w:before="100"/>
-            </w:pPr>
-            <w:r>
-              <w:rPr>
-                <w:b w:val="0"/>
-                <w:sz w:val="18"/>
-              </w:rPr>
-              <w:t>10:15</w:t>
-            </w:r>
-          </w:p>
-        </w:tc>
-        <w:tc>
-          <w:tcPr>
-            <w:tcW w:type="dxa" w:w="6984"/>
-            <w:tcBorders>
-              <w:top w:val="single" w:sz="4" w:color="D9D9D9"/>
-              <w:left w:val="single" w:sz="4" w:color="D9D9D9"/>
-              <w:bottom w:val="single" w:sz="4" w:color="D9D9D9"/>
-              <w:right w:val="single" w:sz="4" w:color="D9D9D9"/>
-            </w:tcBorders>
-          </w:tcPr>
-          <w:p>
-            <w:pPr>
-              <w:spacing w:after="100" w:before="100"/>
-            </w:pPr>
-            <w:r>
-              <w:rPr>
-                <w:b w:val="0"/>
-                <w:sz w:val="18"/>
-              </w:rPr>
-              <w:t>RISE, E-MAP and source authority</w:t>
-            </w:r>
-          </w:p>
-        </w:tc>
-        <w:tc>
-          <w:tcPr>
-            <w:tcW w:type="dxa" w:w="1037"/>
-            <w:tcBorders>
-              <w:top w:val="single" w:sz="4" w:color="D9D9D9"/>
-              <w:left w:val="single" w:sz="4" w:color="D9D9D9"/>
-              <w:bottom w:val="single" w:sz="4" w:color="D9D9D9"/>
-              <w:right w:val="single" w:sz="4" w:color="D9D9D9"/>
-            </w:tcBorders>
-          </w:tcPr>
-          <w:p>
-            <w:pPr>
-              <w:spacing w:after="100" w:before="100"/>
-            </w:pPr>
-            <w:r>
-              <w:rPr>
-                <w:b w:val="0"/>
-                <w:sz w:val="18"/>
-              </w:rPr>
-              <w:t>2</w:t>
-            </w:r>
-          </w:p>
-        </w:tc>
-      </w:tr>
-      <w:tr>
-        <w:tc>
-          <w:tcPr>
-            <w:tcW w:type="dxa" w:w="864"/>
-            <w:tcBorders>
-              <w:top w:val="single" w:sz="4" w:color="D9D9D9"/>
-              <w:left w:val="single" w:sz="4" w:color="D9D9D9"/>
-              <w:bottom w:val="single" w:sz="4" w:color="D9D9D9"/>
-              <w:right w:val="single" w:sz="4" w:color="D9D9D9"/>
-            </w:tcBorders>
-          </w:tcPr>
-          <w:p>
-            <w:pPr>
-              <w:spacing w:after="100" w:before="100"/>
-            </w:pPr>
-            <w:r>
-              <w:rPr>
-                <w:b w:val="0"/>
-                <w:sz w:val="18"/>
-              </w:rPr>
-              <w:t>10:15</w:t>
-            </w:r>
-          </w:p>
-        </w:tc>
-        <w:tc>
-          <w:tcPr>
-            <w:tcW w:type="dxa" w:w="864"/>
-            <w:tcBorders>
-              <w:top w:val="single" w:sz="4" w:color="D9D9D9"/>
-              <w:left w:val="single" w:sz="4" w:color="D9D9D9"/>
-              <w:bottom w:val="single" w:sz="4" w:color="D9D9D9"/>
-              <w:right w:val="single" w:sz="4" w:color="D9D9D9"/>
-            </w:tcBorders>
-          </w:tcPr>
-          <w:p>
-            <w:pPr>
-              <w:spacing w:after="100" w:before="100"/>
-            </w:pPr>
-            <w:r>
-              <w:rPr>
-                <w:b w:val="0"/>
-                <w:sz w:val="18"/>
-              </w:rPr>
-              <w:t>10:35</w:t>
-            </w:r>
-          </w:p>
-        </w:tc>
-        <w:tc>
-          <w:tcPr>
-            <w:tcW w:type="dxa" w:w="6984"/>
-            <w:tcBorders>
-              <w:top w:val="single" w:sz="4" w:color="D9D9D9"/>
-              <w:left w:val="single" w:sz="4" w:color="D9D9D9"/>
-              <w:bottom w:val="single" w:sz="4" w:color="D9D9D9"/>
-              <w:right w:val="single" w:sz="4" w:color="D9D9D9"/>
-            </w:tcBorders>
-          </w:tcPr>
-          <w:p>
-            <w:pPr>
-              <w:spacing w:after="100" w:before="100"/>
-            </w:pPr>
-            <w:r>
-              <w:rPr>
-                <w:b w:val="0"/>
-                <w:sz w:val="18"/>
-              </w:rPr>
-              <w:t>Lab 2.1 specification</w:t>
-            </w:r>
-          </w:p>
-        </w:tc>
-        <w:tc>
-          <w:tcPr>
-            <w:tcW w:type="dxa" w:w="1037"/>
-            <w:tcBorders>
-              <w:top w:val="single" w:sz="4" w:color="D9D9D9"/>
-              <w:left w:val="single" w:sz="4" w:color="D9D9D9"/>
-              <w:bottom w:val="single" w:sz="4" w:color="D9D9D9"/>
-              <w:right w:val="single" w:sz="4" w:color="D9D9D9"/>
-            </w:tcBorders>
-          </w:tcPr>
-          <w:p>
-            <w:pPr>
-              <w:spacing w:after="100" w:before="100"/>
-            </w:pPr>
-            <w:r>
-              <w:rPr>
-                <w:b w:val="0"/>
-                <w:sz w:val="18"/>
-              </w:rPr>
-              <w:t>2</w:t>
-            </w:r>
-          </w:p>
-        </w:tc>
-      </w:tr>
-      <w:tr>
-        <w:tc>
-          <w:tcPr>
-            <w:tcW w:type="dxa" w:w="864"/>
-            <w:tcBorders>
-              <w:top w:val="single" w:sz="4" w:color="D9D9D9"/>
-              <w:left w:val="single" w:sz="4" w:color="D9D9D9"/>
-              <w:bottom w:val="single" w:sz="4" w:color="D9D9D9"/>
-              <w:right w:val="single" w:sz="4" w:color="D9D9D9"/>
-            </w:tcBorders>
-          </w:tcPr>
-          <w:p>
-            <w:pPr>
-              <w:spacing w:after="100" w:before="100"/>
-            </w:pPr>
-            <w:r>
-              <w:rPr>
-                <w:b w:val="0"/>
-                <w:sz w:val="18"/>
-              </w:rPr>
-              <w:t>10:35</w:t>
-            </w:r>
-          </w:p>
-        </w:tc>
-        <w:tc>
-          <w:tcPr>
-            <w:tcW w:type="dxa" w:w="864"/>
-            <w:tcBorders>
-              <w:top w:val="single" w:sz="4" w:color="D9D9D9"/>
-              <w:left w:val="single" w:sz="4" w:color="D9D9D9"/>
-              <w:bottom w:val="single" w:sz="4" w:color="D9D9D9"/>
-              <w:right w:val="single" w:sz="4" w:color="D9D9D9"/>
-            </w:tcBorders>
-          </w:tcPr>
-          <w:p>
-            <w:pPr>
-              <w:spacing w:after="100" w:before="100"/>
-            </w:pPr>
-            <w:r>
-              <w:rPr>
-                <w:b w:val="0"/>
-                <w:sz w:val="18"/>
-              </w:rPr>
-              <w:t>10:50</w:t>
-            </w:r>
-          </w:p>
-        </w:tc>
-        <w:tc>
-          <w:tcPr>
-            <w:tcW w:type="dxa" w:w="6984"/>
-            <w:tcBorders>
-              <w:top w:val="single" w:sz="4" w:color="D9D9D9"/>
-              <w:left w:val="single" w:sz="4" w:color="D9D9D9"/>
-              <w:bottom w:val="single" w:sz="4" w:color="D9D9D9"/>
-              <w:right w:val="single" w:sz="4" w:color="D9D9D9"/>
-            </w:tcBorders>
-          </w:tcPr>
-          <w:p>
-            <w:pPr>
-              <w:spacing w:after="100" w:before="100"/>
-            </w:pPr>
-            <w:r>
-              <w:rPr>
-                <w:b w:val="0"/>
-                <w:sz w:val="18"/>
-              </w:rPr>
-              <w:t>Lab 2.2 inspection report</w:t>
-            </w:r>
-          </w:p>
-        </w:tc>
-        <w:tc>
-          <w:tcPr>
-            <w:tcW w:type="dxa" w:w="1037"/>
-            <w:tcBorders>
-              <w:top w:val="single" w:sz="4" w:color="D9D9D9"/>
-              <w:left w:val="single" w:sz="4" w:color="D9D9D9"/>
-              <w:bottom w:val="single" w:sz="4" w:color="D9D9D9"/>
-              <w:right w:val="single" w:sz="4" w:color="D9D9D9"/>
-            </w:tcBorders>
-          </w:tcPr>
-          <w:p>
-            <w:pPr>
-              <w:spacing w:after="100" w:before="100"/>
-            </w:pPr>
-            <w:r>
-              <w:rPr>
-                <w:b w:val="0"/>
-                <w:sz w:val="18"/>
-              </w:rPr>
-              <w:t>2</w:t>
-            </w:r>
-          </w:p>
-        </w:tc>
-      </w:tr>
-      <w:tr>
-        <w:tc>
-          <w:tcPr>
-            <w:tcW w:type="dxa" w:w="864"/>
-            <w:tcBorders>
-              <w:top w:val="single" w:sz="4" w:color="D9D9D9"/>
-              <w:left w:val="single" w:sz="4" w:color="D9D9D9"/>
-              <w:bottom w:val="single" w:sz="4" w:color="D9D9D9"/>
-              <w:right w:val="single" w:sz="4" w:color="D9D9D9"/>
-            </w:tcBorders>
-          </w:tcPr>
-          <w:p>
-            <w:pPr>
-              <w:spacing w:after="100" w:before="100"/>
-            </w:pPr>
-            <w:r>
-              <w:rPr>
-                <w:b w:val="0"/>
-                <w:sz w:val="18"/>
-              </w:rPr>
-              <w:t>10:50</w:t>
-            </w:r>
-          </w:p>
-        </w:tc>
-        <w:tc>
-          <w:tcPr>
-            <w:tcW w:type="dxa" w:w="864"/>
-            <w:tcBorders>
-              <w:top w:val="single" w:sz="4" w:color="D9D9D9"/>
-              <w:left w:val="single" w:sz="4" w:color="D9D9D9"/>
-              <w:bottom w:val="single" w:sz="4" w:color="D9D9D9"/>
-              <w:right w:val="single" w:sz="4" w:color="D9D9D9"/>
-            </w:tcBorders>
-          </w:tcPr>
-          <w:p>
-            <w:pPr>
-              <w:spacing w:after="100" w:before="100"/>
-            </w:pPr>
-            <w:r>
-              <w:rPr>
-                <w:b w:val="0"/>
-                <w:sz w:val="18"/>
-              </w:rPr>
-              <w:t>11:10</w:t>
-            </w:r>
-          </w:p>
-        </w:tc>
-        <w:tc>
-          <w:tcPr>
-            <w:tcW w:type="dxa" w:w="6984"/>
-            <w:tcBorders>
-              <w:top w:val="single" w:sz="4" w:color="D9D9D9"/>
-              <w:left w:val="single" w:sz="4" w:color="D9D9D9"/>
-              <w:bottom w:val="single" w:sz="4" w:color="D9D9D9"/>
-              <w:right w:val="single" w:sz="4" w:color="D9D9D9"/>
-            </w:tcBorders>
-          </w:tcPr>
-          <w:p>
-            <w:pPr>
-              <w:spacing w:after="100" w:before="100"/>
-            </w:pPr>
-            <w:r>
-              <w:rPr>
-                <w:b w:val="0"/>
-                <w:sz w:val="18"/>
-              </w:rPr>
-              <w:t>Lab 2.3 risk and method statement</w:t>
-            </w:r>
-          </w:p>
-        </w:tc>
-        <w:tc>
-          <w:tcPr>
-            <w:tcW w:type="dxa" w:w="1037"/>
-            <w:tcBorders>
-              <w:top w:val="single" w:sz="4" w:color="D9D9D9"/>
-              <w:left w:val="single" w:sz="4" w:color="D9D9D9"/>
-              <w:bottom w:val="single" w:sz="4" w:color="D9D9D9"/>
-              <w:right w:val="single" w:sz="4" w:color="D9D9D9"/>
-            </w:tcBorders>
-          </w:tcPr>
-          <w:p>
-            <w:pPr>
-              <w:spacing w:after="100" w:before="100"/>
-            </w:pPr>
-            <w:r>
-              <w:rPr>
-                <w:b w:val="0"/>
-                <w:sz w:val="18"/>
-              </w:rPr>
-              <w:t>2</w:t>
-            </w:r>
-          </w:p>
-        </w:tc>
-      </w:tr>
-      <w:tr>
-        <w:tc>
-          <w:tcPr>
-            <w:tcW w:type="dxa" w:w="864"/>
-            <w:tcBorders>
-              <w:top w:val="single" w:sz="4" w:color="D9D9D9"/>
-              <w:left w:val="single" w:sz="4" w:color="D9D9D9"/>
-              <w:bottom w:val="single" w:sz="4" w:color="D9D9D9"/>
-              <w:right w:val="single" w:sz="4" w:color="D9D9D9"/>
-            </w:tcBorders>
-          </w:tcPr>
-          <w:p>
-            <w:pPr>
-              <w:spacing w:after="100" w:before="100"/>
-            </w:pPr>
-            <w:r>
-              <w:rPr>
-                <w:b w:val="0"/>
-                <w:sz w:val="18"/>
-              </w:rPr>
-              <w:t>11:10</w:t>
-            </w:r>
-          </w:p>
-        </w:tc>
-        <w:tc>
-          <w:tcPr>
-            <w:tcW w:type="dxa" w:w="864"/>
-            <w:tcBorders>
-              <w:top w:val="single" w:sz="4" w:color="D9D9D9"/>
-              <w:left w:val="single" w:sz="4" w:color="D9D9D9"/>
-              <w:bottom w:val="single" w:sz="4" w:color="D9D9D9"/>
-              <w:right w:val="single" w:sz="4" w:color="D9D9D9"/>
-            </w:tcBorders>
-          </w:tcPr>
-          <w:p>
-            <w:pPr>
-              <w:spacing w:after="100" w:before="100"/>
-            </w:pPr>
-            <w:r>
-              <w:rPr>
-                <w:b w:val="0"/>
-                <w:sz w:val="18"/>
-              </w:rPr>
-              <w:t>11:15</w:t>
-            </w:r>
-          </w:p>
-        </w:tc>
-        <w:tc>
-          <w:tcPr>
-            <w:tcW w:type="dxa" w:w="6984"/>
-            <w:tcBorders>
-              <w:top w:val="single" w:sz="4" w:color="D9D9D9"/>
-              <w:left w:val="single" w:sz="4" w:color="D9D9D9"/>
-              <w:bottom w:val="single" w:sz="4" w:color="D9D9D9"/>
-              <w:right w:val="single" w:sz="4" w:color="D9D9D9"/>
-            </w:tcBorders>
-          </w:tcPr>
-          <w:p>
-            <w:pPr>
-              <w:spacing w:after="100" w:before="100"/>
-            </w:pPr>
-            <w:r>
-              <w:rPr>
-                <w:b w:val="0"/>
-                <w:sz w:val="18"/>
-              </w:rPr>
-              <w:t>Evidence and release-gate debrief</w:t>
-            </w:r>
-          </w:p>
-        </w:tc>
-        <w:tc>
-          <w:tcPr>
-            <w:tcW w:type="dxa" w:w="1037"/>
-            <w:tcBorders>
-              <w:top w:val="single" w:sz="4" w:color="D9D9D9"/>
-              <w:left w:val="single" w:sz="4" w:color="D9D9D9"/>
-              <w:bottom w:val="single" w:sz="4" w:color="D9D9D9"/>
-              <w:right w:val="single" w:sz="4" w:color="D9D9D9"/>
-            </w:tcBorders>
-          </w:tcPr>
-          <w:p>
-            <w:pPr>
-              <w:spacing w:after="100" w:before="100"/>
-            </w:pPr>
-            <w:r>
-              <w:rPr>
-                <w:b w:val="0"/>
-                <w:sz w:val="18"/>
-              </w:rPr>
-              <w:t>2</w:t>
-            </w:r>
-          </w:p>
-        </w:tc>
-      </w:tr>
-      <w:tr>
-        <w:tc>
-          <w:tcPr>
-            <w:tcW w:type="dxa" w:w="864"/>
-            <w:tcBorders>
-              <w:top w:val="single" w:sz="4" w:color="D9D9D9"/>
-              <w:left w:val="single" w:sz="4" w:color="D9D9D9"/>
-              <w:bottom w:val="single" w:sz="4" w:color="D9D9D9"/>
-              <w:right w:val="single" w:sz="4" w:color="D9D9D9"/>
-            </w:tcBorders>
-          </w:tcPr>
-          <w:p>
-            <w:pPr>
-              <w:spacing w:after="100" w:before="100"/>
-            </w:pPr>
-            <w:r>
-              <w:rPr>
-                <w:b w:val="0"/>
-                <w:sz w:val="18"/>
-              </w:rPr>
-              <w:t>11:15</w:t>
-            </w:r>
-          </w:p>
-        </w:tc>
-        <w:tc>
-          <w:tcPr>
-            <w:tcW w:type="dxa" w:w="864"/>
-            <w:tcBorders>
-              <w:top w:val="single" w:sz="4" w:color="D9D9D9"/>
-              <w:left w:val="single" w:sz="4" w:color="D9D9D9"/>
-              <w:bottom w:val="single" w:sz="4" w:color="D9D9D9"/>
-              <w:right w:val="single" w:sz="4" w:color="D9D9D9"/>
-            </w:tcBorders>
-          </w:tcPr>
-          <w:p>
-            <w:pPr>
-              <w:spacing w:after="100" w:before="100"/>
-            </w:pPr>
-            <w:r>
-              <w:rPr>
-                <w:b w:val="0"/>
-                <w:sz w:val="18"/>
-              </w:rPr>
-              <w:t>11:30</w:t>
-            </w:r>
-          </w:p>
-        </w:tc>
-        <w:tc>
-          <w:tcPr>
-            <w:tcW w:type="dxa" w:w="6984"/>
-            <w:tcBorders>
-              <w:top w:val="single" w:sz="4" w:color="D9D9D9"/>
-              <w:left w:val="single" w:sz="4" w:color="D9D9D9"/>
-              <w:bottom w:val="single" w:sz="4" w:color="D9D9D9"/>
-              <w:right w:val="single" w:sz="4" w:color="D9D9D9"/>
-            </w:tcBorders>
-          </w:tcPr>
-          <w:p>
-            <w:pPr>
-              <w:spacing w:after="100" w:before="100"/>
-            </w:pPr>
-            <w:r>
-              <w:rPr>
-                <w:b w:val="0"/>
-                <w:sz w:val="18"/>
-              </w:rPr>
-              <w:t>Tea break</w:t>
-            </w:r>
-          </w:p>
-        </w:tc>
-        <w:tc>
-          <w:tcPr>
-            <w:tcW w:type="dxa" w:w="1037"/>
-            <w:tcBorders>
-              <w:top w:val="single" w:sz="4" w:color="D9D9D9"/>
-              <w:left w:val="single" w:sz="4" w:color="D9D9D9"/>
-              <w:bottom w:val="single" w:sz="4" w:color="D9D9D9"/>
-              <w:right w:val="single" w:sz="4" w:color="D9D9D9"/>
-            </w:tcBorders>
-          </w:tcPr>
-          <w:p>
-            <w:pPr>
-              <w:spacing w:after="100" w:before="100"/>
-            </w:pPr>
-            <w:r>
-              <w:rPr>
-                <w:b w:val="0"/>
-                <w:sz w:val="18"/>
-              </w:rPr>
-              <w:t>-</w:t>
-            </w:r>
-          </w:p>
-        </w:tc>
-      </w:tr>
-      <w:tr>
-        <w:tc>
-          <w:tcPr>
-            <w:tcW w:type="dxa" w:w="864"/>
-            <w:tcBorders>
-              <w:top w:val="single" w:sz="4" w:color="D9D9D9"/>
-              <w:left w:val="single" w:sz="4" w:color="D9D9D9"/>
-              <w:bottom w:val="single" w:sz="4" w:color="D9D9D9"/>
-              <w:right w:val="single" w:sz="4" w:color="D9D9D9"/>
-            </w:tcBorders>
-          </w:tcPr>
-          <w:p>
-            <w:pPr>
-              <w:spacing w:after="100" w:before="100"/>
-            </w:pPr>
-            <w:r>
-              <w:rPr>
-                <w:b w:val="0"/>
-                <w:sz w:val="18"/>
-              </w:rPr>
-              <w:t>11:30</w:t>
-            </w:r>
-          </w:p>
-        </w:tc>
-        <w:tc>
-          <w:tcPr>
-            <w:tcW w:type="dxa" w:w="864"/>
-            <w:tcBorders>
-              <w:top w:val="single" w:sz="4" w:color="D9D9D9"/>
-              <w:left w:val="single" w:sz="4" w:color="D9D9D9"/>
-              <w:bottom w:val="single" w:sz="4" w:color="D9D9D9"/>
-              <w:right w:val="single" w:sz="4" w:color="D9D9D9"/>
-            </w:tcBorders>
-          </w:tcPr>
-          <w:p>
-            <w:pPr>
-              <w:spacing w:after="100" w:before="100"/>
-            </w:pPr>
-            <w:r>
-              <w:rPr>
-                <w:b w:val="0"/>
-                <w:sz w:val="18"/>
-              </w:rPr>
-              <w:t>11:45</w:t>
-            </w:r>
-          </w:p>
-        </w:tc>
-        <w:tc>
-          <w:tcPr>
-            <w:tcW w:type="dxa" w:w="6984"/>
-            <w:tcBorders>
-              <w:top w:val="single" w:sz="4" w:color="D9D9D9"/>
-              <w:left w:val="single" w:sz="4" w:color="D9D9D9"/>
-              <w:bottom w:val="single" w:sz="4" w:color="D9D9D9"/>
-              <w:right w:val="single" w:sz="4" w:color="D9D9D9"/>
-            </w:tcBorders>
-          </w:tcPr>
-          <w:p>
-            <w:pPr>
-              <w:spacing w:after="100" w:before="100"/>
-            </w:pPr>
-            <w:r>
-              <w:rPr>
-                <w:b w:val="0"/>
-                <w:sz w:val="18"/>
-              </w:rPr>
-              <w:t>Primer 3.0 FMEA 5 min, DMAIC 5 min, SPC 4 min, orientation 1 min</w:t>
-            </w:r>
-          </w:p>
-        </w:tc>
-        <w:tc>
-          <w:tcPr>
-            <w:tcW w:type="dxa" w:w="1037"/>
-            <w:tcBorders>
-              <w:top w:val="single" w:sz="4" w:color="D9D9D9"/>
-              <w:left w:val="single" w:sz="4" w:color="D9D9D9"/>
-              <w:bottom w:val="single" w:sz="4" w:color="D9D9D9"/>
-              <w:right w:val="single" w:sz="4" w:color="D9D9D9"/>
-            </w:tcBorders>
-          </w:tcPr>
-          <w:p>
-            <w:pPr>
-              <w:spacing w:after="100" w:before="100"/>
-            </w:pPr>
-            <w:r>
-              <w:rPr>
-                <w:b w:val="0"/>
-                <w:sz w:val="18"/>
-              </w:rPr>
-              <w:t>3</w:t>
-            </w:r>
-          </w:p>
-        </w:tc>
-      </w:tr>
-      <w:tr>
-        <w:tc>
-          <w:tcPr>
-            <w:tcW w:type="dxa" w:w="864"/>
-            <w:tcBorders>
-              <w:top w:val="single" w:sz="4" w:color="D9D9D9"/>
-              <w:left w:val="single" w:sz="4" w:color="D9D9D9"/>
-              <w:bottom w:val="single" w:sz="4" w:color="D9D9D9"/>
-              <w:right w:val="single" w:sz="4" w:color="D9D9D9"/>
-            </w:tcBorders>
-          </w:tcPr>
-          <w:p>
-            <w:pPr>
-              <w:spacing w:after="100" w:before="100"/>
-            </w:pPr>
-            <w:r>
-              <w:rPr>
-                <w:b w:val="0"/>
-                <w:sz w:val="18"/>
-              </w:rPr>
-              <w:t>11:45</w:t>
-            </w:r>
-          </w:p>
-        </w:tc>
-        <w:tc>
-          <w:tcPr>
-            <w:tcW w:type="dxa" w:w="864"/>
-            <w:tcBorders>
-              <w:top w:val="single" w:sz="4" w:color="D9D9D9"/>
-              <w:left w:val="single" w:sz="4" w:color="D9D9D9"/>
-              <w:bottom w:val="single" w:sz="4" w:color="D9D9D9"/>
-              <w:right w:val="single" w:sz="4" w:color="D9D9D9"/>
-            </w:tcBorders>
-          </w:tcPr>
-          <w:p>
-            <w:pPr>
-              <w:spacing w:after="100" w:before="100"/>
-            </w:pPr>
-            <w:r>
-              <w:rPr>
-                <w:b w:val="0"/>
-                <w:sz w:val="18"/>
-              </w:rPr>
-              <w:t>12:15</w:t>
-            </w:r>
-          </w:p>
-        </w:tc>
-        <w:tc>
-          <w:tcPr>
-            <w:tcW w:type="dxa" w:w="6984"/>
-            <w:tcBorders>
-              <w:top w:val="single" w:sz="4" w:color="D9D9D9"/>
-              <w:left w:val="single" w:sz="4" w:color="D9D9D9"/>
-              <w:bottom w:val="single" w:sz="4" w:color="D9D9D9"/>
-              <w:right w:val="single" w:sz="4" w:color="D9D9D9"/>
-            </w:tcBorders>
-          </w:tcPr>
-          <w:p>
-            <w:pPr>
-              <w:spacing w:after="100" w:before="100"/>
-            </w:pPr>
-            <w:r>
-              <w:rPr>
-                <w:b w:val="0"/>
-                <w:sz w:val="18"/>
-              </w:rPr>
-              <w:t>Lab 3.1 FMEA</w:t>
-            </w:r>
-          </w:p>
-        </w:tc>
-        <w:tc>
-          <w:tcPr>
-            <w:tcW w:type="dxa" w:w="1037"/>
-            <w:tcBorders>
-              <w:top w:val="single" w:sz="4" w:color="D9D9D9"/>
-              <w:left w:val="single" w:sz="4" w:color="D9D9D9"/>
-              <w:bottom w:val="single" w:sz="4" w:color="D9D9D9"/>
-              <w:right w:val="single" w:sz="4" w:color="D9D9D9"/>
-            </w:tcBorders>
-          </w:tcPr>
-          <w:p>
-            <w:pPr>
-              <w:spacing w:after="100" w:before="100"/>
-            </w:pPr>
-            <w:r>
-              <w:rPr>
-                <w:b w:val="0"/>
-                <w:sz w:val="18"/>
-              </w:rPr>
-              <w:t>3</w:t>
-            </w:r>
-          </w:p>
-        </w:tc>
-      </w:tr>
-      <w:tr>
-        <w:tc>
-          <w:tcPr>
-            <w:tcW w:type="dxa" w:w="864"/>
-            <w:tcBorders>
-              <w:top w:val="single" w:sz="4" w:color="D9D9D9"/>
-              <w:left w:val="single" w:sz="4" w:color="D9D9D9"/>
-              <w:bottom w:val="single" w:sz="4" w:color="D9D9D9"/>
-              <w:right w:val="single" w:sz="4" w:color="D9D9D9"/>
-            </w:tcBorders>
-          </w:tcPr>
-          <w:p>
-            <w:pPr>
-              <w:spacing w:after="100" w:before="100"/>
-            </w:pPr>
-            <w:r>
-              <w:rPr>
-                <w:b w:val="0"/>
-                <w:sz w:val="18"/>
-              </w:rPr>
-              <w:t>12:15</w:t>
-            </w:r>
-          </w:p>
-        </w:tc>
-        <w:tc>
-          <w:tcPr>
-            <w:tcW w:type="dxa" w:w="864"/>
-            <w:tcBorders>
-              <w:top w:val="single" w:sz="4" w:color="D9D9D9"/>
-              <w:left w:val="single" w:sz="4" w:color="D9D9D9"/>
-              <w:bottom w:val="single" w:sz="4" w:color="D9D9D9"/>
-              <w:right w:val="single" w:sz="4" w:color="D9D9D9"/>
-            </w:tcBorders>
-          </w:tcPr>
-          <w:p>
-            <w:pPr>
-              <w:spacing w:after="100" w:before="100"/>
-            </w:pPr>
-            <w:r>
-              <w:rPr>
-                <w:b w:val="0"/>
-                <w:sz w:val="18"/>
-              </w:rPr>
-              <w:t>12:40</w:t>
-            </w:r>
-          </w:p>
-        </w:tc>
-        <w:tc>
-          <w:tcPr>
-            <w:tcW w:type="dxa" w:w="6984"/>
-            <w:tcBorders>
-              <w:top w:val="single" w:sz="4" w:color="D9D9D9"/>
-              <w:left w:val="single" w:sz="4" w:color="D9D9D9"/>
-              <w:bottom w:val="single" w:sz="4" w:color="D9D9D9"/>
-              <w:right w:val="single" w:sz="4" w:color="D9D9D9"/>
-            </w:tcBorders>
-          </w:tcPr>
-          <w:p>
-            <w:pPr>
-              <w:spacing w:after="100" w:before="100"/>
-            </w:pPr>
-            <w:r>
-              <w:rPr>
-                <w:b w:val="0"/>
-                <w:sz w:val="18"/>
-              </w:rPr>
-              <w:t>Lab 3.2 DMAIC and SPC</w:t>
-            </w:r>
-          </w:p>
-        </w:tc>
-        <w:tc>
-          <w:tcPr>
-            <w:tcW w:type="dxa" w:w="1037"/>
-            <w:tcBorders>
-              <w:top w:val="single" w:sz="4" w:color="D9D9D9"/>
-              <w:left w:val="single" w:sz="4" w:color="D9D9D9"/>
-              <w:bottom w:val="single" w:sz="4" w:color="D9D9D9"/>
-              <w:right w:val="single" w:sz="4" w:color="D9D9D9"/>
-            </w:tcBorders>
-          </w:tcPr>
-          <w:p>
-            <w:pPr>
-              <w:spacing w:after="100" w:before="100"/>
-            </w:pPr>
-            <w:r>
-              <w:rPr>
-                <w:b w:val="0"/>
-                <w:sz w:val="18"/>
-              </w:rPr>
-              <w:t>3</w:t>
-            </w:r>
-          </w:p>
-        </w:tc>
-      </w:tr>
-      <w:tr>
-        <w:tc>
-          <w:tcPr>
-            <w:tcW w:type="dxa" w:w="864"/>
-            <w:tcBorders>
-              <w:top w:val="single" w:sz="4" w:color="D9D9D9"/>
-              <w:left w:val="single" w:sz="4" w:color="D9D9D9"/>
-              <w:bottom w:val="single" w:sz="4" w:color="D9D9D9"/>
-              <w:right w:val="single" w:sz="4" w:color="D9D9D9"/>
-            </w:tcBorders>
-          </w:tcPr>
-          <w:p>
-            <w:pPr>
-              <w:spacing w:after="100" w:before="100"/>
-            </w:pPr>
-            <w:r>
-              <w:rPr>
-                <w:b w:val="0"/>
-                <w:sz w:val="18"/>
-              </w:rPr>
-              <w:t>12:40</w:t>
-            </w:r>
-          </w:p>
-        </w:tc>
-        <w:tc>
-          <w:tcPr>
-            <w:tcW w:type="dxa" w:w="864"/>
-            <w:tcBorders>
-              <w:top w:val="single" w:sz="4" w:color="D9D9D9"/>
-              <w:left w:val="single" w:sz="4" w:color="D9D9D9"/>
-              <w:bottom w:val="single" w:sz="4" w:color="D9D9D9"/>
-              <w:right w:val="single" w:sz="4" w:color="D9D9D9"/>
-            </w:tcBorders>
-          </w:tcPr>
-          <w:p>
-            <w:pPr>
-              <w:spacing w:after="100" w:before="100"/>
-            </w:pPr>
-            <w:r>
-              <w:rPr>
-                <w:b w:val="0"/>
-                <w:sz w:val="18"/>
-              </w:rPr>
-              <w:t>13:00</w:t>
-            </w:r>
-          </w:p>
-        </w:tc>
-        <w:tc>
-          <w:tcPr>
-            <w:tcW w:type="dxa" w:w="6984"/>
-            <w:tcBorders>
-              <w:top w:val="single" w:sz="4" w:color="D9D9D9"/>
-              <w:left w:val="single" w:sz="4" w:color="D9D9D9"/>
-              <w:bottom w:val="single" w:sz="4" w:color="D9D9D9"/>
-              <w:right w:val="single" w:sz="4" w:color="D9D9D9"/>
-            </w:tcBorders>
-          </w:tcPr>
-          <w:p>
-            <w:pPr>
-              <w:spacing w:after="100" w:before="100"/>
-            </w:pPr>
-            <w:r>
-              <w:rPr>
-                <w:b w:val="0"/>
-                <w:sz w:val="18"/>
-              </w:rPr>
-              <w:t>Lab 3.3 spec pack with embedded mini challenge</w:t>
-            </w:r>
-          </w:p>
-        </w:tc>
-        <w:tc>
-          <w:tcPr>
-            <w:tcW w:type="dxa" w:w="1037"/>
-            <w:tcBorders>
-              <w:top w:val="single" w:sz="4" w:color="D9D9D9"/>
-              <w:left w:val="single" w:sz="4" w:color="D9D9D9"/>
-              <w:bottom w:val="single" w:sz="4" w:color="D9D9D9"/>
-              <w:right w:val="single" w:sz="4" w:color="D9D9D9"/>
-            </w:tcBorders>
-          </w:tcPr>
-          <w:p>
-            <w:pPr>
-              <w:spacing w:after="100" w:before="100"/>
-            </w:pPr>
-            <w:r>
-              <w:rPr>
-                <w:b w:val="0"/>
-                <w:sz w:val="18"/>
-              </w:rPr>
-              <w:t>3</w:t>
-            </w:r>
-          </w:p>
-        </w:tc>
-      </w:tr>
-      <w:tr>
-        <w:tc>
-          <w:tcPr>
-            <w:tcW w:type="dxa" w:w="864"/>
-            <w:tcBorders>
-              <w:top w:val="single" w:sz="4" w:color="D9D9D9"/>
-              <w:left w:val="single" w:sz="4" w:color="D9D9D9"/>
-              <w:bottom w:val="single" w:sz="4" w:color="D9D9D9"/>
-              <w:right w:val="single" w:sz="4" w:color="D9D9D9"/>
-            </w:tcBorders>
-          </w:tcPr>
-          <w:p>
-            <w:pPr>
-              <w:spacing w:after="100" w:before="100"/>
-            </w:pPr>
-            <w:r>
-              <w:rPr>
-                <w:b w:val="0"/>
-                <w:sz w:val="18"/>
-              </w:rPr>
-              <w:t>13:00</w:t>
-            </w:r>
-          </w:p>
-        </w:tc>
-        <w:tc>
-          <w:tcPr>
-            <w:tcW w:type="dxa" w:w="864"/>
-            <w:tcBorders>
-              <w:top w:val="single" w:sz="4" w:color="D9D9D9"/>
-              <w:left w:val="single" w:sz="4" w:color="D9D9D9"/>
-              <w:bottom w:val="single" w:sz="4" w:color="D9D9D9"/>
-              <w:right w:val="single" w:sz="4" w:color="D9D9D9"/>
-            </w:tcBorders>
-          </w:tcPr>
-          <w:p>
-            <w:pPr>
-              <w:spacing w:after="100" w:before="100"/>
-            </w:pPr>
-            <w:r>
-              <w:rPr>
-                <w:b w:val="0"/>
-                <w:sz w:val="18"/>
-              </w:rPr>
-              <w:t>14:00</w:t>
-            </w:r>
-          </w:p>
-        </w:tc>
-        <w:tc>
-          <w:tcPr>
-            <w:tcW w:type="dxa" w:w="6984"/>
+            <w:tcW w:type="dxa" w:w="6293"/>
             <w:tcBorders>
               <w:top w:val="single" w:sz="4" w:color="D9D9D9"/>
               <w:left w:val="single" w:sz="4" w:color="D9D9D9"/>
@@ -1719,7 +529,7 @@
         </w:tc>
         <w:tc>
           <w:tcPr>
-            <w:tcW w:type="dxa" w:w="1037"/>
+            <w:tcW w:type="dxa" w:w="1872"/>
             <w:tcBorders>
               <w:top w:val="single" w:sz="4" w:color="D9D9D9"/>
               <w:left w:val="single" w:sz="4" w:color="D9D9D9"/>
@@ -1736,7 +546,7 @@
                 <w:b w:val="0"/>
                 <w:sz w:val="18"/>
               </w:rPr>
-              <w:t>-</w:t>
+              <w:t>Break</w:t>
             </w:r>
           </w:p>
         </w:tc>
@@ -1744,7 +554,7 @@
       <w:tr>
         <w:tc>
           <w:tcPr>
-            <w:tcW w:type="dxa" w:w="864"/>
+            <w:tcW w:type="dxa" w:w="1584"/>
             <w:tcBorders>
               <w:top w:val="single" w:sz="4" w:color="D9D9D9"/>
               <w:left w:val="single" w:sz="4" w:color="D9D9D9"/>
@@ -1761,13 +571,13 @@
                 <w:b w:val="0"/>
                 <w:sz w:val="18"/>
               </w:rPr>
-              <w:t>14:00</w:t>
+              <w:t>14:00–14:45</w:t>
             </w:r>
           </w:p>
         </w:tc>
         <w:tc>
           <w:tcPr>
-            <w:tcW w:type="dxa" w:w="864"/>
+            <w:tcW w:type="dxa" w:w="6293"/>
             <w:tcBorders>
               <w:top w:val="single" w:sz="4" w:color="D9D9D9"/>
               <w:left w:val="single" w:sz="4" w:color="D9D9D9"/>
@@ -1784,13 +594,13 @@
                 <w:b w:val="0"/>
                 <w:sz w:val="18"/>
               </w:rPr>
-              <w:t>14:25</w:t>
+              <w:t>Lab02 FMEA: prioritisation and review</w:t>
             </w:r>
           </w:p>
         </w:tc>
         <w:tc>
           <w:tcPr>
-            <w:tcW w:type="dxa" w:w="6984"/>
+            <w:tcW w:type="dxa" w:w="1872"/>
             <w:tcBorders>
               <w:top w:val="single" w:sz="4" w:color="D9D9D9"/>
               <w:left w:val="single" w:sz="4" w:color="D9D9D9"/>
@@ -1807,13 +617,15 @@
                 <w:b w:val="0"/>
                 <w:sz w:val="18"/>
               </w:rPr>
-              <w:t>Lab 4.1 FMEA Assistant including demonstration</w:t>
+              <w:t>45 min</w:t>
             </w:r>
           </w:p>
         </w:tc>
+      </w:tr>
+      <w:tr>
         <w:tc>
           <w:tcPr>
-            <w:tcW w:type="dxa" w:w="1037"/>
+            <w:tcW w:type="dxa" w:w="1584"/>
             <w:tcBorders>
               <w:top w:val="single" w:sz="4" w:color="D9D9D9"/>
               <w:left w:val="single" w:sz="4" w:color="D9D9D9"/>
@@ -1830,15 +642,13 @@
                 <w:b w:val="0"/>
                 <w:sz w:val="18"/>
               </w:rPr>
-              <w:t>4</w:t>
+              <w:t>14:45–15:15</w:t>
             </w:r>
           </w:p>
         </w:tc>
-      </w:tr>
-      <w:tr>
         <w:tc>
           <w:tcPr>
-            <w:tcW w:type="dxa" w:w="864"/>
+            <w:tcW w:type="dxa" w:w="6293"/>
             <w:tcBorders>
               <w:top w:val="single" w:sz="4" w:color="D9D9D9"/>
               <w:left w:val="single" w:sz="4" w:color="D9D9D9"/>
@@ -1855,13 +665,13 @@
                 <w:b w:val="0"/>
                 <w:sz w:val="18"/>
               </w:rPr>
-              <w:t>14:25</w:t>
+              <w:t>Lab03 DMAIC: define and measure</w:t>
             </w:r>
           </w:p>
         </w:tc>
         <w:tc>
           <w:tcPr>
-            <w:tcW w:type="dxa" w:w="864"/>
+            <w:tcW w:type="dxa" w:w="1872"/>
             <w:tcBorders>
               <w:top w:val="single" w:sz="4" w:color="D9D9D9"/>
               <w:left w:val="single" w:sz="4" w:color="D9D9D9"/>
@@ -1878,13 +688,15 @@
                 <w:b w:val="0"/>
                 <w:sz w:val="18"/>
               </w:rPr>
-              <w:t>14:45</w:t>
+              <w:t>30 min</w:t>
             </w:r>
           </w:p>
         </w:tc>
+      </w:tr>
+      <w:tr>
         <w:tc>
           <w:tcPr>
-            <w:tcW w:type="dxa" w:w="6984"/>
+            <w:tcW w:type="dxa" w:w="1584"/>
             <w:tcBorders>
               <w:top w:val="single" w:sz="4" w:color="D9D9D9"/>
               <w:left w:val="single" w:sz="4" w:color="D9D9D9"/>
@@ -1901,13 +713,13 @@
                 <w:b w:val="0"/>
                 <w:sz w:val="18"/>
               </w:rPr>
-              <w:t>Lab 4.2 Report Writer including demonstration</w:t>
+              <w:t>15:15–15:30</w:t>
             </w:r>
           </w:p>
         </w:tc>
         <w:tc>
           <w:tcPr>
-            <w:tcW w:type="dxa" w:w="1037"/>
+            <w:tcW w:type="dxa" w:w="6293"/>
             <w:tcBorders>
               <w:top w:val="single" w:sz="4" w:color="D9D9D9"/>
               <w:left w:val="single" w:sz="4" w:color="D9D9D9"/>
@@ -1924,15 +736,13 @@
                 <w:b w:val="0"/>
                 <w:sz w:val="18"/>
               </w:rPr>
-              <w:t>4</w:t>
+              <w:t>Tea</w:t>
             </w:r>
           </w:p>
         </w:tc>
-      </w:tr>
-      <w:tr>
         <w:tc>
           <w:tcPr>
-            <w:tcW w:type="dxa" w:w="864"/>
+            <w:tcW w:type="dxa" w:w="1872"/>
             <w:tcBorders>
               <w:top w:val="single" w:sz="4" w:color="D9D9D9"/>
               <w:left w:val="single" w:sz="4" w:color="D9D9D9"/>
@@ -1949,13 +759,15 @@
                 <w:b w:val="0"/>
                 <w:sz w:val="18"/>
               </w:rPr>
-              <w:t>14:45</w:t>
+              <w:t>Break</w:t>
             </w:r>
           </w:p>
         </w:tc>
+      </w:tr>
+      <w:tr>
         <w:tc>
           <w:tcPr>
-            <w:tcW w:type="dxa" w:w="864"/>
+            <w:tcW w:type="dxa" w:w="1584"/>
             <w:tcBorders>
               <w:top w:val="single" w:sz="4" w:color="D9D9D9"/>
               <w:left w:val="single" w:sz="4" w:color="D9D9D9"/>
@@ -1972,13 +784,13 @@
                 <w:b w:val="0"/>
                 <w:sz w:val="18"/>
               </w:rPr>
-              <w:t>15:00</w:t>
+              <w:t>15:30–16:30</w:t>
             </w:r>
           </w:p>
         </w:tc>
         <w:tc>
           <w:tcPr>
-            <w:tcW w:type="dxa" w:w="6984"/>
+            <w:tcW w:type="dxa" w:w="6293"/>
             <w:tcBorders>
               <w:top w:val="single" w:sz="4" w:color="D9D9D9"/>
               <w:left w:val="single" w:sz="4" w:color="D9D9D9"/>
@@ -1995,13 +807,13 @@
                 <w:b w:val="0"/>
                 <w:sz w:val="18"/>
               </w:rPr>
-              <w:t>Lab 4.3 recurring workflow chain</w:t>
+              <w:t>Lab03 DMAIC: analyse, improve and control</w:t>
             </w:r>
           </w:p>
         </w:tc>
         <w:tc>
           <w:tcPr>
-            <w:tcW w:type="dxa" w:w="1037"/>
+            <w:tcW w:type="dxa" w:w="1872"/>
             <w:tcBorders>
               <w:top w:val="single" w:sz="4" w:color="D9D9D9"/>
               <w:left w:val="single" w:sz="4" w:color="D9D9D9"/>
@@ -2018,7 +830,7 @@
                 <w:b w:val="0"/>
                 <w:sz w:val="18"/>
               </w:rPr>
-              <w:t>4</w:t>
+              <w:t>60 min</w:t>
             </w:r>
           </w:p>
         </w:tc>
@@ -2026,7 +838,7 @@
       <w:tr>
         <w:tc>
           <w:tcPr>
-            <w:tcW w:type="dxa" w:w="864"/>
+            <w:tcW w:type="dxa" w:w="1584"/>
             <w:tcBorders>
               <w:top w:val="single" w:sz="4" w:color="D9D9D9"/>
               <w:left w:val="single" w:sz="4" w:color="D9D9D9"/>
@@ -2043,13 +855,13 @@
                 <w:b w:val="0"/>
                 <w:sz w:val="18"/>
               </w:rPr>
-              <w:t>15:00</w:t>
+              <w:t>16:30–17:00</w:t>
             </w:r>
           </w:p>
         </w:tc>
         <w:tc>
           <w:tcPr>
-            <w:tcW w:type="dxa" w:w="864"/>
+            <w:tcW w:type="dxa" w:w="6293"/>
             <w:tcBorders>
               <w:top w:val="single" w:sz="4" w:color="D9D9D9"/>
               <w:left w:val="single" w:sz="4" w:color="D9D9D9"/>
@@ -2066,13 +878,13 @@
                 <w:b w:val="0"/>
                 <w:sz w:val="18"/>
               </w:rPr>
-              <w:t>15:15</w:t>
+              <w:t>Workbook presentations and review</w:t>
             </w:r>
           </w:p>
         </w:tc>
         <w:tc>
           <w:tcPr>
-            <w:tcW w:type="dxa" w:w="6984"/>
+            <w:tcW w:type="dxa" w:w="1872"/>
             <w:tcBorders>
               <w:top w:val="single" w:sz="4" w:color="D9D9D9"/>
               <w:left w:val="single" w:sz="4" w:color="D9D9D9"/>
@@ -2089,688 +901,7 @@
                 <w:b w:val="0"/>
                 <w:sz w:val="18"/>
               </w:rPr>
-              <w:t>Lab 4.4 Researcher and Analyst</w:t>
-            </w:r>
-          </w:p>
-        </w:tc>
-        <w:tc>
-          <w:tcPr>
-            <w:tcW w:type="dxa" w:w="1037"/>
-            <w:tcBorders>
-              <w:top w:val="single" w:sz="4" w:color="D9D9D9"/>
-              <w:left w:val="single" w:sz="4" w:color="D9D9D9"/>
-              <w:bottom w:val="single" w:sz="4" w:color="D9D9D9"/>
-              <w:right w:val="single" w:sz="4" w:color="D9D9D9"/>
-            </w:tcBorders>
-          </w:tcPr>
-          <w:p>
-            <w:pPr>
-              <w:spacing w:after="100" w:before="100"/>
-            </w:pPr>
-            <w:r>
-              <w:rPr>
-                <w:b w:val="0"/>
-                <w:sz w:val="18"/>
-              </w:rPr>
-              <w:t>4</w:t>
-            </w:r>
-          </w:p>
-        </w:tc>
-      </w:tr>
-      <w:tr>
-        <w:tc>
-          <w:tcPr>
-            <w:tcW w:type="dxa" w:w="864"/>
-            <w:tcBorders>
-              <w:top w:val="single" w:sz="4" w:color="D9D9D9"/>
-              <w:left w:val="single" w:sz="4" w:color="D9D9D9"/>
-              <w:bottom w:val="single" w:sz="4" w:color="D9D9D9"/>
-              <w:right w:val="single" w:sz="4" w:color="D9D9D9"/>
-            </w:tcBorders>
-          </w:tcPr>
-          <w:p>
-            <w:pPr>
-              <w:spacing w:after="100" w:before="100"/>
-            </w:pPr>
-            <w:r>
-              <w:rPr>
-                <w:b w:val="0"/>
-                <w:sz w:val="18"/>
-              </w:rPr>
-              <w:t>15:15</w:t>
-            </w:r>
-          </w:p>
-        </w:tc>
-        <w:tc>
-          <w:tcPr>
-            <w:tcW w:type="dxa" w:w="864"/>
-            <w:tcBorders>
-              <w:top w:val="single" w:sz="4" w:color="D9D9D9"/>
-              <w:left w:val="single" w:sz="4" w:color="D9D9D9"/>
-              <w:bottom w:val="single" w:sz="4" w:color="D9D9D9"/>
-              <w:right w:val="single" w:sz="4" w:color="D9D9D9"/>
-            </w:tcBorders>
-          </w:tcPr>
-          <w:p>
-            <w:pPr>
-              <w:spacing w:after="100" w:before="100"/>
-            </w:pPr>
-            <w:r>
-              <w:rPr>
-                <w:b w:val="0"/>
-                <w:sz w:val="18"/>
-              </w:rPr>
-              <w:t>15:30</w:t>
-            </w:r>
-          </w:p>
-        </w:tc>
-        <w:tc>
-          <w:tcPr>
-            <w:tcW w:type="dxa" w:w="6984"/>
-            <w:tcBorders>
-              <w:top w:val="single" w:sz="4" w:color="D9D9D9"/>
-              <w:left w:val="single" w:sz="4" w:color="D9D9D9"/>
-              <w:bottom w:val="single" w:sz="4" w:color="D9D9D9"/>
-              <w:right w:val="single" w:sz="4" w:color="D9D9D9"/>
-            </w:tcBorders>
-          </w:tcPr>
-          <w:p>
-            <w:pPr>
-              <w:spacing w:after="100" w:before="100"/>
-            </w:pPr>
-            <w:r>
-              <w:rPr>
-                <w:b w:val="0"/>
-                <w:sz w:val="18"/>
-              </w:rPr>
-              <w:t>Tea break</w:t>
-            </w:r>
-          </w:p>
-        </w:tc>
-        <w:tc>
-          <w:tcPr>
-            <w:tcW w:type="dxa" w:w="1037"/>
-            <w:tcBorders>
-              <w:top w:val="single" w:sz="4" w:color="D9D9D9"/>
-              <w:left w:val="single" w:sz="4" w:color="D9D9D9"/>
-              <w:bottom w:val="single" w:sz="4" w:color="D9D9D9"/>
-              <w:right w:val="single" w:sz="4" w:color="D9D9D9"/>
-            </w:tcBorders>
-          </w:tcPr>
-          <w:p>
-            <w:pPr>
-              <w:spacing w:after="100" w:before="100"/>
-            </w:pPr>
-            <w:r>
-              <w:rPr>
-                <w:b w:val="0"/>
-                <w:sz w:val="18"/>
-              </w:rPr>
-              <w:t>-</w:t>
-            </w:r>
-          </w:p>
-        </w:tc>
-      </w:tr>
-      <w:tr>
-        <w:tc>
-          <w:tcPr>
-            <w:tcW w:type="dxa" w:w="864"/>
-            <w:tcBorders>
-              <w:top w:val="single" w:sz="4" w:color="D9D9D9"/>
-              <w:left w:val="single" w:sz="4" w:color="D9D9D9"/>
-              <w:bottom w:val="single" w:sz="4" w:color="D9D9D9"/>
-              <w:right w:val="single" w:sz="4" w:color="D9D9D9"/>
-            </w:tcBorders>
-          </w:tcPr>
-          <w:p>
-            <w:pPr>
-              <w:spacing w:after="100" w:before="100"/>
-            </w:pPr>
-            <w:r>
-              <w:rPr>
-                <w:b w:val="0"/>
-                <w:sz w:val="18"/>
-              </w:rPr>
-              <w:t>15:30</w:t>
-            </w:r>
-          </w:p>
-        </w:tc>
-        <w:tc>
-          <w:tcPr>
-            <w:tcW w:type="dxa" w:w="864"/>
-            <w:tcBorders>
-              <w:top w:val="single" w:sz="4" w:color="D9D9D9"/>
-              <w:left w:val="single" w:sz="4" w:color="D9D9D9"/>
-              <w:bottom w:val="single" w:sz="4" w:color="D9D9D9"/>
-              <w:right w:val="single" w:sz="4" w:color="D9D9D9"/>
-            </w:tcBorders>
-          </w:tcPr>
-          <w:p>
-            <w:pPr>
-              <w:spacing w:after="100" w:before="100"/>
-            </w:pPr>
-            <w:r>
-              <w:rPr>
-                <w:b w:val="0"/>
-                <w:sz w:val="18"/>
-              </w:rPr>
-              <w:t>15:35</w:t>
-            </w:r>
-          </w:p>
-        </w:tc>
-        <w:tc>
-          <w:tcPr>
-            <w:tcW w:type="dxa" w:w="6984"/>
-            <w:tcBorders>
-              <w:top w:val="single" w:sz="4" w:color="D9D9D9"/>
-              <w:left w:val="single" w:sz="4" w:color="D9D9D9"/>
-              <w:bottom w:val="single" w:sz="4" w:color="D9D9D9"/>
-              <w:right w:val="single" w:sz="4" w:color="D9D9D9"/>
-            </w:tcBorders>
-          </w:tcPr>
-          <w:p>
-            <w:pPr>
-              <w:spacing w:after="100" w:before="100"/>
-            </w:pPr>
-            <w:r>
-              <w:rPr>
-                <w:b w:val="0"/>
-                <w:sz w:val="18"/>
-              </w:rPr>
-              <w:t>SharePoint scope and governance demonstration</w:t>
-            </w:r>
-          </w:p>
-        </w:tc>
-        <w:tc>
-          <w:tcPr>
-            <w:tcW w:type="dxa" w:w="1037"/>
-            <w:tcBorders>
-              <w:top w:val="single" w:sz="4" w:color="D9D9D9"/>
-              <w:left w:val="single" w:sz="4" w:color="D9D9D9"/>
-              <w:bottom w:val="single" w:sz="4" w:color="D9D9D9"/>
-              <w:right w:val="single" w:sz="4" w:color="D9D9D9"/>
-            </w:tcBorders>
-          </w:tcPr>
-          <w:p>
-            <w:pPr>
-              <w:spacing w:after="100" w:before="100"/>
-            </w:pPr>
-            <w:r>
-              <w:rPr>
-                <w:b w:val="0"/>
-                <w:sz w:val="18"/>
-              </w:rPr>
-              <w:t>5</w:t>
-            </w:r>
-          </w:p>
-        </w:tc>
-      </w:tr>
-      <w:tr>
-        <w:tc>
-          <w:tcPr>
-            <w:tcW w:type="dxa" w:w="864"/>
-            <w:tcBorders>
-              <w:top w:val="single" w:sz="4" w:color="D9D9D9"/>
-              <w:left w:val="single" w:sz="4" w:color="D9D9D9"/>
-              <w:bottom w:val="single" w:sz="4" w:color="D9D9D9"/>
-              <w:right w:val="single" w:sz="4" w:color="D9D9D9"/>
-            </w:tcBorders>
-          </w:tcPr>
-          <w:p>
-            <w:pPr>
-              <w:spacing w:after="100" w:before="100"/>
-            </w:pPr>
-            <w:r>
-              <w:rPr>
-                <w:b w:val="0"/>
-                <w:sz w:val="18"/>
-              </w:rPr>
-              <w:t>15:35</w:t>
-            </w:r>
-          </w:p>
-        </w:tc>
-        <w:tc>
-          <w:tcPr>
-            <w:tcW w:type="dxa" w:w="864"/>
-            <w:tcBorders>
-              <w:top w:val="single" w:sz="4" w:color="D9D9D9"/>
-              <w:left w:val="single" w:sz="4" w:color="D9D9D9"/>
-              <w:bottom w:val="single" w:sz="4" w:color="D9D9D9"/>
-              <w:right w:val="single" w:sz="4" w:color="D9D9D9"/>
-            </w:tcBorders>
-          </w:tcPr>
-          <w:p>
-            <w:pPr>
-              <w:spacing w:after="100" w:before="100"/>
-            </w:pPr>
-            <w:r>
-              <w:rPr>
-                <w:b w:val="0"/>
-                <w:sz w:val="18"/>
-              </w:rPr>
-              <w:t>16:00</w:t>
-            </w:r>
-          </w:p>
-        </w:tc>
-        <w:tc>
-          <w:tcPr>
-            <w:tcW w:type="dxa" w:w="6984"/>
-            <w:tcBorders>
-              <w:top w:val="single" w:sz="4" w:color="D9D9D9"/>
-              <w:left w:val="single" w:sz="4" w:color="D9D9D9"/>
-              <w:bottom w:val="single" w:sz="4" w:color="D9D9D9"/>
-              <w:right w:val="single" w:sz="4" w:color="D9D9D9"/>
-            </w:tcBorders>
-          </w:tcPr>
-          <w:p>
-            <w:pPr>
-              <w:spacing w:after="100" w:before="100"/>
-            </w:pPr>
-            <w:r>
-              <w:rPr>
-                <w:b w:val="0"/>
-                <w:sz w:val="18"/>
-              </w:rPr>
-              <w:t>Lab 5.1 knowledge agent</w:t>
-            </w:r>
-          </w:p>
-        </w:tc>
-        <w:tc>
-          <w:tcPr>
-            <w:tcW w:type="dxa" w:w="1037"/>
-            <w:tcBorders>
-              <w:top w:val="single" w:sz="4" w:color="D9D9D9"/>
-              <w:left w:val="single" w:sz="4" w:color="D9D9D9"/>
-              <w:bottom w:val="single" w:sz="4" w:color="D9D9D9"/>
-              <w:right w:val="single" w:sz="4" w:color="D9D9D9"/>
-            </w:tcBorders>
-          </w:tcPr>
-          <w:p>
-            <w:pPr>
-              <w:spacing w:after="100" w:before="100"/>
-            </w:pPr>
-            <w:r>
-              <w:rPr>
-                <w:b w:val="0"/>
-                <w:sz w:val="18"/>
-              </w:rPr>
-              <w:t>5</w:t>
-            </w:r>
-          </w:p>
-        </w:tc>
-      </w:tr>
-      <w:tr>
-        <w:tc>
-          <w:tcPr>
-            <w:tcW w:type="dxa" w:w="864"/>
-            <w:tcBorders>
-              <w:top w:val="single" w:sz="4" w:color="D9D9D9"/>
-              <w:left w:val="single" w:sz="4" w:color="D9D9D9"/>
-              <w:bottom w:val="single" w:sz="4" w:color="D9D9D9"/>
-              <w:right w:val="single" w:sz="4" w:color="D9D9D9"/>
-            </w:tcBorders>
-          </w:tcPr>
-          <w:p>
-            <w:pPr>
-              <w:spacing w:after="100" w:before="100"/>
-            </w:pPr>
-            <w:r>
-              <w:rPr>
-                <w:b w:val="0"/>
-                <w:sz w:val="18"/>
-              </w:rPr>
-              <w:t>16:00</w:t>
-            </w:r>
-          </w:p>
-        </w:tc>
-        <w:tc>
-          <w:tcPr>
-            <w:tcW w:type="dxa" w:w="864"/>
-            <w:tcBorders>
-              <w:top w:val="single" w:sz="4" w:color="D9D9D9"/>
-              <w:left w:val="single" w:sz="4" w:color="D9D9D9"/>
-              <w:bottom w:val="single" w:sz="4" w:color="D9D9D9"/>
-              <w:right w:val="single" w:sz="4" w:color="D9D9D9"/>
-            </w:tcBorders>
-          </w:tcPr>
-          <w:p>
-            <w:pPr>
-              <w:spacing w:after="100" w:before="100"/>
-            </w:pPr>
-            <w:r>
-              <w:rPr>
-                <w:b w:val="0"/>
-                <w:sz w:val="18"/>
-              </w:rPr>
-              <w:t>16:15</w:t>
-            </w:r>
-          </w:p>
-        </w:tc>
-        <w:tc>
-          <w:tcPr>
-            <w:tcW w:type="dxa" w:w="6984"/>
-            <w:tcBorders>
-              <w:top w:val="single" w:sz="4" w:color="D9D9D9"/>
-              <w:left w:val="single" w:sz="4" w:color="D9D9D9"/>
-              <w:bottom w:val="single" w:sz="4" w:color="D9D9D9"/>
-              <w:right w:val="single" w:sz="4" w:color="D9D9D9"/>
-            </w:tcBorders>
-          </w:tcPr>
-          <w:p>
-            <w:pPr>
-              <w:spacing w:after="100" w:before="100"/>
-            </w:pPr>
-            <w:r>
-              <w:rPr>
-                <w:b w:val="0"/>
-                <w:sz w:val="18"/>
-              </w:rPr>
-              <w:t>Lab 5.2 end-to-end handoff</w:t>
-            </w:r>
-          </w:p>
-        </w:tc>
-        <w:tc>
-          <w:tcPr>
-            <w:tcW w:type="dxa" w:w="1037"/>
-            <w:tcBorders>
-              <w:top w:val="single" w:sz="4" w:color="D9D9D9"/>
-              <w:left w:val="single" w:sz="4" w:color="D9D9D9"/>
-              <w:bottom w:val="single" w:sz="4" w:color="D9D9D9"/>
-              <w:right w:val="single" w:sz="4" w:color="D9D9D9"/>
-            </w:tcBorders>
-          </w:tcPr>
-          <w:p>
-            <w:pPr>
-              <w:spacing w:after="100" w:before="100"/>
-            </w:pPr>
-            <w:r>
-              <w:rPr>
-                <w:b w:val="0"/>
-                <w:sz w:val="18"/>
-              </w:rPr>
-              <w:t>5</w:t>
-            </w:r>
-          </w:p>
-        </w:tc>
-      </w:tr>
-      <w:tr>
-        <w:tc>
-          <w:tcPr>
-            <w:tcW w:type="dxa" w:w="864"/>
-            <w:tcBorders>
-              <w:top w:val="single" w:sz="4" w:color="D9D9D9"/>
-              <w:left w:val="single" w:sz="4" w:color="D9D9D9"/>
-              <w:bottom w:val="single" w:sz="4" w:color="D9D9D9"/>
-              <w:right w:val="single" w:sz="4" w:color="D9D9D9"/>
-            </w:tcBorders>
-          </w:tcPr>
-          <w:p>
-            <w:pPr>
-              <w:spacing w:after="100" w:before="100"/>
-            </w:pPr>
-            <w:r>
-              <w:rPr>
-                <w:b w:val="0"/>
-                <w:sz w:val="18"/>
-              </w:rPr>
-              <w:t>16:15</w:t>
-            </w:r>
-          </w:p>
-        </w:tc>
-        <w:tc>
-          <w:tcPr>
-            <w:tcW w:type="dxa" w:w="864"/>
-            <w:tcBorders>
-              <w:top w:val="single" w:sz="4" w:color="D9D9D9"/>
-              <w:left w:val="single" w:sz="4" w:color="D9D9D9"/>
-              <w:bottom w:val="single" w:sz="4" w:color="D9D9D9"/>
-              <w:right w:val="single" w:sz="4" w:color="D9D9D9"/>
-            </w:tcBorders>
-          </w:tcPr>
-          <w:p>
-            <w:pPr>
-              <w:spacing w:after="100" w:before="100"/>
-            </w:pPr>
-            <w:r>
-              <w:rPr>
-                <w:b w:val="0"/>
-                <w:sz w:val="18"/>
-              </w:rPr>
-              <w:t>16:35</w:t>
-            </w:r>
-          </w:p>
-        </w:tc>
-        <w:tc>
-          <w:tcPr>
-            <w:tcW w:type="dxa" w:w="6984"/>
-            <w:tcBorders>
-              <w:top w:val="single" w:sz="4" w:color="D9D9D9"/>
-              <w:left w:val="single" w:sz="4" w:color="D9D9D9"/>
-              <w:bottom w:val="single" w:sz="4" w:color="D9D9D9"/>
-              <w:right w:val="single" w:sz="4" w:color="D9D9D9"/>
-            </w:tcBorders>
-          </w:tcPr>
-          <w:p>
-            <w:pPr>
-              <w:spacing w:after="100" w:before="100"/>
-            </w:pPr>
-            <w:r>
-              <w:rPr>
-                <w:b w:val="0"/>
-                <w:sz w:val="18"/>
-              </w:rPr>
-              <w:t>Lab 6.1 seven-step security review</w:t>
-            </w:r>
-          </w:p>
-        </w:tc>
-        <w:tc>
-          <w:tcPr>
-            <w:tcW w:type="dxa" w:w="1037"/>
-            <w:tcBorders>
-              <w:top w:val="single" w:sz="4" w:color="D9D9D9"/>
-              <w:left w:val="single" w:sz="4" w:color="D9D9D9"/>
-              <w:bottom w:val="single" w:sz="4" w:color="D9D9D9"/>
-              <w:right w:val="single" w:sz="4" w:color="D9D9D9"/>
-            </w:tcBorders>
-          </w:tcPr>
-          <w:p>
-            <w:pPr>
-              <w:spacing w:after="100" w:before="100"/>
-            </w:pPr>
-            <w:r>
-              <w:rPr>
-                <w:b w:val="0"/>
-                <w:sz w:val="18"/>
-              </w:rPr>
-              <w:t>6</w:t>
-            </w:r>
-          </w:p>
-        </w:tc>
-      </w:tr>
-      <w:tr>
-        <w:tc>
-          <w:tcPr>
-            <w:tcW w:type="dxa" w:w="864"/>
-            <w:tcBorders>
-              <w:top w:val="single" w:sz="4" w:color="D9D9D9"/>
-              <w:left w:val="single" w:sz="4" w:color="D9D9D9"/>
-              <w:bottom w:val="single" w:sz="4" w:color="D9D9D9"/>
-              <w:right w:val="single" w:sz="4" w:color="D9D9D9"/>
-            </w:tcBorders>
-          </w:tcPr>
-          <w:p>
-            <w:pPr>
-              <w:spacing w:after="100" w:before="100"/>
-            </w:pPr>
-            <w:r>
-              <w:rPr>
-                <w:b w:val="0"/>
-                <w:sz w:val="18"/>
-              </w:rPr>
-              <w:t>16:35</w:t>
-            </w:r>
-          </w:p>
-        </w:tc>
-        <w:tc>
-          <w:tcPr>
-            <w:tcW w:type="dxa" w:w="864"/>
-            <w:tcBorders>
-              <w:top w:val="single" w:sz="4" w:color="D9D9D9"/>
-              <w:left w:val="single" w:sz="4" w:color="D9D9D9"/>
-              <w:bottom w:val="single" w:sz="4" w:color="D9D9D9"/>
-              <w:right w:val="single" w:sz="4" w:color="D9D9D9"/>
-            </w:tcBorders>
-          </w:tcPr>
-          <w:p>
-            <w:pPr>
-              <w:spacing w:after="100" w:before="100"/>
-            </w:pPr>
-            <w:r>
-              <w:rPr>
-                <w:b w:val="0"/>
-                <w:sz w:val="18"/>
-              </w:rPr>
-              <w:t>16:45</w:t>
-            </w:r>
-          </w:p>
-        </w:tc>
-        <w:tc>
-          <w:tcPr>
-            <w:tcW w:type="dxa" w:w="6984"/>
-            <w:tcBorders>
-              <w:top w:val="single" w:sz="4" w:color="D9D9D9"/>
-              <w:left w:val="single" w:sz="4" w:color="D9D9D9"/>
-              <w:bottom w:val="single" w:sz="4" w:color="D9D9D9"/>
-              <w:right w:val="single" w:sz="4" w:color="D9D9D9"/>
-            </w:tcBorders>
-          </w:tcPr>
-          <w:p>
-            <w:pPr>
-              <w:spacing w:after="100" w:before="100"/>
-            </w:pPr>
-            <w:r>
-              <w:rPr>
-                <w:b w:val="0"/>
-                <w:sz w:val="18"/>
-              </w:rPr>
-              <w:t>Lab 6.2 personal toolkit</w:t>
-            </w:r>
-          </w:p>
-        </w:tc>
-        <w:tc>
-          <w:tcPr>
-            <w:tcW w:type="dxa" w:w="1037"/>
-            <w:tcBorders>
-              <w:top w:val="single" w:sz="4" w:color="D9D9D9"/>
-              <w:left w:val="single" w:sz="4" w:color="D9D9D9"/>
-              <w:bottom w:val="single" w:sz="4" w:color="D9D9D9"/>
-              <w:right w:val="single" w:sz="4" w:color="D9D9D9"/>
-            </w:tcBorders>
-          </w:tcPr>
-          <w:p>
-            <w:pPr>
-              <w:spacing w:after="100" w:before="100"/>
-            </w:pPr>
-            <w:r>
-              <w:rPr>
-                <w:b w:val="0"/>
-                <w:sz w:val="18"/>
-              </w:rPr>
-              <w:t>6</w:t>
-            </w:r>
-          </w:p>
-        </w:tc>
-      </w:tr>
-      <w:tr>
-        <w:tc>
-          <w:tcPr>
-            <w:tcW w:type="dxa" w:w="864"/>
-            <w:tcBorders>
-              <w:top w:val="single" w:sz="4" w:color="D9D9D9"/>
-              <w:left w:val="single" w:sz="4" w:color="D9D9D9"/>
-              <w:bottom w:val="single" w:sz="4" w:color="D9D9D9"/>
-              <w:right w:val="single" w:sz="4" w:color="D9D9D9"/>
-            </w:tcBorders>
-          </w:tcPr>
-          <w:p>
-            <w:pPr>
-              <w:spacing w:after="100" w:before="100"/>
-            </w:pPr>
-            <w:r>
-              <w:rPr>
-                <w:b w:val="0"/>
-                <w:sz w:val="18"/>
-              </w:rPr>
-              <w:t>16:45</w:t>
-            </w:r>
-          </w:p>
-        </w:tc>
-        <w:tc>
-          <w:tcPr>
-            <w:tcW w:type="dxa" w:w="864"/>
-            <w:tcBorders>
-              <w:top w:val="single" w:sz="4" w:color="D9D9D9"/>
-              <w:left w:val="single" w:sz="4" w:color="D9D9D9"/>
-              <w:bottom w:val="single" w:sz="4" w:color="D9D9D9"/>
-              <w:right w:val="single" w:sz="4" w:color="D9D9D9"/>
-            </w:tcBorders>
-          </w:tcPr>
-          <w:p>
-            <w:pPr>
-              <w:spacing w:after="100" w:before="100"/>
-            </w:pPr>
-            <w:r>
-              <w:rPr>
-                <w:b w:val="0"/>
-                <w:sz w:val="18"/>
-              </w:rPr>
-              <w:t>17:00</w:t>
-            </w:r>
-          </w:p>
-        </w:tc>
-        <w:tc>
-          <w:tcPr>
-            <w:tcW w:type="dxa" w:w="6984"/>
-            <w:tcBorders>
-              <w:top w:val="single" w:sz="4" w:color="D9D9D9"/>
-              <w:left w:val="single" w:sz="4" w:color="D9D9D9"/>
-              <w:bottom w:val="single" w:sz="4" w:color="D9D9D9"/>
-              <w:right w:val="single" w:sz="4" w:color="D9D9D9"/>
-            </w:tcBorders>
-          </w:tcPr>
-          <w:p>
-            <w:pPr>
-              <w:spacing w:after="100" w:before="100"/>
-            </w:pPr>
-            <w:r>
-              <w:rPr>
-                <w:b w:val="0"/>
-                <w:sz w:val="18"/>
-              </w:rPr>
-              <w:t>Closing, shared prompts, next actions and Q&amp;A</w:t>
-            </w:r>
-          </w:p>
-        </w:tc>
-        <w:tc>
-          <w:tcPr>
-            <w:tcW w:type="dxa" w:w="1037"/>
-            <w:tcBorders>
-              <w:top w:val="single" w:sz="4" w:color="D9D9D9"/>
-              <w:left w:val="single" w:sz="4" w:color="D9D9D9"/>
-              <w:bottom w:val="single" w:sz="4" w:color="D9D9D9"/>
-              <w:right w:val="single" w:sz="4" w:color="D9D9D9"/>
-            </w:tcBorders>
-          </w:tcPr>
-          <w:p>
-            <w:pPr>
-              <w:spacing w:after="100" w:before="100"/>
-            </w:pPr>
-            <w:r>
-              <w:rPr>
-                <w:b w:val="0"/>
-                <w:sz w:val="18"/>
-              </w:rPr>
-              <w:t>All</w:t>
+              <w:t>30 min</w:t>
             </w:r>
           </w:p>
         </w:tc>
@@ -2778,304 +909,7 @@
     </w:tbl>
     <w:p>
       <w:r>
-        <w:br w:type="page"/>
-      </w:r>
-    </w:p>
-    <w:p>
-      <w:pPr>
-        <w:pStyle w:val="Heading1"/>
-      </w:pPr>
-      <w:r>
-        <w:t>Module 1 The Copilot ecosystem for engineers</w:t>
-      </w:r>
-    </w:p>
-    <w:p>
-      <w:r>
-        <w:t>09:00-10:00 | 60 minutes | LO2, LO3</w:t>
-      </w:r>
-    </w:p>
-    <w:p>
-      <w:r>
-        <w:t>Slide reference: 1-22. Use the deck selectively for explanation and as a lab reference; do not lecture through every slide.</w:t>
-      </w:r>
-    </w:p>
-    <w:p>
-      <w:pPr>
-        <w:pStyle w:val="Heading2"/>
-      </w:pPr>
-      <w:r>
-        <w:t>From language generation to engineering evidence</w:t>
-      </w:r>
-    </w:p>
-    <w:p>
-      <w:r>
-        <w:t>A language model composes a response from the context supplied to it. Its fluency does not establish that an equipment condition, calculation or source is correct. In this course, Copilot is used to structure evidence and draft documents while the engineer retains responsibility for interpretation and release. PS-17 has an intermittent indicated-flow event, but the source does not establish a failed pump. This distinction is the central review habit throughout the day.</w:t>
-      </w:r>
-    </w:p>
-    <w:p>
-      <w:pPr>
-        <w:pStyle w:val="Heading2"/>
-      </w:pPr>
-      <w:r>
-        <w:t>Choosing the working surface</w:t>
-      </w:r>
-    </w:p>
-    <w:p>
-      <w:r>
-        <w:t>Use Copilot Chat to structure a short source text or question. Use Word to develop a document, Excel to inspect data and calculations, and PowerPoint to communicate the reviewed conclusion. Agents package instructions and selected knowledge for repeated tasks. SharePoint provides a controlled source location. These roles complement each other; a chat session does not automatically create a scheduled workflow or a permission boundary.</w:t>
-      </w:r>
-    </w:p>
-    <w:p>
-      <w:pPr>
-        <w:pStyle w:val="Heading2"/>
-      </w:pPr>
-      <w:r>
-        <w:t>Activity evidence</w:t>
-      </w:r>
-    </w:p>
-    <w:tbl>
-      <w:tblPr>
-        <w:tblStyle w:val="TableGrid"/>
-        <w:tblW w:type="auto" w:w="0"/>
-        <w:tblLayout w:type="fixed"/>
-        <w:tblLook w:firstColumn="1" w:firstRow="1" w:lastColumn="0" w:lastRow="0" w:noHBand="0" w:noVBand="1" w:val="04A0"/>
-      </w:tblPr>
-      <w:tblGrid>
-        <w:gridCol w:w="792"/>
-        <w:gridCol w:w="1008"/>
-        <w:gridCol w:w="7949"/>
-      </w:tblGrid>
-      <w:tr>
-        <w:trPr>
-          <w:tblHeader/>
-        </w:trPr>
-        <w:tc>
-          <w:tcPr>
-            <w:tcW w:type="dxa" w:w="792"/>
-            <w:tcBorders>
-              <w:top w:val="single" w:sz="4" w:color="D9D9D9"/>
-              <w:left w:val="single" w:sz="4" w:color="D9D9D9"/>
-              <w:bottom w:val="single" w:sz="4" w:color="D9D9D9"/>
-              <w:right w:val="single" w:sz="4" w:color="D9D9D9"/>
-            </w:tcBorders>
-            <w:shd w:fill="E4EBEF"/>
-          </w:tcPr>
-          <w:p>
-            <w:pPr>
-              <w:spacing w:after="100" w:before="100"/>
-            </w:pPr>
-            <w:r>
-              <w:rPr>
-                <w:b/>
-                <w:sz w:val="18"/>
-              </w:rPr>
-              <w:t>Lab</w:t>
-            </w:r>
-          </w:p>
-        </w:tc>
-        <w:tc>
-          <w:tcPr>
-            <w:tcW w:type="dxa" w:w="1008"/>
-            <w:tcBorders>
-              <w:top w:val="single" w:sz="4" w:color="D9D9D9"/>
-              <w:left w:val="single" w:sz="4" w:color="D9D9D9"/>
-              <w:bottom w:val="single" w:sz="4" w:color="D9D9D9"/>
-              <w:right w:val="single" w:sz="4" w:color="D9D9D9"/>
-            </w:tcBorders>
-            <w:shd w:fill="E4EBEF"/>
-          </w:tcPr>
-          <w:p>
-            <w:pPr>
-              <w:spacing w:after="100" w:before="100"/>
-            </w:pPr>
-            <w:r>
-              <w:rPr>
-                <w:b/>
-                <w:sz w:val="18"/>
-              </w:rPr>
-              <w:t>Minutes</w:t>
-            </w:r>
-          </w:p>
-        </w:tc>
-        <w:tc>
-          <w:tcPr>
-            <w:tcW w:type="dxa" w:w="7949"/>
-            <w:tcBorders>
-              <w:top w:val="single" w:sz="4" w:color="D9D9D9"/>
-              <w:left w:val="single" w:sz="4" w:color="D9D9D9"/>
-              <w:bottom w:val="single" w:sz="4" w:color="D9D9D9"/>
-              <w:right w:val="single" w:sz="4" w:color="D9D9D9"/>
-            </w:tcBorders>
-            <w:shd w:fill="E4EBEF"/>
-          </w:tcPr>
-          <w:p>
-            <w:pPr>
-              <w:spacing w:after="100" w:before="100"/>
-            </w:pPr>
-            <w:r>
-              <w:rPr>
-                <w:b/>
-                <w:sz w:val="18"/>
-              </w:rPr>
-              <w:t>Evidence of learning</w:t>
-            </w:r>
-          </w:p>
-        </w:tc>
-      </w:tr>
-      <w:tr>
-        <w:tc>
-          <w:tcPr>
-            <w:tcW w:type="dxa" w:w="792"/>
-            <w:tcBorders>
-              <w:top w:val="single" w:sz="4" w:color="D9D9D9"/>
-              <w:left w:val="single" w:sz="4" w:color="D9D9D9"/>
-              <w:bottom w:val="single" w:sz="4" w:color="D9D9D9"/>
-              <w:right w:val="single" w:sz="4" w:color="D9D9D9"/>
-            </w:tcBorders>
-          </w:tcPr>
-          <w:p>
-            <w:pPr>
-              <w:spacing w:after="100" w:before="100"/>
-            </w:pPr>
-            <w:r>
-              <w:rPr>
-                <w:b w:val="0"/>
-                <w:sz w:val="18"/>
-              </w:rPr>
-              <w:t>1.1</w:t>
-            </w:r>
-          </w:p>
-        </w:tc>
-        <w:tc>
-          <w:tcPr>
-            <w:tcW w:type="dxa" w:w="1008"/>
-            <w:tcBorders>
-              <w:top w:val="single" w:sz="4" w:color="D9D9D9"/>
-              <w:left w:val="single" w:sz="4" w:color="D9D9D9"/>
-              <w:bottom w:val="single" w:sz="4" w:color="D9D9D9"/>
-              <w:right w:val="single" w:sz="4" w:color="D9D9D9"/>
-            </w:tcBorders>
-          </w:tcPr>
-          <w:p>
-            <w:pPr>
-              <w:spacing w:after="100" w:before="100"/>
-            </w:pPr>
-            <w:r>
-              <w:rPr>
-                <w:b w:val="0"/>
-                <w:sz w:val="18"/>
-              </w:rPr>
-              <w:t>10</w:t>
-            </w:r>
-          </w:p>
-        </w:tc>
-        <w:tc>
-          <w:tcPr>
-            <w:tcW w:type="dxa" w:w="7949"/>
-            <w:tcBorders>
-              <w:top w:val="single" w:sz="4" w:color="D9D9D9"/>
-              <w:left w:val="single" w:sz="4" w:color="D9D9D9"/>
-              <w:bottom w:val="single" w:sz="4" w:color="D9D9D9"/>
-              <w:right w:val="single" w:sz="4" w:color="D9D9D9"/>
-            </w:tcBorders>
-          </w:tcPr>
-          <w:p>
-            <w:pPr>
-              <w:spacing w:after="100" w:before="100"/>
-            </w:pPr>
-            <w:r>
-              <w:rPr>
-                <w:b w:val="0"/>
-                <w:sz w:val="18"/>
-              </w:rPr>
-              <w:t>Each application has a result and an owner for unresolved issues. Word output preserves 48 and 32 m3/h and does not diagnose pump failure.</w:t>
-            </w:r>
-          </w:p>
-        </w:tc>
-      </w:tr>
-      <w:tr>
-        <w:tc>
-          <w:tcPr>
-            <w:tcW w:type="dxa" w:w="792"/>
-            <w:tcBorders>
-              <w:top w:val="single" w:sz="4" w:color="D9D9D9"/>
-              <w:left w:val="single" w:sz="4" w:color="D9D9D9"/>
-              <w:bottom w:val="single" w:sz="4" w:color="D9D9D9"/>
-              <w:right w:val="single" w:sz="4" w:color="D9D9D9"/>
-            </w:tcBorders>
-          </w:tcPr>
-          <w:p>
-            <w:pPr>
-              <w:spacing w:after="100" w:before="100"/>
-            </w:pPr>
-            <w:r>
-              <w:rPr>
-                <w:b w:val="0"/>
-                <w:sz w:val="18"/>
-              </w:rPr>
-              <w:t>1.2</w:t>
-            </w:r>
-          </w:p>
-        </w:tc>
-        <w:tc>
-          <w:tcPr>
-            <w:tcW w:type="dxa" w:w="1008"/>
-            <w:tcBorders>
-              <w:top w:val="single" w:sz="4" w:color="D9D9D9"/>
-              <w:left w:val="single" w:sz="4" w:color="D9D9D9"/>
-              <w:bottom w:val="single" w:sz="4" w:color="D9D9D9"/>
-              <w:right w:val="single" w:sz="4" w:color="D9D9D9"/>
-            </w:tcBorders>
-          </w:tcPr>
-          <w:p>
-            <w:pPr>
-              <w:spacing w:after="100" w:before="100"/>
-            </w:pPr>
-            <w:r>
-              <w:rPr>
-                <w:b w:val="0"/>
-                <w:sz w:val="18"/>
-              </w:rPr>
-              <w:t>15</w:t>
-            </w:r>
-          </w:p>
-        </w:tc>
-        <w:tc>
-          <w:tcPr>
-            <w:tcW w:type="dxa" w:w="7949"/>
-            <w:tcBorders>
-              <w:top w:val="single" w:sz="4" w:color="D9D9D9"/>
-              <w:left w:val="single" w:sz="4" w:color="D9D9D9"/>
-              <w:bottom w:val="single" w:sz="4" w:color="D9D9D9"/>
-              <w:right w:val="single" w:sz="4" w:color="D9D9D9"/>
-            </w:tcBorders>
-          </w:tcPr>
-          <w:p>
-            <w:pPr>
-              <w:spacing w:after="100" w:before="100"/>
-            </w:pPr>
-            <w:r>
-              <w:rPr>
-                <w:b w:val="0"/>
-                <w:sz w:val="18"/>
-              </w:rPr>
-              <w:t>Facts match the notes and unknowns stay unknown. Timing includes human review and the brief has a decision owner.</w:t>
-            </w:r>
-          </w:p>
-        </w:tc>
-      </w:tr>
-    </w:tbl>
-    <w:p>
-      <w:pPr>
-        <w:pStyle w:val="Heading2"/>
-      </w:pPr>
-      <w:r>
-        <w:t>Facilitation and contingencies</w:t>
-      </w:r>
-    </w:p>
-    <w:p>
-      <w:r>
-        <w:t>Use the matching Facilitator Guide to time each lab, demonstrate the critical mechanism and review the expected outputs. Record work completed, work needing correction and unavailable live capabilities separately. Approved paired access supports participation; it does not prove individual deployment or permission tests. Never extend teaching into the protected lunch or tea breaks.</w:t>
+        <w:t>390 instructional minutes:330 lab minutes +30 opening +30 review. Lunch60 minutes and tea30 minutes. Total09:00–17:00.</w:t>
       </w:r>
     </w:p>
     <w:p>
@@ -3085,20 +919,15 @@
     </w:p>
     <w:p>
       <w:pPr>
-        <w:pStyle w:val="Heading1"/>
+        <w:pStyle w:val="Heading2"/>
       </w:pPr>
       <w:r>
-        <w:t>Module 2 Prompting for engineering documents</w:t>
+        <w:t>Delivery and resources</w:t>
       </w:r>
     </w:p>
     <w:p>
       <w:r>
-        <w:t>10:00-11:15 | 75 minutes | LO2, LO3</w:t>
-      </w:r>
-    </w:p>
-    <w:p>
-      <w:r>
-        <w:t>Slide reference: 23-59. Use the deck selectively for explanation and as a lab reference; do not lecture through every slide.</w:t>
+        <w:t>Three self-contained lab folders, each with Starter.xlsx, Worked-Reference.xlsx, prompts, CSV evidence and PDF handout. Use pairs but each learner saves evidence. Confirm Copilot Excel entitlement and approved storage. A manual formula fallback is allowed but must not be reported as a Copilot execution.</w:t>
       </w:r>
     </w:p>
     <w:p>
@@ -3106,2194 +935,12 @@
         <w:pStyle w:val="Heading2"/>
       </w:pPr>
       <w:r>
-        <w:t>RISE and EMAP</w:t>
+        <w:t>Assessment of learning</w:t>
       </w:r>
     </w:p>
     <w:p>
       <w:r>
-        <w:t>R.I.S.E. means Role, Input, Steps and Expectations. It describes the writing task, names permissible evidence, specifies a reasoning or checking sequence and states the output criteria. E-MAP means Engineering, Metrics, Assumptions and Parameters. It makes the engineering context, measurable acceptance, unknowns and operating boundaries explicit. Use R.I.S.E. for a source-to-document task and E-MAP when uncertainty or constraints are central. Both require a verification pass.</w:t>
-      </w:r>
-    </w:p>
-    <w:p>
-      <w:pPr>
-        <w:pStyle w:val="Heading2"/>
-      </w:pPr>
-      <w:r>
-        <w:t>Requirements and traceability</w:t>
-      </w:r>
-    </w:p>
-    <w:p>
-      <w:r>
-        <w:t>A defensible requirement includes an identifier, value, unit, source version, source location and acceptance evidence. In DES-01 revision 2, nominal delivery is 50 m3/h at 30 m head. The teaching tolerance is plus or minus 5 percent, giving a band of 47.5 to 52.5 m3/h. These are synthetic design-note values, not statutory or industry requirements. Wetted material, supply voltage and ambient conditions are deliberately unresolved; the correct draft preserves those gaps.</w:t>
-      </w:r>
-    </w:p>
-    <w:p>
-      <w:pPr>
-        <w:pStyle w:val="Heading2"/>
-      </w:pPr>
-      <w:r>
-        <w:t>Activity evidence</w:t>
-      </w:r>
-    </w:p>
-    <w:tbl>
-      <w:tblPr>
-        <w:tblStyle w:val="TableGrid"/>
-        <w:tblW w:type="auto" w:w="0"/>
-        <w:tblLayout w:type="fixed"/>
-        <w:tblLook w:firstColumn="1" w:firstRow="1" w:lastColumn="0" w:lastRow="0" w:noHBand="0" w:noVBand="1" w:val="04A0"/>
-      </w:tblPr>
-      <w:tblGrid>
-        <w:gridCol w:w="792"/>
-        <w:gridCol w:w="1008"/>
-        <w:gridCol w:w="7949"/>
-      </w:tblGrid>
-      <w:tr>
-        <w:trPr>
-          <w:tblHeader/>
-        </w:trPr>
-        <w:tc>
-          <w:tcPr>
-            <w:tcW w:type="dxa" w:w="792"/>
-            <w:tcBorders>
-              <w:top w:val="single" w:sz="4" w:color="D9D9D9"/>
-              <w:left w:val="single" w:sz="4" w:color="D9D9D9"/>
-              <w:bottom w:val="single" w:sz="4" w:color="D9D9D9"/>
-              <w:right w:val="single" w:sz="4" w:color="D9D9D9"/>
-            </w:tcBorders>
-            <w:shd w:fill="E4EBEF"/>
-          </w:tcPr>
-          <w:p>
-            <w:pPr>
-              <w:spacing w:after="100" w:before="100"/>
-            </w:pPr>
-            <w:r>
-              <w:rPr>
-                <w:b/>
-                <w:sz w:val="18"/>
-              </w:rPr>
-              <w:t>Lab</w:t>
-            </w:r>
-          </w:p>
-        </w:tc>
-        <w:tc>
-          <w:tcPr>
-            <w:tcW w:type="dxa" w:w="1008"/>
-            <w:tcBorders>
-              <w:top w:val="single" w:sz="4" w:color="D9D9D9"/>
-              <w:left w:val="single" w:sz="4" w:color="D9D9D9"/>
-              <w:bottom w:val="single" w:sz="4" w:color="D9D9D9"/>
-              <w:right w:val="single" w:sz="4" w:color="D9D9D9"/>
-            </w:tcBorders>
-            <w:shd w:fill="E4EBEF"/>
-          </w:tcPr>
-          <w:p>
-            <w:pPr>
-              <w:spacing w:after="100" w:before="100"/>
-            </w:pPr>
-            <w:r>
-              <w:rPr>
-                <w:b/>
-                <w:sz w:val="18"/>
-              </w:rPr>
-              <w:t>Minutes</w:t>
-            </w:r>
-          </w:p>
-        </w:tc>
-        <w:tc>
-          <w:tcPr>
-            <w:tcW w:type="dxa" w:w="7949"/>
-            <w:tcBorders>
-              <w:top w:val="single" w:sz="4" w:color="D9D9D9"/>
-              <w:left w:val="single" w:sz="4" w:color="D9D9D9"/>
-              <w:bottom w:val="single" w:sz="4" w:color="D9D9D9"/>
-              <w:right w:val="single" w:sz="4" w:color="D9D9D9"/>
-            </w:tcBorders>
-            <w:shd w:fill="E4EBEF"/>
-          </w:tcPr>
-          <w:p>
-            <w:pPr>
-              <w:spacing w:after="100" w:before="100"/>
-            </w:pPr>
-            <w:r>
-              <w:rPr>
-                <w:b/>
-                <w:sz w:val="18"/>
-              </w:rPr>
-              <w:t>Evidence of learning</w:t>
-            </w:r>
-          </w:p>
-        </w:tc>
-      </w:tr>
-      <w:tr>
-        <w:tc>
-          <w:tcPr>
-            <w:tcW w:type="dxa" w:w="792"/>
-            <w:tcBorders>
-              <w:top w:val="single" w:sz="4" w:color="D9D9D9"/>
-              <w:left w:val="single" w:sz="4" w:color="D9D9D9"/>
-              <w:bottom w:val="single" w:sz="4" w:color="D9D9D9"/>
-              <w:right w:val="single" w:sz="4" w:color="D9D9D9"/>
-            </w:tcBorders>
-          </w:tcPr>
-          <w:p>
-            <w:pPr>
-              <w:spacing w:after="100" w:before="100"/>
-            </w:pPr>
-            <w:r>
-              <w:rPr>
-                <w:b w:val="0"/>
-                <w:sz w:val="18"/>
-              </w:rPr>
-              <w:t>2.1</w:t>
-            </w:r>
-          </w:p>
-        </w:tc>
-        <w:tc>
-          <w:tcPr>
-            <w:tcW w:type="dxa" w:w="1008"/>
-            <w:tcBorders>
-              <w:top w:val="single" w:sz="4" w:color="D9D9D9"/>
-              <w:left w:val="single" w:sz="4" w:color="D9D9D9"/>
-              <w:bottom w:val="single" w:sz="4" w:color="D9D9D9"/>
-              <w:right w:val="single" w:sz="4" w:color="D9D9D9"/>
-            </w:tcBorders>
-          </w:tcPr>
-          <w:p>
-            <w:pPr>
-              <w:spacing w:after="100" w:before="100"/>
-            </w:pPr>
-            <w:r>
-              <w:rPr>
-                <w:b w:val="0"/>
-                <w:sz w:val="18"/>
-              </w:rPr>
-              <w:t>20</w:t>
-            </w:r>
-          </w:p>
-        </w:tc>
-        <w:tc>
-          <w:tcPr>
-            <w:tcW w:type="dxa" w:w="7949"/>
-            <w:tcBorders>
-              <w:top w:val="single" w:sz="4" w:color="D9D9D9"/>
-              <w:left w:val="single" w:sz="4" w:color="D9D9D9"/>
-              <w:bottom w:val="single" w:sz="4" w:color="D9D9D9"/>
-              <w:right w:val="single" w:sz="4" w:color="D9D9D9"/>
-            </w:tcBorders>
-          </w:tcPr>
-          <w:p>
-            <w:pPr>
-              <w:spacing w:after="100" w:before="100"/>
-            </w:pPr>
-            <w:r>
-              <w:rPr>
-                <w:b w:val="0"/>
-                <w:sz w:val="18"/>
-              </w:rPr>
-              <w:t>Teaching band is 47.5-52.5 m3/h. Every requirement cites its source or is marked missing. No invented material, voltage or approval.</w:t>
-            </w:r>
-          </w:p>
-        </w:tc>
-      </w:tr>
-      <w:tr>
-        <w:tc>
-          <w:tcPr>
-            <w:tcW w:type="dxa" w:w="792"/>
-            <w:tcBorders>
-              <w:top w:val="single" w:sz="4" w:color="D9D9D9"/>
-              <w:left w:val="single" w:sz="4" w:color="D9D9D9"/>
-              <w:bottom w:val="single" w:sz="4" w:color="D9D9D9"/>
-              <w:right w:val="single" w:sz="4" w:color="D9D9D9"/>
-            </w:tcBorders>
-          </w:tcPr>
-          <w:p>
-            <w:pPr>
-              <w:spacing w:after="100" w:before="100"/>
-            </w:pPr>
-            <w:r>
-              <w:rPr>
-                <w:b w:val="0"/>
-                <w:sz w:val="18"/>
-              </w:rPr>
-              <w:t>2.2</w:t>
-            </w:r>
-          </w:p>
-        </w:tc>
-        <w:tc>
-          <w:tcPr>
-            <w:tcW w:type="dxa" w:w="1008"/>
-            <w:tcBorders>
-              <w:top w:val="single" w:sz="4" w:color="D9D9D9"/>
-              <w:left w:val="single" w:sz="4" w:color="D9D9D9"/>
-              <w:bottom w:val="single" w:sz="4" w:color="D9D9D9"/>
-              <w:right w:val="single" w:sz="4" w:color="D9D9D9"/>
-            </w:tcBorders>
-          </w:tcPr>
-          <w:p>
-            <w:pPr>
-              <w:spacing w:after="100" w:before="100"/>
-            </w:pPr>
-            <w:r>
-              <w:rPr>
-                <w:b w:val="0"/>
-                <w:sz w:val="18"/>
-              </w:rPr>
-              <w:t>15</w:t>
-            </w:r>
-          </w:p>
-        </w:tc>
-        <w:tc>
-          <w:tcPr>
-            <w:tcW w:type="dxa" w:w="7949"/>
-            <w:tcBorders>
-              <w:top w:val="single" w:sz="4" w:color="D9D9D9"/>
-              <w:left w:val="single" w:sz="4" w:color="D9D9D9"/>
-              <w:bottom w:val="single" w:sz="4" w:color="D9D9D9"/>
-              <w:right w:val="single" w:sz="4" w:color="D9D9D9"/>
-            </w:tcBorders>
-          </w:tcPr>
-          <w:p>
-            <w:pPr>
-              <w:spacing w:after="100" w:before="100"/>
-            </w:pPr>
-            <w:r>
-              <w:rPr>
-                <w:b w:val="0"/>
-                <w:sz w:val="18"/>
-              </w:rPr>
-              <w:t>All four timestamps and measurements are preserved. The liquid identity and calibration status remain unresolved.</w:t>
-            </w:r>
-          </w:p>
-        </w:tc>
-      </w:tr>
-      <w:tr>
-        <w:tc>
-          <w:tcPr>
-            <w:tcW w:type="dxa" w:w="792"/>
-            <w:tcBorders>
-              <w:top w:val="single" w:sz="4" w:color="D9D9D9"/>
-              <w:left w:val="single" w:sz="4" w:color="D9D9D9"/>
-              <w:bottom w:val="single" w:sz="4" w:color="D9D9D9"/>
-              <w:right w:val="single" w:sz="4" w:color="D9D9D9"/>
-            </w:tcBorders>
-          </w:tcPr>
-          <w:p>
-            <w:pPr>
-              <w:spacing w:after="100" w:before="100"/>
-            </w:pPr>
-            <w:r>
-              <w:rPr>
-                <w:b w:val="0"/>
-                <w:sz w:val="18"/>
-              </w:rPr>
-              <w:t>2.3</w:t>
-            </w:r>
-          </w:p>
-        </w:tc>
-        <w:tc>
-          <w:tcPr>
-            <w:tcW w:type="dxa" w:w="1008"/>
-            <w:tcBorders>
-              <w:top w:val="single" w:sz="4" w:color="D9D9D9"/>
-              <w:left w:val="single" w:sz="4" w:color="D9D9D9"/>
-              <w:bottom w:val="single" w:sz="4" w:color="D9D9D9"/>
-              <w:right w:val="single" w:sz="4" w:color="D9D9D9"/>
-            </w:tcBorders>
-          </w:tcPr>
-          <w:p>
-            <w:pPr>
-              <w:spacing w:after="100" w:before="100"/>
-            </w:pPr>
-            <w:r>
-              <w:rPr>
-                <w:b w:val="0"/>
-                <w:sz w:val="18"/>
-              </w:rPr>
-              <w:t>20</w:t>
-            </w:r>
-          </w:p>
-        </w:tc>
-        <w:tc>
-          <w:tcPr>
-            <w:tcW w:type="dxa" w:w="7949"/>
-            <w:tcBorders>
-              <w:top w:val="single" w:sz="4" w:color="D9D9D9"/>
-              <w:left w:val="single" w:sz="4" w:color="D9D9D9"/>
-              <w:bottom w:val="single" w:sz="4" w:color="D9D9D9"/>
-              <w:right w:val="single" w:sz="4" w:color="D9D9D9"/>
-            </w:tcBorders>
-          </w:tcPr>
-          <w:p>
-            <w:pPr>
-              <w:spacing w:after="100" w:before="100"/>
-            </w:pPr>
-            <w:r>
-              <w:rPr>
-                <w:b w:val="0"/>
-                <w:sz w:val="18"/>
-              </w:rPr>
-              <w:t>All seven supplied hazard categories are addressed. Missing SDS and isolation information block release. Risk controls are proposals and not approved instructions.</w:t>
-            </w:r>
-          </w:p>
-        </w:tc>
-      </w:tr>
-    </w:tbl>
-    <w:p>
-      <w:pPr>
-        <w:pStyle w:val="Heading2"/>
-      </w:pPr>
-      <w:r>
-        <w:t>Facilitation and contingencies</w:t>
-      </w:r>
-    </w:p>
-    <w:p>
-      <w:r>
-        <w:t>Use the matching Facilitator Guide to time each lab, demonstrate the critical mechanism and review the expected outputs. Record work completed, work needing correction and unavailable live capabilities separately. Approved paired access supports participation; it does not prove individual deployment or permission tests. Never extend teaching into the protected lunch or tea breaks.</w:t>
-      </w:r>
-    </w:p>
-    <w:p>
-      <w:r>
-        <w:br w:type="page"/>
-      </w:r>
-    </w:p>
-    <w:p>
-      <w:pPr>
-        <w:pStyle w:val="Heading1"/>
-      </w:pPr>
-      <w:r>
-        <w:t>Module 3 Engineering methodologies and document automation</w:t>
-      </w:r>
-    </w:p>
-    <w:p>
-      <w:r>
-        <w:t>11:30-13:00 | 90 minutes | LO1, LO2, LO3</w:t>
-      </w:r>
-    </w:p>
-    <w:p>
-      <w:r>
-        <w:t>Slide reference: 60-99. Use the deck selectively for explanation and as a lab reference; do not lecture through every slide.</w:t>
-      </w:r>
-    </w:p>
-    <w:p>
-      <w:pPr>
-        <w:pStyle w:val="Heading2"/>
-      </w:pPr>
-      <w:r>
-        <w:t>FMEA from function to action</w:t>
-      </w:r>
-    </w:p>
-    <w:p>
-      <w:r>
-        <w:t>Failure Mode and Effects Analysis examines how a function could fail, what effect follows, what could cause it and which current controls exist. Keep a failure mode distinct from its effect: no flow is a mode, underdose is an effect. The provided scale uses provisional severity, occurrence and detection ratings from 1 to 10; higher detection scores mean poorer detection. F01 gives 8 x 4 x 6 = 192; F02 gives 9 x 3 x 7 = 189; F03 gives 7 x 5 x 5 = 175. High-severity rows need attention even when their RPN is not the largest. A proposed action cannot justify reduced residual ratings before implementation and effectiveness evidence.</w:t>
-      </w:r>
-    </w:p>
-    <w:p>
-      <w:pPr>
-        <w:pStyle w:val="Heading2"/>
-      </w:pPr>
-      <w:r>
-        <w:t>DMAIC connects a problem to a control plan</w:t>
-      </w:r>
-    </w:p>
-    <w:p>
-      <w:r>
-        <w:t>Define identifies the problem, scope and critical-to-quality characteristic. Measure establishes units, data quality and baseline. Analyse distinguishes signals and causal hypotheses from demonstrated causes. Improve proposes a controlled trial, owner and review gate. Control defines the metric, cadence, reaction plan and responsible person. A Pareto chart ranks counts; a fishbone organises possible causes; a 5-Whys chain requires evidence at each link. None of these tools alone establishes causation.</w:t>
-      </w:r>
-    </w:p>
-    <w:p>
-      <w:pPr>
-        <w:pStyle w:val="Heading2"/>
-      </w:pPr>
-      <w:r>
-        <w:t>Activity evidence</w:t>
-      </w:r>
-    </w:p>
-    <w:tbl>
-      <w:tblPr>
-        <w:tblStyle w:val="TableGrid"/>
-        <w:tblW w:type="auto" w:w="0"/>
-        <w:tblLayout w:type="fixed"/>
-        <w:tblLook w:firstColumn="1" w:firstRow="1" w:lastColumn="0" w:lastRow="0" w:noHBand="0" w:noVBand="1" w:val="04A0"/>
-      </w:tblPr>
-      <w:tblGrid>
-        <w:gridCol w:w="792"/>
-        <w:gridCol w:w="1008"/>
-        <w:gridCol w:w="7949"/>
-      </w:tblGrid>
-      <w:tr>
-        <w:trPr>
-          <w:tblHeader/>
-        </w:trPr>
-        <w:tc>
-          <w:tcPr>
-            <w:tcW w:type="dxa" w:w="792"/>
-            <w:tcBorders>
-              <w:top w:val="single" w:sz="4" w:color="D9D9D9"/>
-              <w:left w:val="single" w:sz="4" w:color="D9D9D9"/>
-              <w:bottom w:val="single" w:sz="4" w:color="D9D9D9"/>
-              <w:right w:val="single" w:sz="4" w:color="D9D9D9"/>
-            </w:tcBorders>
-            <w:shd w:fill="E4EBEF"/>
-          </w:tcPr>
-          <w:p>
-            <w:pPr>
-              <w:spacing w:after="100" w:before="100"/>
-            </w:pPr>
-            <w:r>
-              <w:rPr>
-                <w:b/>
-                <w:sz w:val="18"/>
-              </w:rPr>
-              <w:t>Lab</w:t>
-            </w:r>
-          </w:p>
-        </w:tc>
-        <w:tc>
-          <w:tcPr>
-            <w:tcW w:type="dxa" w:w="1008"/>
-            <w:tcBorders>
-              <w:top w:val="single" w:sz="4" w:color="D9D9D9"/>
-              <w:left w:val="single" w:sz="4" w:color="D9D9D9"/>
-              <w:bottom w:val="single" w:sz="4" w:color="D9D9D9"/>
-              <w:right w:val="single" w:sz="4" w:color="D9D9D9"/>
-            </w:tcBorders>
-            <w:shd w:fill="E4EBEF"/>
-          </w:tcPr>
-          <w:p>
-            <w:pPr>
-              <w:spacing w:after="100" w:before="100"/>
-            </w:pPr>
-            <w:r>
-              <w:rPr>
-                <w:b/>
-                <w:sz w:val="18"/>
-              </w:rPr>
-              <w:t>Minutes</w:t>
-            </w:r>
-          </w:p>
-        </w:tc>
-        <w:tc>
-          <w:tcPr>
-            <w:tcW w:type="dxa" w:w="7949"/>
-            <w:tcBorders>
-              <w:top w:val="single" w:sz="4" w:color="D9D9D9"/>
-              <w:left w:val="single" w:sz="4" w:color="D9D9D9"/>
-              <w:bottom w:val="single" w:sz="4" w:color="D9D9D9"/>
-              <w:right w:val="single" w:sz="4" w:color="D9D9D9"/>
-            </w:tcBorders>
-            <w:shd w:fill="E4EBEF"/>
-          </w:tcPr>
-          <w:p>
-            <w:pPr>
-              <w:spacing w:after="100" w:before="100"/>
-            </w:pPr>
-            <w:r>
-              <w:rPr>
-                <w:b/>
-                <w:sz w:val="18"/>
-              </w:rPr>
-              <w:t>Evidence of learning</w:t>
-            </w:r>
-          </w:p>
-        </w:tc>
-      </w:tr>
-      <w:tr>
-        <w:tc>
-          <w:tcPr>
-            <w:tcW w:type="dxa" w:w="792"/>
-            <w:tcBorders>
-              <w:top w:val="single" w:sz="4" w:color="D9D9D9"/>
-              <w:left w:val="single" w:sz="4" w:color="D9D9D9"/>
-              <w:bottom w:val="single" w:sz="4" w:color="D9D9D9"/>
-              <w:right w:val="single" w:sz="4" w:color="D9D9D9"/>
-            </w:tcBorders>
-          </w:tcPr>
-          <w:p>
-            <w:pPr>
-              <w:spacing w:after="100" w:before="100"/>
-            </w:pPr>
-            <w:r>
-              <w:rPr>
-                <w:b w:val="0"/>
-                <w:sz w:val="18"/>
-              </w:rPr>
-              <w:t>3.1</w:t>
-            </w:r>
-          </w:p>
-        </w:tc>
-        <w:tc>
-          <w:tcPr>
-            <w:tcW w:type="dxa" w:w="1008"/>
-            <w:tcBorders>
-              <w:top w:val="single" w:sz="4" w:color="D9D9D9"/>
-              <w:left w:val="single" w:sz="4" w:color="D9D9D9"/>
-              <w:bottom w:val="single" w:sz="4" w:color="D9D9D9"/>
-              <w:right w:val="single" w:sz="4" w:color="D9D9D9"/>
-            </w:tcBorders>
-          </w:tcPr>
-          <w:p>
-            <w:pPr>
-              <w:spacing w:after="100" w:before="100"/>
-            </w:pPr>
-            <w:r>
-              <w:rPr>
-                <w:b w:val="0"/>
-                <w:sz w:val="18"/>
-              </w:rPr>
-              <w:t>30</w:t>
-            </w:r>
-          </w:p>
-        </w:tc>
-        <w:tc>
-          <w:tcPr>
-            <w:tcW w:type="dxa" w:w="7949"/>
-            <w:tcBorders>
-              <w:top w:val="single" w:sz="4" w:color="D9D9D9"/>
-              <w:left w:val="single" w:sz="4" w:color="D9D9D9"/>
-              <w:bottom w:val="single" w:sz="4" w:color="D9D9D9"/>
-              <w:right w:val="single" w:sz="4" w:color="D9D9D9"/>
-            </w:tcBorders>
-          </w:tcPr>
-          <w:p>
-            <w:pPr>
-              <w:spacing w:after="100" w:before="100"/>
-            </w:pPr>
-            <w:r>
-              <w:rPr>
-                <w:b w:val="0"/>
-                <w:sz w:val="18"/>
-              </w:rPr>
-              <w:t>RPNs are 192, 189 and 175; complete rows remain aligned after sorting. Ratings have stated justifications and high severity is reviewed. Summary remains a draft awaiting review.</w:t>
-            </w:r>
-          </w:p>
-        </w:tc>
-      </w:tr>
-      <w:tr>
-        <w:tc>
-          <w:tcPr>
-            <w:tcW w:type="dxa" w:w="792"/>
-            <w:tcBorders>
-              <w:top w:val="single" w:sz="4" w:color="D9D9D9"/>
-              <w:left w:val="single" w:sz="4" w:color="D9D9D9"/>
-              <w:bottom w:val="single" w:sz="4" w:color="D9D9D9"/>
-              <w:right w:val="single" w:sz="4" w:color="D9D9D9"/>
-            </w:tcBorders>
-          </w:tcPr>
-          <w:p>
-            <w:pPr>
-              <w:spacing w:after="100" w:before="100"/>
-            </w:pPr>
-            <w:r>
-              <w:rPr>
-                <w:b w:val="0"/>
-                <w:sz w:val="18"/>
-              </w:rPr>
-              <w:t>3.2</w:t>
-            </w:r>
-          </w:p>
-        </w:tc>
-        <w:tc>
-          <w:tcPr>
-            <w:tcW w:type="dxa" w:w="1008"/>
-            <w:tcBorders>
-              <w:top w:val="single" w:sz="4" w:color="D9D9D9"/>
-              <w:left w:val="single" w:sz="4" w:color="D9D9D9"/>
-              <w:bottom w:val="single" w:sz="4" w:color="D9D9D9"/>
-              <w:right w:val="single" w:sz="4" w:color="D9D9D9"/>
-            </w:tcBorders>
-          </w:tcPr>
-          <w:p>
-            <w:pPr>
-              <w:spacing w:after="100" w:before="100"/>
-            </w:pPr>
-            <w:r>
-              <w:rPr>
-                <w:b w:val="0"/>
-                <w:sz w:val="18"/>
-              </w:rPr>
-              <w:t>25</w:t>
-            </w:r>
-          </w:p>
-        </w:tc>
-        <w:tc>
-          <w:tcPr>
-            <w:tcW w:type="dxa" w:w="7949"/>
-            <w:tcBorders>
-              <w:top w:val="single" w:sz="4" w:color="D9D9D9"/>
-              <w:left w:val="single" w:sz="4" w:color="D9D9D9"/>
-              <w:bottom w:val="single" w:sz="4" w:color="D9D9D9"/>
-              <w:right w:val="single" w:sz="4" w:color="D9D9D9"/>
-            </w:tcBorders>
-          </w:tcPr>
-          <w:p>
-            <w:pPr>
-              <w:spacing w:after="100" w:before="100"/>
-            </w:pPr>
-            <w:r>
-              <w:rPr>
-                <w:b w:val="0"/>
-                <w:sz w:val="18"/>
-              </w:rPr>
-              <w:t>Baseline n=30, monitoring n=5; sample 33 signals above UCL. Cp and Cpk use the stated within-process estimate and the 9.4-10.6 L teaching limits. Pareto top two categories total 66.7%; causation is unproven.</w:t>
-            </w:r>
-          </w:p>
-        </w:tc>
-      </w:tr>
-      <w:tr>
-        <w:tc>
-          <w:tcPr>
-            <w:tcW w:type="dxa" w:w="792"/>
-            <w:tcBorders>
-              <w:top w:val="single" w:sz="4" w:color="D9D9D9"/>
-              <w:left w:val="single" w:sz="4" w:color="D9D9D9"/>
-              <w:bottom w:val="single" w:sz="4" w:color="D9D9D9"/>
-              <w:right w:val="single" w:sz="4" w:color="D9D9D9"/>
-            </w:tcBorders>
-          </w:tcPr>
-          <w:p>
-            <w:pPr>
-              <w:spacing w:after="100" w:before="100"/>
-            </w:pPr>
-            <w:r>
-              <w:rPr>
-                <w:b w:val="0"/>
-                <w:sz w:val="18"/>
-              </w:rPr>
-              <w:t>3.3</w:t>
-            </w:r>
-          </w:p>
-        </w:tc>
-        <w:tc>
-          <w:tcPr>
-            <w:tcW w:type="dxa" w:w="1008"/>
-            <w:tcBorders>
-              <w:top w:val="single" w:sz="4" w:color="D9D9D9"/>
-              <w:left w:val="single" w:sz="4" w:color="D9D9D9"/>
-              <w:bottom w:val="single" w:sz="4" w:color="D9D9D9"/>
-              <w:right w:val="single" w:sz="4" w:color="D9D9D9"/>
-            </w:tcBorders>
-          </w:tcPr>
-          <w:p>
-            <w:pPr>
-              <w:spacing w:after="100" w:before="100"/>
-            </w:pPr>
-            <w:r>
-              <w:rPr>
-                <w:b w:val="0"/>
-                <w:sz w:val="18"/>
-              </w:rPr>
-              <w:t>20</w:t>
-            </w:r>
-          </w:p>
-        </w:tc>
-        <w:tc>
-          <w:tcPr>
-            <w:tcW w:type="dxa" w:w="7949"/>
-            <w:tcBorders>
-              <w:top w:val="single" w:sz="4" w:color="D9D9D9"/>
-              <w:left w:val="single" w:sz="4" w:color="D9D9D9"/>
-              <w:bottom w:val="single" w:sz="4" w:color="D9D9D9"/>
-              <w:right w:val="single" w:sz="4" w:color="D9D9D9"/>
-            </w:tcBorders>
-          </w:tcPr>
-          <w:p>
-            <w:pPr>
-              <w:spacing w:after="100" w:before="100"/>
-            </w:pPr>
-            <w:r>
-              <w:rPr>
-                <w:b w:val="0"/>
-                <w:sz w:val="18"/>
-              </w:rPr>
-              <w:t>All four components are present and consistent. Domain-specific gaps are retained and irrelevant pump criteria are excluded.</w:t>
-            </w:r>
-          </w:p>
-        </w:tc>
-      </w:tr>
-    </w:tbl>
-    <w:p>
-      <w:pPr>
-        <w:pStyle w:val="Heading2"/>
-      </w:pPr>
-      <w:r>
-        <w:t>Facilitation and contingencies</w:t>
-      </w:r>
-    </w:p>
-    <w:p>
-      <w:r>
-        <w:t>Use the matching Facilitator Guide to time each lab, demonstrate the critical mechanism and review the expected outputs. Record work completed, work needing correction and unavailable live capabilities separately. Approved paired access supports participation; it does not prove individual deployment or permission tests. Never extend teaching into the protected lunch or tea breaks.</w:t>
-      </w:r>
-    </w:p>
-    <w:p>
-      <w:r>
-        <w:br w:type="page"/>
-      </w:r>
-    </w:p>
-    <w:p>
-      <w:pPr>
-        <w:pStyle w:val="Heading1"/>
-      </w:pPr>
-      <w:r>
-        <w:t>Module 4 Copilot agents and reasoning agents</w:t>
-      </w:r>
-    </w:p>
-    <w:p>
-      <w:r>
-        <w:t>14:00-15:15 | 75 minutes | LO4, LO5</w:t>
-      </w:r>
-    </w:p>
-    <w:p>
-      <w:r>
-        <w:t>Slide reference: 100-129. Use the deck selectively for explanation and as a lab reference; do not lecture through every slide.</w:t>
-      </w:r>
-    </w:p>
-    <w:p>
-      <w:pPr>
-        <w:pStyle w:val="Heading2"/>
-      </w:pPr>
-      <w:r>
-        <w:t>Agents make a task reusable</w:t>
-      </w:r>
-    </w:p>
-    <w:p>
-      <w:r>
-        <w:t>An agent combines a purpose, instructions, knowledge sources and reusable starting prompts. It does not remove the need for review. The FMEA Assistant must ask for missing rating scales, preserve the difference between controls and proposals, and return sources with provisional ratings. The Report Writer must follow the selected weekly or DMAIC template and preserve open actions. Grounding the agent on an obsolete or incomplete template can repeat the same mistake on every run.</w:t>
-      </w:r>
-    </w:p>
-    <w:p>
-      <w:pPr>
-        <w:pStyle w:val="Heading2"/>
-      </w:pPr>
-      <w:r>
-        <w:t>Build and test the contract</w:t>
-      </w:r>
-    </w:p>
-    <w:p>
-      <w:r>
-        <w:t>In Microsoft 365 Copilot, use New agent and Configure or the available equivalent. Add a descriptive name, task instructions, selected training knowledge and starter prompts. Use Try it to test a normal request, missing source, conflicting versions and an embedded instruction to bypass review. Record observed responses, not only intended behaviour. Create or save the agent and share only within approved policy. A shared agent does not automatically grant the recipient access to its source files.</w:t>
-      </w:r>
-    </w:p>
-    <w:p>
-      <w:pPr>
-        <w:pStyle w:val="Heading2"/>
-      </w:pPr>
-      <w:r>
-        <w:t>Activity evidence</w:t>
-      </w:r>
-    </w:p>
-    <w:tbl>
-      <w:tblPr>
-        <w:tblStyle w:val="TableGrid"/>
-        <w:tblW w:type="auto" w:w="0"/>
-        <w:tblLayout w:type="fixed"/>
-        <w:tblLook w:firstColumn="1" w:firstRow="1" w:lastColumn="0" w:lastRow="0" w:noHBand="0" w:noVBand="1" w:val="04A0"/>
-      </w:tblPr>
-      <w:tblGrid>
-        <w:gridCol w:w="792"/>
-        <w:gridCol w:w="1008"/>
-        <w:gridCol w:w="7949"/>
-      </w:tblGrid>
-      <w:tr>
-        <w:trPr>
-          <w:tblHeader/>
-        </w:trPr>
-        <w:tc>
-          <w:tcPr>
-            <w:tcW w:type="dxa" w:w="792"/>
-            <w:tcBorders>
-              <w:top w:val="single" w:sz="4" w:color="D9D9D9"/>
-              <w:left w:val="single" w:sz="4" w:color="D9D9D9"/>
-              <w:bottom w:val="single" w:sz="4" w:color="D9D9D9"/>
-              <w:right w:val="single" w:sz="4" w:color="D9D9D9"/>
-            </w:tcBorders>
-            <w:shd w:fill="E4EBEF"/>
-          </w:tcPr>
-          <w:p>
-            <w:pPr>
-              <w:spacing w:after="100" w:before="100"/>
-            </w:pPr>
-            <w:r>
-              <w:rPr>
-                <w:b/>
-                <w:sz w:val="18"/>
-              </w:rPr>
-              <w:t>Lab</w:t>
-            </w:r>
-          </w:p>
-        </w:tc>
-        <w:tc>
-          <w:tcPr>
-            <w:tcW w:type="dxa" w:w="1008"/>
-            <w:tcBorders>
-              <w:top w:val="single" w:sz="4" w:color="D9D9D9"/>
-              <w:left w:val="single" w:sz="4" w:color="D9D9D9"/>
-              <w:bottom w:val="single" w:sz="4" w:color="D9D9D9"/>
-              <w:right w:val="single" w:sz="4" w:color="D9D9D9"/>
-            </w:tcBorders>
-            <w:shd w:fill="E4EBEF"/>
-          </w:tcPr>
-          <w:p>
-            <w:pPr>
-              <w:spacing w:after="100" w:before="100"/>
-            </w:pPr>
-            <w:r>
-              <w:rPr>
-                <w:b/>
-                <w:sz w:val="18"/>
-              </w:rPr>
-              <w:t>Minutes</w:t>
-            </w:r>
-          </w:p>
-        </w:tc>
-        <w:tc>
-          <w:tcPr>
-            <w:tcW w:type="dxa" w:w="7949"/>
-            <w:tcBorders>
-              <w:top w:val="single" w:sz="4" w:color="D9D9D9"/>
-              <w:left w:val="single" w:sz="4" w:color="D9D9D9"/>
-              <w:bottom w:val="single" w:sz="4" w:color="D9D9D9"/>
-              <w:right w:val="single" w:sz="4" w:color="D9D9D9"/>
-            </w:tcBorders>
-            <w:shd w:fill="E4EBEF"/>
-          </w:tcPr>
-          <w:p>
-            <w:pPr>
-              <w:spacing w:after="100" w:before="100"/>
-            </w:pPr>
-            <w:r>
-              <w:rPr>
-                <w:b/>
-                <w:sz w:val="18"/>
-              </w:rPr>
-              <w:t>Evidence of learning</w:t>
-            </w:r>
-          </w:p>
-        </w:tc>
-      </w:tr>
-      <w:tr>
-        <w:tc>
-          <w:tcPr>
-            <w:tcW w:type="dxa" w:w="792"/>
-            <w:tcBorders>
-              <w:top w:val="single" w:sz="4" w:color="D9D9D9"/>
-              <w:left w:val="single" w:sz="4" w:color="D9D9D9"/>
-              <w:bottom w:val="single" w:sz="4" w:color="D9D9D9"/>
-              <w:right w:val="single" w:sz="4" w:color="D9D9D9"/>
-            </w:tcBorders>
-          </w:tcPr>
-          <w:p>
-            <w:pPr>
-              <w:spacing w:after="100" w:before="100"/>
-            </w:pPr>
-            <w:r>
-              <w:rPr>
-                <w:b w:val="0"/>
-                <w:sz w:val="18"/>
-              </w:rPr>
-              <w:t>4.1</w:t>
-            </w:r>
-          </w:p>
-        </w:tc>
-        <w:tc>
-          <w:tcPr>
-            <w:tcW w:type="dxa" w:w="1008"/>
-            <w:tcBorders>
-              <w:top w:val="single" w:sz="4" w:color="D9D9D9"/>
-              <w:left w:val="single" w:sz="4" w:color="D9D9D9"/>
-              <w:bottom w:val="single" w:sz="4" w:color="D9D9D9"/>
-              <w:right w:val="single" w:sz="4" w:color="D9D9D9"/>
-            </w:tcBorders>
-          </w:tcPr>
-          <w:p>
-            <w:pPr>
-              <w:spacing w:after="100" w:before="100"/>
-            </w:pPr>
-            <w:r>
-              <w:rPr>
-                <w:b w:val="0"/>
-                <w:sz w:val="18"/>
-              </w:rPr>
-              <w:t>25</w:t>
-            </w:r>
-          </w:p>
-        </w:tc>
-        <w:tc>
-          <w:tcPr>
-            <w:tcW w:type="dxa" w:w="7949"/>
-            <w:tcBorders>
-              <w:top w:val="single" w:sz="4" w:color="D9D9D9"/>
-              <w:left w:val="single" w:sz="4" w:color="D9D9D9"/>
-              <w:bottom w:val="single" w:sz="4" w:color="D9D9D9"/>
-              <w:right w:val="single" w:sz="4" w:color="D9D9D9"/>
-            </w:tcBorders>
-          </w:tcPr>
-          <w:p>
-            <w:pPr>
-              <w:spacing w:after="100" w:before="100"/>
-            </w:pPr>
-            <w:r>
-              <w:rPr>
-                <w:b w:val="0"/>
-                <w:sz w:val="18"/>
-              </w:rPr>
-              <w:t>Normal and missing-source tests are recorded. Ratings and multiplication are checked independently. Sharing scope and source permissions are recorded.</w:t>
-            </w:r>
-          </w:p>
-        </w:tc>
-      </w:tr>
-      <w:tr>
-        <w:tc>
-          <w:tcPr>
-            <w:tcW w:type="dxa" w:w="792"/>
-            <w:tcBorders>
-              <w:top w:val="single" w:sz="4" w:color="D9D9D9"/>
-              <w:left w:val="single" w:sz="4" w:color="D9D9D9"/>
-              <w:bottom w:val="single" w:sz="4" w:color="D9D9D9"/>
-              <w:right w:val="single" w:sz="4" w:color="D9D9D9"/>
-            </w:tcBorders>
-          </w:tcPr>
-          <w:p>
-            <w:pPr>
-              <w:spacing w:after="100" w:before="100"/>
-            </w:pPr>
-            <w:r>
-              <w:rPr>
-                <w:b w:val="0"/>
-                <w:sz w:val="18"/>
-              </w:rPr>
-              <w:t>4.2</w:t>
-            </w:r>
-          </w:p>
-        </w:tc>
-        <w:tc>
-          <w:tcPr>
-            <w:tcW w:type="dxa" w:w="1008"/>
-            <w:tcBorders>
-              <w:top w:val="single" w:sz="4" w:color="D9D9D9"/>
-              <w:left w:val="single" w:sz="4" w:color="D9D9D9"/>
-              <w:bottom w:val="single" w:sz="4" w:color="D9D9D9"/>
-              <w:right w:val="single" w:sz="4" w:color="D9D9D9"/>
-            </w:tcBorders>
-          </w:tcPr>
-          <w:p>
-            <w:pPr>
-              <w:spacing w:after="100" w:before="100"/>
-            </w:pPr>
-            <w:r>
-              <w:rPr>
-                <w:b w:val="0"/>
-                <w:sz w:val="18"/>
-              </w:rPr>
-              <w:t>20</w:t>
-            </w:r>
-          </w:p>
-        </w:tc>
-        <w:tc>
-          <w:tcPr>
-            <w:tcW w:type="dxa" w:w="7949"/>
-            <w:tcBorders>
-              <w:top w:val="single" w:sz="4" w:color="D9D9D9"/>
-              <w:left w:val="single" w:sz="4" w:color="D9D9D9"/>
-              <w:bottom w:val="single" w:sz="4" w:color="D9D9D9"/>
-              <w:right w:val="single" w:sz="4" w:color="D9D9D9"/>
-            </w:tcBorders>
-          </w:tcPr>
-          <w:p>
-            <w:pPr>
-              <w:spacing w:after="100" w:before="100"/>
-            </w:pPr>
-            <w:r>
-              <w:rPr>
-                <w:b w:val="0"/>
-                <w:sz w:val="18"/>
-              </w:rPr>
-              <w:t>Mandatory headings match the selected template. A02 is open and no unsupported percentage is generated.</w:t>
-            </w:r>
-          </w:p>
-        </w:tc>
-      </w:tr>
-      <w:tr>
-        <w:tc>
-          <w:tcPr>
-            <w:tcW w:type="dxa" w:w="792"/>
-            <w:tcBorders>
-              <w:top w:val="single" w:sz="4" w:color="D9D9D9"/>
-              <w:left w:val="single" w:sz="4" w:color="D9D9D9"/>
-              <w:bottom w:val="single" w:sz="4" w:color="D9D9D9"/>
-              <w:right w:val="single" w:sz="4" w:color="D9D9D9"/>
-            </w:tcBorders>
-          </w:tcPr>
-          <w:p>
-            <w:pPr>
-              <w:spacing w:after="100" w:before="100"/>
-            </w:pPr>
-            <w:r>
-              <w:rPr>
-                <w:b w:val="0"/>
-                <w:sz w:val="18"/>
-              </w:rPr>
-              <w:t>4.3</w:t>
-            </w:r>
-          </w:p>
-        </w:tc>
-        <w:tc>
-          <w:tcPr>
-            <w:tcW w:type="dxa" w:w="1008"/>
-            <w:tcBorders>
-              <w:top w:val="single" w:sz="4" w:color="D9D9D9"/>
-              <w:left w:val="single" w:sz="4" w:color="D9D9D9"/>
-              <w:bottom w:val="single" w:sz="4" w:color="D9D9D9"/>
-              <w:right w:val="single" w:sz="4" w:color="D9D9D9"/>
-            </w:tcBorders>
-          </w:tcPr>
-          <w:p>
-            <w:pPr>
-              <w:spacing w:after="100" w:before="100"/>
-            </w:pPr>
-            <w:r>
-              <w:rPr>
-                <w:b w:val="0"/>
-                <w:sz w:val="18"/>
-              </w:rPr>
-              <w:t>15</w:t>
-            </w:r>
-          </w:p>
-        </w:tc>
-        <w:tc>
-          <w:tcPr>
-            <w:tcW w:type="dxa" w:w="7949"/>
-            <w:tcBorders>
-              <w:top w:val="single" w:sz="4" w:color="D9D9D9"/>
-              <w:left w:val="single" w:sz="4" w:color="D9D9D9"/>
-              <w:bottom w:val="single" w:sz="4" w:color="D9D9D9"/>
-              <w:right w:val="single" w:sz="4" w:color="D9D9D9"/>
-            </w:tcBorders>
-          </w:tcPr>
-          <w:p>
-            <w:pPr>
-              <w:spacing w:after="100" w:before="100"/>
-            </w:pPr>
-            <w:r>
-              <w:rPr>
-                <w:b w:val="0"/>
-                <w:sz w:val="18"/>
-              </w:rPr>
-              <w:t>Four unique actions and A04 has TBD owner and date. The report retains the approval blocker. Interactive execution is distinguished from an unattended scheduled flow.</w:t>
-            </w:r>
-          </w:p>
-        </w:tc>
-      </w:tr>
-      <w:tr>
-        <w:tc>
-          <w:tcPr>
-            <w:tcW w:type="dxa" w:w="792"/>
-            <w:tcBorders>
-              <w:top w:val="single" w:sz="4" w:color="D9D9D9"/>
-              <w:left w:val="single" w:sz="4" w:color="D9D9D9"/>
-              <w:bottom w:val="single" w:sz="4" w:color="D9D9D9"/>
-              <w:right w:val="single" w:sz="4" w:color="D9D9D9"/>
-            </w:tcBorders>
-          </w:tcPr>
-          <w:p>
-            <w:pPr>
-              <w:spacing w:after="100" w:before="100"/>
-            </w:pPr>
-            <w:r>
-              <w:rPr>
-                <w:b w:val="0"/>
-                <w:sz w:val="18"/>
-              </w:rPr>
-              <w:t>4.4</w:t>
-            </w:r>
-          </w:p>
-        </w:tc>
-        <w:tc>
-          <w:tcPr>
-            <w:tcW w:type="dxa" w:w="1008"/>
-            <w:tcBorders>
-              <w:top w:val="single" w:sz="4" w:color="D9D9D9"/>
-              <w:left w:val="single" w:sz="4" w:color="D9D9D9"/>
-              <w:bottom w:val="single" w:sz="4" w:color="D9D9D9"/>
-              <w:right w:val="single" w:sz="4" w:color="D9D9D9"/>
-            </w:tcBorders>
-          </w:tcPr>
-          <w:p>
-            <w:pPr>
-              <w:spacing w:after="100" w:before="100"/>
-            </w:pPr>
-            <w:r>
-              <w:rPr>
-                <w:b w:val="0"/>
-                <w:sz w:val="18"/>
-              </w:rPr>
-              <w:t>15</w:t>
-            </w:r>
-          </w:p>
-        </w:tc>
-        <w:tc>
-          <w:tcPr>
-            <w:tcW w:type="dxa" w:w="7949"/>
-            <w:tcBorders>
-              <w:top w:val="single" w:sz="4" w:color="D9D9D9"/>
-              <w:left w:val="single" w:sz="4" w:color="D9D9D9"/>
-              <w:bottom w:val="single" w:sz="4" w:color="D9D9D9"/>
-              <w:right w:val="single" w:sz="4" w:color="D9D9D9"/>
-            </w:tcBorders>
-          </w:tcPr>
-          <w:p>
-            <w:pPr>
-              <w:spacing w:after="100" w:before="100"/>
-            </w:pPr>
-            <w:r>
-              <w:rPr>
-                <w:b w:val="0"/>
-                <w:sz w:val="18"/>
-              </w:rPr>
-              <w:t>At least two citations are opened and checked. Sample 33 is detected and baseline statistics match the reference.</w:t>
-            </w:r>
-          </w:p>
-        </w:tc>
-      </w:tr>
-    </w:tbl>
-    <w:p>
-      <w:pPr>
-        <w:pStyle w:val="Heading2"/>
-      </w:pPr>
-      <w:r>
-        <w:t>Facilitation and contingencies</w:t>
-      </w:r>
-    </w:p>
-    <w:p>
-      <w:r>
-        <w:t>Use the matching Facilitator Guide to time each lab, demonstrate the critical mechanism and review the expected outputs. Record work completed, work needing correction and unavailable live capabilities separately. Approved paired access supports participation; it does not prove individual deployment or permission tests. Never extend teaching into the protected lunch or tea breaks.</w:t>
-      </w:r>
-    </w:p>
-    <w:p>
-      <w:r>
-        <w:br w:type="page"/>
-      </w:r>
-    </w:p>
-    <w:p>
-      <w:pPr>
-        <w:pStyle w:val="Heading1"/>
-      </w:pPr>
-      <w:r>
-        <w:t>Module 5 SharePoint integration with Copilot</w:t>
-      </w:r>
-    </w:p>
-    <w:p>
-      <w:r>
-        <w:t>15:30-16:15 | 45 minutes | LO6</w:t>
-      </w:r>
-    </w:p>
-    <w:p>
-      <w:r>
-        <w:t>Slide reference: 130-146. Use the deck selectively for explanation and as a lab reference; do not lecture through every slide.</w:t>
-      </w:r>
-    </w:p>
-    <w:p>
-      <w:pPr>
-        <w:pStyle w:val="Heading2"/>
-      </w:pPr>
-      <w:r>
-        <w:t>Controlled knowledge for grounded answers</w:t>
-      </w:r>
-    </w:p>
-    <w:p>
-      <w:r>
-        <w:t>A SharePoint agent should use a deliberately selected library or set of current references. The teaching library contains a current design note, an obsolete revision, O&amp;M information and a past-project summary. The current design note supports duty values; the past-project summary does not establish the cause of the current fault. Good retrieval depends on source scope, readable content, versions and document ownership.</w:t>
-      </w:r>
-    </w:p>
-    <w:p>
-      <w:pPr>
-        <w:pStyle w:val="Heading2"/>
-      </w:pPr>
-      <w:r>
-        <w:t>Verify citations and conflicts</w:t>
-      </w:r>
-    </w:p>
-    <w:p>
-      <w:r>
-        <w:t>For each critical claim, record the document title, revision, clause or page, supported statement and source URL when available. Open the original source. DES-01 revision 1 says 45 m3/h but is explicitly obsolete; revision 2 says 50 m3/h. The answer should use the current reference and explain the conflict. Where materials remain TBD, the agent should say that evidence is missing rather than supply a likely grade.</w:t>
-      </w:r>
-    </w:p>
-    <w:p>
-      <w:pPr>
-        <w:pStyle w:val="Heading2"/>
-      </w:pPr>
-      <w:r>
-        <w:t>Activity evidence</w:t>
-      </w:r>
-    </w:p>
-    <w:tbl>
-      <w:tblPr>
-        <w:tblStyle w:val="TableGrid"/>
-        <w:tblW w:type="auto" w:w="0"/>
-        <w:tblLayout w:type="fixed"/>
-        <w:tblLook w:firstColumn="1" w:firstRow="1" w:lastColumn="0" w:lastRow="0" w:noHBand="0" w:noVBand="1" w:val="04A0"/>
-      </w:tblPr>
-      <w:tblGrid>
-        <w:gridCol w:w="792"/>
-        <w:gridCol w:w="1008"/>
-        <w:gridCol w:w="7949"/>
-      </w:tblGrid>
-      <w:tr>
-        <w:trPr>
-          <w:tblHeader/>
-        </w:trPr>
-        <w:tc>
-          <w:tcPr>
-            <w:tcW w:type="dxa" w:w="792"/>
-            <w:tcBorders>
-              <w:top w:val="single" w:sz="4" w:color="D9D9D9"/>
-              <w:left w:val="single" w:sz="4" w:color="D9D9D9"/>
-              <w:bottom w:val="single" w:sz="4" w:color="D9D9D9"/>
-              <w:right w:val="single" w:sz="4" w:color="D9D9D9"/>
-            </w:tcBorders>
-            <w:shd w:fill="E4EBEF"/>
-          </w:tcPr>
-          <w:p>
-            <w:pPr>
-              <w:spacing w:after="100" w:before="100"/>
-            </w:pPr>
-            <w:r>
-              <w:rPr>
-                <w:b/>
-                <w:sz w:val="18"/>
-              </w:rPr>
-              <w:t>Lab</w:t>
-            </w:r>
-          </w:p>
-        </w:tc>
-        <w:tc>
-          <w:tcPr>
-            <w:tcW w:type="dxa" w:w="1008"/>
-            <w:tcBorders>
-              <w:top w:val="single" w:sz="4" w:color="D9D9D9"/>
-              <w:left w:val="single" w:sz="4" w:color="D9D9D9"/>
-              <w:bottom w:val="single" w:sz="4" w:color="D9D9D9"/>
-              <w:right w:val="single" w:sz="4" w:color="D9D9D9"/>
-            </w:tcBorders>
-            <w:shd w:fill="E4EBEF"/>
-          </w:tcPr>
-          <w:p>
-            <w:pPr>
-              <w:spacing w:after="100" w:before="100"/>
-            </w:pPr>
-            <w:r>
-              <w:rPr>
-                <w:b/>
-                <w:sz w:val="18"/>
-              </w:rPr>
-              <w:t>Minutes</w:t>
-            </w:r>
-          </w:p>
-        </w:tc>
-        <w:tc>
-          <w:tcPr>
-            <w:tcW w:type="dxa" w:w="7949"/>
-            <w:tcBorders>
-              <w:top w:val="single" w:sz="4" w:color="D9D9D9"/>
-              <w:left w:val="single" w:sz="4" w:color="D9D9D9"/>
-              <w:bottom w:val="single" w:sz="4" w:color="D9D9D9"/>
-              <w:right w:val="single" w:sz="4" w:color="D9D9D9"/>
-            </w:tcBorders>
-            <w:shd w:fill="E4EBEF"/>
-          </w:tcPr>
-          <w:p>
-            <w:pPr>
-              <w:spacing w:after="100" w:before="100"/>
-            </w:pPr>
-            <w:r>
-              <w:rPr>
-                <w:b/>
-                <w:sz w:val="18"/>
-              </w:rPr>
-              <w:t>Evidence of learning</w:t>
-            </w:r>
-          </w:p>
-        </w:tc>
-      </w:tr>
-      <w:tr>
-        <w:tc>
-          <w:tcPr>
-            <w:tcW w:type="dxa" w:w="792"/>
-            <w:tcBorders>
-              <w:top w:val="single" w:sz="4" w:color="D9D9D9"/>
-              <w:left w:val="single" w:sz="4" w:color="D9D9D9"/>
-              <w:bottom w:val="single" w:sz="4" w:color="D9D9D9"/>
-              <w:right w:val="single" w:sz="4" w:color="D9D9D9"/>
-            </w:tcBorders>
-          </w:tcPr>
-          <w:p>
-            <w:pPr>
-              <w:spacing w:after="100" w:before="100"/>
-            </w:pPr>
-            <w:r>
-              <w:rPr>
-                <w:b w:val="0"/>
-                <w:sz w:val="18"/>
-              </w:rPr>
-              <w:t>5.1</w:t>
-            </w:r>
-          </w:p>
-        </w:tc>
-        <w:tc>
-          <w:tcPr>
-            <w:tcW w:type="dxa" w:w="1008"/>
-            <w:tcBorders>
-              <w:top w:val="single" w:sz="4" w:color="D9D9D9"/>
-              <w:left w:val="single" w:sz="4" w:color="D9D9D9"/>
-              <w:bottom w:val="single" w:sz="4" w:color="D9D9D9"/>
-              <w:right w:val="single" w:sz="4" w:color="D9D9D9"/>
-            </w:tcBorders>
-          </w:tcPr>
-          <w:p>
-            <w:pPr>
-              <w:spacing w:after="100" w:before="100"/>
-            </w:pPr>
-            <w:r>
-              <w:rPr>
-                <w:b w:val="0"/>
-                <w:sz w:val="18"/>
-              </w:rPr>
-              <w:t>25</w:t>
-            </w:r>
-          </w:p>
-        </w:tc>
-        <w:tc>
-          <w:tcPr>
-            <w:tcW w:type="dxa" w:w="7949"/>
-            <w:tcBorders>
-              <w:top w:val="single" w:sz="4" w:color="D9D9D9"/>
-              <w:left w:val="single" w:sz="4" w:color="D9D9D9"/>
-              <w:bottom w:val="single" w:sz="4" w:color="D9D9D9"/>
-              <w:right w:val="single" w:sz="4" w:color="D9D9D9"/>
-            </w:tcBorders>
-          </w:tcPr>
-          <w:p>
-            <w:pPr>
-              <w:spacing w:after="100" w:before="100"/>
-            </w:pPr>
-            <w:r>
-              <w:rPr>
-                <w:b w:val="0"/>
-                <w:sz w:val="18"/>
-              </w:rPr>
-              <w:t>Current revision is used and three factual claims are traceable. Missing material remains TBD. Permission test has actual evidence or is explicitly not executed.</w:t>
-            </w:r>
-          </w:p>
-        </w:tc>
-      </w:tr>
-      <w:tr>
-        <w:tc>
-          <w:tcPr>
-            <w:tcW w:type="dxa" w:w="792"/>
-            <w:tcBorders>
-              <w:top w:val="single" w:sz="4" w:color="D9D9D9"/>
-              <w:left w:val="single" w:sz="4" w:color="D9D9D9"/>
-              <w:bottom w:val="single" w:sz="4" w:color="D9D9D9"/>
-              <w:right w:val="single" w:sz="4" w:color="D9D9D9"/>
-            </w:tcBorders>
-          </w:tcPr>
-          <w:p>
-            <w:pPr>
-              <w:spacing w:after="100" w:before="100"/>
-            </w:pPr>
-            <w:r>
-              <w:rPr>
-                <w:b w:val="0"/>
-                <w:sz w:val="18"/>
-              </w:rPr>
-              <w:t>5.2</w:t>
-            </w:r>
-          </w:p>
-        </w:tc>
-        <w:tc>
-          <w:tcPr>
-            <w:tcW w:type="dxa" w:w="1008"/>
-            <w:tcBorders>
-              <w:top w:val="single" w:sz="4" w:color="D9D9D9"/>
-              <w:left w:val="single" w:sz="4" w:color="D9D9D9"/>
-              <w:bottom w:val="single" w:sz="4" w:color="D9D9D9"/>
-              <w:right w:val="single" w:sz="4" w:color="D9D9D9"/>
-            </w:tcBorders>
-          </w:tcPr>
-          <w:p>
-            <w:pPr>
-              <w:spacing w:after="100" w:before="100"/>
-            </w:pPr>
-            <w:r>
-              <w:rPr>
-                <w:b w:val="0"/>
-                <w:sz w:val="18"/>
-              </w:rPr>
-              <w:t>15</w:t>
-            </w:r>
-          </w:p>
-        </w:tc>
-        <w:tc>
-          <w:tcPr>
-            <w:tcW w:type="dxa" w:w="7949"/>
-            <w:tcBorders>
-              <w:top w:val="single" w:sz="4" w:color="D9D9D9"/>
-              <w:left w:val="single" w:sz="4" w:color="D9D9D9"/>
-              <w:bottom w:val="single" w:sz="4" w:color="D9D9D9"/>
-              <w:right w:val="single" w:sz="4" w:color="D9D9D9"/>
-            </w:tcBorders>
-          </w:tcPr>
-          <w:p>
-            <w:pPr>
-              <w:spacing w:after="100" w:before="100"/>
-            </w:pPr>
-            <w:r>
-              <w:rPr>
-                <w:b w:val="0"/>
-                <w:sz w:val="18"/>
-              </w:rPr>
-              <w:t>Each claim can be traced through the handoff to the source. No uncertainty or permissions are lost during transfer.</w:t>
-            </w:r>
-          </w:p>
-        </w:tc>
-      </w:tr>
-    </w:tbl>
-    <w:p>
-      <w:pPr>
-        <w:pStyle w:val="Heading2"/>
-      </w:pPr>
-      <w:r>
-        <w:t>Facilitation and contingencies</w:t>
-      </w:r>
-    </w:p>
-    <w:p>
-      <w:r>
-        <w:t>Use the matching Facilitator Guide to time each lab, demonstrate the critical mechanism and review the expected outputs. Record work completed, work needing correction and unavailable live capabilities separately. Approved paired access supports participation; it does not prove individual deployment or permission tests. Never extend teaching into the protected lunch or tea breaks.</w:t>
-      </w:r>
-    </w:p>
-    <w:p>
-      <w:r>
-        <w:br w:type="page"/>
-      </w:r>
-    </w:p>
-    <w:p>
-      <w:pPr>
-        <w:pStyle w:val="Heading1"/>
-      </w:pPr>
-      <w:r>
-        <w:t>Module 6 AI security and the engineering toolkit</w:t>
-      </w:r>
-    </w:p>
-    <w:p>
-      <w:r>
-        <w:t>16:15-16:45 | 30 minutes | LO7</w:t>
-      </w:r>
-    </w:p>
-    <w:p>
-      <w:r>
-        <w:t>Slide reference: 147-166. Use the deck selectively for explanation and as a lab reference; do not lecture through every slide.</w:t>
-      </w:r>
-    </w:p>
-    <w:p>
-      <w:pPr>
-        <w:pStyle w:val="Heading2"/>
-      </w:pPr>
-      <w:r>
-        <w:t>Seven controls with evidence</w:t>
-      </w:r>
-    </w:p>
-    <w:p>
-      <w:r>
-        <w:t>The framework in the supplied proposal comprises data classification; data governance and access control; secure prompting; output verification and hallucination detection; human-in-the-loop sign-off; traceability and audit; and security awareness and incident response. Each control needs evidence or an explicit gap. The classroom classification categories are examples and must be mapped to the organisation policy before workplace use.</w:t>
-      </w:r>
-    </w:p>
-    <w:p>
-      <w:pPr>
-        <w:pStyle w:val="Heading2"/>
-      </w:pPr>
-      <w:r>
-        <w:t>Verify before release</w:t>
-      </w:r>
-    </w:p>
-    <w:p>
-      <w:r>
-        <w:t>The seeded draft contains unsupported diagnosis, an obsolete duty, invented material compatibility, incorrect RPN, unjustified severity reduction, a false stability claim, invented certificate completion and false approval. A polished format does not mitigate these issues. The reviewer must check sources, calculations, units and unresolved assumptions. Record preparer, competent reviewer, evidence checked, release decision and reviewed version; the AI response itself cannot grant authority.</w:t>
-      </w:r>
-    </w:p>
-    <w:p>
-      <w:pPr>
-        <w:pStyle w:val="Heading2"/>
-      </w:pPr>
-      <w:r>
-        <w:t>Activity evidence</w:t>
-      </w:r>
-    </w:p>
-    <w:tbl>
-      <w:tblPr>
-        <w:tblStyle w:val="TableGrid"/>
-        <w:tblW w:type="auto" w:w="0"/>
-        <w:tblLayout w:type="fixed"/>
-        <w:tblLook w:firstColumn="1" w:firstRow="1" w:lastColumn="0" w:lastRow="0" w:noHBand="0" w:noVBand="1" w:val="04A0"/>
-      </w:tblPr>
-      <w:tblGrid>
-        <w:gridCol w:w="792"/>
-        <w:gridCol w:w="1008"/>
-        <w:gridCol w:w="7949"/>
-      </w:tblGrid>
-      <w:tr>
-        <w:trPr>
-          <w:tblHeader/>
-        </w:trPr>
-        <w:tc>
-          <w:tcPr>
-            <w:tcW w:type="dxa" w:w="792"/>
-            <w:tcBorders>
-              <w:top w:val="single" w:sz="4" w:color="D9D9D9"/>
-              <w:left w:val="single" w:sz="4" w:color="D9D9D9"/>
-              <w:bottom w:val="single" w:sz="4" w:color="D9D9D9"/>
-              <w:right w:val="single" w:sz="4" w:color="D9D9D9"/>
-            </w:tcBorders>
-            <w:shd w:fill="E4EBEF"/>
-          </w:tcPr>
-          <w:p>
-            <w:pPr>
-              <w:spacing w:after="100" w:before="100"/>
-            </w:pPr>
-            <w:r>
-              <w:rPr>
-                <w:b/>
-                <w:sz w:val="18"/>
-              </w:rPr>
-              <w:t>Lab</w:t>
-            </w:r>
-          </w:p>
-        </w:tc>
-        <w:tc>
-          <w:tcPr>
-            <w:tcW w:type="dxa" w:w="1008"/>
-            <w:tcBorders>
-              <w:top w:val="single" w:sz="4" w:color="D9D9D9"/>
-              <w:left w:val="single" w:sz="4" w:color="D9D9D9"/>
-              <w:bottom w:val="single" w:sz="4" w:color="D9D9D9"/>
-              <w:right w:val="single" w:sz="4" w:color="D9D9D9"/>
-            </w:tcBorders>
-            <w:shd w:fill="E4EBEF"/>
-          </w:tcPr>
-          <w:p>
-            <w:pPr>
-              <w:spacing w:after="100" w:before="100"/>
-            </w:pPr>
-            <w:r>
-              <w:rPr>
-                <w:b/>
-                <w:sz w:val="18"/>
-              </w:rPr>
-              <w:t>Minutes</w:t>
-            </w:r>
-          </w:p>
-        </w:tc>
-        <w:tc>
-          <w:tcPr>
-            <w:tcW w:type="dxa" w:w="7949"/>
-            <w:tcBorders>
-              <w:top w:val="single" w:sz="4" w:color="D9D9D9"/>
-              <w:left w:val="single" w:sz="4" w:color="D9D9D9"/>
-              <w:bottom w:val="single" w:sz="4" w:color="D9D9D9"/>
-              <w:right w:val="single" w:sz="4" w:color="D9D9D9"/>
-            </w:tcBorders>
-            <w:shd w:fill="E4EBEF"/>
-          </w:tcPr>
-          <w:p>
-            <w:pPr>
-              <w:spacing w:after="100" w:before="100"/>
-            </w:pPr>
-            <w:r>
-              <w:rPr>
-                <w:b/>
-                <w:sz w:val="18"/>
-              </w:rPr>
-              <w:t>Evidence of learning</w:t>
-            </w:r>
-          </w:p>
-        </w:tc>
-      </w:tr>
-      <w:tr>
-        <w:tc>
-          <w:tcPr>
-            <w:tcW w:type="dxa" w:w="792"/>
-            <w:tcBorders>
-              <w:top w:val="single" w:sz="4" w:color="D9D9D9"/>
-              <w:left w:val="single" w:sz="4" w:color="D9D9D9"/>
-              <w:bottom w:val="single" w:sz="4" w:color="D9D9D9"/>
-              <w:right w:val="single" w:sz="4" w:color="D9D9D9"/>
-            </w:tcBorders>
-          </w:tcPr>
-          <w:p>
-            <w:pPr>
-              <w:spacing w:after="100" w:before="100"/>
-            </w:pPr>
-            <w:r>
-              <w:rPr>
-                <w:b w:val="0"/>
-                <w:sz w:val="18"/>
-              </w:rPr>
-              <w:t>6.1</w:t>
-            </w:r>
-          </w:p>
-        </w:tc>
-        <w:tc>
-          <w:tcPr>
-            <w:tcW w:type="dxa" w:w="1008"/>
-            <w:tcBorders>
-              <w:top w:val="single" w:sz="4" w:color="D9D9D9"/>
-              <w:left w:val="single" w:sz="4" w:color="D9D9D9"/>
-              <w:bottom w:val="single" w:sz="4" w:color="D9D9D9"/>
-              <w:right w:val="single" w:sz="4" w:color="D9D9D9"/>
-            </w:tcBorders>
-          </w:tcPr>
-          <w:p>
-            <w:pPr>
-              <w:spacing w:after="100" w:before="100"/>
-            </w:pPr>
-            <w:r>
-              <w:rPr>
-                <w:b w:val="0"/>
-                <w:sz w:val="18"/>
-              </w:rPr>
-              <w:t>20</w:t>
-            </w:r>
-          </w:p>
-        </w:tc>
-        <w:tc>
-          <w:tcPr>
-            <w:tcW w:type="dxa" w:w="7949"/>
-            <w:tcBorders>
-              <w:top w:val="single" w:sz="4" w:color="D9D9D9"/>
-              <w:left w:val="single" w:sz="4" w:color="D9D9D9"/>
-              <w:bottom w:val="single" w:sz="4" w:color="D9D9D9"/>
-              <w:right w:val="single" w:sz="4" w:color="D9D9D9"/>
-            </w:tcBorders>
-          </w:tcPr>
-          <w:p>
-            <w:pPr>
-              <w:spacing w:after="100" w:before="100"/>
-            </w:pPr>
-            <w:r>
-              <w:rPr>
-                <w:b w:val="0"/>
-                <w:sz w:val="18"/>
-              </w:rPr>
-              <w:t>All seven control rows have evidence or an explicit gap. RPN error, obsolete revision, unsupported material and false approval are detected. Incident response preserves evidence and follows the approved route.</w:t>
-            </w:r>
-          </w:p>
-        </w:tc>
-      </w:tr>
-      <w:tr>
-        <w:tc>
-          <w:tcPr>
-            <w:tcW w:type="dxa" w:w="792"/>
-            <w:tcBorders>
-              <w:top w:val="single" w:sz="4" w:color="D9D9D9"/>
-              <w:left w:val="single" w:sz="4" w:color="D9D9D9"/>
-              <w:bottom w:val="single" w:sz="4" w:color="D9D9D9"/>
-              <w:right w:val="single" w:sz="4" w:color="D9D9D9"/>
-            </w:tcBorders>
-          </w:tcPr>
-          <w:p>
-            <w:pPr>
-              <w:spacing w:after="100" w:before="100"/>
-            </w:pPr>
-            <w:r>
-              <w:rPr>
-                <w:b w:val="0"/>
-                <w:sz w:val="18"/>
-              </w:rPr>
-              <w:t>6.2</w:t>
-            </w:r>
-          </w:p>
-        </w:tc>
-        <w:tc>
-          <w:tcPr>
-            <w:tcW w:type="dxa" w:w="1008"/>
-            <w:tcBorders>
-              <w:top w:val="single" w:sz="4" w:color="D9D9D9"/>
-              <w:left w:val="single" w:sz="4" w:color="D9D9D9"/>
-              <w:bottom w:val="single" w:sz="4" w:color="D9D9D9"/>
-              <w:right w:val="single" w:sz="4" w:color="D9D9D9"/>
-            </w:tcBorders>
-          </w:tcPr>
-          <w:p>
-            <w:pPr>
-              <w:spacing w:after="100" w:before="100"/>
-            </w:pPr>
-            <w:r>
-              <w:rPr>
-                <w:b w:val="0"/>
-                <w:sz w:val="18"/>
-              </w:rPr>
-              <w:t>10</w:t>
-            </w:r>
-          </w:p>
-        </w:tc>
-        <w:tc>
-          <w:tcPr>
-            <w:tcW w:type="dxa" w:w="7949"/>
-            <w:tcBorders>
-              <w:top w:val="single" w:sz="4" w:color="D9D9D9"/>
-              <w:left w:val="single" w:sz="4" w:color="D9D9D9"/>
-              <w:bottom w:val="single" w:sz="4" w:color="D9D9D9"/>
-              <w:right w:val="single" w:sz="4" w:color="D9D9D9"/>
-            </w:tcBorders>
-          </w:tcPr>
-          <w:p>
-            <w:pPr>
-              <w:spacing w:after="100" w:before="100"/>
-            </w:pPr>
-            <w:r>
-              <w:rPr>
-                <w:b w:val="0"/>
-                <w:sz w:val="18"/>
-              </w:rPr>
-              <w:t>Two prompt frameworks and one testable next action are present. Live agent status is honest and a human review gate remains.</w:t>
-            </w:r>
-          </w:p>
-        </w:tc>
-      </w:tr>
-    </w:tbl>
-    <w:p>
-      <w:pPr>
-        <w:pStyle w:val="Heading2"/>
-      </w:pPr>
-      <w:r>
-        <w:t>Facilitation and contingencies</w:t>
-      </w:r>
-    </w:p>
-    <w:p>
-      <w:r>
-        <w:t>Use the matching Facilitator Guide to time each lab, demonstrate the critical mechanism and review the expected outputs. Record work completed, work needing correction and unavailable live capabilities separately. Approved paired access supports participation; it does not prove individual deployment or permission tests. Never extend teaching into the protected lunch or tea breaks.</w:t>
-      </w:r>
-    </w:p>
-    <w:p>
-      <w:r>
-        <w:br w:type="page"/>
-      </w:r>
-    </w:p>
-    <w:p>
-      <w:pPr>
-        <w:pStyle w:val="Heading1"/>
-      </w:pPr>
-      <w:r>
-        <w:t>Alignment and completion evidence</w:t>
-      </w:r>
-    </w:p>
-    <w:tbl>
-      <w:tblPr>
-        <w:tblStyle w:val="TableGrid"/>
-        <w:tblW w:type="auto" w:w="0"/>
-        <w:tblLayout w:type="fixed"/>
-        <w:tblLook w:firstColumn="1" w:firstRow="1" w:lastColumn="0" w:lastRow="0" w:noHBand="0" w:noVBand="1" w:val="04A0"/>
-      </w:tblPr>
-      <w:tblGrid>
-        <w:gridCol w:w="1152"/>
-        <w:gridCol w:w="8597"/>
-      </w:tblGrid>
-      <w:tr>
-        <w:trPr>
-          <w:tblHeader/>
-        </w:trPr>
-        <w:tc>
-          <w:tcPr>
-            <w:tcW w:type="dxa" w:w="1152"/>
-            <w:tcBorders>
-              <w:top w:val="single" w:sz="4" w:color="D9D9D9"/>
-              <w:left w:val="single" w:sz="4" w:color="D9D9D9"/>
-              <w:bottom w:val="single" w:sz="4" w:color="D9D9D9"/>
-              <w:right w:val="single" w:sz="4" w:color="D9D9D9"/>
-            </w:tcBorders>
-            <w:shd w:fill="E4EBEF"/>
-          </w:tcPr>
-          <w:p>
-            <w:pPr>
-              <w:spacing w:after="100" w:before="100"/>
-            </w:pPr>
-            <w:r>
-              <w:rPr>
-                <w:b/>
-                <w:sz w:val="18"/>
-              </w:rPr>
-              <w:t>Outcome</w:t>
-            </w:r>
-          </w:p>
-        </w:tc>
-        <w:tc>
-          <w:tcPr>
-            <w:tcW w:type="dxa" w:w="8597"/>
-            <w:tcBorders>
-              <w:top w:val="single" w:sz="4" w:color="D9D9D9"/>
-              <w:left w:val="single" w:sz="4" w:color="D9D9D9"/>
-              <w:bottom w:val="single" w:sz="4" w:color="D9D9D9"/>
-              <w:right w:val="single" w:sz="4" w:color="D9D9D9"/>
-            </w:tcBorders>
-            <w:shd w:fill="E4EBEF"/>
-          </w:tcPr>
-          <w:p>
-            <w:pPr>
-              <w:spacing w:after="100" w:before="100"/>
-            </w:pPr>
-            <w:r>
-              <w:rPr>
-                <w:b/>
-                <w:sz w:val="18"/>
-              </w:rPr>
-              <w:t>Primary evidence</w:t>
-            </w:r>
-          </w:p>
-        </w:tc>
-      </w:tr>
-      <w:tr>
-        <w:tc>
-          <w:tcPr>
-            <w:tcW w:type="dxa" w:w="1152"/>
-            <w:tcBorders>
-              <w:top w:val="single" w:sz="4" w:color="D9D9D9"/>
-              <w:left w:val="single" w:sz="4" w:color="D9D9D9"/>
-              <w:bottom w:val="single" w:sz="4" w:color="D9D9D9"/>
-              <w:right w:val="single" w:sz="4" w:color="D9D9D9"/>
-            </w:tcBorders>
-          </w:tcPr>
-          <w:p>
-            <w:pPr>
-              <w:spacing w:after="100" w:before="100"/>
-            </w:pPr>
-            <w:r>
-              <w:rPr>
-                <w:b w:val="0"/>
-                <w:sz w:val="18"/>
-              </w:rPr>
-              <w:t>LO1</w:t>
-            </w:r>
-          </w:p>
-        </w:tc>
-        <w:tc>
-          <w:tcPr>
-            <w:tcW w:type="dxa" w:w="8597"/>
-            <w:tcBorders>
-              <w:top w:val="single" w:sz="4" w:color="D9D9D9"/>
-              <w:left w:val="single" w:sz="4" w:color="D9D9D9"/>
-              <w:bottom w:val="single" w:sz="4" w:color="D9D9D9"/>
-              <w:right w:val="single" w:sz="4" w:color="D9D9D9"/>
-            </w:tcBorders>
-          </w:tcPr>
-          <w:p>
-            <w:pPr>
-              <w:spacing w:after="100" w:before="100"/>
-            </w:pPr>
-            <w:r>
-              <w:rPr>
-                <w:b w:val="0"/>
-                <w:sz w:val="18"/>
-              </w:rPr>
-              <w:t>Primer explanations; Lab 3.1 FMEA; Lab 3.2 chart and DMAIC interpretation</w:t>
-            </w:r>
-          </w:p>
-        </w:tc>
-      </w:tr>
-      <w:tr>
-        <w:tc>
-          <w:tcPr>
-            <w:tcW w:type="dxa" w:w="1152"/>
-            <w:tcBorders>
-              <w:top w:val="single" w:sz="4" w:color="D9D9D9"/>
-              <w:left w:val="single" w:sz="4" w:color="D9D9D9"/>
-              <w:bottom w:val="single" w:sz="4" w:color="D9D9D9"/>
-              <w:right w:val="single" w:sz="4" w:color="D9D9D9"/>
-            </w:tcBorders>
-          </w:tcPr>
-          <w:p>
-            <w:pPr>
-              <w:spacing w:after="100" w:before="100"/>
-            </w:pPr>
-            <w:r>
-              <w:rPr>
-                <w:b w:val="0"/>
-                <w:sz w:val="18"/>
-              </w:rPr>
-              <w:t>LO2</w:t>
-            </w:r>
-          </w:p>
-        </w:tc>
-        <w:tc>
-          <w:tcPr>
-            <w:tcW w:type="dxa" w:w="8597"/>
-            <w:tcBorders>
-              <w:top w:val="single" w:sz="4" w:color="D9D9D9"/>
-              <w:left w:val="single" w:sz="4" w:color="D9D9D9"/>
-              <w:bottom w:val="single" w:sz="4" w:color="D9D9D9"/>
-              <w:right w:val="single" w:sz="4" w:color="D9D9D9"/>
-            </w:tcBorders>
-          </w:tcPr>
-          <w:p>
-            <w:pPr>
-              <w:spacing w:after="100" w:before="100"/>
-            </w:pPr>
-            <w:r>
-              <w:rPr>
-                <w:b w:val="0"/>
-                <w:sz w:val="18"/>
-              </w:rPr>
-              <w:t>Labs 1.1, 1.2, 2.1-2.3 and 3.1-3.3 reviewed document outputs</w:t>
-            </w:r>
-          </w:p>
-        </w:tc>
-      </w:tr>
-      <w:tr>
-        <w:tc>
-          <w:tcPr>
-            <w:tcW w:type="dxa" w:w="1152"/>
-            <w:tcBorders>
-              <w:top w:val="single" w:sz="4" w:color="D9D9D9"/>
-              <w:left w:val="single" w:sz="4" w:color="D9D9D9"/>
-              <w:bottom w:val="single" w:sz="4" w:color="D9D9D9"/>
-              <w:right w:val="single" w:sz="4" w:color="D9D9D9"/>
-            </w:tcBorders>
-          </w:tcPr>
-          <w:p>
-            <w:pPr>
-              <w:spacing w:after="100" w:before="100"/>
-            </w:pPr>
-            <w:r>
-              <w:rPr>
-                <w:b w:val="0"/>
-                <w:sz w:val="18"/>
-              </w:rPr>
-              <w:t>LO3</w:t>
-            </w:r>
-          </w:p>
-        </w:tc>
-        <w:tc>
-          <w:tcPr>
-            <w:tcW w:type="dxa" w:w="8597"/>
-            <w:tcBorders>
-              <w:top w:val="single" w:sz="4" w:color="D9D9D9"/>
-              <w:left w:val="single" w:sz="4" w:color="D9D9D9"/>
-              <w:bottom w:val="single" w:sz="4" w:color="D9D9D9"/>
-              <w:right w:val="single" w:sz="4" w:color="D9D9D9"/>
-            </w:tcBorders>
-          </w:tcPr>
-          <w:p>
-            <w:pPr>
-              <w:spacing w:after="100" w:before="100"/>
-            </w:pPr>
-            <w:r>
-              <w:rPr>
-                <w:b w:val="0"/>
-                <w:sz w:val="18"/>
-              </w:rPr>
-              <w:t>RISE and E-MAP prompts, source checks and revision logs</w:t>
-            </w:r>
-          </w:p>
-        </w:tc>
-      </w:tr>
-      <w:tr>
-        <w:tc>
-          <w:tcPr>
-            <w:tcW w:type="dxa" w:w="1152"/>
-            <w:tcBorders>
-              <w:top w:val="single" w:sz="4" w:color="D9D9D9"/>
-              <w:left w:val="single" w:sz="4" w:color="D9D9D9"/>
-              <w:bottom w:val="single" w:sz="4" w:color="D9D9D9"/>
-              <w:right w:val="single" w:sz="4" w:color="D9D9D9"/>
-            </w:tcBorders>
-          </w:tcPr>
-          <w:p>
-            <w:pPr>
-              <w:spacing w:after="100" w:before="100"/>
-            </w:pPr>
-            <w:r>
-              <w:rPr>
-                <w:b w:val="0"/>
-                <w:sz w:val="18"/>
-              </w:rPr>
-              <w:t>LO4</w:t>
-            </w:r>
-          </w:p>
-        </w:tc>
-        <w:tc>
-          <w:tcPr>
-            <w:tcW w:type="dxa" w:w="8597"/>
-            <w:tcBorders>
-              <w:top w:val="single" w:sz="4" w:color="D9D9D9"/>
-              <w:left w:val="single" w:sz="4" w:color="D9D9D9"/>
-              <w:bottom w:val="single" w:sz="4" w:color="D9D9D9"/>
-              <w:right w:val="single" w:sz="4" w:color="D9D9D9"/>
-            </w:tcBorders>
-          </w:tcPr>
-          <w:p>
-            <w:pPr>
-              <w:spacing w:after="100" w:before="100"/>
-            </w:pPr>
-            <w:r>
-              <w:rPr>
-                <w:b w:val="0"/>
-                <w:sz w:val="18"/>
-              </w:rPr>
-              <w:t>Labs 4.1-4.3 configurations, actual tests and reviewed handoff</w:t>
-            </w:r>
-          </w:p>
-        </w:tc>
-      </w:tr>
-      <w:tr>
-        <w:tc>
-          <w:tcPr>
-            <w:tcW w:type="dxa" w:w="1152"/>
-            <w:tcBorders>
-              <w:top w:val="single" w:sz="4" w:color="D9D9D9"/>
-              <w:left w:val="single" w:sz="4" w:color="D9D9D9"/>
-              <w:bottom w:val="single" w:sz="4" w:color="D9D9D9"/>
-              <w:right w:val="single" w:sz="4" w:color="D9D9D9"/>
-            </w:tcBorders>
-          </w:tcPr>
-          <w:p>
-            <w:pPr>
-              <w:spacing w:after="100" w:before="100"/>
-            </w:pPr>
-            <w:r>
-              <w:rPr>
-                <w:b w:val="0"/>
-                <w:sz w:val="18"/>
-              </w:rPr>
-              <w:t>LO5</w:t>
-            </w:r>
-          </w:p>
-        </w:tc>
-        <w:tc>
-          <w:tcPr>
-            <w:tcW w:type="dxa" w:w="8597"/>
-            <w:tcBorders>
-              <w:top w:val="single" w:sz="4" w:color="D9D9D9"/>
-              <w:left w:val="single" w:sz="4" w:color="D9D9D9"/>
-              <w:bottom w:val="single" w:sz="4" w:color="D9D9D9"/>
-              <w:right w:val="single" w:sz="4" w:color="D9D9D9"/>
-            </w:tcBorders>
-          </w:tcPr>
-          <w:p>
-            <w:pPr>
-              <w:spacing w:after="100" w:before="100"/>
-            </w:pPr>
-            <w:r>
-              <w:rPr>
-                <w:b w:val="0"/>
-                <w:sz w:val="18"/>
-              </w:rPr>
-              <w:t>Lab 4.4 verified citations and independent statistical comparison</w:t>
-            </w:r>
-          </w:p>
-        </w:tc>
-      </w:tr>
-      <w:tr>
-        <w:tc>
-          <w:tcPr>
-            <w:tcW w:type="dxa" w:w="1152"/>
-            <w:tcBorders>
-              <w:top w:val="single" w:sz="4" w:color="D9D9D9"/>
-              <w:left w:val="single" w:sz="4" w:color="D9D9D9"/>
-              <w:bottom w:val="single" w:sz="4" w:color="D9D9D9"/>
-              <w:right w:val="single" w:sz="4" w:color="D9D9D9"/>
-            </w:tcBorders>
-          </w:tcPr>
-          <w:p>
-            <w:pPr>
-              <w:spacing w:after="100" w:before="100"/>
-            </w:pPr>
-            <w:r>
-              <w:rPr>
-                <w:b w:val="0"/>
-                <w:sz w:val="18"/>
-              </w:rPr>
-              <w:t>LO6</w:t>
-            </w:r>
-          </w:p>
-        </w:tc>
-        <w:tc>
-          <w:tcPr>
-            <w:tcW w:type="dxa" w:w="8597"/>
-            <w:tcBorders>
-              <w:top w:val="single" w:sz="4" w:color="D9D9D9"/>
-              <w:left w:val="single" w:sz="4" w:color="D9D9D9"/>
-              <w:bottom w:val="single" w:sz="4" w:color="D9D9D9"/>
-              <w:right w:val="single" w:sz="4" w:color="D9D9D9"/>
-            </w:tcBorders>
-          </w:tcPr>
-          <w:p>
-            <w:pPr>
-              <w:spacing w:after="100" w:before="100"/>
-            </w:pPr>
-            <w:r>
-              <w:rPr>
-                <w:b w:val="0"/>
-                <w:sz w:val="18"/>
-              </w:rPr>
-              <w:t>Labs 5.1-5.2 citation checks, access test and provenance handoff</w:t>
-            </w:r>
-          </w:p>
-        </w:tc>
-      </w:tr>
-      <w:tr>
-        <w:tc>
-          <w:tcPr>
-            <w:tcW w:type="dxa" w:w="1152"/>
-            <w:tcBorders>
-              <w:top w:val="single" w:sz="4" w:color="D9D9D9"/>
-              <w:left w:val="single" w:sz="4" w:color="D9D9D9"/>
-              <w:bottom w:val="single" w:sz="4" w:color="D9D9D9"/>
-              <w:right w:val="single" w:sz="4" w:color="D9D9D9"/>
-            </w:tcBorders>
-          </w:tcPr>
-          <w:p>
-            <w:pPr>
-              <w:spacing w:after="100" w:before="100"/>
-            </w:pPr>
-            <w:r>
-              <w:rPr>
-                <w:b w:val="0"/>
-                <w:sz w:val="18"/>
-              </w:rPr>
-              <w:t>LO7</w:t>
-            </w:r>
-          </w:p>
-        </w:tc>
-        <w:tc>
-          <w:tcPr>
-            <w:tcW w:type="dxa" w:w="8597"/>
-            <w:tcBorders>
-              <w:top w:val="single" w:sz="4" w:color="D9D9D9"/>
-              <w:left w:val="single" w:sz="4" w:color="D9D9D9"/>
-              <w:bottom w:val="single" w:sz="4" w:color="D9D9D9"/>
-              <w:right w:val="single" w:sz="4" w:color="D9D9D9"/>
-            </w:tcBorders>
-          </w:tcPr>
-          <w:p>
-            <w:pPr>
-              <w:spacing w:after="100" w:before="100"/>
-            </w:pPr>
-            <w:r>
-              <w:rPr>
-                <w:b w:val="0"/>
-                <w:sz w:val="18"/>
-              </w:rPr>
-              <w:t>Labs 6.1-6.2 seven controls, sign-off gate, incident record and toolkit</w:t>
-            </w:r>
-          </w:p>
-        </w:tc>
-      </w:tr>
-    </w:tbl>
-    <w:p>
-      <w:r>
-        <w:t>This package contains formative checks and a peer mini challenge. It does not add a certification exam or infer a formal assessment instrument absent from the supplied documents. Record any unexecuted outcome and agree follow-up through the provider delivery process.</w:t>
-      </w:r>
-    </w:p>
-    <w:p>
-      <w:r>
-        <w:t>Source authority: GenAI for Engineers proposal revised v2 PUB Feedback and Lesson Plan with Hands-On Labs v2 PUB Feedback. The source proposal trainer-profile placeholder is intentionally not copied; no trainer identity is invented.</w:t>
+        <w:t>Formative review: correct source rows and denominators, correct formulas, chart interpretation, preserved uncertainty and traceable next action. No extra lab list or agent deployment is required.</w:t>
       </w:r>
     </w:p>
     <w:sectPr>

--- a/courseware/Lesson-Plan/IES-GenAI-for-Engineers-Lesson-Plan.docx
+++ b/courseware/Lesson-Plan/IES-GenAI-for-Engineers-Lesson-Plan.docx
@@ -15,25 +15,17 @@
         <w:pStyle w:val="Subtitle"/>
       </w:pPr>
       <w:r>
-        <w:t>IES | v2.0 | Three connected Excel labs</w:t>
+        <w:t>IES | v2.1 | LP-aligned one-day delivery</w:t>
       </w:r>
     </w:p>
     <w:p>
       <w:r>
-        <w:t>Latest user-directed scope supersedes the broader original six-module/16-lab allocation. The course title and IES provider remain. Focus: use Copilot in Excel for data quality, SPC, FMEA and DMAIC.</w:t>
-      </w:r>
-    </w:p>
-    <w:p>
-      <w:pPr>
-        <w:pStyle w:val="Heading2"/>
-      </w:pPr>
-      <w:r>
-        <w:t>Outcomes</w:t>
+        <w:t>Follow the supplied Lesson Plan with Hands-On Labs (v2 - PUB Feedback) module order and clock times. Retain its six modules; consolidate learner work into only 65 minutes of guided Excel exercises within Module 3. Other practical examples are trainer-led demonstrations or discussion. The original agent-build outcomes are demonstrated, not assessed as independent learner deployment.</w:t>
       </w:r>
     </w:p>
     <w:p>
       <w:r>
-        <w:t>1 Audit engineering data and verify Copilot formulas. 2 Build and interpret a fixed-baseline SPC chart. 3 Calculate and critically review an FMEA. 4 Produce an exposure-aware DMAIC summary and control plan. 5 Use clear prompts, constraints and evidence-based review.</w:t>
+        <w:t>09:00–17:00 = 480 minutes: 390 teaching minutes + 60 lunch + 30 tea. The source LP calls this seven training hours excluding lunch; that includes tea. This delivery plan uses 6.5 net teaching hours. Guided Excel time is 25 + 20 + 20 = 65 minutes, included within Module 3, never added on top.</w:t>
       </w:r>
     </w:p>
     <w:tbl>
@@ -44,9 +36,9 @@
         <w:tblLook w:firstColumn="1" w:firstRow="1" w:lastColumn="0" w:lastRow="0" w:noHBand="0" w:noVBand="1" w:val="04A0"/>
       </w:tblPr>
       <w:tblGrid>
-        <w:gridCol w:w="1584"/>
-        <w:gridCol w:w="6293"/>
-        <w:gridCol w:w="1872"/>
+        <w:gridCol w:w="3250"/>
+        <w:gridCol w:w="3250"/>
+        <w:gridCol w:w="3250"/>
       </w:tblGrid>
       <w:tr>
         <w:trPr>
@@ -54,7 +46,7 @@
         </w:trPr>
         <w:tc>
           <w:tcPr>
-            <w:tcW w:type="dxa" w:w="1584"/>
+            <w:tcW w:type="dxa" w:w="3250"/>
             <w:tcBorders>
               <w:top w:val="single" w:sz="4" w:color="D9D9D9"/>
               <w:left w:val="single" w:sz="4" w:color="D9D9D9"/>
@@ -78,7 +70,7 @@
         </w:tc>
         <w:tc>
           <w:tcPr>
-            <w:tcW w:type="dxa" w:w="6293"/>
+            <w:tcW w:type="dxa" w:w="3250"/>
             <w:tcBorders>
               <w:top w:val="single" w:sz="4" w:color="D9D9D9"/>
               <w:left w:val="single" w:sz="4" w:color="D9D9D9"/>
@@ -96,13 +88,13 @@
                 <w:b/>
                 <w:sz w:val="18"/>
               </w:rPr>
-              <w:t>Block</w:t>
+              <w:t>LP module</w:t>
             </w:r>
           </w:p>
         </w:tc>
         <w:tc>
           <w:tcPr>
-            <w:tcW w:type="dxa" w:w="1872"/>
+            <w:tcW w:type="dxa" w:w="3250"/>
             <w:tcBorders>
               <w:top w:val="single" w:sz="4" w:color="D9D9D9"/>
               <w:left w:val="single" w:sz="4" w:color="D9D9D9"/>
@@ -120,7 +112,7 @@
                 <w:b/>
                 <w:sz w:val="18"/>
               </w:rPr>
-              <w:t>Delivery focus</w:t>
+              <w:t>Delivery allocation</w:t>
             </w:r>
           </w:p>
         </w:tc>
@@ -128,7 +120,7 @@
       <w:tr>
         <w:tc>
           <w:tcPr>
-            <w:tcW w:type="dxa" w:w="1584"/>
+            <w:tcW w:type="dxa" w:w="3250"/>
             <w:tcBorders>
               <w:top w:val="single" w:sz="4" w:color="D9D9D9"/>
               <w:left w:val="single" w:sz="4" w:color="D9D9D9"/>
@@ -145,13 +137,13 @@
                 <w:b w:val="0"/>
                 <w:sz w:val="18"/>
               </w:rPr>
-              <w:t>09:00–09:30</w:t>
+              <w:t>09:00–10:00</w:t>
             </w:r>
           </w:p>
         </w:tc>
         <w:tc>
           <w:tcPr>
-            <w:tcW w:type="dxa" w:w="6293"/>
+            <w:tcW w:type="dxa" w:w="3250"/>
             <w:tcBorders>
               <w:top w:val="single" w:sz="4" w:color="D9D9D9"/>
               <w:left w:val="single" w:sz="4" w:color="D9D9D9"/>
@@ -168,13 +160,13 @@
                 <w:b w:val="0"/>
                 <w:sz w:val="18"/>
               </w:rPr>
-              <w:t>Copilot setup and prompt framework</w:t>
+              <w:t>1 · Copilot ecosystem</w:t>
             </w:r>
           </w:p>
         </w:tc>
         <w:tc>
           <w:tcPr>
-            <w:tcW w:type="dxa" w:w="1872"/>
+            <w:tcW w:type="dxa" w:w="3250"/>
             <w:tcBorders>
               <w:top w:val="single" w:sz="4" w:color="D9D9D9"/>
               <w:left w:val="single" w:sz="4" w:color="D9D9D9"/>
@@ -191,7 +183,7 @@
                 <w:b w:val="0"/>
                 <w:sz w:val="18"/>
               </w:rPr>
-              <w:t>30 min</w:t>
+              <w:t>15 overview; 10 access check; 20 Excel demonstration; 15 discussion</w:t>
             </w:r>
           </w:p>
         </w:tc>
@@ -199,7 +191,7 @@
       <w:tr>
         <w:tc>
           <w:tcPr>
-            <w:tcW w:type="dxa" w:w="1584"/>
+            <w:tcW w:type="dxa" w:w="3250"/>
             <w:tcBorders>
               <w:top w:val="single" w:sz="4" w:color="D9D9D9"/>
               <w:left w:val="single" w:sz="4" w:color="D9D9D9"/>
@@ -216,13 +208,13 @@
                 <w:b w:val="0"/>
                 <w:sz w:val="18"/>
               </w:rPr>
-              <w:t>09:30–11:15</w:t>
+              <w:t>10:00–11:15</w:t>
             </w:r>
           </w:p>
         </w:tc>
         <w:tc>
           <w:tcPr>
-            <w:tcW w:type="dxa" w:w="6293"/>
+            <w:tcW w:type="dxa" w:w="3250"/>
             <w:tcBorders>
               <w:top w:val="single" w:sz="4" w:color="D9D9D9"/>
               <w:left w:val="single" w:sz="4" w:color="D9D9D9"/>
@@ -239,13 +231,13 @@
                 <w:b w:val="0"/>
                 <w:sz w:val="18"/>
               </w:rPr>
-              <w:t>Lab01 SPC: quality audit, formulas and baseline</w:t>
+              <w:t>2 · Prompting for engineering documents</w:t>
             </w:r>
           </w:p>
         </w:tc>
         <w:tc>
           <w:tcPr>
-            <w:tcW w:type="dxa" w:w="1872"/>
+            <w:tcW w:type="dxa" w:w="3250"/>
             <w:tcBorders>
               <w:top w:val="single" w:sz="4" w:color="D9D9D9"/>
               <w:left w:val="single" w:sz="4" w:color="D9D9D9"/>
@@ -262,7 +254,7 @@
                 <w:b w:val="0"/>
                 <w:sz w:val="18"/>
               </w:rPr>
-              <w:t>105 min</w:t>
+              <w:t>20 RISE/E-MAP; 20 document demonstration; 20 constraints and persona review; 15 prompt critique</w:t>
             </w:r>
           </w:p>
         </w:tc>
@@ -270,7 +262,7 @@
       <w:tr>
         <w:tc>
           <w:tcPr>
-            <w:tcW w:type="dxa" w:w="1584"/>
+            <w:tcW w:type="dxa" w:w="3250"/>
             <w:tcBorders>
               <w:top w:val="single" w:sz="4" w:color="D9D9D9"/>
               <w:left w:val="single" w:sz="4" w:color="D9D9D9"/>
@@ -293,7 +285,7 @@
         </w:tc>
         <w:tc>
           <w:tcPr>
-            <w:tcW w:type="dxa" w:w="6293"/>
+            <w:tcW w:type="dxa" w:w="3250"/>
             <w:tcBorders>
               <w:top w:val="single" w:sz="4" w:color="D9D9D9"/>
               <w:left w:val="single" w:sz="4" w:color="D9D9D9"/>
@@ -310,13 +302,13 @@
                 <w:b w:val="0"/>
                 <w:sz w:val="18"/>
               </w:rPr>
-              <w:t>Tea</w:t>
+              <w:t>Tea break</w:t>
             </w:r>
           </w:p>
         </w:tc>
         <w:tc>
           <w:tcPr>
-            <w:tcW w:type="dxa" w:w="1872"/>
+            <w:tcW w:type="dxa" w:w="3250"/>
             <w:tcBorders>
               <w:top w:val="single" w:sz="4" w:color="D9D9D9"/>
               <w:left w:val="single" w:sz="4" w:color="D9D9D9"/>
@@ -333,7 +325,7 @@
                 <w:b w:val="0"/>
                 <w:sz w:val="18"/>
               </w:rPr>
-              <w:t>Break</w:t>
+              <w:t>15 minutes</w:t>
             </w:r>
           </w:p>
         </w:tc>
@@ -341,7 +333,7 @@
       <w:tr>
         <w:tc>
           <w:tcPr>
-            <w:tcW w:type="dxa" w:w="1584"/>
+            <w:tcW w:type="dxa" w:w="3250"/>
             <w:tcBorders>
               <w:top w:val="single" w:sz="4" w:color="D9D9D9"/>
               <w:left w:val="single" w:sz="4" w:color="D9D9D9"/>
@@ -358,13 +350,13 @@
                 <w:b w:val="0"/>
                 <w:sz w:val="18"/>
               </w:rPr>
-              <w:t>11:30–12:05</w:t>
+              <w:t>11:30–13:00</w:t>
             </w:r>
           </w:p>
         </w:tc>
         <w:tc>
           <w:tcPr>
-            <w:tcW w:type="dxa" w:w="6293"/>
+            <w:tcW w:type="dxa" w:w="3250"/>
             <w:tcBorders>
               <w:top w:val="single" w:sz="4" w:color="D9D9D9"/>
               <w:left w:val="single" w:sz="4" w:color="D9D9D9"/>
@@ -381,13 +373,13 @@
                 <w:b w:val="0"/>
                 <w:sz w:val="18"/>
               </w:rPr>
-              <w:t>Lab01 SPC: chart and interpretation</w:t>
+              <w:t>3 · Engineering methodology and Excel</w:t>
             </w:r>
           </w:p>
         </w:tc>
         <w:tc>
           <w:tcPr>
-            <w:tcW w:type="dxa" w:w="1872"/>
+            <w:tcW w:type="dxa" w:w="3250"/>
             <w:tcBorders>
               <w:top w:val="single" w:sz="4" w:color="D9D9D9"/>
               <w:left w:val="single" w:sz="4" w:color="D9D9D9"/>
@@ -404,7 +396,7 @@
                 <w:b w:val="0"/>
                 <w:sz w:val="18"/>
               </w:rPr>
-              <w:t>35 min</w:t>
+              <w:t>15 primer; 25 guided SPC; 20 guided FMEA; 20 guided DMAIC; 10 shared review</w:t>
             </w:r>
           </w:p>
         </w:tc>
@@ -412,78 +404,7 @@
       <w:tr>
         <w:tc>
           <w:tcPr>
-            <w:tcW w:type="dxa" w:w="1584"/>
-            <w:tcBorders>
-              <w:top w:val="single" w:sz="4" w:color="D9D9D9"/>
-              <w:left w:val="single" w:sz="4" w:color="D9D9D9"/>
-              <w:bottom w:val="single" w:sz="4" w:color="D9D9D9"/>
-              <w:right w:val="single" w:sz="4" w:color="D9D9D9"/>
-            </w:tcBorders>
-          </w:tcPr>
-          <w:p>
-            <w:pPr>
-              <w:spacing w:after="100" w:before="100"/>
-            </w:pPr>
-            <w:r>
-              <w:rPr>
-                <w:b w:val="0"/>
-                <w:sz w:val="18"/>
-              </w:rPr>
-              <w:t>12:05–13:00</w:t>
-            </w:r>
-          </w:p>
-        </w:tc>
-        <w:tc>
-          <w:tcPr>
-            <w:tcW w:type="dxa" w:w="6293"/>
-            <w:tcBorders>
-              <w:top w:val="single" w:sz="4" w:color="D9D9D9"/>
-              <w:left w:val="single" w:sz="4" w:color="D9D9D9"/>
-              <w:bottom w:val="single" w:sz="4" w:color="D9D9D9"/>
-              <w:right w:val="single" w:sz="4" w:color="D9D9D9"/>
-            </w:tcBorders>
-          </w:tcPr>
-          <w:p>
-            <w:pPr>
-              <w:spacing w:after="100" w:before="100"/>
-            </w:pPr>
-            <w:r>
-              <w:rPr>
-                <w:b w:val="0"/>
-                <w:sz w:val="18"/>
-              </w:rPr>
-              <w:t>Lab02 FMEA: structure and ratings</w:t>
-            </w:r>
-          </w:p>
-        </w:tc>
-        <w:tc>
-          <w:tcPr>
-            <w:tcW w:type="dxa" w:w="1872"/>
-            <w:tcBorders>
-              <w:top w:val="single" w:sz="4" w:color="D9D9D9"/>
-              <w:left w:val="single" w:sz="4" w:color="D9D9D9"/>
-              <w:bottom w:val="single" w:sz="4" w:color="D9D9D9"/>
-              <w:right w:val="single" w:sz="4" w:color="D9D9D9"/>
-            </w:tcBorders>
-          </w:tcPr>
-          <w:p>
-            <w:pPr>
-              <w:spacing w:after="100" w:before="100"/>
-            </w:pPr>
-            <w:r>
-              <w:rPr>
-                <w:b w:val="0"/>
-                <w:sz w:val="18"/>
-              </w:rPr>
-              <w:t>55 min</w:t>
-            </w:r>
-          </w:p>
-        </w:tc>
-      </w:tr>
-      <w:tr>
-        <w:tc>
-          <w:tcPr>
-            <w:tcW w:type="dxa" w:w="1584"/>
+            <w:tcW w:type="dxa" w:w="3250"/>
             <w:tcBorders>
               <w:top w:val="single" w:sz="4" w:color="D9D9D9"/>
               <w:left w:val="single" w:sz="4" w:color="D9D9D9"/>
@@ -506,7 +427,7 @@
         </w:tc>
         <w:tc>
           <w:tcPr>
-            <w:tcW w:type="dxa" w:w="6293"/>
+            <w:tcW w:type="dxa" w:w="3250"/>
             <w:tcBorders>
               <w:top w:val="single" w:sz="4" w:color="D9D9D9"/>
               <w:left w:val="single" w:sz="4" w:color="D9D9D9"/>
@@ -529,7 +450,7 @@
         </w:tc>
         <w:tc>
           <w:tcPr>
-            <w:tcW w:type="dxa" w:w="1872"/>
+            <w:tcW w:type="dxa" w:w="3250"/>
             <w:tcBorders>
               <w:top w:val="single" w:sz="4" w:color="D9D9D9"/>
               <w:left w:val="single" w:sz="4" w:color="D9D9D9"/>
@@ -546,7 +467,7 @@
                 <w:b w:val="0"/>
                 <w:sz w:val="18"/>
               </w:rPr>
-              <w:t>Break</w:t>
+              <w:t>60 minutes</w:t>
             </w:r>
           </w:p>
         </w:tc>
@@ -554,7 +475,7 @@
       <w:tr>
         <w:tc>
           <w:tcPr>
-            <w:tcW w:type="dxa" w:w="1584"/>
+            <w:tcW w:type="dxa" w:w="3250"/>
             <w:tcBorders>
               <w:top w:val="single" w:sz="4" w:color="D9D9D9"/>
               <w:left w:val="single" w:sz="4" w:color="D9D9D9"/>
@@ -571,13 +492,13 @@
                 <w:b w:val="0"/>
                 <w:sz w:val="18"/>
               </w:rPr>
-              <w:t>14:00–14:45</w:t>
+              <w:t>14:00–15:15</w:t>
             </w:r>
           </w:p>
         </w:tc>
         <w:tc>
           <w:tcPr>
-            <w:tcW w:type="dxa" w:w="6293"/>
+            <w:tcW w:type="dxa" w:w="3250"/>
             <w:tcBorders>
               <w:top w:val="single" w:sz="4" w:color="D9D9D9"/>
               <w:left w:val="single" w:sz="4" w:color="D9D9D9"/>
@@ -594,13 +515,13 @@
                 <w:b w:val="0"/>
                 <w:sz w:val="18"/>
               </w:rPr>
-              <w:t>Lab02 FMEA: prioritisation and review</w:t>
+              <w:t>4 · Copilot and reasoning agents</w:t>
             </w:r>
           </w:p>
         </w:tc>
         <w:tc>
           <w:tcPr>
-            <w:tcW w:type="dxa" w:w="1872"/>
+            <w:tcW w:type="dxa" w:w="3250"/>
             <w:tcBorders>
               <w:top w:val="single" w:sz="4" w:color="D9D9D9"/>
               <w:left w:val="single" w:sz="4" w:color="D9D9D9"/>
@@ -617,7 +538,7 @@
                 <w:b w:val="0"/>
                 <w:sz w:val="18"/>
               </w:rPr>
-              <w:t>45 min</w:t>
+              <w:t>15 concepts; 25 FMEA/report assistant demo; 20 research/analysis comparison; 15 questions and buffer</w:t>
             </w:r>
           </w:p>
         </w:tc>
@@ -625,78 +546,7 @@
       <w:tr>
         <w:tc>
           <w:tcPr>
-            <w:tcW w:type="dxa" w:w="1584"/>
-            <w:tcBorders>
-              <w:top w:val="single" w:sz="4" w:color="D9D9D9"/>
-              <w:left w:val="single" w:sz="4" w:color="D9D9D9"/>
-              <w:bottom w:val="single" w:sz="4" w:color="D9D9D9"/>
-              <w:right w:val="single" w:sz="4" w:color="D9D9D9"/>
-            </w:tcBorders>
-          </w:tcPr>
-          <w:p>
-            <w:pPr>
-              <w:spacing w:after="100" w:before="100"/>
-            </w:pPr>
-            <w:r>
-              <w:rPr>
-                <w:b w:val="0"/>
-                <w:sz w:val="18"/>
-              </w:rPr>
-              <w:t>14:45–15:15</w:t>
-            </w:r>
-          </w:p>
-        </w:tc>
-        <w:tc>
-          <w:tcPr>
-            <w:tcW w:type="dxa" w:w="6293"/>
-            <w:tcBorders>
-              <w:top w:val="single" w:sz="4" w:color="D9D9D9"/>
-              <w:left w:val="single" w:sz="4" w:color="D9D9D9"/>
-              <w:bottom w:val="single" w:sz="4" w:color="D9D9D9"/>
-              <w:right w:val="single" w:sz="4" w:color="D9D9D9"/>
-            </w:tcBorders>
-          </w:tcPr>
-          <w:p>
-            <w:pPr>
-              <w:spacing w:after="100" w:before="100"/>
-            </w:pPr>
-            <w:r>
-              <w:rPr>
-                <w:b w:val="0"/>
-                <w:sz w:val="18"/>
-              </w:rPr>
-              <w:t>Lab03 DMAIC: define and measure</w:t>
-            </w:r>
-          </w:p>
-        </w:tc>
-        <w:tc>
-          <w:tcPr>
-            <w:tcW w:type="dxa" w:w="1872"/>
-            <w:tcBorders>
-              <w:top w:val="single" w:sz="4" w:color="D9D9D9"/>
-              <w:left w:val="single" w:sz="4" w:color="D9D9D9"/>
-              <w:bottom w:val="single" w:sz="4" w:color="D9D9D9"/>
-              <w:right w:val="single" w:sz="4" w:color="D9D9D9"/>
-            </w:tcBorders>
-          </w:tcPr>
-          <w:p>
-            <w:pPr>
-              <w:spacing w:after="100" w:before="100"/>
-            </w:pPr>
-            <w:r>
-              <w:rPr>
-                <w:b w:val="0"/>
-                <w:sz w:val="18"/>
-              </w:rPr>
-              <w:t>30 min</w:t>
-            </w:r>
-          </w:p>
-        </w:tc>
-      </w:tr>
-      <w:tr>
-        <w:tc>
-          <w:tcPr>
-            <w:tcW w:type="dxa" w:w="1584"/>
+            <w:tcW w:type="dxa" w:w="3250"/>
             <w:tcBorders>
               <w:top w:val="single" w:sz="4" w:color="D9D9D9"/>
               <w:left w:val="single" w:sz="4" w:color="D9D9D9"/>
@@ -719,7 +569,7 @@
         </w:tc>
         <w:tc>
           <w:tcPr>
-            <w:tcW w:type="dxa" w:w="6293"/>
+            <w:tcW w:type="dxa" w:w="3250"/>
             <w:tcBorders>
               <w:top w:val="single" w:sz="4" w:color="D9D9D9"/>
               <w:left w:val="single" w:sz="4" w:color="D9D9D9"/>
@@ -736,13 +586,13 @@
                 <w:b w:val="0"/>
                 <w:sz w:val="18"/>
               </w:rPr>
-              <w:t>Tea</w:t>
+              <w:t>Tea break</w:t>
             </w:r>
           </w:p>
         </w:tc>
         <w:tc>
           <w:tcPr>
-            <w:tcW w:type="dxa" w:w="1872"/>
+            <w:tcW w:type="dxa" w:w="3250"/>
             <w:tcBorders>
               <w:top w:val="single" w:sz="4" w:color="D9D9D9"/>
               <w:left w:val="single" w:sz="4" w:color="D9D9D9"/>
@@ -759,7 +609,7 @@
                 <w:b w:val="0"/>
                 <w:sz w:val="18"/>
               </w:rPr>
-              <w:t>Break</w:t>
+              <w:t>15 minutes</w:t>
             </w:r>
           </w:p>
         </w:tc>
@@ -767,7 +617,7 @@
       <w:tr>
         <w:tc>
           <w:tcPr>
-            <w:tcW w:type="dxa" w:w="1584"/>
+            <w:tcW w:type="dxa" w:w="3250"/>
             <w:tcBorders>
               <w:top w:val="single" w:sz="4" w:color="D9D9D9"/>
               <w:left w:val="single" w:sz="4" w:color="D9D9D9"/>
@@ -784,13 +634,13 @@
                 <w:b w:val="0"/>
                 <w:sz w:val="18"/>
               </w:rPr>
-              <w:t>15:30–16:30</w:t>
+              <w:t>15:30–16:15</w:t>
             </w:r>
           </w:p>
         </w:tc>
         <w:tc>
           <w:tcPr>
-            <w:tcW w:type="dxa" w:w="6293"/>
+            <w:tcW w:type="dxa" w:w="3250"/>
             <w:tcBorders>
               <w:top w:val="single" w:sz="4" w:color="D9D9D9"/>
               <w:left w:val="single" w:sz="4" w:color="D9D9D9"/>
@@ -807,13 +657,13 @@
                 <w:b w:val="0"/>
                 <w:sz w:val="18"/>
               </w:rPr>
-              <w:t>Lab03 DMAIC: analyse, improve and control</w:t>
+              <w:t>5 · SharePoint grounding</w:t>
             </w:r>
           </w:p>
         </w:tc>
         <w:tc>
           <w:tcPr>
-            <w:tcW w:type="dxa" w:w="1872"/>
+            <w:tcW w:type="dxa" w:w="3250"/>
             <w:tcBorders>
               <w:top w:val="single" w:sz="4" w:color="D9D9D9"/>
               <w:left w:val="single" w:sz="4" w:color="D9D9D9"/>
@@ -830,7 +680,7 @@
                 <w:b w:val="0"/>
                 <w:sz w:val="18"/>
               </w:rPr>
-              <w:t>60 min</w:t>
+              <w:t>10 grounding; 20 retrieval/citation demo; 15 permissions and discussion</w:t>
             </w:r>
           </w:p>
         </w:tc>
@@ -838,7 +688,7 @@
       <w:tr>
         <w:tc>
           <w:tcPr>
-            <w:tcW w:type="dxa" w:w="1584"/>
+            <w:tcW w:type="dxa" w:w="3250"/>
             <w:tcBorders>
               <w:top w:val="single" w:sz="4" w:color="D9D9D9"/>
               <w:left w:val="single" w:sz="4" w:color="D9D9D9"/>
@@ -855,13 +705,13 @@
                 <w:b w:val="0"/>
                 <w:sz w:val="18"/>
               </w:rPr>
-              <w:t>16:30–17:00</w:t>
+              <w:t>16:15–16:45</w:t>
             </w:r>
           </w:p>
         </w:tc>
         <w:tc>
           <w:tcPr>
-            <w:tcW w:type="dxa" w:w="6293"/>
+            <w:tcW w:type="dxa" w:w="3250"/>
             <w:tcBorders>
               <w:top w:val="single" w:sz="4" w:color="D9D9D9"/>
               <w:left w:val="single" w:sz="4" w:color="D9D9D9"/>
@@ -878,13 +728,13 @@
                 <w:b w:val="0"/>
                 <w:sz w:val="18"/>
               </w:rPr>
-              <w:t>Workbook presentations and review</w:t>
+              <w:t>6 · AI security and toolkit</w:t>
             </w:r>
           </w:p>
         </w:tc>
         <w:tc>
           <w:tcPr>
-            <w:tcW w:type="dxa" w:w="1872"/>
+            <w:tcW w:type="dxa" w:w="3250"/>
             <w:tcBorders>
               <w:top w:val="single" w:sz="4" w:color="D9D9D9"/>
               <w:left w:val="single" w:sz="4" w:color="D9D9D9"/>
@@ -901,15 +751,159 @@
                 <w:b w:val="0"/>
                 <w:sz w:val="18"/>
               </w:rPr>
-              <w:t>30 min</w:t>
+              <w:t>20 seven-step review; 10 personal prompt toolkit</w:t>
+            </w:r>
+          </w:p>
+        </w:tc>
+      </w:tr>
+      <w:tr>
+        <w:tc>
+          <w:tcPr>
+            <w:tcW w:type="dxa" w:w="3250"/>
+            <w:tcBorders>
+              <w:top w:val="single" w:sz="4" w:color="D9D9D9"/>
+              <w:left w:val="single" w:sz="4" w:color="D9D9D9"/>
+              <w:bottom w:val="single" w:sz="4" w:color="D9D9D9"/>
+              <w:right w:val="single" w:sz="4" w:color="D9D9D9"/>
+            </w:tcBorders>
+          </w:tcPr>
+          <w:p>
+            <w:pPr>
+              <w:spacing w:after="100" w:before="100"/>
+            </w:pPr>
+            <w:r>
+              <w:rPr>
+                <w:b w:val="0"/>
+                <w:sz w:val="18"/>
+              </w:rPr>
+              <w:t>16:45–17:00</w:t>
+            </w:r>
+          </w:p>
+        </w:tc>
+        <w:tc>
+          <w:tcPr>
+            <w:tcW w:type="dxa" w:w="3250"/>
+            <w:tcBorders>
+              <w:top w:val="single" w:sz="4" w:color="D9D9D9"/>
+              <w:left w:val="single" w:sz="4" w:color="D9D9D9"/>
+              <w:bottom w:val="single" w:sz="4" w:color="D9D9D9"/>
+              <w:right w:val="single" w:sz="4" w:color="D9D9D9"/>
+            </w:tcBorders>
+          </w:tcPr>
+          <w:p>
+            <w:pPr>
+              <w:spacing w:after="100" w:before="100"/>
+            </w:pPr>
+            <w:r>
+              <w:rPr>
+                <w:b w:val="0"/>
+                <w:sz w:val="18"/>
+              </w:rPr>
+              <w:t>Closing and Q&amp;A</w:t>
+            </w:r>
+          </w:p>
+        </w:tc>
+        <w:tc>
+          <w:tcPr>
+            <w:tcW w:type="dxa" w:w="3250"/>
+            <w:tcBorders>
+              <w:top w:val="single" w:sz="4" w:color="D9D9D9"/>
+              <w:left w:val="single" w:sz="4" w:color="D9D9D9"/>
+              <w:bottom w:val="single" w:sz="4" w:color="D9D9D9"/>
+              <w:right w:val="single" w:sz="4" w:color="D9D9D9"/>
+            </w:tcBorders>
+          </w:tcPr>
+          <w:p>
+            <w:pPr>
+              <w:spacing w:after="100" w:before="100"/>
+            </w:pPr>
+            <w:r>
+              <w:rPr>
+                <w:b w:val="0"/>
+                <w:sz w:val="18"/>
+              </w:rPr>
+              <w:t>10 recap; 5 next action</w:t>
             </w:r>
           </w:p>
         </w:tc>
       </w:tr>
     </w:tbl>
     <w:p>
+      <w:pPr>
+        <w:pStyle w:val="Heading2"/>
+      </w:pPr>
       <w:r>
-        <w:t>390 instructional minutes:330 lab minutes +30 opening +30 review. Lunch60 minutes and tea30 minutes. Total09:00–17:00.</w:t>
+        <w:t>Only three short guided exercises</w:t>
+      </w:r>
+    </w:p>
+    <w:p>
+      <w:r>
+        <w:t>Use one working copy of Worked-Reference.xlsx throughout. Prepared formulas, charts and tables keep the exercise feasible for beginners. Starter.xlsx and the full prompt bank are for optional practice after the course. There is no requirement to finish them during class.</w:t>
+      </w:r>
+    </w:p>
+    <w:p>
+      <w:pPr>
+        <w:pStyle w:val="Heading2"/>
+      </w:pPr>
+      <w:r>
+        <w:t>1 · Copilot ecosystem</w:t>
+      </w:r>
+    </w:p>
+    <w:p>
+      <w:r>
+        <w:t>Show the same engineering question in Chat and Excel. Identify which evidence is available in each surface. Complete the access check once; use a paired screen or the supplied worked reference when access cannot be resolved within ten minutes.</w:t>
+      </w:r>
+    </w:p>
+    <w:p>
+      <w:pPr>
+        <w:pStyle w:val="Heading2"/>
+      </w:pPr>
+      <w:r>
+        <w:t>2 · Prompting for engineering documents</w:t>
+      </w:r>
+    </w:p>
+    <w:p>
+      <w:r>
+        <w:t>Teach RISE: Role, Input, Steps, Expectations; E-MAP: Engineering context, Metrics, Assumptions, Parameters. Demonstrate converting one case note into a short specification and report. Compare a vague prompt with an evidence-constrained prompt. Demonstrate reliability, operations and safety perspectives, one challenge per role, and a moderator summary preserving disagreement. Participants critique the displayed prompt; no separate document pack is required.</w:t>
+      </w:r>
+    </w:p>
+    <w:p>
+      <w:pPr>
+        <w:pStyle w:val="Heading2"/>
+      </w:pPr>
+      <w:r>
+        <w:t>4 · Copilot and reasoning agents</w:t>
+      </w:r>
+    </w:p>
+    <w:p>
+      <w:r>
+        <w:t>Trainer demonstrates a prepared FMEA/report assistant: bounded instructions, rating-scale knowledge, one test and one correction. Compare a cited research response with an analysis response using the case evidence. Discuss the minutes-to-actions-to-report pattern. No learner creates, deploys or shares an agent. If a tenant feature is unavailable, walk through the prepared instructions and worked example; identify this as a demonstration fallback.</w:t>
+      </w:r>
+    </w:p>
+    <w:p>
+      <w:pPr>
+        <w:pStyle w:val="Heading2"/>
+      </w:pPr>
+      <w:r>
+        <w:t>5 · SharePoint grounding</w:t>
+      </w:r>
+    </w:p>
+    <w:p>
+      <w:r>
+        <w:t>Trainer shows a prepared approved library, a question, retrieved passage and cited answer. Open the citation and check revision, scope and permissions. Discuss how a grounded answer could support an engineering report. No learner creates a site, library or agent. If live access is unavailable, use a labelled document-retrieval walkthrough rather than claiming a live agent run.</w:t>
+      </w:r>
+    </w:p>
+    <w:p>
+      <w:pPr>
+        <w:pStyle w:val="Heading2"/>
+      </w:pPr>
+      <w:r>
+        <w:t>6 · AI security and toolkit</w:t>
+      </w:r>
+    </w:p>
+    <w:p>
+      <w:r>
+        <w:t>Apply seven checks to one displayed workbook claim: classification; governance/access; secure prompting; output verification; human sign-off; traceability/audit; awareness and incident reporting. Treat instructions embedded in retrieved documents as data, not authority. Learners retain one reusable prompt and one review rule; no additional lab submission.</w:t>
       </w:r>
     </w:p>
     <w:p>
@@ -922,12 +916,7 @@
         <w:pStyle w:val="Heading2"/>
       </w:pPr>
       <w:r>
-        <w:t>Delivery and resources</w:t>
-      </w:r>
-    </w:p>
-    <w:p>
-      <w:r>
-        <w:t>Three self-contained lab folders, each with Starter.xlsx, Worked-Reference.xlsx, prompts, CSV evidence and PDF handout. Use pairs but each learner saves evidence. Confirm Copilot Excel entitlement and approved storage. A manual formula fallback is allowed but must not be reported as a Copilot execution.</w:t>
+        <w:t>Module 3 · SPC | 25 minutes</w:t>
       </w:r>
     </w:p>
     <w:p>
@@ -935,12 +924,194 @@
         <w:pStyle w:val="Heading2"/>
       </w:pPr>
       <w:r>
-        <w:t>Assessment of learning</w:t>
+        <w:t>5 min · Read the prepared analysis</w:t>
       </w:r>
     </w:p>
     <w:p>
       <w:r>
-        <w:t>Formative review: correct source rows and denominators, correct formulas, chart interpretation, preserved uncertainty and traceable next action. No extra lab list or agent deployment is required.</w:t>
+        <w:t>Open Worked-Reference.xlsx and save a working copy. The trainer has prepared data cleaning, unit conversion, baseline formulas and chart. Locate RawTests, Analysis and SPC_Summary; keep the source and baseline limits unchanged.</w:t>
+      </w:r>
+    </w:p>
+    <w:p>
+      <w:pPr>
+        <w:pStyle w:val="Heading2"/>
+      </w:pPr>
+      <w:r>
+        <w:t>12 min · Prompt and inspect</w:t>
+      </w:r>
+    </w:p>
+    <w:p>
+      <w:r>
+        <w:t>Use SPC3 from Prompts to explain the existing chart and identify outside-limit points. If editing is available, add a signal flag in a copy. Check TEST-073 and one baseline row against fixed limits 60.03757–63.96743 L/h. Do not rebuild the chart or calculate Cp/Cpk in class.</w:t>
+      </w:r>
+    </w:p>
+    <w:p>
+      <w:pPr>
+        <w:pStyle w:val="Heading2"/>
+      </w:pPr>
+      <w:r>
+        <w:t>8 min · Verify and retain</w:t>
+      </w:r>
+    </w:p>
+    <w:p>
+      <w:r>
+        <w:t>Confirm 17 valid monitoring points outside the limits. Save one three-sentence interpretation: signal, evidence and limitation. An association does not establish the cause. Stop at the time limit.</w:t>
+      </w:r>
+    </w:p>
+    <w:p>
+      <w:pPr>
+        <w:pStyle w:val="Heading2"/>
+      </w:pPr>
+      <w:r>
+        <w:t>Core prompt · Plot and interpret</w:t>
+      </w:r>
+    </w:p>
+    <w:p>
+      <w:r>
+        <w:t>Review the existing Analysis and SPC_Summary chart. Keep the prepared formulas and fixed baseline limits unchanged. Identify valid monitoring points outside the limits and check one example against the source row. Return only three sentences: observed signal, supporting evidence, and an unresolved limitation. Do not rebuild the chart or calculate capability.</w:t>
+      </w:r>
+    </w:p>
+    <w:p>
+      <w:r>
+        <w:br w:type="page"/>
+      </w:r>
+    </w:p>
+    <w:p>
+      <w:pPr>
+        <w:pStyle w:val="Heading2"/>
+      </w:pPr>
+      <w:r>
+        <w:t>Module 3 · FMEA | 20 minutes</w:t>
+      </w:r>
+    </w:p>
+    <w:p>
+      <w:pPr>
+        <w:pStyle w:val="Heading2"/>
+      </w:pPr>
+      <w:r>
+        <w:t>4 min · Read the prepared FMEA</w:t>
+      </w:r>
+    </w:p>
+    <w:p>
+      <w:r>
+        <w:t>Continue with the same workbook. Open FMEA_Review and ScoringNote. The six rows and provisional scores are supplied; do not generate a new system or rescore every row.</w:t>
+      </w:r>
+    </w:p>
+    <w:p>
+      <w:pPr>
+        <w:pStyle w:val="Heading2"/>
+      </w:pPr>
+      <w:r>
+        <w:t>10 min · Prompt and check priorities</w:t>
+      </w:r>
+    </w:p>
+    <w:p>
+      <w:r>
+        <w:t>Use FMEA2 to explain or sort a copy by RPN and flag S&gt;=9. Recompute FM01: 7×5×4=140. Check FM04: S=9 and RPN=90 still require severity review. Keep IDs attached to their source rows.</w:t>
+      </w:r>
+    </w:p>
+    <w:p>
+      <w:pPr>
+        <w:pStyle w:val="Heading2"/>
+      </w:pPr>
+      <w:r>
+        <w:t>6 min · Review one row</w:t>
+      </w:r>
+    </w:p>
+    <w:p>
+      <w:r>
+        <w:t>Write one evidence gap for FM01 and one action proposal. Keep residual ratings unassessed. The multi-persona debate is a trainer demonstration in Module 2, not an extra participant task.</w:t>
+      </w:r>
+    </w:p>
+    <w:p>
+      <w:pPr>
+        <w:pStyle w:val="Heading2"/>
+      </w:pPr>
+      <w:r>
+        <w:t>Core prompt · Calculate and prioritise</w:t>
+      </w:r>
+    </w:p>
+    <w:p>
+      <w:r>
+        <w:t>Review the prepared FMEA_Review. Check the RPN formulas for FM01 and FM04, preserving mode IDs and provisional scores. Explain why the severity-9 row still needs review. Return one evidence gap and one proposed action for FM01; keep residual ratings unassessed. Do not rebuild the table or chart.</w:t>
+      </w:r>
+    </w:p>
+    <w:p>
+      <w:r>
+        <w:br w:type="page"/>
+      </w:r>
+    </w:p>
+    <w:p>
+      <w:pPr>
+        <w:pStyle w:val="Heading2"/>
+      </w:pPr>
+      <w:r>
+        <w:t>Module 3 · DMAIC | 20 minutes</w:t>
+      </w:r>
+    </w:p>
+    <w:p>
+      <w:pPr>
+        <w:pStyle w:val="Heading2"/>
+      </w:pPr>
+      <w:r>
+        <w:t>4 min · Read the prepared rates</w:t>
+      </w:r>
+    </w:p>
+    <w:p>
+      <w:r>
+        <w:t>Open Rate_Comparison, WeeklyEvents, Pareto and DMAIC in the same workbook. This eight-week event log is separate from the 120-test investigation.</w:t>
+      </w:r>
+    </w:p>
+    <w:p>
+      <w:pPr>
+        <w:pStyle w:val="Heading2"/>
+      </w:pPr>
+      <w:r>
+        <w:t>10 min · Prompt a short summary</w:t>
+      </w:r>
+    </w:p>
+    <w:p>
+      <w:r>
+        <w:t>Use DMAIC1 to review the prepared DMAIC table and rates. Independently check 93/1008=9.22619% and 11/336=3.27381%. Use the supplied Pareto chart; do not build a new chart or a full Word report.</w:t>
+      </w:r>
+    </w:p>
+    <w:p>
+      <w:pPr>
+        <w:pStyle w:val="Heading2"/>
+      </w:pPr>
+      <w:r>
+        <w:t>6 min · State a decision boundary</w:t>
+      </w:r>
+    </w:p>
+    <w:p>
+      <w:r>
+        <w:t>Save three cells: measured change, limitation and next evidence. The absolute change is 5.95238 percentage points. Two concurrent changes and a short pilot do not prove a cause or sustained improvement.</w:t>
+      </w:r>
+    </w:p>
+    <w:p>
+      <w:pPr>
+        <w:pStyle w:val="Heading2"/>
+      </w:pPr>
+      <w:r>
+        <w:t>Core prompt · Define and measure</w:t>
+      </w:r>
+    </w:p>
+    <w:p>
+      <w:r>
+        <w:t>Review the prepared Rate_Comparison, WeeklyEvents and DMAIC tables. Check baseline and pilot rates using summed deviations divided by summed opportunities. Return three cells: measured change, limitation and next evidence. Do not create a full report or a new chart, and do not claim a causal effect from the short pilot.</w:t>
+      </w:r>
+    </w:p>
+    <w:p>
+      <w:pPr>
+        <w:pStyle w:val="Heading2"/>
+      </w:pPr>
+      <w:r>
+        <w:t>Outcome coverage</w:t>
+      </w:r>
+    </w:p>
+    <w:p>
+      <w:r>
+        <w:t>LO1 methodology: primer and guided Excel review. LO2 documentation: trainer examples and Excel outputs; no independent Word/PPT pack. LO3 prompting: framework, critique and three selected prompts. LO4–LO6 agents, reasoning and SharePoint: demonstration-level coverage only. LO7 security: review of the displayed case. Independent agent deployment is not a completion claim for this shortened delivery.</w:t>
       </w:r>
     </w:p>
     <w:sectPr>

--- a/courseware/Lesson-Plan/IES-GenAI-for-Engineers-Lesson-Plan.docx
+++ b/courseware/Lesson-Plan/IES-GenAI-for-Engineers-Lesson-Plan.docx
@@ -1114,6 +1114,19 @@
         <w:t>LO1 methodology: primer and guided Excel review. LO2 documentation: trainer examples and Excel outputs; no independent Word/PPT pack. LO3 prompting: framework, critique and three selected prompts. LO4–LO6 agents, reasoning and SharePoint: demonstration-level coverage only. LO7 security: review of the displayed case. Independent agent deployment is not a completion claim for this shortened delivery.</w:t>
       </w:r>
     </w:p>
+    <w:p>
+      <w:pPr>
+        <w:pStyle w:val="Heading2"/>
+      </w:pPr>
+      <w:r>
+        <w:t>Presentation teaching sequence — v2.2</w:t>
+      </w:r>
+    </w:p>
+    <w:p>
+      <w:r>
+        <w:t>Module 1 introduces AI, Copilot and the pump case before workbook names. Module 2 moves from a vague prompt to RISE, E-MAP, constraints and a worked persona challenge. Module 3 explains each method before its guided exercise. Modules 4–5 explain agents and grounding before demonstrations. Module 6 applies security checks and closes. The original clock times and 65-minute exercise total are unchanged.</w:t>
+      </w:r>
+    </w:p>
     <w:sectPr>
       <w:headerReference w:type="default" r:id="rId9"/>
       <w:footerReference w:type="default" r:id="rId10"/>

--- a/courseware/Lesson-Plan/IES-GenAI-for-Engineers-Lesson-Plan.docx
+++ b/courseware/Lesson-Plan/IES-GenAI-for-Engineers-Lesson-Plan.docx
@@ -15,7 +15,7 @@
         <w:pStyle w:val="Subtitle"/>
       </w:pPr>
       <w:r>
-        <w:t>IES | v2.1 | LP-aligned one-day delivery</w:t>
+        <w:t>IES | v3.0 | LP-aligned one-day delivery</w:t>
       </w:r>
     </w:p>
     <w:p>
@@ -1119,12 +1119,40 @@
         <w:pStyle w:val="Heading2"/>
       </w:pPr>
       <w:r>
-        <w:t>Presentation teaching sequence — v2.2</w:t>
+        <w:t>Presentation teaching sequence — v3.0</w:t>
       </w:r>
     </w:p>
     <w:p>
       <w:r>
         <w:t>Module 1 introduces AI, Copilot and the pump case before workbook names. Module 2 moves from a vague prompt to RISE, E-MAP, constraints and a worked persona challenge. Module 3 explains each method before its guided exercise. Modules 4–5 explain agents and grounding before demonstrations. Module 6 applies security checks and closes. The original clock times and 65-minute exercise total are unchanged.</w:t>
+      </w:r>
+    </w:p>
+    <w:p>
+      <w:r>
+        <w:br w:type="page"/>
+      </w:r>
+    </w:p>
+    <w:p>
+      <w:pPr>
+        <w:pStyle w:val="Heading1"/>
+      </w:pPr>
+      <w:r>
+        <w:t>Using the expanded 163-slide deck</w:t>
+      </w:r>
+    </w:p>
+    <w:p>
+      <w:r>
+        <w:t>Slides 1–42 are the one-day teaching route. Slide 43 introduces optional reference material. Slides 44–163 contain 30 worked examples; they are not additional scheduled labs. Keep the original six-module timetable and the 25/20/20-minute guided Excel exercises.</w:t>
+      </w:r>
+    </w:p>
+    <w:p>
+      <w:r>
+        <w:t>Reference index: SPC: slides 44–75; FMEA: slides 76–99; DMAIC: slides 100–123; Prompting: slides 124–143; Agents: slides 144–151; Grounding: slides 152–159; Security: slides 160–163</w:t>
+      </w:r>
+    </w:p>
+    <w:p>
+      <w:r>
+        <w:t>Each reference example follows data, prompt, illustrative answer and verification. Supporting CSVs, prompts and Worked-Examples.pdf are in Reference-Examples. The trainer demonstrations use the supplied Trainer-Demonstrations pack.</w:t>
       </w:r>
     </w:p>
     <w:sectPr>

--- a/courseware/Lesson-Plan/IES-GenAI-for-Engineers-Lesson-Plan.docx
+++ b/courseware/Lesson-Plan/IES-GenAI-for-Engineers-Lesson-Plan.docx
@@ -1137,12 +1137,12 @@
         <w:pStyle w:val="Heading1"/>
       </w:pPr>
       <w:r>
-        <w:t>Using the expanded 163-slide deck</w:t>
+        <w:t>Using the expanded 169-slide deck</w:t>
       </w:r>
     </w:p>
     <w:p>
       <w:r>
-        <w:t>Slides 1–42 are the one-day teaching route. Slide 43 introduces optional reference material. Slides 44–163 contain 30 worked examples; they are not additional scheduled labs. Keep the original six-module timetable and the 25/20/20-minute guided Excel exercises.</w:t>
+        <w:t>Slides 1–48 are the one-day teaching route. Slide 49 introduces optional reference material. Slides 50–169 contain 30 worked examples; they are not additional scheduled labs. Keep the original six-module timetable and the 25/20/20-minute guided Excel exercises.</w:t>
       </w:r>
     </w:p>
     <w:p>

--- a/courseware/Lesson-Plan/IES-GenAI-for-Engineers-Lesson-Plan.docx
+++ b/courseware/Lesson-Plan/IES-GenAI-for-Engineers-Lesson-Plan.docx
@@ -15,7 +15,7 @@
         <w:pStyle w:val="Subtitle"/>
       </w:pPr>
       <w:r>
-        <w:t>IES | v3.0 | LP-aligned one-day delivery</w:t>
+        <w:t>IES | v3.1 | LP-aligned one-day delivery</w:t>
       </w:r>
     </w:p>
     <w:p>
@@ -1119,7 +1119,7 @@
         <w:pStyle w:val="Heading2"/>
       </w:pPr>
       <w:r>
-        <w:t>Presentation teaching sequence — v3.0</w:t>
+        <w:t>Presentation teaching sequence — v3.1</w:t>
       </w:r>
     </w:p>
     <w:p>
@@ -1147,7 +1147,7 @@
     </w:p>
     <w:p>
       <w:r>
-        <w:t>Reference index: SPC: slides 44–75; FMEA: slides 76–99; DMAIC: slides 100–123; Prompting: slides 124–143; Agents: slides 144–151; Grounding: slides 152–159; Security: slides 160–163</w:t>
+        <w:t>Reference index: SPC: slides 50–81; FMEA: slides 82–105; DMAIC: slides 106–129; Prompting: slides 130–149; Agents: slides 150–157; Grounding: slides 158–165; Security: slides 166–169</w:t>
       </w:r>
     </w:p>
     <w:p>

--- a/courseware/Lesson-Plan/IES-GenAI-for-Engineers-Lesson-Plan.docx
+++ b/courseware/Lesson-Plan/IES-GenAI-for-Engineers-Lesson-Plan.docx
@@ -1137,17 +1137,17 @@
         <w:pStyle w:val="Heading1"/>
       </w:pPr>
       <w:r>
-        <w:t>Using the expanded 169-slide deck</w:t>
+        <w:t>Using the expanded 178-slide deck</w:t>
       </w:r>
     </w:p>
     <w:p>
       <w:r>
-        <w:t>Slides 1–48 are the one-day teaching route. Slide 49 introduces optional reference material. Slides 50–169 contain 30 worked examples; they are not additional scheduled labs. Keep the original six-module timetable and the 25/20/20-minute guided Excel exercises.</w:t>
+        <w:t>Slides 1–57 are the one-day teaching route. Slide 58 introduces optional reference material. Slides 59–178 contain 30 worked examples; they are not additional scheduled labs. Keep the original six-module timetable and the 25/20/20-minute guided Excel exercises.</w:t>
       </w:r>
     </w:p>
     <w:p>
       <w:r>
-        <w:t>Reference index: SPC: slides 50–81; FMEA: slides 82–105; DMAIC: slides 106–129; Prompting: slides 130–149; Agents: slides 150–157; Grounding: slides 158–165; Security: slides 166–169</w:t>
+        <w:t>Reference index: SPC: slides 59–90; FMEA: slides 91–114; DMAIC: slides 115–138; Prompting: slides 139–158; Agents: slides 159–166; Grounding: slides 167–174; Security: slides 175–178</w:t>
       </w:r>
     </w:p>
     <w:p>

--- a/courseware/Lesson-Plan/IES-GenAI-for-Engineers-Lesson-Plan.docx
+++ b/courseware/Lesson-Plan/IES-GenAI-for-Engineers-Lesson-Plan.docx
@@ -1137,17 +1137,17 @@
         <w:pStyle w:val="Heading1"/>
       </w:pPr>
       <w:r>
-        <w:t>Using the expanded 178-slide deck</w:t>
+        <w:t>Using the expanded 184-slide deck</w:t>
       </w:r>
     </w:p>
     <w:p>
       <w:r>
-        <w:t>Slides 1–57 are the one-day teaching route. Slide 58 introduces optional reference material. Slides 59–178 contain 30 worked examples; they are not additional scheduled labs. Keep the original six-module timetable and the 25/20/20-minute guided Excel exercises.</w:t>
+        <w:t>Slides 1–63 are the one-day teaching route. Slide 64 introduces optional reference material. Slides 65–184 contain 30 worked examples; they are not additional scheduled labs. Keep the original six-module timetable and the 25/20/20-minute guided Excel exercises.</w:t>
       </w:r>
     </w:p>
     <w:p>
       <w:r>
-        <w:t>Reference index: SPC: slides 59–90; FMEA: slides 91–114; DMAIC: slides 115–138; Prompting: slides 139–158; Agents: slides 159–166; Grounding: slides 167–174; Security: slides 175–178</w:t>
+        <w:t>Reference index: SPC: slides 65–96; FMEA: slides 97–120; DMAIC: slides 121–144; Prompting: slides 145–164; Agents: slides 165–172; Grounding: slides 173–180; Security: slides 181–184</w:t>
       </w:r>
     </w:p>
     <w:p>

--- a/courseware/Lesson-Plan/IES-GenAI-for-Engineers-Lesson-Plan.docx
+++ b/courseware/Lesson-Plan/IES-GenAI-for-Engineers-Lesson-Plan.docx
@@ -1137,17 +1137,17 @@
         <w:pStyle w:val="Heading1"/>
       </w:pPr>
       <w:r>
-        <w:t>Using the expanded 184-slide deck</w:t>
+        <w:t>Using the expanded 185-slide deck</w:t>
       </w:r>
     </w:p>
     <w:p>
       <w:r>
-        <w:t>Slides 1–63 are the one-day teaching route. Slide 64 introduces optional reference material. Slides 65–184 contain 30 worked examples; they are not additional scheduled labs. Keep the original six-module timetable and the 25/20/20-minute guided Excel exercises.</w:t>
+        <w:t>Slides 1–64 are the one-day teaching route. Slide 65 introduces optional reference material. Slides 66–185 contain 30 worked examples; they are not additional scheduled labs. Keep the original six-module timetable and the 25/20/20-minute guided Excel exercises.</w:t>
       </w:r>
     </w:p>
     <w:p>
       <w:r>
-        <w:t>Reference index: SPC: slides 65–96; FMEA: slides 97–120; DMAIC: slides 121–144; Prompting: slides 145–164; Agents: slides 165–172; Grounding: slides 173–180; Security: slides 181–184</w:t>
+        <w:t>Reference index: SPC: slides 66–97; FMEA: slides 98–121; DMAIC: slides 122–145; Prompting: slides 146–165; Agents: slides 166–173; Grounding: slides 174–181; Security: slides 182–185</w:t>
       </w:r>
     </w:p>
     <w:p>

--- a/courseware/Lesson-Plan/IES-GenAI-for-Engineers-Lesson-Plan.docx
+++ b/courseware/Lesson-Plan/IES-GenAI-for-Engineers-Lesson-Plan.docx
@@ -1137,17 +1137,17 @@
         <w:pStyle w:val="Heading1"/>
       </w:pPr>
       <w:r>
-        <w:t>Using the expanded 185-slide deck</w:t>
+        <w:t>Using the expanded 200-slide deck</w:t>
       </w:r>
     </w:p>
     <w:p>
       <w:r>
-        <w:t>Slides 1–64 are the one-day teaching route. Slide 65 introduces optional reference material. Slides 66–185 contain 30 worked examples; they are not additional scheduled labs. Keep the original six-module timetable and the 25/20/20-minute guided Excel exercises.</w:t>
+        <w:t>Slides 1–79 are the one-day teaching route. Slide 80 introduces optional reference material. Slides 81–200 contain 30 worked examples; they are not additional scheduled labs. Keep the original six-module timetable and the 25/20/20-minute guided Excel exercises.</w:t>
       </w:r>
     </w:p>
     <w:p>
       <w:r>
-        <w:t>Reference index: SPC: slides 66–97; FMEA: slides 98–121; DMAIC: slides 122–145; Prompting: slides 146–165; Agents: slides 166–173; Grounding: slides 174–181; Security: slides 182–185</w:t>
+        <w:t>Reference index: SPC: slides 81–112; FMEA: slides 113–136; DMAIC: slides 137–160; Prompting: slides 161–180; Agents: slides 181–188; Grounding: slides 189–196; Security: slides 197–200</w:t>
       </w:r>
     </w:p>
     <w:p>

--- a/courseware/Lesson-Plan/IES-GenAI-for-Engineers-Lesson-Plan.docx
+++ b/courseware/Lesson-Plan/IES-GenAI-for-Engineers-Lesson-Plan.docx
@@ -838,7 +838,7 @@
     </w:p>
     <w:p>
       <w:r>
-        <w:t>Use one working copy of Worked-Reference.xlsx throughout. Prepared formulas, charts and tables keep the exercise feasible for beginners. Starter.xlsx and the full prompt bank are for optional practice after the course. There is no requirement to finish them during class.</w:t>
+        <w:t>Use the separate Starter.xlsx in each lab. Each workbook contains one small source table and one prompt. Open Worked-Reference.xlsx only after the learner has checked the Copilot draft.</w:t>
       </w:r>
     </w:p>
     <w:p>
@@ -929,7 +929,7 @@
     </w:p>
     <w:p>
       <w:r>
-        <w:t>Open Worked-Reference.xlsx and save a working copy. The trainer has prepared data cleaning, unit conversion, baseline formulas and chart. Locate RawTests, Analysis and SPC_Summary; keep the source and baseline limits unchanged.</w:t>
+        <w:t>Open Lab-01-SPC/Starter.xlsx. Review the 12 rows in Pump_Readings: eight Baseline and four Monitoring. Select the named table PumpReadings before opening Copilot.</w:t>
       </w:r>
     </w:p>
     <w:p>
@@ -942,7 +942,7 @@
     </w:p>
     <w:p>
       <w:r>
-        <w:t>Use SPC3 from Prompts to explain the existing chart and identify outside-limit points. If editing is available, add a signal flag in a copy. Check TEST-073 and one baseline row against fixed limits 60.03757–63.96743 L/h. Do not rebuild the chart or calculate Cp/Cpk in class.</w:t>
+        <w:t>Use the one prompt in Copilot_Prompt. Verify T10 = 59.4 L/h against the calculated LCL. Expected result: T09, T10 and T12 are below the LCL. Save one cautious interpretation.</w:t>
       </w:r>
     </w:p>
     <w:p>
@@ -955,7 +955,7 @@
     </w:p>
     <w:p>
       <w:r>
-        <w:t>Confirm 17 valid monitoring points outside the limits. Save one three-sentence interpretation: signal, evidence and limitation. An association does not establish the cause. Stop at the time limit.</w:t>
+        <w:t>Use the one prompt in Copilot_Prompt. Verify T10 = 59.4 L/h against the calculated LCL. Expected result: T09, T10 and T12 are below the LCL. Save one cautious interpretation.</w:t>
       </w:r>
     </w:p>
     <w:p>
@@ -968,7 +968,7 @@
     </w:p>
     <w:p>
       <w:r>
-        <w:t>Review the existing Analysis and SPC_Summary chart. Keep the prepared formulas and fixed baseline limits unchanged. Identify valid monitoring points outside the limits and check one example against the source row. Return only three sentences: observed signal, supporting evidence, and an unresolved limitation. Do not rebuild the chart or calculate capability.</w:t>
+        <w:t>Use only PumpReadings. Calculate the baseline mean, sample standard deviation, UCL and LCL; flag the four monitoring rows; and create a line chart. Verify T10 against the LCL and state that a signal does not prove cause.</w:t>
       </w:r>
     </w:p>
     <w:p>
@@ -994,7 +994,7 @@
     </w:p>
     <w:p>
       <w:r>
-        <w:t>Continue with the same workbook. Open FMEA_Review and ScoringNote. The six rows and provisional scores are supplied; do not generate a new system or rescore every row.</w:t>
+        <w:t>Open Lab-02-FMEA/Starter.xlsx. Review the four supplied failure modes and ratings in FMEA_Input. Use Copilot to create the formula-based output; do not invent or rescore rows.</w:t>
       </w:r>
     </w:p>
     <w:p>
@@ -1007,7 +1007,7 @@
     </w:p>
     <w:p>
       <w:r>
-        <w:t>Use FMEA2 to explain or sort a copy by RPN and flag S&gt;=9. Recompute FM01: 7×5×4=140. Check FM04: S=9 and RPN=90 still require severity review. Keep IDs attached to their source rows.</w:t>
+        <w:t>Paste the one prompt from Copilot_Prompt. Ask Copilot to calculate RPN, rank the four rows and flag Severity 9 or higher. Independently verify FM01 and FM04.</w:t>
       </w:r>
     </w:p>
     <w:p>
@@ -1033,7 +1033,7 @@
     </w:p>
     <w:p>
       <w:r>
-        <w:t>Review the prepared FMEA_Review. Check the RPN formulas for FM01 and FM04, preserving mode IDs and provisional scores. Explain why the severity-9 row still needs review. Return one evidence gap and one proposed action for FM01; keep residual ratings unassessed. Do not rebuild the table or chart.</w:t>
+        <w:t>Use only FMEAInput. Preserve the four supplied rows and ratings; calculate RPN, rank the rows and flag Severity 9 or higher. Verify FM01 = 140 and FM04 Severity = 9.</w:t>
       </w:r>
     </w:p>
     <w:p>
@@ -1059,7 +1059,7 @@
     </w:p>
     <w:p>
       <w:r>
-        <w:t>Open Rate_Comparison, WeeklyEvents, Pareto and DMAIC in the same workbook. This eight-week event log is separate from the 120-test investigation.</w:t>
+        <w:t>Use the one prompt in Copilot_Prompt. Verify Baseline = 36/400 = 9.0% and Pilot = 7/200 = 3.5%. State that the short pilot does not prove the cause of the change.</w:t>
       </w:r>
     </w:p>
     <w:p>
@@ -1072,7 +1072,7 @@
     </w:p>
     <w:p>
       <w:r>
-        <w:t>Use DMAIC1 to review the prepared DMAIC table and rates. Independently check 93/1008=9.22619% and 11/336=3.27381%. Use the supplied Pareto chart; do not build a new chart or a full Word report.</w:t>
+        <w:t>Use the one prompt in Copilot_Prompt. Verify Baseline = 36/400 = 9.0% and Pilot = 7/200 = 3.5%. State that the short pilot does not prove the cause of the change.</w:t>
       </w:r>
     </w:p>
     <w:p>
@@ -1098,7 +1098,7 @@
     </w:p>
     <w:p>
       <w:r>
-        <w:t>Review the prepared Rate_Comparison, WeeklyEvents and DMAIC tables. Check baseline and pilot rates using summed deviations divided by summed opportunities. Return three cells: measured change, limitation and next evidence. Do not create a full report or a new chart, and do not claim a causal effect from the short pilot.</w:t>
+        <w:t>Open Lab-03-DMAIC/Starter.xlsx. Review the six weekly records in Weekly_Data. Use Copilot to calculate phase rates and draft the five-row DMAIC summary.</w:t>
       </w:r>
     </w:p>
     <w:p>
@@ -1137,7 +1137,7 @@
         <w:pStyle w:val="Heading1"/>
       </w:pPr>
       <w:r>
-        <w:t>Using the expanded 200-slide deck</w:t>
+        <w:t>Using the expanded 206-slide deck</w:t>
       </w:r>
     </w:p>
     <w:p>
@@ -1147,12 +1147,117 @@
     </w:p>
     <w:p>
       <w:r>
-        <w:t>Reference index: SPC: slides 81–112; FMEA: slides 113–136; DMAIC: slides 137–160; Prompting: slides 161–180; Agents: slides 181–188; Grounding: slides 189–196; Security: slides 197–200</w:t>
+        <w:t>Reference index: SPC slides 87-118; FMEA 119-142; DMAIC 143-166; Prompting 167-186; Agents 187-194; Grounding 195-202; Security 203-206.</w:t>
       </w:r>
     </w:p>
     <w:p>
       <w:r>
         <w:t>Each reference example follows data, prompt, illustrative answer and verification. Supporting CSVs, prompts and Worked-Examples.pdf are in Reference-Examples. The trainer demonstrations use the supplied Trainer-Demonstrations pack.</w:t>
+      </w:r>
+    </w:p>
+    <w:p>
+      <w:pPr>
+        <w:pStyle w:val="Heading1"/>
+      </w:pPr>
+      <w:r>
+        <w:t>LO2 practical workflow: create the engineering output with Copilot 365</w:t>
+      </w:r>
+    </w:p>
+    <w:p>
+      <w:r>
+        <w:t>Learners repeat the same five actions in all three exercises: open the small Starter workbook; select the named table; open Copilot in Excel; paste the one supplied prompt; inspect and independently verify one result. The Worked-Reference workbook is opened only after the attempt.</w:t>
+      </w:r>
+    </w:p>
+    <w:p>
+      <w:pPr>
+        <w:pStyle w:val="Heading2"/>
+      </w:pPr>
+      <w:r>
+        <w:t>Lab 1 - Use Copilot in Excel to create an SPC review (25 minutes)</w:t>
+      </w:r>
+    </w:p>
+    <w:p>
+      <w:r>
+        <w:t>Source: Pump_Readings / PumpReadings.</w:t>
+      </w:r>
+    </w:p>
+    <w:p>
+      <w:r>
+        <w:t>Copilot prompt: Act as an engineering data assistant. Use only the named Excel table PumpReadings. Use the eight Baseline rows to calculate the mean, sample standard deviation, UCL = mean + 3 x standard deviation, and LCL = mean - 3 x standard deviation. Flag each Monitoring row as Below LCL, Above UCL, or Within limits. Create a line chart of all 12 readings with the centre line, UCL and LCL. Return a three-sentence interpretation. Do not claim a root cause or that the pump is safe. Show the formulas used.</w:t>
+      </w:r>
+    </w:p>
+    <w:p>
+      <w:r>
+        <w:t>Independent check: Verify T10 = 59.4 L/h against the calculated LCL. A point below the LCL is a signal to investigate, not a diagnosis.</w:t>
+      </w:r>
+    </w:p>
+    <w:p>
+      <w:pPr>
+        <w:pStyle w:val="Heading2"/>
+      </w:pPr>
+      <w:r>
+        <w:t>Lab 2 - Use Copilot in Excel to create an FMEA review (20 minutes)</w:t>
+      </w:r>
+    </w:p>
+    <w:p>
+      <w:r>
+        <w:t>Source: FMEA_Input / FMEAInput.</w:t>
+      </w:r>
+    </w:p>
+    <w:p>
+      <w:r>
+        <w:t>Copilot prompt: Act as an FMEA facilitator. Use only the named Excel table FMEAInput and preserve every row and supplied rating. Create an FMEA output table, calculate RPN = Severity x Occurrence x Detection, rank the four rows from highest to lowest RPN, and flag any row with Severity 9 or higher. For each row, propose one evidence request and one practical follow-up action. Do not invent incidents, change ratings, or approve the design. Show the RPN formula.</w:t>
+      </w:r>
+    </w:p>
+    <w:p>
+      <w:r>
+        <w:t>Independent check: Verify FM01: 7 x 5 x 4 = 140. Also verify that FM04 is flagged because Severity = 9 even though its RPN is lower.</w:t>
+      </w:r>
+    </w:p>
+    <w:p>
+      <w:pPr>
+        <w:pStyle w:val="Heading2"/>
+      </w:pPr>
+      <w:r>
+        <w:t>Lab 3 - Use Copilot in Excel to create a DMAIC summary (20 minutes)</w:t>
+      </w:r>
+    </w:p>
+    <w:p>
+      <w:r>
+        <w:t>Source: Weekly_Data / WeeklyData.</w:t>
+      </w:r>
+    </w:p>
+    <w:p>
+      <w:r>
+        <w:t>Copilot prompt: Act as a Six Sigma project assistant. Use only the named Excel table WeeklyData. Calculate total opportunities, total deviations, and deviation rate for Baseline and Pilot using deviations divided by opportunities. Create a five-row DMAIC summary: Define, Measure, Analyse, Improve, Control. Clearly separate observed facts from hypotheses. State that the short pilot does not prove the cause of the change. Show the formulas and return one next evidence check.</w:t>
+      </w:r>
+    </w:p>
+    <w:p>
+      <w:r>
+        <w:t>Independent check: Verify Baseline = 36 / 400 = 9.0% and Pilot = 7 / 200 = 3.5%. The lower pilot rate is an observation, not causal proof.</w:t>
+      </w:r>
+    </w:p>
+    <w:p>
+      <w:pPr>
+        <w:pStyle w:val="Heading2"/>
+      </w:pPr>
+      <w:r>
+        <w:t>Microsoft 365 Copilot links</w:t>
+      </w:r>
+    </w:p>
+    <w:p>
+      <w:r>
+        <w:t>Microsoft 365 Copilot: https://m365.cloud.microsoft/chat</w:t>
+      </w:r>
+    </w:p>
+    <w:p>
+      <w:r>
+        <w:t>Get started with Copilot in Excel: https://support.microsoft.com/en-us/office/get-started-with-copilot-in-excel</w:t>
+      </w:r>
+    </w:p>
+    <w:p>
+      <w:r>
+        <w:t>How Copilot Chat works in Microsoft 365 apps: https://support.microsoft.com/en-us/microsoft-365-copilot/how-copilot-chat-works-in-microsoft-365-apps</w:t>
       </w:r>
     </w:p>
     <w:sectPr>
@@ -1186,10 +1291,7 @@
   <w:p>
     <w:pPr/>
     <w:r>
-      <w:rPr>
-        <w:sz w:val="18"/>
-      </w:rPr>
-      <w:t>IES  |  GenAI for Engineers</w:t>
+      <w:t>IES | GenAI for Engineers</w:t>
     </w:r>
   </w:p>
 </w:hdr>

--- a/courseware/Lesson-Plan/IES-GenAI-for-Engineers-Lesson-Plan.docx
+++ b/courseware/Lesson-Plan/IES-GenAI-for-Engineers-Lesson-Plan.docx
@@ -864,7 +864,13 @@
     </w:p>
     <w:p>
       <w:r>
-        <w:t>Teach RISE: Role, Input, Steps, Expectations; E-MAP: Engineering context, Metrics, Assumptions, Parameters. Demonstrate converting one case note into a short specification and report. Compare a vague prompt with an evidence-constrained prompt. Demonstrate reliability, operations and safety perspectives, one challenge per role, and a moderator summary preserving disagreement. Participants critique the displayed prompt; no separate document pack is required.</w:t>
+        <w:t>Teach RISE as the main LO3 framework. R - Role: name the perspective without granting authority. I - Input: name the exact table, document, revision and boundaries. S - Steps: state the calculations, comparisons and checks in order. E - Expectations: specify the output format, evidence, constraints and acceptance test. Demonstrate vague prompt -&gt; RISE prompt -&gt; checked output -&gt; one refinement. Learners apply the same structure to the SPC, FMEA and DMAIC prompts in Module 3.</w:t>
+      </w:r>
+    </w:p>
+    <w:p>
+      <w:pPr/>
+      <w:r>
+        <w:t>LO3 evidence: learners label R, I, S and E in one engineering prompt, use it in Copilot, verify one result, and refine one instruction when the draft is incomplete.</w:t>
       </w:r>
     </w:p>
     <w:p>
@@ -1137,7 +1143,7 @@
         <w:pStyle w:val="Heading1"/>
       </w:pPr>
       <w:r>
-        <w:t>Using the expanded 206-slide deck</w:t>
+        <w:t>Using the expanded 214-slide deck</w:t>
       </w:r>
     </w:p>
     <w:p>
@@ -1147,7 +1153,7 @@
     </w:p>
     <w:p>
       <w:r>
-        <w:t>Reference index: SPC slides 87-118; FMEA 119-142; DMAIC 143-166; Prompting 167-186; Agents 187-194; Grounding 195-202; Security 203-206.</w:t>
+        <w:t>Reference index: SPC slides 95-126; FMEA 127-150; DMAIC 151-174; Prompting 175-194; Agents 195-202; Grounding 203-210; Security 211-214.</w:t>
       </w:r>
     </w:p>
     <w:p>

--- a/courseware/Lesson-Plan/IES-GenAI-for-Engineers-Lesson-Plan.docx
+++ b/courseware/Lesson-Plan/IES-GenAI-for-Engineers-Lesson-Plan.docx
@@ -20,7 +20,7 @@
     </w:p>
     <w:p>
       <w:r>
-        <w:t>Follow the supplied Lesson Plan with Hands-On Labs (v2 - PUB Feedback) module order and clock times. Retain its six modules; consolidate learner work into only 65 minutes of guided Excel exercises within Module 3. Other practical examples are trainer-led demonstrations or discussion. The original agent-build outcomes are demonstrated, not assessed as independent learner deployment.</w:t>
+        <w:t>Follow the supplied Lesson Plan with Hands-On Labs (v2 - PUB Feedback) module order and clock times. Retain its six modules; consolidate learner work into only 65 minutes of guided Excel exercises within Module 3. Other practical examples are trainer-led demonstrations or discussion. LO4 includes a guided paired Copilot Agent build, two preview tests and approved training deployment evidence.</w:t>
       </w:r>
     </w:p>
     <w:p>
@@ -883,7 +883,7 @@
     </w:p>
     <w:p>
       <w:r>
-        <w:t>Trainer demonstrates a prepared FMEA/report assistant: bounded instructions, rating-scale knowledge, one test and one correction. Compare a cited research response with an analysis response using the case evidence. Discuss the minutes-to-actions-to-report pattern. No learner creates, deploys or shares an agent. If a tenant feature is unavailable, walk through the prepared instructions and worked example; identify this as a demonstration fallback.</w:t>
+        <w:t>10 min: explain the six-step FMEA-to-report workflow. 20 min: pairs create the IES Pump FMEA Assistant and add the instruction/template. 15 min: run the complete FM01 test and missing-Detection test; refine one instruction. 10 min: human approval and report draft. 5 min: create, publish or share to the approved training audience and record status. 15 min: compare Researcher and Analyst with the workflow agent. Total: 75 minutes.</w:t>
       </w:r>
     </w:p>
     <w:p>
@@ -1117,7 +1117,7 @@
     </w:p>
     <w:p>
       <w:r>
-        <w:t>LO1 methodology: primer and guided Excel review. LO2 documentation: trainer examples and Excel outputs; no independent Word/PPT pack. LO3 prompting: framework, critique and three selected prompts. LO4–LO6 agents, reasoning and SharePoint: demonstration-level coverage only. LO7 security: review of the displayed case. Independent agent deployment is not a completion claim for this shortened delivery.</w:t>
+        <w:t>LO1 methodology: primer and guided Excel review. LO2 documentation: trainer examples and Excel outputs; no independent Word/PPT pack. LO3 prompting: framework, critique and three selected prompts. LO4: guided paired agent build, test and training deployment. LO5–LO6: reasoning-agent and SharePoint demonstrations. LO7 security: review of the displayed case. Independent agent deployment is not a completion claim for this shortened delivery.</w:t>
       </w:r>
     </w:p>
     <w:p>
@@ -1143,7 +1143,7 @@
         <w:pStyle w:val="Heading1"/>
       </w:pPr>
       <w:r>
-        <w:t>Using the expanded 214-slide deck</w:t>
+        <w:t>Using the expanded 226-slide deck</w:t>
       </w:r>
     </w:p>
     <w:p>
@@ -1153,7 +1153,7 @@
     </w:p>
     <w:p>
       <w:r>
-        <w:t>Reference index: SPC slides 95-126; FMEA 127-150; DMAIC 151-174; Prompting 175-194; Agents 195-202; Grounding 203-210; Security 211-214.</w:t>
+        <w:t>Reference index: SPC slides 107-138; FMEA 139-162; DMAIC 163-186; Prompting 187-206; Agents 207-214; Grounding 215-222; Security 223-226.</w:t>
       </w:r>
     </w:p>
     <w:p>

--- a/courseware/Lesson-Plan/IES-GenAI-for-Engineers-Lesson-Plan.docx
+++ b/courseware/Lesson-Plan/IES-GenAI-for-Engineers-Lesson-Plan.docx
@@ -883,7 +883,33 @@
     </w:p>
     <w:p>
       <w:r>
-        <w:t>10 min: explain the six-step FMEA-to-report workflow. 20 min: pairs create the IES Pump FMEA Assistant and add the instruction/template. 15 min: run the complete FM01 test and missing-Detection test; refine one instruction. 10 min: human approval and report draft. 5 min: create, publish or share to the approved training audience and record status. 15 min: compare Researcher and Analyst with the workflow agent. Total: 75 minutes.</w:t>
+        <w:t>8 min: explain the six-step FMEA-to-report workflow. 15 min: pairs create the IES Pump FMEA Assistant and add the instruction/template. 12 min: run the complete FM01 and missing-Detection tests; refine one instruction. 8 min: human approval and report draft. 12 min: create, publish or share to the approved training audience and record status. 20 min LO5 guided activity: Researcher cited comparison 8 min, Analyst DMAIC analysis 8 min, independent checks and debrief 4 min. Total: 75 minutes.</w:t>
+      </w:r>
+    </w:p>
+    <w:p>
+      <w:pPr>
+        <w:pStyle w:val="Heading2"/>
+      </w:pPr>
+      <w:r>
+        <w:t>LO5 guided activity - Researcher and Analyst</w:t>
+      </w:r>
+    </w:p>
+    <w:p>
+      <w:pPr/>
+      <w:r>
+        <w:t>Learning evidence: use Researcher to create a technical comparison and open one supporting citation. Use Analyst with Lab-03-DMAIC/Starter.xlsx, then independently verify Baseline 36/400 = 9.0%, Pilot 7/200 = 3.5%, change -5.5 percentage points and relative reduction 61.1%.</w:t>
+      </w:r>
+    </w:p>
+    <w:p>
+      <w:pPr/>
+      <w:r>
+        <w:t>Researcher 8 min: select Researcher under Agents, provide TR-401-Training-Extract.pdf and the RISE prompt, review the cited comparison and open one citation. Analyst 8 min: select Analyst, attach the DMAIC workbook, request totals, rates, change, a simple visual, a limitation and a next evidence check. Review 4 min: compare the output with the expected calculations and reject causal or sustained-improvement claims.</w:t>
+      </w:r>
+    </w:p>
+    <w:p>
+      <w:pPr/>
+      <w:r>
+        <w:t>Resources: Trainer-Demonstrations/REASONING-AGENT-PROMPTS.md; Trainer-Demonstrations/REASONING-AGENT-CHECKS.md; https://learn.microsoft.com/en-us/microsoft-365/copilot/researcher-agent; https://support.microsoft.com/en-US/Microsoft-365-Copilot/get-started-with-analyst-in-microsoft-365-copilot</w:t>
       </w:r>
     </w:p>
     <w:p>
@@ -913,9 +939,7 @@
       </w:r>
     </w:p>
     <w:p>
-      <w:r>
-        <w:br w:type="page"/>
-      </w:r>
+      <w:r/>
     </w:p>
     <w:p>
       <w:pPr>
@@ -978,9 +1002,7 @@
       </w:r>
     </w:p>
     <w:p>
-      <w:r>
-        <w:br w:type="page"/>
-      </w:r>
+      <w:r/>
     </w:p>
     <w:p>
       <w:pPr>
@@ -1043,9 +1065,7 @@
       </w:r>
     </w:p>
     <w:p>
-      <w:r>
-        <w:br w:type="page"/>
-      </w:r>
+      <w:r/>
     </w:p>
     <w:p>
       <w:pPr>
@@ -1091,7 +1111,7 @@
     </w:p>
     <w:p>
       <w:r>
-        <w:t>Save three cells: measured change, limitation and next evidence. The absolute change is 5.95238 percentage points. Two concurrent changes and a short pilot do not prove a cause or sustained improvement.</w:t>
+        <w:t>Save three cells: measured change, limitation and next evidence. The absolute change is 5.5 percentage points. Two concurrent changes and a short pilot do not prove a cause or sustained improvement.</w:t>
       </w:r>
     </w:p>
     <w:p>
@@ -1117,7 +1137,7 @@
     </w:p>
     <w:p>
       <w:r>
-        <w:t>LO1 methodology: primer and guided Excel review. LO2 documentation: trainer examples and Excel outputs; no independent Word/PPT pack. LO3 prompting: framework, critique and three selected prompts. LO4: guided paired agent build, test and training deployment. LO5–LO6: reasoning-agent and SharePoint demonstrations. LO7 security: review of the displayed case. Independent agent deployment is not a completion claim for this shortened delivery.</w:t>
+        <w:t>LO1 methodology: primer and guided Excel review. LO2 documentation: trainer examples and Excel outputs; no independent Word/PPT pack. LO3 prompting: framework, critique and three selected prompts. LO4: guided paired agent build, test and training deployment. LO5: guided Researcher and Analyst activity with citation and calculation evidence. LO6: SharePoint demonstration. LO7 security: review of the displayed case. Independent agent deployment is not a completion claim for this shortened delivery.</w:t>
       </w:r>
     </w:p>
     <w:p>
@@ -1134,26 +1154,24 @@
       </w:r>
     </w:p>
     <w:p>
-      <w:r>
-        <w:br w:type="page"/>
-      </w:r>
+      <w:r/>
     </w:p>
     <w:p>
       <w:pPr>
         <w:pStyle w:val="Heading1"/>
       </w:pPr>
       <w:r>
-        <w:t>Using the expanded 226-slide deck</w:t>
+        <w:t>Using the expanded 237-slide deck</w:t>
       </w:r>
     </w:p>
     <w:p>
       <w:r>
-        <w:t>Slides 1–79 are the one-day teaching route. Slide 80 introduces optional reference material. Slides 81–200 contain 30 worked examples; they are not additional scheduled labs. Keep the original six-module timetable and the 25/20/20-minute guided Excel exercises.</w:t>
+        <w:t>Slides 1–116 are the one-day teaching route. Slide 117 introduces optional reference material. Slides 118–237 contain 30 worked examples; they are not additional scheduled labs. Keep the original six-module timetable and the 25/20/20-minute guided Excel exercises.</w:t>
       </w:r>
     </w:p>
     <w:p>
       <w:r>
-        <w:t>Reference index: SPC slides 107-138; FMEA 139-162; DMAIC 163-186; Prompting 187-206; Agents 207-214; Grounding 215-222; Security 223-226.</w:t>
+        <w:t>Reference index: SPC slides 118-149; FMEA 150-173; DMAIC 174-197; Prompting 198-217; Agents 218-225; Grounding 226-233; Security 234-237.</w:t>
       </w:r>
     </w:p>
     <w:p>

--- a/courseware/Lesson-Plan/IES-GenAI-for-Engineers-Lesson-Plan.docx
+++ b/courseware/Lesson-Plan/IES-GenAI-for-Engineers-Lesson-Plan.docx
@@ -15,7 +15,7 @@
         <w:pStyle w:val="Subtitle"/>
       </w:pPr>
       <w:r>
-        <w:t>IES | v3.1 | LP-aligned one-day delivery</w:t>
+        <w:t>IES | v3.2 | LP-aligned one-day delivery</w:t>
       </w:r>
     </w:p>
     <w:p>
@@ -649,15 +649,8 @@
             </w:tcBorders>
           </w:tcPr>
           <w:p>
-            <w:pPr>
-              <w:spacing w:after="100" w:before="100"/>
-            </w:pPr>
             <w:r>
-              <w:rPr>
-                <w:b w:val="0"/>
-                <w:sz w:val="18"/>
-              </w:rPr>
-              <w:t>5 · SharePoint grounding</w:t>
+              <w:t>5 · SharePoint knowledge base and grounded agent</w:t>
             </w:r>
           </w:p>
         </w:tc>
@@ -672,15 +665,8 @@
             </w:tcBorders>
           </w:tcPr>
           <w:p>
-            <w:pPr>
-              <w:spacing w:after="100" w:before="100"/>
-            </w:pPr>
             <w:r>
-              <w:rPr>
-                <w:b w:val="0"/>
-                <w:sz w:val="18"/>
-              </w:rPr>
-              <w:t>10 grounding; 20 retrieval/citation demo; 15 permissions and discussion</w:t>
+              <w:t>5 explain; 7 inspect site/sources; 10 agent; 10 tests; 8 citation/access; 5 evidence</w:t>
             </w:r>
           </w:p>
         </w:tc>
@@ -917,12 +903,12 @@
         <w:pStyle w:val="Heading2"/>
       </w:pPr>
       <w:r>
-        <w:t>5 · SharePoint grounding</w:t>
+        <w:t>5 · SharePoint knowledge base and grounded agent</w:t>
       </w:r>
     </w:p>
     <w:p>
       <w:r>
-        <w:t>Trainer shows a prepared approved library, a question, retrieved passage and cited answer. Open the citation and check revision, scope and permissions. Discuss how a grounded answer could support an engineering report. No learner creates a site, library or agent. If live access is unavailable, use a labelled document-retrieval walkthrough rather than claiming a live agent run.</w:t>
+        <w:t>5 min: explain SharePoint grounding and the productivity benefit. 7 min: inspect the private IES site and four named synthetic sources. 10 min: create or inspect the folder-scoped agent. 10 min: run supported-fact and missing-evidence tests. 8 min: open one citation and check revision, scope and permissions. 5 min: record evidence and debrief. Total: 45 minutes. If learners lack edit permission, the trainer demonstrates creation and pairs evaluate the tests; record actual execution status. Prepared resource: private site https://tertiaryinfotech.sharepoint.com/sites/IES-GenAI-for-Engineers; Documents/Engineering Knowledge Base; IES Engineering Knowledge Assistant; Trainer-Demonstrations/SHAREPOINT-AGENT-INSTRUCTIONS.md and SHAREPOINT-AGENT-TESTS.md.</w:t>
       </w:r>
     </w:p>
     <w:p>
@@ -1137,7 +1123,7 @@
     </w:p>
     <w:p>
       <w:r>
-        <w:t>LO1 methodology: primer and guided Excel review. LO2 documentation: trainer examples and Excel outputs; no independent Word/PPT pack. LO3 prompting: framework, critique and three selected prompts. LO4: guided paired agent build, test and training deployment. LO5: guided Researcher and Analyst activity with citation and calculation evidence. LO6: SharePoint demonstration. LO7 security: review of the displayed case. Independent agent deployment is not a completion claim for this shortened delivery.</w:t>
+        <w:t>LO1 methodology: primer and guided Excel review. LO2 documentation: trainer examples and Excel outputs; no independent Word/PPT pack. LO3 prompting: framework, critique and three selected prompts. LO4: guided paired agent build, test and training deployment. LO5: guided Researcher and Analyst activity with citation and calculation evidence. LO6: guided private SharePoint knowledge base, grounded-agent tests and citation verification. LO7 security: review of the displayed case. Independent agent deployment is not a completion claim for this shortened delivery.</w:t>
       </w:r>
     </w:p>
     <w:p>
@@ -1145,7 +1131,7 @@
         <w:pStyle w:val="Heading2"/>
       </w:pPr>
       <w:r>
-        <w:t>Presentation teaching sequence — v3.1</w:t>
+        <w:t>Presentation teaching sequence — v3.2</w:t>
       </w:r>
     </w:p>
     <w:p>
@@ -1161,17 +1147,17 @@
         <w:pStyle w:val="Heading1"/>
       </w:pPr>
       <w:r>
-        <w:t>Using the expanded 237-slide deck</w:t>
+        <w:t>Using the expanded 247-slide deck</w:t>
       </w:r>
     </w:p>
     <w:p>
       <w:r>
-        <w:t>Slides 1–116 are the one-day teaching route. Slide 117 introduces optional reference material. Slides 118–237 contain 30 worked examples; they are not additional scheduled labs. Keep the original six-module timetable and the 25/20/20-minute guided Excel exercises.</w:t>
+        <w:t>Slides 1–126 are the one-day teaching route. Slide 127 introduces optional reference material. Slides 128–247 contain 30 worked examples; they are not additional scheduled labs. Keep the original six-module timetable and the 25/20/20-minute guided Excel exercises.</w:t>
       </w:r>
     </w:p>
     <w:p>
       <w:r>
-        <w:t>Reference index: SPC slides 118-149; FMEA 150-173; DMAIC 174-197; Prompting 198-217; Agents 218-225; Grounding 226-233; Security 234-237.</w:t>
+        <w:t>Reference index: SPC slides 128-159; FMEA 160-183; DMAIC 184-207; Prompting 208-227; Agents 228-235; Grounding 236-243; Security 244-247.</w:t>
       </w:r>
     </w:p>
     <w:p>

--- a/courseware/Lesson-Plan/IES-GenAI-for-Engineers-Lesson-Plan.docx
+++ b/courseware/Lesson-Plan/IES-GenAI-for-Engineers-Lesson-Plan.docx
@@ -15,7 +15,7 @@
         <w:pStyle w:val="Subtitle"/>
       </w:pPr>
       <w:r>
-        <w:t>IES | v3.2 | LP-aligned one-day delivery</w:t>
+        <w:t>IES | v3.3 | LP-aligned one-day delivery</w:t>
       </w:r>
     </w:p>
     <w:p>
@@ -706,15 +706,8 @@
             </w:tcBorders>
           </w:tcPr>
           <w:p>
-            <w:pPr>
-              <w:spacing w:after="100" w:before="100"/>
-            </w:pPr>
             <w:r>
-              <w:rPr>
-                <w:b w:val="0"/>
-                <w:sz w:val="18"/>
-              </w:rPr>
-              <w:t>6 · AI security and toolkit</w:t>
+              <w:t>6 · Apply the 7-Step AI Security Framework</w:t>
             </w:r>
           </w:p>
         </w:tc>
@@ -729,15 +722,8 @@
             </w:tcBorders>
           </w:tcPr>
           <w:p>
-            <w:pPr>
-              <w:spacing w:after="100" w:before="100"/>
-            </w:pPr>
             <w:r>
-              <w:rPr>
-                <w:b w:val="0"/>
-                <w:sz w:val="18"/>
-              </w:rPr>
-              <w:t>20 seven-step review; 10 personal prompt toolkit</w:t>
+              <w:t>20 applied seven-step review and release decision; 10 personal prompt toolkit</w:t>
             </w:r>
           </w:p>
         </w:tc>
@@ -916,12 +902,12 @@
         <w:pStyle w:val="Heading2"/>
       </w:pPr>
       <w:r>
-        <w:t>6 · AI security and toolkit</w:t>
+        <w:t>6 · Apply the 7-Step AI Security Framework</w:t>
       </w:r>
     </w:p>
     <w:p>
       <w:r>
-        <w:t>Apply seven checks to one displayed workbook claim: classification; governance/access; secure prompting; output verification; human sign-off; traceability/audit; awareness and incident reporting. Treat instructions embedded in retrieved documents as data, not authority. Learners retain one reusable prompt and one review rule; no additional lab submission.</w:t>
+        <w:t>20 min guided application: use the Module 5 SharePoint-agent answer and complete all seven rows in AI-SECURITY-EVIDENCE-LOG.csv — classify the synthetic data; confirm the private site, source scope and access; inspect the secure prompt; open one citation and reproduce one calculation; record human sign-off; preserve a reconstructable audit trail; and state the containment and reporting response to a security trigger. Make an APPROVED FOR TRAINING USE, RETURN FOR CORRECTION or DO NOT SHARE decision. 10 min: adapt one reusable prompt to carry source, protection, verification and review controls. No additional lab folder.</w:t>
       </w:r>
     </w:p>
     <w:p>
@@ -1123,7 +1109,7 @@
     </w:p>
     <w:p>
       <w:r>
-        <w:t>LO1 methodology: primer and guided Excel review. LO2 documentation: trainer examples and Excel outputs; no independent Word/PPT pack. LO3 prompting: framework, critique and three selected prompts. LO4: guided paired agent build, test and training deployment. LO5: guided Researcher and Analyst activity with citation and calculation evidence. LO6: guided private SharePoint knowledge base, grounded-agent tests and citation verification. LO7 security: review of the displayed case. Independent agent deployment is not a completion claim for this shortened delivery.</w:t>
+        <w:t>LO1 methodology: primer and guided Excel review. LO2 documentation: trainer examples and Excel outputs; no independent Word/PPT pack. LO3 prompting: framework, critique and three selected prompts. LO4: guided paired agent build, test and training deployment. LO5: guided Researcher and Analyst activity with citation and calculation evidence. LO6: guided private SharePoint knowledge base, grounded-agent tests and citation verification. LO7: applied seven-step security record, release decision and incident-response trigger. Independent agent deployment is not a completion claim for this shortened delivery.</w:t>
       </w:r>
     </w:p>
     <w:p>
@@ -1131,7 +1117,7 @@
         <w:pStyle w:val="Heading2"/>
       </w:pPr>
       <w:r>
-        <w:t>Presentation teaching sequence — v3.2</w:t>
+        <w:t>Presentation teaching sequence — v3.3</w:t>
       </w:r>
     </w:p>
     <w:p>
@@ -1147,17 +1133,17 @@
         <w:pStyle w:val="Heading1"/>
       </w:pPr>
       <w:r>
-        <w:t>Using the expanded 247-slide deck</w:t>
+        <w:t>Using the expanded 257-slide deck</w:t>
       </w:r>
     </w:p>
     <w:p>
       <w:r>
-        <w:t>Slides 1–126 are the one-day teaching route. Slide 127 introduces optional reference material. Slides 128–247 contain 30 worked examples; they are not additional scheduled labs. Keep the original six-module timetable and the 25/20/20-minute guided Excel exercises.</w:t>
+        <w:t>Slides 1–136 are the one-day teaching route. Slide 137 introduces optional reference material. Slides 138–257 contain 30 worked examples; they are not additional scheduled labs. Keep the original six-module timetable and the 25/20/20-minute guided Excel exercises.</w:t>
       </w:r>
     </w:p>
     <w:p>
       <w:r>
-        <w:t>Reference index: SPC slides 128-159; FMEA 160-183; DMAIC 184-207; Prompting 208-227; Agents 228-235; Grounding 236-243; Security 244-247.</w:t>
+        <w:t>Reference index: SPC slides 138-169; FMEA 170-193; DMAIC 194-217; Prompting 218-237; Agents 238-245; Grounding 246-253; Security 254-257.</w:t>
       </w:r>
     </w:p>
     <w:p>

--- a/courseware/Lesson-Plan/IES-GenAI-for-Engineers-Lesson-Plan.docx
+++ b/courseware/Lesson-Plan/IES-GenAI-for-Engineers-Lesson-Plan.docx
@@ -15,7 +15,7 @@
         <w:pStyle w:val="Subtitle"/>
       </w:pPr>
       <w:r>
-        <w:t>IES | v3.3 | LP-aligned one-day delivery</w:t>
+        <w:t>IES | v3.4 | LP-aligned one-day delivery</w:t>
       </w:r>
     </w:p>
     <w:p>
@@ -25,7 +25,7 @@
     </w:p>
     <w:p>
       <w:r>
-        <w:t>09:00–17:00 = 480 minutes: 390 teaching minutes + 60 lunch + 30 tea. The source LP calls this seven training hours excluding lunch; that includes tea. This delivery plan uses 6.5 net teaching hours. Guided Excel time is 25 + 20 + 20 = 65 minutes, included within Module 3, never added on top.</w:t>
+        <w:t>09:00–17:00 = 480 minutes: 390 teaching minutes + 60 lunch + 30 tea. The source LP calls this seven training hours excluding lunch; that includes tea. This delivery plan uses 6.5 net teaching hours. Guided Excel time is 20 + 20 + 25 = 65 minutes, included within Module 3, never added on top.</w:t>
       </w:r>
     </w:p>
     <w:tbl>
@@ -388,15 +388,8 @@
             </w:tcBorders>
           </w:tcPr>
           <w:p>
-            <w:pPr>
-              <w:spacing w:after="100" w:before="100"/>
-            </w:pPr>
             <w:r>
-              <w:rPr>
-                <w:b w:val="0"/>
-                <w:sz w:val="18"/>
-              </w:rPr>
-              <w:t>15 primer; 25 guided SPC; 20 guided FMEA; 20 guided DMAIC; 10 shared review</w:t>
+              <w:t>15 primer; 20 guided FMEA; 20 guided DMAIC; 25 guided SPC; 10 shared review</w:t>
             </w:r>
           </w:p>
         </w:tc>
@@ -836,7 +829,7 @@
     </w:p>
     <w:p>
       <w:r>
-        <w:t>Teach RISE as the main LO3 framework. R - Role: name the perspective without granting authority. I - Input: name the exact table, document, revision and boundaries. S - Steps: state the calculations, comparisons and checks in order. E - Expectations: specify the output format, evidence, constraints and acceptance test. Demonstrate vague prompt -&gt; RISE prompt -&gt; checked output -&gt; one refinement. Learners apply the same structure to the SPC, FMEA and DMAIC prompts in Module 3.</w:t>
+        <w:t>Teach RISE as the main LO3 framework. R - Role: name the perspective without granting authority. I - Input: name the exact table, document, revision and boundaries. S - Steps: state the calculations, comparisons and checks in order. E - Expectations: specify the output format, evidence, constraints and acceptance test. Demonstrate vague prompt -&gt; RISE prompt -&gt; checked output -&gt; one refinement. Learners apply the same structure to the FMEA, DMAIC and SPC prompts in Module 3.</w:t>
       </w:r>
     </w:p>
     <w:p>
@@ -869,7 +862,7 @@
     <w:p>
       <w:pPr/>
       <w:r>
-        <w:t>Learning evidence: use Researcher to create a technical comparison and open one supporting citation. Use Analyst with Lab-03-DMAIC/Starter.xlsx, then independently verify Baseline 36/400 = 9.0%, Pilot 7/200 = 3.5%, change -5.5 percentage points and relative reduction 61.1%.</w:t>
+        <w:t>Learning evidence: use Researcher to create a technical comparison and open one supporting citation. Use Analyst with Lab-02-DMAIC/Starter.xlsx, then independently verify Baseline 36/400 = 9.0%, Pilot 7/200 = 3.5%, change -5.5 percentage points and relative reduction 61.1%.</w:t>
       </w:r>
     </w:p>
     <w:p>
@@ -915,10 +908,10 @@
     </w:p>
     <w:p>
       <w:pPr>
-        <w:pStyle w:val="Heading2"/>
+        <w:pStyle w:val="Heading1"/>
       </w:pPr>
       <w:r>
-        <w:t>Module 3 · SPC | 25 minutes</w:t>
+        <w:t>Module 3 · FMEA → DMAIC → SPC | 90 minutes</w:t>
       </w:r>
     </w:p>
     <w:p>
@@ -926,12 +919,13 @@
         <w:pStyle w:val="Heading2"/>
       </w:pPr>
       <w:r>
-        <w:t>5 min · Read the prepared analysis</w:t>
+        <w:t>11:30–11:45 · Methodology primer</w:t>
       </w:r>
     </w:p>
     <w:p>
+      <w:pPr/>
       <w:r>
-        <w:t>Open Lab-01-SPC/Starter.xlsx. Review the 12 rows in Pump_Readings: eight Baseline and four Monitoring. Select the named table PumpReadings before opening Copilot.</w:t>
+        <w:t>Explain FMEA and RPN; Six Sigma/DMAIC and its five phases; Pareto, fishbone/Ishikawa and 5-Whys; then SPC, common versus special cause, control charts and Cp/Cpk. Use plain language and one pump example before any Copilot task.</w:t>
       </w:r>
     </w:p>
     <w:p>
@@ -939,12 +933,13 @@
         <w:pStyle w:val="Heading2"/>
       </w:pPr>
       <w:r>
-        <w:t>12 min · Prompt and inspect</w:t>
+        <w:t>11:45–12:05 · Lab 1 FMEA</w:t>
       </w:r>
     </w:p>
     <w:p>
+      <w:pPr/>
       <w:r>
-        <w:t>Use the one prompt in Copilot_Prompt. Verify T10 = 59.4 L/h against the calculated LCL. Expected result: T09, T10 and T12 are below the LCL. Save one cautious interpretation.</w:t>
+        <w:t>Open Labs/Lab-01-FMEA/Starter.xlsx. Preserve four supplied rows and ratings; calculate RPN, rank rows and apply the Severity 9 gate. Independent checks: FM01 = 140 and FM04 Severity = 9.</w:t>
       </w:r>
     </w:p>
     <w:p>
@@ -952,12 +947,13 @@
         <w:pStyle w:val="Heading2"/>
       </w:pPr>
       <w:r>
-        <w:t>8 min · Verify and retain</w:t>
+        <w:t>12:05–12:25 · Lab 2 DMAIC</w:t>
       </w:r>
     </w:p>
     <w:p>
+      <w:pPr/>
       <w:r>
-        <w:t>Use the one prompt in Copilot_Prompt. Verify T10 = 59.4 L/h against the calculated LCL. Expected result: T09, T10 and T12 are below the LCL. Save one cautious interpretation.</w:t>
+        <w:t>Open Labs/Lab-02-DMAIC/Starter.xlsx. Calculate Baseline and Pilot deviation rates and draft five DMAIC rows. Independent checks: 9.0%, 3.5%, and no causal claim. Relate Pareto, fishbone and 5-Whys to the Analyse phase.</w:t>
       </w:r>
     </w:p>
     <w:p>
@@ -965,23 +961,13 @@
         <w:pStyle w:val="Heading2"/>
       </w:pPr>
       <w:r>
-        <w:t>Core prompt · Plot and interpret</w:t>
+        <w:t>12:25–12:50 · Lab 3 SPC</w:t>
       </w:r>
     </w:p>
     <w:p>
+      <w:pPr/>
       <w:r>
-        <w:t>Use only PumpReadings. Calculate the baseline mean, sample standard deviation, UCL and LCL; flag the four monitoring rows; and create a line chart. Verify T10 against the LCL and state that a signal does not prove cause.</w:t>
-      </w:r>
-    </w:p>
-    <w:p>
-      <w:r/>
-    </w:p>
-    <w:p>
-      <w:pPr>
-        <w:pStyle w:val="Heading2"/>
-      </w:pPr>
-      <w:r>
-        <w:t>Module 3 · FMEA | 20 minutes</w:t>
+        <w:t>Open Labs/Lab-03-SPC/Starter.xlsx. Calculate baseline limits, flag monitoring rows and draft a chart interpretation. Independent check: T10 = 59.4 L/h against the LCL. Distinguish a signal from a specification or diagnosis.</w:t>
       </w:r>
     </w:p>
     <w:p>
@@ -989,114 +975,13 @@
         <w:pStyle w:val="Heading2"/>
       </w:pPr>
       <w:r>
-        <w:t>4 min · Read the prepared FMEA</w:t>
+        <w:t>12:50–13:00 · Shared review</w:t>
       </w:r>
     </w:p>
     <w:p>
+      <w:pPr/>
       <w:r>
-        <w:t>Open Lab-02-FMEA/Starter.xlsx. Review the four supplied failure modes and ratings in FMEA_Input. Use Copilot to create the formula-based output; do not invent or rescore rows.</w:t>
-      </w:r>
-    </w:p>
-    <w:p>
-      <w:pPr>
-        <w:pStyle w:val="Heading2"/>
-      </w:pPr>
-      <w:r>
-        <w:t>10 min · Prompt and check priorities</w:t>
-      </w:r>
-    </w:p>
-    <w:p>
-      <w:r>
-        <w:t>Paste the one prompt from Copilot_Prompt. Ask Copilot to calculate RPN, rank the four rows and flag Severity 9 or higher. Independently verify FM01 and FM04.</w:t>
-      </w:r>
-    </w:p>
-    <w:p>
-      <w:pPr>
-        <w:pStyle w:val="Heading2"/>
-      </w:pPr>
-      <w:r>
-        <w:t>6 min · Review one row</w:t>
-      </w:r>
-    </w:p>
-    <w:p>
-      <w:r>
-        <w:t>Write one evidence gap for FM01 and one action proposal. Keep residual ratings unassessed. The multi-persona debate is a trainer demonstration in Module 2, not an extra participant task.</w:t>
-      </w:r>
-    </w:p>
-    <w:p>
-      <w:pPr>
-        <w:pStyle w:val="Heading2"/>
-      </w:pPr>
-      <w:r>
-        <w:t>Core prompt · Calculate and prioritise</w:t>
-      </w:r>
-    </w:p>
-    <w:p>
-      <w:r>
-        <w:t>Use only FMEAInput. Preserve the four supplied rows and ratings; calculate RPN, rank the rows and flag Severity 9 or higher. Verify FM01 = 140 and FM04 Severity = 9.</w:t>
-      </w:r>
-    </w:p>
-    <w:p>
-      <w:r/>
-    </w:p>
-    <w:p>
-      <w:pPr>
-        <w:pStyle w:val="Heading2"/>
-      </w:pPr>
-      <w:r>
-        <w:t>Module 3 · DMAIC | 20 minutes</w:t>
-      </w:r>
-    </w:p>
-    <w:p>
-      <w:pPr>
-        <w:pStyle w:val="Heading2"/>
-      </w:pPr>
-      <w:r>
-        <w:t>4 min · Read the prepared rates</w:t>
-      </w:r>
-    </w:p>
-    <w:p>
-      <w:r>
-        <w:t>Use the one prompt in Copilot_Prompt. Verify Baseline = 36/400 = 9.0% and Pilot = 7/200 = 3.5%. State that the short pilot does not prove the cause of the change.</w:t>
-      </w:r>
-    </w:p>
-    <w:p>
-      <w:pPr>
-        <w:pStyle w:val="Heading2"/>
-      </w:pPr>
-      <w:r>
-        <w:t>10 min · Prompt a short summary</w:t>
-      </w:r>
-    </w:p>
-    <w:p>
-      <w:r>
-        <w:t>Use the one prompt in Copilot_Prompt. Verify Baseline = 36/400 = 9.0% and Pilot = 7/200 = 3.5%. State that the short pilot does not prove the cause of the change.</w:t>
-      </w:r>
-    </w:p>
-    <w:p>
-      <w:pPr>
-        <w:pStyle w:val="Heading2"/>
-      </w:pPr>
-      <w:r>
-        <w:t>6 min · State a decision boundary</w:t>
-      </w:r>
-    </w:p>
-    <w:p>
-      <w:r>
-        <w:t>Save three cells: measured change, limitation and next evidence. The absolute change is 5.5 percentage points. Two concurrent changes and a short pilot do not prove a cause or sustained improvement.</w:t>
-      </w:r>
-    </w:p>
-    <w:p>
-      <w:pPr>
-        <w:pStyle w:val="Heading2"/>
-      </w:pPr>
-      <w:r>
-        <w:t>Core prompt · Define and measure</w:t>
-      </w:r>
-    </w:p>
-    <w:p>
-      <w:r>
-        <w:t>Open Lab-03-DMAIC/Starter.xlsx. Review the six weekly records in Weekly_Data. Use Copilot to calculate phase rates and draft the five-row DMAIC summary.</w:t>
+        <w:t>Each learner states one output, one independent check and one evidence limitation. Stop at 13:00 for lunch. If Copilot stalls for more than two minutes, inspect the Worked-Reference formula and continue the review without extending the block.</w:t>
       </w:r>
     </w:p>
     <w:p>
@@ -1117,12 +1002,12 @@
         <w:pStyle w:val="Heading2"/>
       </w:pPr>
       <w:r>
-        <w:t>Presentation teaching sequence — v3.3</w:t>
+        <w:t>Presentation teaching sequence — v3.4</w:t>
       </w:r>
     </w:p>
     <w:p>
       <w:r>
-        <w:t>Module 1 introduces AI, Copilot and the pump case before workbook names. Module 2 moves from a vague prompt to RISE, E-MAP, constraints and a worked persona challenge. Module 3 explains each method before its guided exercise. Modules 4–5 explain agents and grounding before demonstrations. Module 6 applies security checks and closes. The original clock times and 65-minute exercise total are unchanged.</w:t>
+        <w:t>Module 1 introduces AI, Copilot and the pump case. Module 2 builds clear, reviewable prompts with RISE and E-MAP. Module 3 follows FMEA → DMAIC → SPC: explain each method before its Copilot in Excel exercise. Module 4 covers the multi-step Copilot Agent and reasoning agents. Module 5 creates and grounds a SharePoint knowledge-base agent. Module 6 applies all seven AI security steps before closing.</w:t>
       </w:r>
     </w:p>
     <w:p>
@@ -1133,17 +1018,17 @@
         <w:pStyle w:val="Heading1"/>
       </w:pPr>
       <w:r>
-        <w:t>Using the expanded 257-slide deck</w:t>
+        <w:t>Using the expanded 259-slide deck</w:t>
       </w:r>
     </w:p>
     <w:p>
       <w:r>
-        <w:t>Slides 1–136 are the one-day teaching route. Slide 137 introduces optional reference material. Slides 138–257 contain 30 worked examples; they are not additional scheduled labs. Keep the original six-module timetable and the 25/20/20-minute guided Excel exercises.</w:t>
+        <w:t>Slides 1–138 are the one-day teaching route. Slide 139 introduces optional reference material. Slides 140–259 contain 30 worked examples; they are not additional scheduled labs. Keep the original six-module timetable and the 25/20/20-minute guided Excel exercises.</w:t>
       </w:r>
     </w:p>
     <w:p>
       <w:r>
-        <w:t>Reference index: SPC slides 138-169; FMEA 170-193; DMAIC 194-217; Prompting 218-237; Agents 238-245; Grounding 246-253; Security 254-257.</w:t>
+        <w:t>Reference index: FMEA slides 140-163; DMAIC 164-187; SPC 188-219; Prompting 220-239; Agents 240-247; Grounding 248-255; Security 256-259.</w:t>
       </w:r>
     </w:p>
     <w:p>
@@ -1160,8 +1045,9 @@
       </w:r>
     </w:p>
     <w:p>
+      <w:pPr/>
       <w:r>
-        <w:t>Learners repeat the same five actions in all three exercises: open the small Starter workbook; select the named table; open Copilot in Excel; paste the one supplied prompt; inspect and independently verify one result. The Worked-Reference workbook is opened only after the attempt.</w:t>
+        <w:t>Repeat five actions in each exercise: open the small Starter workbook; select the named table; open Copilot in Excel; paste the supplied RISE prompt; inspect the output and independently verify one result. Open Worked-Reference.xlsx only after the attempt.</w:t>
       </w:r>
     </w:p>
     <w:p>
@@ -1169,22 +1055,25 @@
         <w:pStyle w:val="Heading2"/>
       </w:pPr>
       <w:r>
-        <w:t>Lab 1 - Use Copilot in Excel to create an SPC review (25 minutes)</w:t>
+        <w:t>Lab 1 - FMEA (20 minutes)</w:t>
       </w:r>
     </w:p>
     <w:p>
+      <w:pPr/>
       <w:r>
-        <w:t>Source: Pump_Readings / PumpReadings.</w:t>
+        <w:t>Source: Labs/Lab-01-FMEA/Starter.xlsx · named table FMEAInput.</w:t>
       </w:r>
     </w:p>
     <w:p>
+      <w:pPr/>
       <w:r>
-        <w:t>Copilot prompt: Act as an engineering data assistant. Use only the named Excel table PumpReadings. Use the eight Baseline rows to calculate the mean, sample standard deviation, UCL = mean + 3 x standard deviation, and LCL = mean - 3 x standard deviation. Flag each Monitoring row as Below LCL, Above UCL, or Within limits. Create a line chart of all 12 readings with the centre line, UCL and LCL. Return a three-sentence interpretation. Do not claim a root cause or that the pump is safe. Show the formulas used.</w:t>
+        <w:t>Copilot prompt: Act as an FMEA facilitator. Use only FMEAInput and preserve every row and supplied rating. Calculate RPN = Severity × Occurrence × Detection, rank the rows, and flag Severity 9 or higher. Add one evidence request and action per row. Show the formula. Do not invent incidents, change ratings or approve the design.</w:t>
       </w:r>
     </w:p>
     <w:p>
+      <w:pPr/>
       <w:r>
-        <w:t>Independent check: Verify T10 = 59.4 L/h against the calculated LCL. A point below the LCL is a signal to investigate, not a diagnosis.</w:t>
+        <w:t>Independent check: Verify FM01: 7 × 5 × 4 = 140; confirm FM04 is flagged because Severity = 9.</w:t>
       </w:r>
     </w:p>
     <w:p>
@@ -1192,22 +1081,25 @@
         <w:pStyle w:val="Heading2"/>
       </w:pPr>
       <w:r>
-        <w:t>Lab 2 - Use Copilot in Excel to create an FMEA review (20 minutes)</w:t>
+        <w:t>Lab 2 - DMAIC (20 minutes)</w:t>
       </w:r>
     </w:p>
     <w:p>
+      <w:pPr/>
       <w:r>
-        <w:t>Source: FMEA_Input / FMEAInput.</w:t>
+        <w:t>Source: Labs/Lab-02-DMAIC/Starter.xlsx · named table WeeklyData.</w:t>
       </w:r>
     </w:p>
     <w:p>
+      <w:pPr/>
       <w:r>
-        <w:t>Copilot prompt: Act as an FMEA facilitator. Use only the named Excel table FMEAInput and preserve every row and supplied rating. Create an FMEA output table, calculate RPN = Severity x Occurrence x Detection, rank the four rows from highest to lowest RPN, and flag any row with Severity 9 or higher. For each row, propose one evidence request and one practical follow-up action. Do not invent incidents, change ratings, or approve the design. Show the RPN formula.</w:t>
+        <w:t>Copilot prompt: Act as a Six Sigma project assistant. Use only WeeklyData. Calculate Baseline and Pilot deviation rates. Create a five-row Define, Measure, Analyse, Improve, Control summary. Separate facts from hypotheses, show formulas, and state that the short pilot does not prove cause.</w:t>
       </w:r>
     </w:p>
     <w:p>
+      <w:pPr/>
       <w:r>
-        <w:t>Independent check: Verify FM01: 7 x 5 x 4 = 140. Also verify that FM04 is flagged because Severity = 9 even though its RPN is lower.</w:t>
+        <w:t>Independent check: Verify Baseline = 36/400 = 9.0% and Pilot = 7/200 = 3.5%; do not claim causation.</w:t>
       </w:r>
     </w:p>
     <w:p>
@@ -1215,22 +1107,25 @@
         <w:pStyle w:val="Heading2"/>
       </w:pPr>
       <w:r>
-        <w:t>Lab 3 - Use Copilot in Excel to create a DMAIC summary (20 minutes)</w:t>
+        <w:t>Lab 3 - SPC (25 minutes)</w:t>
       </w:r>
     </w:p>
     <w:p>
+      <w:pPr/>
       <w:r>
-        <w:t>Source: Weekly_Data / WeeklyData.</w:t>
+        <w:t>Source: Labs/Lab-03-SPC/Starter.xlsx · named table PumpReadings.</w:t>
       </w:r>
     </w:p>
     <w:p>
+      <w:pPr/>
       <w:r>
-        <w:t>Copilot prompt: Act as a Six Sigma project assistant. Use only the named Excel table WeeklyData. Calculate total opportunities, total deviations, and deviation rate for Baseline and Pilot using deviations divided by opportunities. Create a five-row DMAIC summary: Define, Measure, Analyse, Improve, Control. Clearly separate observed facts from hypotheses. State that the short pilot does not prove the cause of the change. Show the formulas and return one next evidence check.</w:t>
+        <w:t>Copilot prompt: Act as an engineering data assistant. Use only PumpReadings. From the eight Baseline rows, calculate the mean, sample standard deviation, UCL and LCL. Flag T09–T12, create a line chart with the limits, and give a three-sentence interpretation. Show formulas. Do not claim a root cause or that the pump is safe.</w:t>
       </w:r>
     </w:p>
     <w:p>
+      <w:pPr/>
       <w:r>
-        <w:t>Independent check: Verify Baseline = 36 / 400 = 9.0% and Pilot = 7 / 200 = 3.5%. The lower pilot rate is an observation, not causal proof.</w:t>
+        <w:t>Independent check: Verify T10 = 59.4 L/h against the calculated LCL; interpret a signal as a reason to investigate.</w:t>
       </w:r>
     </w:p>
     <w:p>
@@ -1242,16 +1137,19 @@
       </w:r>
     </w:p>
     <w:p>
+      <w:pPr/>
       <w:r>
         <w:t>Microsoft 365 Copilot: https://m365.cloud.microsoft/chat</w:t>
       </w:r>
     </w:p>
     <w:p>
+      <w:pPr/>
       <w:r>
         <w:t>Get started with Copilot in Excel: https://support.microsoft.com/en-us/office/get-started-with-copilot-in-excel</w:t>
       </w:r>
     </w:p>
     <w:p>
+      <w:pPr/>
       <w:r>
         <w:t>How Copilot Chat works in Microsoft 365 apps: https://support.microsoft.com/en-us/microsoft-365-copilot/how-copilot-chat-works-in-microsoft-365-apps</w:t>
       </w:r>

--- a/courseware/Lesson-Plan/IES-GenAI-for-Engineers-Lesson-Plan.docx
+++ b/courseware/Lesson-Plan/IES-GenAI-for-Engineers-Lesson-Plan.docx
@@ -7,7 +7,7 @@
         <w:pStyle w:val="Title"/>
       </w:pPr>
       <w:r>
-        <w:t>GenAI for Engineers Lesson Plan</w:t>
+        <w:t>GenAI for Engineers — Lesson Plan</w:t>
       </w:r>
     </w:p>
     <w:p>
@@ -15,53 +15,481 @@
         <w:pStyle w:val="Subtitle"/>
       </w:pPr>
       <w:r>
-        <w:t>IES | v3.4 | LP-aligned one-day delivery</w:t>
+        <w:t>IES | v4.0 | Aligned to supplied v2 PUB Feedback structure</w:t>
       </w:r>
     </w:p>
     <w:p>
+      <w:pPr>
+        <w:spacing w:after="100"/>
+      </w:pPr>
       <w:r>
-        <w:t>Follow the supplied Lesson Plan with Hands-On Labs (v2 - PUB Feedback) module order and clock times. Retain its six modules; consolidate learner work into only 65 minutes of guided Excel exercises within Module 3. Other practical examples are trainer-led demonstrations or discussion. LO4 includes a guided paired Copilot Agent build, two preview tests and approved training deployment evidence.</w:t>
+        <w:t>Course duration: one day, 09:00–17:00. 390 teaching minutes, 60-minute lunch and two 15-minute tea breaks. Delivery is instructor-led and activity-based. No prior FMEA, DMAIC or SPC background is assumed.</w:t>
       </w:r>
     </w:p>
     <w:p>
+      <w:pPr>
+        <w:pStyle w:val="Heading1"/>
+      </w:pPr>
       <w:r>
-        <w:t>09:00–17:00 = 480 minutes: 390 teaching minutes + 60 lunch + 30 tea. The source LP calls this seven training hours excluding lunch; that includes tea. This delivery plan uses 6.5 net teaching hours. Guided Excel time is 20 + 20 + 25 = 65 minutes, included within Module 3, never added on top.</w:t>
+        <w:t>Learning outcomes</w:t>
       </w:r>
     </w:p>
     <w:tbl>
       <w:tblPr>
-        <w:tblStyle w:val="TableGrid"/>
         <w:tblW w:type="auto" w:w="0"/>
-        <w:tblLayout w:type="fixed"/>
+        <w:jc w:val="center"/>
+        <w:tblLayout w:type="autofit"/>
         <w:tblLook w:firstColumn="1" w:firstRow="1" w:lastColumn="0" w:lastRow="0" w:noHBand="0" w:noVBand="1" w:val="04A0"/>
       </w:tblPr>
       <w:tblGrid>
-        <w:gridCol w:w="3250"/>
-        <w:gridCol w:w="3250"/>
-        <w:gridCol w:w="3250"/>
+        <w:gridCol w:w="5083"/>
+        <w:gridCol w:w="5083"/>
       </w:tblGrid>
       <w:tr>
-        <w:trPr>
-          <w:tblHeader/>
-        </w:trPr>
         <w:tc>
           <w:tcPr>
-            <w:tcW w:type="dxa" w:w="3250"/>
+            <w:tcW w:type="dxa" w:w="5083"/>
+            <w:shd w:fill="078897"/>
             <w:tcBorders>
-              <w:top w:val="single" w:sz="4" w:color="D9D9D9"/>
-              <w:left w:val="single" w:sz="4" w:color="D9D9D9"/>
-              <w:bottom w:val="single" w:sz="4" w:color="D9D9D9"/>
-              <w:right w:val="single" w:sz="4" w:color="D9D9D9"/>
+              <w:top w:val="single" w:sz="4" w:color="C8D9DC"/>
+              <w:left w:val="single" w:sz="4" w:color="C8D9DC"/>
+              <w:bottom w:val="single" w:sz="4" w:color="C8D9DC"/>
+              <w:right w:val="single" w:sz="4" w:color="C8D9DC"/>
+              <w:insideH w:val="single" w:sz="4" w:color="C8D9DC"/>
+              <w:insideV w:val="single" w:sz="4" w:color="C8D9DC"/>
             </w:tcBorders>
-            <w:shd w:fill="E4EBEF"/>
+            <w:vAlign w:val="center"/>
           </w:tcPr>
           <w:p>
-            <w:pPr>
-              <w:spacing w:after="100" w:before="100"/>
-            </w:pPr>
             <w:r>
               <w:rPr>
                 <w:b/>
+                <w:color w:val="FFFFFF"/>
+                <w:sz w:val="18"/>
+              </w:rPr>
+              <w:t>LO</w:t>
+            </w:r>
+          </w:p>
+        </w:tc>
+        <w:tc>
+          <w:tcPr>
+            <w:tcW w:type="dxa" w:w="5083"/>
+            <w:shd w:fill="078897"/>
+            <w:tcBorders>
+              <w:top w:val="single" w:sz="4" w:color="C8D9DC"/>
+              <w:left w:val="single" w:sz="4" w:color="C8D9DC"/>
+              <w:bottom w:val="single" w:sz="4" w:color="C8D9DC"/>
+              <w:right w:val="single" w:sz="4" w:color="C8D9DC"/>
+              <w:insideH w:val="single" w:sz="4" w:color="C8D9DC"/>
+              <w:insideV w:val="single" w:sz="4" w:color="C8D9DC"/>
+            </w:tcBorders>
+            <w:vAlign w:val="center"/>
+          </w:tcPr>
+          <w:p>
+            <w:r>
+              <w:rPr>
+                <w:b/>
+                <w:color w:val="FFFFFF"/>
+                <w:sz w:val="18"/>
+              </w:rPr>
+              <w:t>Outcome</w:t>
+            </w:r>
+          </w:p>
+        </w:tc>
+      </w:tr>
+      <w:tr>
+        <w:tc>
+          <w:tcPr>
+            <w:tcW w:type="dxa" w:w="5083"/>
+            <w:shd w:fill="FFFFFF"/>
+            <w:tcBorders>
+              <w:top w:val="single" w:sz="4" w:color="C8D9DC"/>
+              <w:left w:val="single" w:sz="4" w:color="C8D9DC"/>
+              <w:bottom w:val="single" w:sz="4" w:color="C8D9DC"/>
+              <w:right w:val="single" w:sz="4" w:color="C8D9DC"/>
+              <w:insideH w:val="single" w:sz="4" w:color="C8D9DC"/>
+              <w:insideV w:val="single" w:sz="4" w:color="C8D9DC"/>
+            </w:tcBorders>
+            <w:vAlign w:val="center"/>
+          </w:tcPr>
+          <w:p>
+            <w:r>
+              <w:rPr>
+                <w:color w:val="102B3E"/>
+                <w:sz w:val="17"/>
+              </w:rPr>
+              <w:t>LO1</w:t>
+            </w:r>
+          </w:p>
+        </w:tc>
+        <w:tc>
+          <w:tcPr>
+            <w:tcW w:type="dxa" w:w="5083"/>
+            <w:shd w:fill="FFFFFF"/>
+            <w:tcBorders>
+              <w:top w:val="single" w:sz="4" w:color="C8D9DC"/>
+              <w:left w:val="single" w:sz="4" w:color="C8D9DC"/>
+              <w:bottom w:val="single" w:sz="4" w:color="C8D9DC"/>
+              <w:right w:val="single" w:sz="4" w:color="C8D9DC"/>
+              <w:insideH w:val="single" w:sz="4" w:color="C8D9DC"/>
+              <w:insideV w:val="single" w:sz="4" w:color="C8D9DC"/>
+            </w:tcBorders>
+            <w:vAlign w:val="center"/>
+          </w:tcPr>
+          <w:p>
+            <w:r>
+              <w:rPr>
+                <w:color w:val="102B3E"/>
+                <w:sz w:val="17"/>
+              </w:rPr>
+              <w:t>Explain FMEA, Six Sigma/DMAIC and SPC before applying them.</w:t>
+            </w:r>
+          </w:p>
+        </w:tc>
+      </w:tr>
+      <w:tr>
+        <w:tc>
+          <w:tcPr>
+            <w:tcW w:type="dxa" w:w="5083"/>
+            <w:shd w:fill="EAF3F4"/>
+            <w:tcBorders>
+              <w:top w:val="single" w:sz="4" w:color="C8D9DC"/>
+              <w:left w:val="single" w:sz="4" w:color="C8D9DC"/>
+              <w:bottom w:val="single" w:sz="4" w:color="C8D9DC"/>
+              <w:right w:val="single" w:sz="4" w:color="C8D9DC"/>
+              <w:insideH w:val="single" w:sz="4" w:color="C8D9DC"/>
+              <w:insideV w:val="single" w:sz="4" w:color="C8D9DC"/>
+            </w:tcBorders>
+            <w:vAlign w:val="center"/>
+          </w:tcPr>
+          <w:p>
+            <w:r>
+              <w:rPr>
+                <w:color w:val="102B3E"/>
+                <w:sz w:val="17"/>
+              </w:rPr>
+              <w:t>LO2</w:t>
+            </w:r>
+          </w:p>
+        </w:tc>
+        <w:tc>
+          <w:tcPr>
+            <w:tcW w:type="dxa" w:w="5083"/>
+            <w:shd w:fill="EAF3F4"/>
+            <w:tcBorders>
+              <w:top w:val="single" w:sz="4" w:color="C8D9DC"/>
+              <w:left w:val="single" w:sz="4" w:color="C8D9DC"/>
+              <w:bottom w:val="single" w:sz="4" w:color="C8D9DC"/>
+              <w:right w:val="single" w:sz="4" w:color="C8D9DC"/>
+              <w:insideH w:val="single" w:sz="4" w:color="C8D9DC"/>
+              <w:insideV w:val="single" w:sz="4" w:color="C8D9DC"/>
+            </w:tcBorders>
+            <w:vAlign w:val="center"/>
+          </w:tcPr>
+          <w:p>
+            <w:r>
+              <w:rPr>
+                <w:color w:val="102B3E"/>
+                <w:sz w:val="17"/>
+              </w:rPr>
+              <w:t>Automate engineering documents and analyses with Copilot in Word, Excel and PowerPoint.</w:t>
+            </w:r>
+          </w:p>
+        </w:tc>
+      </w:tr>
+      <w:tr>
+        <w:tc>
+          <w:tcPr>
+            <w:tcW w:type="dxa" w:w="5083"/>
+            <w:shd w:fill="FFFFFF"/>
+            <w:tcBorders>
+              <w:top w:val="single" w:sz="4" w:color="C8D9DC"/>
+              <w:left w:val="single" w:sz="4" w:color="C8D9DC"/>
+              <w:bottom w:val="single" w:sz="4" w:color="C8D9DC"/>
+              <w:right w:val="single" w:sz="4" w:color="C8D9DC"/>
+              <w:insideH w:val="single" w:sz="4" w:color="C8D9DC"/>
+              <w:insideV w:val="single" w:sz="4" w:color="C8D9DC"/>
+            </w:tcBorders>
+            <w:vAlign w:val="center"/>
+          </w:tcPr>
+          <w:p>
+            <w:r>
+              <w:rPr>
+                <w:color w:val="102B3E"/>
+                <w:sz w:val="17"/>
+              </w:rPr>
+              <w:t>LO3</w:t>
+            </w:r>
+          </w:p>
+        </w:tc>
+        <w:tc>
+          <w:tcPr>
+            <w:tcW w:type="dxa" w:w="5083"/>
+            <w:shd w:fill="FFFFFF"/>
+            <w:tcBorders>
+              <w:top w:val="single" w:sz="4" w:color="C8D9DC"/>
+              <w:left w:val="single" w:sz="4" w:color="C8D9DC"/>
+              <w:bottom w:val="single" w:sz="4" w:color="C8D9DC"/>
+              <w:right w:val="single" w:sz="4" w:color="C8D9DC"/>
+              <w:insideH w:val="single" w:sz="4" w:color="C8D9DC"/>
+              <w:insideV w:val="single" w:sz="4" w:color="C8D9DC"/>
+            </w:tcBorders>
+            <w:vAlign w:val="center"/>
+          </w:tcPr>
+          <w:p>
+            <w:r>
+              <w:rPr>
+                <w:color w:val="102B3E"/>
+                <w:sz w:val="17"/>
+              </w:rPr>
+              <w:t>Apply R.I.S.E. and E-MAP with iterative prompting.</w:t>
+            </w:r>
+          </w:p>
+        </w:tc>
+      </w:tr>
+      <w:tr>
+        <w:tc>
+          <w:tcPr>
+            <w:tcW w:type="dxa" w:w="5083"/>
+            <w:shd w:fill="EAF3F4"/>
+            <w:tcBorders>
+              <w:top w:val="single" w:sz="4" w:color="C8D9DC"/>
+              <w:left w:val="single" w:sz="4" w:color="C8D9DC"/>
+              <w:bottom w:val="single" w:sz="4" w:color="C8D9DC"/>
+              <w:right w:val="single" w:sz="4" w:color="C8D9DC"/>
+              <w:insideH w:val="single" w:sz="4" w:color="C8D9DC"/>
+              <w:insideV w:val="single" w:sz="4" w:color="C8D9DC"/>
+            </w:tcBorders>
+            <w:vAlign w:val="center"/>
+          </w:tcPr>
+          <w:p>
+            <w:r>
+              <w:rPr>
+                <w:color w:val="102B3E"/>
+                <w:sz w:val="17"/>
+              </w:rPr>
+              <w:t>LO4</w:t>
+            </w:r>
+          </w:p>
+        </w:tc>
+        <w:tc>
+          <w:tcPr>
+            <w:tcW w:type="dxa" w:w="5083"/>
+            <w:shd w:fill="EAF3F4"/>
+            <w:tcBorders>
+              <w:top w:val="single" w:sz="4" w:color="C8D9DC"/>
+              <w:left w:val="single" w:sz="4" w:color="C8D9DC"/>
+              <w:bottom w:val="single" w:sz="4" w:color="C8D9DC"/>
+              <w:right w:val="single" w:sz="4" w:color="C8D9DC"/>
+              <w:insideH w:val="single" w:sz="4" w:color="C8D9DC"/>
+              <w:insideV w:val="single" w:sz="4" w:color="C8D9DC"/>
+            </w:tcBorders>
+            <w:vAlign w:val="center"/>
+          </w:tcPr>
+          <w:p>
+            <w:r>
+              <w:rPr>
+                <w:color w:val="102B3E"/>
+                <w:sz w:val="17"/>
+              </w:rPr>
+              <w:t>Build and deploy a multi-step Copilot Agent.</w:t>
+            </w:r>
+          </w:p>
+        </w:tc>
+      </w:tr>
+      <w:tr>
+        <w:tc>
+          <w:tcPr>
+            <w:tcW w:type="dxa" w:w="5083"/>
+            <w:shd w:fill="FFFFFF"/>
+            <w:tcBorders>
+              <w:top w:val="single" w:sz="4" w:color="C8D9DC"/>
+              <w:left w:val="single" w:sz="4" w:color="C8D9DC"/>
+              <w:bottom w:val="single" w:sz="4" w:color="C8D9DC"/>
+              <w:right w:val="single" w:sz="4" w:color="C8D9DC"/>
+              <w:insideH w:val="single" w:sz="4" w:color="C8D9DC"/>
+              <w:insideV w:val="single" w:sz="4" w:color="C8D9DC"/>
+            </w:tcBorders>
+            <w:vAlign w:val="center"/>
+          </w:tcPr>
+          <w:p>
+            <w:r>
+              <w:rPr>
+                <w:color w:val="102B3E"/>
+                <w:sz w:val="17"/>
+              </w:rPr>
+              <w:t>LO5</w:t>
+            </w:r>
+          </w:p>
+        </w:tc>
+        <w:tc>
+          <w:tcPr>
+            <w:tcW w:type="dxa" w:w="5083"/>
+            <w:shd w:fill="FFFFFF"/>
+            <w:tcBorders>
+              <w:top w:val="single" w:sz="4" w:color="C8D9DC"/>
+              <w:left w:val="single" w:sz="4" w:color="C8D9DC"/>
+              <w:bottom w:val="single" w:sz="4" w:color="C8D9DC"/>
+              <w:right w:val="single" w:sz="4" w:color="C8D9DC"/>
+              <w:insideH w:val="single" w:sz="4" w:color="C8D9DC"/>
+              <w:insideV w:val="single" w:sz="4" w:color="C8D9DC"/>
+            </w:tcBorders>
+            <w:vAlign w:val="center"/>
+          </w:tcPr>
+          <w:p>
+            <w:r>
+              <w:rPr>
+                <w:color w:val="102B3E"/>
+                <w:sz w:val="17"/>
+              </w:rPr>
+              <w:t>Use Researcher and Analyst for cited research and data analysis.</w:t>
+            </w:r>
+          </w:p>
+        </w:tc>
+      </w:tr>
+      <w:tr>
+        <w:tc>
+          <w:tcPr>
+            <w:tcW w:type="dxa" w:w="5083"/>
+            <w:shd w:fill="EAF3F4"/>
+            <w:tcBorders>
+              <w:top w:val="single" w:sz="4" w:color="C8D9DC"/>
+              <w:left w:val="single" w:sz="4" w:color="C8D9DC"/>
+              <w:bottom w:val="single" w:sz="4" w:color="C8D9DC"/>
+              <w:right w:val="single" w:sz="4" w:color="C8D9DC"/>
+              <w:insideH w:val="single" w:sz="4" w:color="C8D9DC"/>
+              <w:insideV w:val="single" w:sz="4" w:color="C8D9DC"/>
+            </w:tcBorders>
+            <w:vAlign w:val="center"/>
+          </w:tcPr>
+          <w:p>
+            <w:r>
+              <w:rPr>
+                <w:color w:val="102B3E"/>
+                <w:sz w:val="17"/>
+              </w:rPr>
+              <w:t>LO6</w:t>
+            </w:r>
+          </w:p>
+        </w:tc>
+        <w:tc>
+          <w:tcPr>
+            <w:tcW w:type="dxa" w:w="5083"/>
+            <w:shd w:fill="EAF3F4"/>
+            <w:tcBorders>
+              <w:top w:val="single" w:sz="4" w:color="C8D9DC"/>
+              <w:left w:val="single" w:sz="4" w:color="C8D9DC"/>
+              <w:bottom w:val="single" w:sz="4" w:color="C8D9DC"/>
+              <w:right w:val="single" w:sz="4" w:color="C8D9DC"/>
+              <w:insideH w:val="single" w:sz="4" w:color="C8D9DC"/>
+              <w:insideV w:val="single" w:sz="4" w:color="C8D9DC"/>
+            </w:tcBorders>
+            <w:vAlign w:val="center"/>
+          </w:tcPr>
+          <w:p>
+            <w:r>
+              <w:rPr>
+                <w:color w:val="102B3E"/>
+                <w:sz w:val="17"/>
+              </w:rPr>
+              <w:t>Ground an agent on SharePoint with cited, traceable answers.</w:t>
+            </w:r>
+          </w:p>
+        </w:tc>
+      </w:tr>
+      <w:tr>
+        <w:tc>
+          <w:tcPr>
+            <w:tcW w:type="dxa" w:w="5083"/>
+            <w:shd w:fill="FFFFFF"/>
+            <w:tcBorders>
+              <w:top w:val="single" w:sz="4" w:color="C8D9DC"/>
+              <w:left w:val="single" w:sz="4" w:color="C8D9DC"/>
+              <w:bottom w:val="single" w:sz="4" w:color="C8D9DC"/>
+              <w:right w:val="single" w:sz="4" w:color="C8D9DC"/>
+              <w:insideH w:val="single" w:sz="4" w:color="C8D9DC"/>
+              <w:insideV w:val="single" w:sz="4" w:color="C8D9DC"/>
+            </w:tcBorders>
+            <w:vAlign w:val="center"/>
+          </w:tcPr>
+          <w:p>
+            <w:r>
+              <w:rPr>
+                <w:color w:val="102B3E"/>
+                <w:sz w:val="17"/>
+              </w:rPr>
+              <w:t>LO7</w:t>
+            </w:r>
+          </w:p>
+        </w:tc>
+        <w:tc>
+          <w:tcPr>
+            <w:tcW w:type="dxa" w:w="5083"/>
+            <w:shd w:fill="FFFFFF"/>
+            <w:tcBorders>
+              <w:top w:val="single" w:sz="4" w:color="C8D9DC"/>
+              <w:left w:val="single" w:sz="4" w:color="C8D9DC"/>
+              <w:bottom w:val="single" w:sz="4" w:color="C8D9DC"/>
+              <w:right w:val="single" w:sz="4" w:color="C8D9DC"/>
+              <w:insideH w:val="single" w:sz="4" w:color="C8D9DC"/>
+              <w:insideV w:val="single" w:sz="4" w:color="C8D9DC"/>
+            </w:tcBorders>
+            <w:vAlign w:val="center"/>
+          </w:tcPr>
+          <w:p>
+            <w:r>
+              <w:rPr>
+                <w:color w:val="102B3E"/>
+                <w:sz w:val="17"/>
+              </w:rPr>
+              <w:t>Apply the complete 7-Step AI Security Framework.</w:t>
+            </w:r>
+          </w:p>
+        </w:tc>
+      </w:tr>
+    </w:tbl>
+    <w:p>
+      <w:pPr>
+        <w:pStyle w:val="Heading1"/>
+      </w:pPr>
+      <w:r>
+        <w:t>Detailed lesson plan</w:t>
+      </w:r>
+    </w:p>
+    <w:tbl>
+      <w:tblPr>
+        <w:tblW w:type="auto" w:w="0"/>
+        <w:jc w:val="center"/>
+        <w:tblLayout w:type="autofit"/>
+        <w:tblLook w:firstColumn="1" w:firstRow="1" w:lastColumn="0" w:lastRow="0" w:noHBand="0" w:noVBand="1" w:val="04A0"/>
+      </w:tblPr>
+      <w:tblGrid>
+        <w:gridCol w:w="2033"/>
+        <w:gridCol w:w="2033"/>
+        <w:gridCol w:w="2033"/>
+        <w:gridCol w:w="2033"/>
+        <w:gridCol w:w="2033"/>
+      </w:tblGrid>
+      <w:tr>
+        <w:tc>
+          <w:tcPr>
+            <w:tcW w:type="dxa" w:w="2033"/>
+            <w:shd w:fill="078897"/>
+            <w:tcBorders>
+              <w:top w:val="single" w:sz="4" w:color="C8D9DC"/>
+              <w:left w:val="single" w:sz="4" w:color="C8D9DC"/>
+              <w:bottom w:val="single" w:sz="4" w:color="C8D9DC"/>
+              <w:right w:val="single" w:sz="4" w:color="C8D9DC"/>
+              <w:insideH w:val="single" w:sz="4" w:color="C8D9DC"/>
+              <w:insideV w:val="single" w:sz="4" w:color="C8D9DC"/>
+            </w:tcBorders>
+            <w:vAlign w:val="center"/>
+          </w:tcPr>
+          <w:p>
+            <w:r>
+              <w:rPr>
+                <w:b/>
+                <w:color w:val="FFFFFF"/>
                 <w:sz w:val="18"/>
               </w:rPr>
               <w:t>Time</w:t>
@@ -70,49 +498,101 @@
         </w:tc>
         <w:tc>
           <w:tcPr>
-            <w:tcW w:type="dxa" w:w="3250"/>
+            <w:tcW w:type="dxa" w:w="2033"/>
+            <w:shd w:fill="078897"/>
             <w:tcBorders>
-              <w:top w:val="single" w:sz="4" w:color="D9D9D9"/>
-              <w:left w:val="single" w:sz="4" w:color="D9D9D9"/>
-              <w:bottom w:val="single" w:sz="4" w:color="D9D9D9"/>
-              <w:right w:val="single" w:sz="4" w:color="D9D9D9"/>
+              <w:top w:val="single" w:sz="4" w:color="C8D9DC"/>
+              <w:left w:val="single" w:sz="4" w:color="C8D9DC"/>
+              <w:bottom w:val="single" w:sz="4" w:color="C8D9DC"/>
+              <w:right w:val="single" w:sz="4" w:color="C8D9DC"/>
+              <w:insideH w:val="single" w:sz="4" w:color="C8D9DC"/>
+              <w:insideV w:val="single" w:sz="4" w:color="C8D9DC"/>
             </w:tcBorders>
-            <w:shd w:fill="E4EBEF"/>
+            <w:vAlign w:val="center"/>
           </w:tcPr>
           <w:p>
-            <w:pPr>
-              <w:spacing w:after="100" w:before="100"/>
-            </w:pPr>
             <w:r>
               <w:rPr>
                 <w:b/>
+                <w:color w:val="FFFFFF"/>
                 <w:sz w:val="18"/>
               </w:rPr>
-              <w:t>LP module</w:t>
+              <w:t>Module</w:t>
             </w:r>
           </w:p>
         </w:tc>
         <w:tc>
           <w:tcPr>
-            <w:tcW w:type="dxa" w:w="3250"/>
+            <w:tcW w:type="dxa" w:w="2033"/>
+            <w:shd w:fill="078897"/>
             <w:tcBorders>
-              <w:top w:val="single" w:sz="4" w:color="D9D9D9"/>
-              <w:left w:val="single" w:sz="4" w:color="D9D9D9"/>
-              <w:bottom w:val="single" w:sz="4" w:color="D9D9D9"/>
-              <w:right w:val="single" w:sz="4" w:color="D9D9D9"/>
+              <w:top w:val="single" w:sz="4" w:color="C8D9DC"/>
+              <w:left w:val="single" w:sz="4" w:color="C8D9DC"/>
+              <w:bottom w:val="single" w:sz="4" w:color="C8D9DC"/>
+              <w:right w:val="single" w:sz="4" w:color="C8D9DC"/>
+              <w:insideH w:val="single" w:sz="4" w:color="C8D9DC"/>
+              <w:insideV w:val="single" w:sz="4" w:color="C8D9DC"/>
             </w:tcBorders>
-            <w:shd w:fill="E4EBEF"/>
+            <w:vAlign w:val="center"/>
           </w:tcPr>
           <w:p>
-            <w:pPr>
-              <w:spacing w:after="100" w:before="100"/>
-            </w:pPr>
             <w:r>
               <w:rPr>
                 <w:b/>
+                <w:color w:val="FFFFFF"/>
                 <w:sz w:val="18"/>
               </w:rPr>
-              <w:t>Delivery allocation</w:t>
+              <w:t>PPT</w:t>
+            </w:r>
+          </w:p>
+        </w:tc>
+        <w:tc>
+          <w:tcPr>
+            <w:tcW w:type="dxa" w:w="2033"/>
+            <w:shd w:fill="078897"/>
+            <w:tcBorders>
+              <w:top w:val="single" w:sz="4" w:color="C8D9DC"/>
+              <w:left w:val="single" w:sz="4" w:color="C8D9DC"/>
+              <w:bottom w:val="single" w:sz="4" w:color="C8D9DC"/>
+              <w:right w:val="single" w:sz="4" w:color="C8D9DC"/>
+              <w:insideH w:val="single" w:sz="4" w:color="C8D9DC"/>
+              <w:insideV w:val="single" w:sz="4" w:color="C8D9DC"/>
+            </w:tcBorders>
+            <w:vAlign w:val="center"/>
+          </w:tcPr>
+          <w:p>
+            <w:r>
+              <w:rPr>
+                <w:b/>
+                <w:color w:val="FFFFFF"/>
+                <w:sz w:val="18"/>
+              </w:rPr>
+              <w:t>Content and activity</w:t>
+            </w:r>
+          </w:p>
+        </w:tc>
+        <w:tc>
+          <w:tcPr>
+            <w:tcW w:type="dxa" w:w="2033"/>
+            <w:shd w:fill="078897"/>
+            <w:tcBorders>
+              <w:top w:val="single" w:sz="4" w:color="C8D9DC"/>
+              <w:left w:val="single" w:sz="4" w:color="C8D9DC"/>
+              <w:bottom w:val="single" w:sz="4" w:color="C8D9DC"/>
+              <w:right w:val="single" w:sz="4" w:color="C8D9DC"/>
+              <w:insideH w:val="single" w:sz="4" w:color="C8D9DC"/>
+              <w:insideV w:val="single" w:sz="4" w:color="C8D9DC"/>
+            </w:tcBorders>
+            <w:vAlign w:val="center"/>
+          </w:tcPr>
+          <w:p>
+            <w:r>
+              <w:rPr>
+                <w:b/>
+                <w:color w:val="FFFFFF"/>
+                <w:sz w:val="18"/>
+              </w:rPr>
+              <w:t>LO</w:t>
             </w:r>
           </w:p>
         </w:tc>
@@ -120,22 +600,23 @@
       <w:tr>
         <w:tc>
           <w:tcPr>
-            <w:tcW w:type="dxa" w:w="3250"/>
+            <w:tcW w:type="dxa" w:w="2033"/>
+            <w:shd w:fill="FFFFFF"/>
             <w:tcBorders>
-              <w:top w:val="single" w:sz="4" w:color="D9D9D9"/>
-              <w:left w:val="single" w:sz="4" w:color="D9D9D9"/>
-              <w:bottom w:val="single" w:sz="4" w:color="D9D9D9"/>
-              <w:right w:val="single" w:sz="4" w:color="D9D9D9"/>
+              <w:top w:val="single" w:sz="4" w:color="C8D9DC"/>
+              <w:left w:val="single" w:sz="4" w:color="C8D9DC"/>
+              <w:bottom w:val="single" w:sz="4" w:color="C8D9DC"/>
+              <w:right w:val="single" w:sz="4" w:color="C8D9DC"/>
+              <w:insideH w:val="single" w:sz="4" w:color="C8D9DC"/>
+              <w:insideV w:val="single" w:sz="4" w:color="C8D9DC"/>
             </w:tcBorders>
+            <w:vAlign w:val="center"/>
           </w:tcPr>
           <w:p>
-            <w:pPr>
-              <w:spacing w:after="100" w:before="100"/>
-            </w:pPr>
             <w:r>
               <w:rPr>
-                <w:b w:val="0"/>
-                <w:sz w:val="18"/>
+                <w:color w:val="102B3E"/>
+                <w:sz w:val="17"/>
               </w:rPr>
               <w:t>09:00–10:00</w:t>
             </w:r>
@@ -143,22 +624,23 @@
         </w:tc>
         <w:tc>
           <w:tcPr>
-            <w:tcW w:type="dxa" w:w="3250"/>
+            <w:tcW w:type="dxa" w:w="2033"/>
+            <w:shd w:fill="FFFFFF"/>
             <w:tcBorders>
-              <w:top w:val="single" w:sz="4" w:color="D9D9D9"/>
-              <w:left w:val="single" w:sz="4" w:color="D9D9D9"/>
-              <w:bottom w:val="single" w:sz="4" w:color="D9D9D9"/>
-              <w:right w:val="single" w:sz="4" w:color="D9D9D9"/>
+              <w:top w:val="single" w:sz="4" w:color="C8D9DC"/>
+              <w:left w:val="single" w:sz="4" w:color="C8D9DC"/>
+              <w:bottom w:val="single" w:sz="4" w:color="C8D9DC"/>
+              <w:right w:val="single" w:sz="4" w:color="C8D9DC"/>
+              <w:insideH w:val="single" w:sz="4" w:color="C8D9DC"/>
+              <w:insideV w:val="single" w:sz="4" w:color="C8D9DC"/>
             </w:tcBorders>
+            <w:vAlign w:val="center"/>
           </w:tcPr>
           <w:p>
-            <w:pPr>
-              <w:spacing w:after="100" w:before="100"/>
-            </w:pPr>
             <w:r>
               <w:rPr>
-                <w:b w:val="0"/>
-                <w:sz w:val="18"/>
+                <w:color w:val="102B3E"/>
+                <w:sz w:val="17"/>
               </w:rPr>
               <w:t>1 · Copilot ecosystem</w:t>
             </w:r>
@@ -166,24 +648,73 @@
         </w:tc>
         <w:tc>
           <w:tcPr>
-            <w:tcW w:type="dxa" w:w="3250"/>
+            <w:tcW w:type="dxa" w:w="2033"/>
+            <w:shd w:fill="FFFFFF"/>
             <w:tcBorders>
-              <w:top w:val="single" w:sz="4" w:color="D9D9D9"/>
-              <w:left w:val="single" w:sz="4" w:color="D9D9D9"/>
-              <w:bottom w:val="single" w:sz="4" w:color="D9D9D9"/>
-              <w:right w:val="single" w:sz="4" w:color="D9D9D9"/>
+              <w:top w:val="single" w:sz="4" w:color="C8D9DC"/>
+              <w:left w:val="single" w:sz="4" w:color="C8D9DC"/>
+              <w:bottom w:val="single" w:sz="4" w:color="C8D9DC"/>
+              <w:right w:val="single" w:sz="4" w:color="C8D9DC"/>
+              <w:insideH w:val="single" w:sz="4" w:color="C8D9DC"/>
+              <w:insideV w:val="single" w:sz="4" w:color="C8D9DC"/>
             </w:tcBorders>
+            <w:vAlign w:val="center"/>
           </w:tcPr>
           <w:p>
-            <w:pPr>
-              <w:spacing w:after="100" w:before="100"/>
-            </w:pPr>
             <w:r>
               <w:rPr>
-                <w:b w:val="0"/>
-                <w:sz w:val="18"/>
+                <w:color w:val="102B3E"/>
+                <w:sz w:val="17"/>
               </w:rPr>
-              <w:t>15 overview; 10 access check; 20 Excel demonstration; 15 discussion</w:t>
+              <w:t>Slides 5–25</w:t>
+            </w:r>
+          </w:p>
+        </w:tc>
+        <w:tc>
+          <w:tcPr>
+            <w:tcW w:type="dxa" w:w="2033"/>
+            <w:shd w:fill="FFFFFF"/>
+            <w:tcBorders>
+              <w:top w:val="single" w:sz="4" w:color="C8D9DC"/>
+              <w:left w:val="single" w:sz="4" w:color="C8D9DC"/>
+              <w:bottom w:val="single" w:sz="4" w:color="C8D9DC"/>
+              <w:right w:val="single" w:sz="4" w:color="C8D9DC"/>
+              <w:insideH w:val="single" w:sz="4" w:color="C8D9DC"/>
+              <w:insideV w:val="single" w:sz="4" w:color="C8D9DC"/>
+            </w:tcBorders>
+            <w:vAlign w:val="center"/>
+          </w:tcPr>
+          <w:p>
+            <w:r>
+              <w:rPr>
+                <w:color w:val="102B3E"/>
+                <w:sz w:val="17"/>
+              </w:rPr>
+              <w:t>Ecosystem, productivity, CW-401 case; access check; AI-vs-engineer challenge</w:t>
+            </w:r>
+          </w:p>
+        </w:tc>
+        <w:tc>
+          <w:tcPr>
+            <w:tcW w:type="dxa" w:w="2033"/>
+            <w:shd w:fill="FFFFFF"/>
+            <w:tcBorders>
+              <w:top w:val="single" w:sz="4" w:color="C8D9DC"/>
+              <w:left w:val="single" w:sz="4" w:color="C8D9DC"/>
+              <w:bottom w:val="single" w:sz="4" w:color="C8D9DC"/>
+              <w:right w:val="single" w:sz="4" w:color="C8D9DC"/>
+              <w:insideH w:val="single" w:sz="4" w:color="C8D9DC"/>
+              <w:insideV w:val="single" w:sz="4" w:color="C8D9DC"/>
+            </w:tcBorders>
+            <w:vAlign w:val="center"/>
+          </w:tcPr>
+          <w:p>
+            <w:r>
+              <w:rPr>
+                <w:color w:val="102B3E"/>
+                <w:sz w:val="17"/>
+              </w:rPr>
+              <w:t>LO2, LO3</w:t>
             </w:r>
           </w:p>
         </w:tc>
@@ -191,22 +722,23 @@
       <w:tr>
         <w:tc>
           <w:tcPr>
-            <w:tcW w:type="dxa" w:w="3250"/>
+            <w:tcW w:type="dxa" w:w="2033"/>
+            <w:shd w:fill="EAF3F4"/>
             <w:tcBorders>
-              <w:top w:val="single" w:sz="4" w:color="D9D9D9"/>
-              <w:left w:val="single" w:sz="4" w:color="D9D9D9"/>
-              <w:bottom w:val="single" w:sz="4" w:color="D9D9D9"/>
-              <w:right w:val="single" w:sz="4" w:color="D9D9D9"/>
+              <w:top w:val="single" w:sz="4" w:color="C8D9DC"/>
+              <w:left w:val="single" w:sz="4" w:color="C8D9DC"/>
+              <w:bottom w:val="single" w:sz="4" w:color="C8D9DC"/>
+              <w:right w:val="single" w:sz="4" w:color="C8D9DC"/>
+              <w:insideH w:val="single" w:sz="4" w:color="C8D9DC"/>
+              <w:insideV w:val="single" w:sz="4" w:color="C8D9DC"/>
             </w:tcBorders>
+            <w:vAlign w:val="center"/>
           </w:tcPr>
           <w:p>
-            <w:pPr>
-              <w:spacing w:after="100" w:before="100"/>
-            </w:pPr>
             <w:r>
               <w:rPr>
-                <w:b w:val="0"/>
-                <w:sz w:val="18"/>
+                <w:color w:val="102B3E"/>
+                <w:sz w:val="17"/>
               </w:rPr>
               <w:t>10:00–11:15</w:t>
             </w:r>
@@ -214,47 +746,97 @@
         </w:tc>
         <w:tc>
           <w:tcPr>
-            <w:tcW w:type="dxa" w:w="3250"/>
+            <w:tcW w:type="dxa" w:w="2033"/>
+            <w:shd w:fill="EAF3F4"/>
             <w:tcBorders>
-              <w:top w:val="single" w:sz="4" w:color="D9D9D9"/>
-              <w:left w:val="single" w:sz="4" w:color="D9D9D9"/>
-              <w:bottom w:val="single" w:sz="4" w:color="D9D9D9"/>
-              <w:right w:val="single" w:sz="4" w:color="D9D9D9"/>
+              <w:top w:val="single" w:sz="4" w:color="C8D9DC"/>
+              <w:left w:val="single" w:sz="4" w:color="C8D9DC"/>
+              <w:bottom w:val="single" w:sz="4" w:color="C8D9DC"/>
+              <w:right w:val="single" w:sz="4" w:color="C8D9DC"/>
+              <w:insideH w:val="single" w:sz="4" w:color="C8D9DC"/>
+              <w:insideV w:val="single" w:sz="4" w:color="C8D9DC"/>
             </w:tcBorders>
+            <w:vAlign w:val="center"/>
           </w:tcPr>
           <w:p>
-            <w:pPr>
-              <w:spacing w:after="100" w:before="100"/>
-            </w:pPr>
             <w:r>
               <w:rPr>
-                <w:b w:val="0"/>
-                <w:sz w:val="18"/>
+                <w:color w:val="102B3E"/>
+                <w:sz w:val="17"/>
               </w:rPr>
-              <w:t>2 · Prompting for engineering documents</w:t>
+              <w:t>2 · Prompting</w:t>
             </w:r>
           </w:p>
         </w:tc>
         <w:tc>
           <w:tcPr>
-            <w:tcW w:type="dxa" w:w="3250"/>
+            <w:tcW w:type="dxa" w:w="2033"/>
+            <w:shd w:fill="EAF3F4"/>
             <w:tcBorders>
-              <w:top w:val="single" w:sz="4" w:color="D9D9D9"/>
-              <w:left w:val="single" w:sz="4" w:color="D9D9D9"/>
-              <w:bottom w:val="single" w:sz="4" w:color="D9D9D9"/>
-              <w:right w:val="single" w:sz="4" w:color="D9D9D9"/>
+              <w:top w:val="single" w:sz="4" w:color="C8D9DC"/>
+              <w:left w:val="single" w:sz="4" w:color="C8D9DC"/>
+              <w:bottom w:val="single" w:sz="4" w:color="C8D9DC"/>
+              <w:right w:val="single" w:sz="4" w:color="C8D9DC"/>
+              <w:insideH w:val="single" w:sz="4" w:color="C8D9DC"/>
+              <w:insideV w:val="single" w:sz="4" w:color="C8D9DC"/>
             </w:tcBorders>
+            <w:vAlign w:val="center"/>
           </w:tcPr>
           <w:p>
-            <w:pPr>
-              <w:spacing w:after="100" w:before="100"/>
-            </w:pPr>
             <w:r>
               <w:rPr>
-                <w:b w:val="0"/>
-                <w:sz w:val="18"/>
+                <w:color w:val="102B3E"/>
+                <w:sz w:val="17"/>
               </w:rPr>
-              <w:t>20 RISE/E-MAP; 20 document demonstration; 20 constraints and persona review; 15 prompt critique</w:t>
+              <w:t>Slides 26–55</w:t>
+            </w:r>
+          </w:p>
+        </w:tc>
+        <w:tc>
+          <w:tcPr>
+            <w:tcW w:type="dxa" w:w="2033"/>
+            <w:shd w:fill="EAF3F4"/>
+            <w:tcBorders>
+              <w:top w:val="single" w:sz="4" w:color="C8D9DC"/>
+              <w:left w:val="single" w:sz="4" w:color="C8D9DC"/>
+              <w:bottom w:val="single" w:sz="4" w:color="C8D9DC"/>
+              <w:right w:val="single" w:sz="4" w:color="C8D9DC"/>
+              <w:insideH w:val="single" w:sz="4" w:color="C8D9DC"/>
+              <w:insideV w:val="single" w:sz="4" w:color="C8D9DC"/>
+            </w:tcBorders>
+            <w:vAlign w:val="center"/>
+          </w:tcPr>
+          <w:p>
+            <w:r>
+              <w:rPr>
+                <w:color w:val="102B3E"/>
+                <w:sz w:val="17"/>
+              </w:rPr>
+              <w:t>RISE, E-MAP, constraints, iterative prompting, personas/debate; Word and PowerPoint document demos</w:t>
+            </w:r>
+          </w:p>
+        </w:tc>
+        <w:tc>
+          <w:tcPr>
+            <w:tcW w:type="dxa" w:w="2033"/>
+            <w:shd w:fill="EAF3F4"/>
+            <w:tcBorders>
+              <w:top w:val="single" w:sz="4" w:color="C8D9DC"/>
+              <w:left w:val="single" w:sz="4" w:color="C8D9DC"/>
+              <w:bottom w:val="single" w:sz="4" w:color="C8D9DC"/>
+              <w:right w:val="single" w:sz="4" w:color="C8D9DC"/>
+              <w:insideH w:val="single" w:sz="4" w:color="C8D9DC"/>
+              <w:insideV w:val="single" w:sz="4" w:color="C8D9DC"/>
+            </w:tcBorders>
+            <w:vAlign w:val="center"/>
+          </w:tcPr>
+          <w:p>
+            <w:r>
+              <w:rPr>
+                <w:color w:val="102B3E"/>
+                <w:sz w:val="17"/>
+              </w:rPr>
+              <w:t>LO2, LO3</w:t>
             </w:r>
           </w:p>
         </w:tc>
@@ -262,22 +844,23 @@
       <w:tr>
         <w:tc>
           <w:tcPr>
-            <w:tcW w:type="dxa" w:w="3250"/>
+            <w:tcW w:type="dxa" w:w="2033"/>
+            <w:shd w:fill="FFFFFF"/>
             <w:tcBorders>
-              <w:top w:val="single" w:sz="4" w:color="D9D9D9"/>
-              <w:left w:val="single" w:sz="4" w:color="D9D9D9"/>
-              <w:bottom w:val="single" w:sz="4" w:color="D9D9D9"/>
-              <w:right w:val="single" w:sz="4" w:color="D9D9D9"/>
+              <w:top w:val="single" w:sz="4" w:color="C8D9DC"/>
+              <w:left w:val="single" w:sz="4" w:color="C8D9DC"/>
+              <w:bottom w:val="single" w:sz="4" w:color="C8D9DC"/>
+              <w:right w:val="single" w:sz="4" w:color="C8D9DC"/>
+              <w:insideH w:val="single" w:sz="4" w:color="C8D9DC"/>
+              <w:insideV w:val="single" w:sz="4" w:color="C8D9DC"/>
             </w:tcBorders>
+            <w:vAlign w:val="center"/>
           </w:tcPr>
           <w:p>
-            <w:pPr>
-              <w:spacing w:after="100" w:before="100"/>
-            </w:pPr>
             <w:r>
               <w:rPr>
-                <w:b w:val="0"/>
-                <w:sz w:val="18"/>
+                <w:color w:val="102B3E"/>
+                <w:sz w:val="17"/>
               </w:rPr>
               <w:t>11:15–11:30</w:t>
             </w:r>
@@ -285,22 +868,23 @@
         </w:tc>
         <w:tc>
           <w:tcPr>
-            <w:tcW w:type="dxa" w:w="3250"/>
+            <w:tcW w:type="dxa" w:w="2033"/>
+            <w:shd w:fill="FFFFFF"/>
             <w:tcBorders>
-              <w:top w:val="single" w:sz="4" w:color="D9D9D9"/>
-              <w:left w:val="single" w:sz="4" w:color="D9D9D9"/>
-              <w:bottom w:val="single" w:sz="4" w:color="D9D9D9"/>
-              <w:right w:val="single" w:sz="4" w:color="D9D9D9"/>
+              <w:top w:val="single" w:sz="4" w:color="C8D9DC"/>
+              <w:left w:val="single" w:sz="4" w:color="C8D9DC"/>
+              <w:bottom w:val="single" w:sz="4" w:color="C8D9DC"/>
+              <w:right w:val="single" w:sz="4" w:color="C8D9DC"/>
+              <w:insideH w:val="single" w:sz="4" w:color="C8D9DC"/>
+              <w:insideV w:val="single" w:sz="4" w:color="C8D9DC"/>
             </w:tcBorders>
+            <w:vAlign w:val="center"/>
           </w:tcPr>
           <w:p>
-            <w:pPr>
-              <w:spacing w:after="100" w:before="100"/>
-            </w:pPr>
             <w:r>
               <w:rPr>
-                <w:b w:val="0"/>
-                <w:sz w:val="18"/>
+                <w:color w:val="102B3E"/>
+                <w:sz w:val="17"/>
               </w:rPr>
               <w:t>Tea break</w:t>
             </w:r>
@@ -308,24 +892,73 @@
         </w:tc>
         <w:tc>
           <w:tcPr>
-            <w:tcW w:type="dxa" w:w="3250"/>
+            <w:tcW w:type="dxa" w:w="2033"/>
+            <w:shd w:fill="FFFFFF"/>
             <w:tcBorders>
-              <w:top w:val="single" w:sz="4" w:color="D9D9D9"/>
-              <w:left w:val="single" w:sz="4" w:color="D9D9D9"/>
-              <w:bottom w:val="single" w:sz="4" w:color="D9D9D9"/>
-              <w:right w:val="single" w:sz="4" w:color="D9D9D9"/>
+              <w:top w:val="single" w:sz="4" w:color="C8D9DC"/>
+              <w:left w:val="single" w:sz="4" w:color="C8D9DC"/>
+              <w:bottom w:val="single" w:sz="4" w:color="C8D9DC"/>
+              <w:right w:val="single" w:sz="4" w:color="C8D9DC"/>
+              <w:insideH w:val="single" w:sz="4" w:color="C8D9DC"/>
+              <w:insideV w:val="single" w:sz="4" w:color="C8D9DC"/>
             </w:tcBorders>
+            <w:vAlign w:val="center"/>
           </w:tcPr>
           <w:p>
-            <w:pPr>
-              <w:spacing w:after="100" w:before="100"/>
-            </w:pPr>
             <w:r>
               <w:rPr>
-                <w:b w:val="0"/>
-                <w:sz w:val="18"/>
+                <w:color w:val="102B3E"/>
+                <w:sz w:val="17"/>
               </w:rPr>
-              <w:t>15 minutes</w:t>
+              <w:t>—</w:t>
+            </w:r>
+          </w:p>
+        </w:tc>
+        <w:tc>
+          <w:tcPr>
+            <w:tcW w:type="dxa" w:w="2033"/>
+            <w:shd w:fill="FFFFFF"/>
+            <w:tcBorders>
+              <w:top w:val="single" w:sz="4" w:color="C8D9DC"/>
+              <w:left w:val="single" w:sz="4" w:color="C8D9DC"/>
+              <w:bottom w:val="single" w:sz="4" w:color="C8D9DC"/>
+              <w:right w:val="single" w:sz="4" w:color="C8D9DC"/>
+              <w:insideH w:val="single" w:sz="4" w:color="C8D9DC"/>
+              <w:insideV w:val="single" w:sz="4" w:color="C8D9DC"/>
+            </w:tcBorders>
+            <w:vAlign w:val="center"/>
+          </w:tcPr>
+          <w:p>
+            <w:r>
+              <w:rPr>
+                <w:color w:val="102B3E"/>
+                <w:sz w:val="17"/>
+              </w:rPr>
+              <w:t>Break</w:t>
+            </w:r>
+          </w:p>
+        </w:tc>
+        <w:tc>
+          <w:tcPr>
+            <w:tcW w:type="dxa" w:w="2033"/>
+            <w:shd w:fill="FFFFFF"/>
+            <w:tcBorders>
+              <w:top w:val="single" w:sz="4" w:color="C8D9DC"/>
+              <w:left w:val="single" w:sz="4" w:color="C8D9DC"/>
+              <w:bottom w:val="single" w:sz="4" w:color="C8D9DC"/>
+              <w:right w:val="single" w:sz="4" w:color="C8D9DC"/>
+              <w:insideH w:val="single" w:sz="4" w:color="C8D9DC"/>
+              <w:insideV w:val="single" w:sz="4" w:color="C8D9DC"/>
+            </w:tcBorders>
+            <w:vAlign w:val="center"/>
+          </w:tcPr>
+          <w:p>
+            <w:r>
+              <w:rPr>
+                <w:color w:val="102B3E"/>
+                <w:sz w:val="17"/>
+              </w:rPr>
+              <w:t>—</w:t>
             </w:r>
           </w:p>
         </w:tc>
@@ -333,22 +966,23 @@
       <w:tr>
         <w:tc>
           <w:tcPr>
-            <w:tcW w:type="dxa" w:w="3250"/>
+            <w:tcW w:type="dxa" w:w="2033"/>
+            <w:shd w:fill="EAF3F4"/>
             <w:tcBorders>
-              <w:top w:val="single" w:sz="4" w:color="D9D9D9"/>
-              <w:left w:val="single" w:sz="4" w:color="D9D9D9"/>
-              <w:bottom w:val="single" w:sz="4" w:color="D9D9D9"/>
-              <w:right w:val="single" w:sz="4" w:color="D9D9D9"/>
+              <w:top w:val="single" w:sz="4" w:color="C8D9DC"/>
+              <w:left w:val="single" w:sz="4" w:color="C8D9DC"/>
+              <w:bottom w:val="single" w:sz="4" w:color="C8D9DC"/>
+              <w:right w:val="single" w:sz="4" w:color="C8D9DC"/>
+              <w:insideH w:val="single" w:sz="4" w:color="C8D9DC"/>
+              <w:insideV w:val="single" w:sz="4" w:color="C8D9DC"/>
             </w:tcBorders>
+            <w:vAlign w:val="center"/>
           </w:tcPr>
           <w:p>
-            <w:pPr>
-              <w:spacing w:after="100" w:before="100"/>
-            </w:pPr>
             <w:r>
               <w:rPr>
-                <w:b w:val="0"/>
-                <w:sz w:val="18"/>
+                <w:color w:val="102B3E"/>
+                <w:sz w:val="17"/>
               </w:rPr>
               <w:t>11:30–13:00</w:t>
             </w:r>
@@ -356,40 +990,97 @@
         </w:tc>
         <w:tc>
           <w:tcPr>
-            <w:tcW w:type="dxa" w:w="3250"/>
+            <w:tcW w:type="dxa" w:w="2033"/>
+            <w:shd w:fill="EAF3F4"/>
             <w:tcBorders>
-              <w:top w:val="single" w:sz="4" w:color="D9D9D9"/>
-              <w:left w:val="single" w:sz="4" w:color="D9D9D9"/>
-              <w:bottom w:val="single" w:sz="4" w:color="D9D9D9"/>
-              <w:right w:val="single" w:sz="4" w:color="D9D9D9"/>
+              <w:top w:val="single" w:sz="4" w:color="C8D9DC"/>
+              <w:left w:val="single" w:sz="4" w:color="C8D9DC"/>
+              <w:bottom w:val="single" w:sz="4" w:color="C8D9DC"/>
+              <w:right w:val="single" w:sz="4" w:color="C8D9DC"/>
+              <w:insideH w:val="single" w:sz="4" w:color="C8D9DC"/>
+              <w:insideV w:val="single" w:sz="4" w:color="C8D9DC"/>
             </w:tcBorders>
+            <w:vAlign w:val="center"/>
           </w:tcPr>
           <w:p>
-            <w:pPr>
-              <w:spacing w:after="100" w:before="100"/>
-            </w:pPr>
             <w:r>
               <w:rPr>
-                <w:b w:val="0"/>
-                <w:sz w:val="18"/>
+                <w:color w:val="102B3E"/>
+                <w:sz w:val="17"/>
               </w:rPr>
-              <w:t>3 · Engineering methodology and Excel</w:t>
+              <w:t>3 · FMEA → DMAIC → SPC</w:t>
             </w:r>
           </w:p>
         </w:tc>
         <w:tc>
           <w:tcPr>
-            <w:tcW w:type="dxa" w:w="3250"/>
+            <w:tcW w:type="dxa" w:w="2033"/>
+            <w:shd w:fill="EAF3F4"/>
             <w:tcBorders>
-              <w:top w:val="single" w:sz="4" w:color="D9D9D9"/>
-              <w:left w:val="single" w:sz="4" w:color="D9D9D9"/>
-              <w:bottom w:val="single" w:sz="4" w:color="D9D9D9"/>
-              <w:right w:val="single" w:sz="4" w:color="D9D9D9"/>
+              <w:top w:val="single" w:sz="4" w:color="C8D9DC"/>
+              <w:left w:val="single" w:sz="4" w:color="C8D9DC"/>
+              <w:bottom w:val="single" w:sz="4" w:color="C8D9DC"/>
+              <w:right w:val="single" w:sz="4" w:color="C8D9DC"/>
+              <w:insideH w:val="single" w:sz="4" w:color="C8D9DC"/>
+              <w:insideV w:val="single" w:sz="4" w:color="C8D9DC"/>
             </w:tcBorders>
+            <w:vAlign w:val="center"/>
           </w:tcPr>
           <w:p>
             <w:r>
-              <w:t>15 primer; 20 guided FMEA; 20 guided DMAIC; 25 guided SPC; 10 shared review</w:t>
+              <w:rPr>
+                <w:color w:val="102B3E"/>
+                <w:sz w:val="17"/>
+              </w:rPr>
+              <w:t>Slides 56–94</w:t>
+            </w:r>
+          </w:p>
+        </w:tc>
+        <w:tc>
+          <w:tcPr>
+            <w:tcW w:type="dxa" w:w="2033"/>
+            <w:shd w:fill="EAF3F4"/>
+            <w:tcBorders>
+              <w:top w:val="single" w:sz="4" w:color="C8D9DC"/>
+              <w:left w:val="single" w:sz="4" w:color="C8D9DC"/>
+              <w:bottom w:val="single" w:sz="4" w:color="C8D9DC"/>
+              <w:right w:val="single" w:sz="4" w:color="C8D9DC"/>
+              <w:insideH w:val="single" w:sz="4" w:color="C8D9DC"/>
+              <w:insideV w:val="single" w:sz="4" w:color="C8D9DC"/>
+            </w:tcBorders>
+            <w:vAlign w:val="center"/>
+          </w:tcPr>
+          <w:p>
+            <w:r>
+              <w:rPr>
+                <w:color w:val="102B3E"/>
+                <w:sz w:val="17"/>
+              </w:rPr>
+              <w:t>Primer 3.0; Lab 3.1 FMEA; Lab 3.2 DMAIC with SPC/Cp-Cpk; Lab 3.3 specification pack</w:t>
+            </w:r>
+          </w:p>
+        </w:tc>
+        <w:tc>
+          <w:tcPr>
+            <w:tcW w:type="dxa" w:w="2033"/>
+            <w:shd w:fill="EAF3F4"/>
+            <w:tcBorders>
+              <w:top w:val="single" w:sz="4" w:color="C8D9DC"/>
+              <w:left w:val="single" w:sz="4" w:color="C8D9DC"/>
+              <w:bottom w:val="single" w:sz="4" w:color="C8D9DC"/>
+              <w:right w:val="single" w:sz="4" w:color="C8D9DC"/>
+              <w:insideH w:val="single" w:sz="4" w:color="C8D9DC"/>
+              <w:insideV w:val="single" w:sz="4" w:color="C8D9DC"/>
+            </w:tcBorders>
+            <w:vAlign w:val="center"/>
+          </w:tcPr>
+          <w:p>
+            <w:r>
+              <w:rPr>
+                <w:color w:val="102B3E"/>
+                <w:sz w:val="17"/>
+              </w:rPr>
+              <w:t>LO1, LO2, LO3</w:t>
             </w:r>
           </w:p>
         </w:tc>
@@ -397,22 +1088,23 @@
       <w:tr>
         <w:tc>
           <w:tcPr>
-            <w:tcW w:type="dxa" w:w="3250"/>
+            <w:tcW w:type="dxa" w:w="2033"/>
+            <w:shd w:fill="FFFFFF"/>
             <w:tcBorders>
-              <w:top w:val="single" w:sz="4" w:color="D9D9D9"/>
-              <w:left w:val="single" w:sz="4" w:color="D9D9D9"/>
-              <w:bottom w:val="single" w:sz="4" w:color="D9D9D9"/>
-              <w:right w:val="single" w:sz="4" w:color="D9D9D9"/>
+              <w:top w:val="single" w:sz="4" w:color="C8D9DC"/>
+              <w:left w:val="single" w:sz="4" w:color="C8D9DC"/>
+              <w:bottom w:val="single" w:sz="4" w:color="C8D9DC"/>
+              <w:right w:val="single" w:sz="4" w:color="C8D9DC"/>
+              <w:insideH w:val="single" w:sz="4" w:color="C8D9DC"/>
+              <w:insideV w:val="single" w:sz="4" w:color="C8D9DC"/>
             </w:tcBorders>
+            <w:vAlign w:val="center"/>
           </w:tcPr>
           <w:p>
-            <w:pPr>
-              <w:spacing w:after="100" w:before="100"/>
-            </w:pPr>
             <w:r>
               <w:rPr>
-                <w:b w:val="0"/>
-                <w:sz w:val="18"/>
+                <w:color w:val="102B3E"/>
+                <w:sz w:val="17"/>
               </w:rPr>
               <w:t>13:00–14:00</w:t>
             </w:r>
@@ -420,22 +1112,23 @@
         </w:tc>
         <w:tc>
           <w:tcPr>
-            <w:tcW w:type="dxa" w:w="3250"/>
+            <w:tcW w:type="dxa" w:w="2033"/>
+            <w:shd w:fill="FFFFFF"/>
             <w:tcBorders>
-              <w:top w:val="single" w:sz="4" w:color="D9D9D9"/>
-              <w:left w:val="single" w:sz="4" w:color="D9D9D9"/>
-              <w:bottom w:val="single" w:sz="4" w:color="D9D9D9"/>
-              <w:right w:val="single" w:sz="4" w:color="D9D9D9"/>
+              <w:top w:val="single" w:sz="4" w:color="C8D9DC"/>
+              <w:left w:val="single" w:sz="4" w:color="C8D9DC"/>
+              <w:bottom w:val="single" w:sz="4" w:color="C8D9DC"/>
+              <w:right w:val="single" w:sz="4" w:color="C8D9DC"/>
+              <w:insideH w:val="single" w:sz="4" w:color="C8D9DC"/>
+              <w:insideV w:val="single" w:sz="4" w:color="C8D9DC"/>
             </w:tcBorders>
+            <w:vAlign w:val="center"/>
           </w:tcPr>
           <w:p>
-            <w:pPr>
-              <w:spacing w:after="100" w:before="100"/>
-            </w:pPr>
             <w:r>
               <w:rPr>
-                <w:b w:val="0"/>
-                <w:sz w:val="18"/>
+                <w:color w:val="102B3E"/>
+                <w:sz w:val="17"/>
               </w:rPr>
               <w:t>Lunch</w:t>
             </w:r>
@@ -443,24 +1136,73 @@
         </w:tc>
         <w:tc>
           <w:tcPr>
-            <w:tcW w:type="dxa" w:w="3250"/>
+            <w:tcW w:type="dxa" w:w="2033"/>
+            <w:shd w:fill="FFFFFF"/>
             <w:tcBorders>
-              <w:top w:val="single" w:sz="4" w:color="D9D9D9"/>
-              <w:left w:val="single" w:sz="4" w:color="D9D9D9"/>
-              <w:bottom w:val="single" w:sz="4" w:color="D9D9D9"/>
-              <w:right w:val="single" w:sz="4" w:color="D9D9D9"/>
+              <w:top w:val="single" w:sz="4" w:color="C8D9DC"/>
+              <w:left w:val="single" w:sz="4" w:color="C8D9DC"/>
+              <w:bottom w:val="single" w:sz="4" w:color="C8D9DC"/>
+              <w:right w:val="single" w:sz="4" w:color="C8D9DC"/>
+              <w:insideH w:val="single" w:sz="4" w:color="C8D9DC"/>
+              <w:insideV w:val="single" w:sz="4" w:color="C8D9DC"/>
             </w:tcBorders>
+            <w:vAlign w:val="center"/>
           </w:tcPr>
           <w:p>
-            <w:pPr>
-              <w:spacing w:after="100" w:before="100"/>
-            </w:pPr>
             <w:r>
               <w:rPr>
-                <w:b w:val="0"/>
-                <w:sz w:val="18"/>
+                <w:color w:val="102B3E"/>
+                <w:sz w:val="17"/>
               </w:rPr>
-              <w:t>60 minutes</w:t>
+              <w:t>—</w:t>
+            </w:r>
+          </w:p>
+        </w:tc>
+        <w:tc>
+          <w:tcPr>
+            <w:tcW w:type="dxa" w:w="2033"/>
+            <w:shd w:fill="FFFFFF"/>
+            <w:tcBorders>
+              <w:top w:val="single" w:sz="4" w:color="C8D9DC"/>
+              <w:left w:val="single" w:sz="4" w:color="C8D9DC"/>
+              <w:bottom w:val="single" w:sz="4" w:color="C8D9DC"/>
+              <w:right w:val="single" w:sz="4" w:color="C8D9DC"/>
+              <w:insideH w:val="single" w:sz="4" w:color="C8D9DC"/>
+              <w:insideV w:val="single" w:sz="4" w:color="C8D9DC"/>
+            </w:tcBorders>
+            <w:vAlign w:val="center"/>
+          </w:tcPr>
+          <w:p>
+            <w:r>
+              <w:rPr>
+                <w:color w:val="102B3E"/>
+                <w:sz w:val="17"/>
+              </w:rPr>
+              <w:t>Break</w:t>
+            </w:r>
+          </w:p>
+        </w:tc>
+        <w:tc>
+          <w:tcPr>
+            <w:tcW w:type="dxa" w:w="2033"/>
+            <w:shd w:fill="FFFFFF"/>
+            <w:tcBorders>
+              <w:top w:val="single" w:sz="4" w:color="C8D9DC"/>
+              <w:left w:val="single" w:sz="4" w:color="C8D9DC"/>
+              <w:bottom w:val="single" w:sz="4" w:color="C8D9DC"/>
+              <w:right w:val="single" w:sz="4" w:color="C8D9DC"/>
+              <w:insideH w:val="single" w:sz="4" w:color="C8D9DC"/>
+              <w:insideV w:val="single" w:sz="4" w:color="C8D9DC"/>
+            </w:tcBorders>
+            <w:vAlign w:val="center"/>
+          </w:tcPr>
+          <w:p>
+            <w:r>
+              <w:rPr>
+                <w:color w:val="102B3E"/>
+                <w:sz w:val="17"/>
+              </w:rPr>
+              <w:t>—</w:t>
             </w:r>
           </w:p>
         </w:tc>
@@ -468,22 +1210,23 @@
       <w:tr>
         <w:tc>
           <w:tcPr>
-            <w:tcW w:type="dxa" w:w="3250"/>
+            <w:tcW w:type="dxa" w:w="2033"/>
+            <w:shd w:fill="EAF3F4"/>
             <w:tcBorders>
-              <w:top w:val="single" w:sz="4" w:color="D9D9D9"/>
-              <w:left w:val="single" w:sz="4" w:color="D9D9D9"/>
-              <w:bottom w:val="single" w:sz="4" w:color="D9D9D9"/>
-              <w:right w:val="single" w:sz="4" w:color="D9D9D9"/>
+              <w:top w:val="single" w:sz="4" w:color="C8D9DC"/>
+              <w:left w:val="single" w:sz="4" w:color="C8D9DC"/>
+              <w:bottom w:val="single" w:sz="4" w:color="C8D9DC"/>
+              <w:right w:val="single" w:sz="4" w:color="C8D9DC"/>
+              <w:insideH w:val="single" w:sz="4" w:color="C8D9DC"/>
+              <w:insideV w:val="single" w:sz="4" w:color="C8D9DC"/>
             </w:tcBorders>
+            <w:vAlign w:val="center"/>
           </w:tcPr>
           <w:p>
-            <w:pPr>
-              <w:spacing w:after="100" w:before="100"/>
-            </w:pPr>
             <w:r>
               <w:rPr>
-                <w:b w:val="0"/>
-                <w:sz w:val="18"/>
+                <w:color w:val="102B3E"/>
+                <w:sz w:val="17"/>
               </w:rPr>
               <w:t>14:00–15:15</w:t>
             </w:r>
@@ -491,47 +1234,97 @@
         </w:tc>
         <w:tc>
           <w:tcPr>
-            <w:tcW w:type="dxa" w:w="3250"/>
+            <w:tcW w:type="dxa" w:w="2033"/>
+            <w:shd w:fill="EAF3F4"/>
             <w:tcBorders>
-              <w:top w:val="single" w:sz="4" w:color="D9D9D9"/>
-              <w:left w:val="single" w:sz="4" w:color="D9D9D9"/>
-              <w:bottom w:val="single" w:sz="4" w:color="D9D9D9"/>
-              <w:right w:val="single" w:sz="4" w:color="D9D9D9"/>
+              <w:top w:val="single" w:sz="4" w:color="C8D9DC"/>
+              <w:left w:val="single" w:sz="4" w:color="C8D9DC"/>
+              <w:bottom w:val="single" w:sz="4" w:color="C8D9DC"/>
+              <w:right w:val="single" w:sz="4" w:color="C8D9DC"/>
+              <w:insideH w:val="single" w:sz="4" w:color="C8D9DC"/>
+              <w:insideV w:val="single" w:sz="4" w:color="C8D9DC"/>
             </w:tcBorders>
+            <w:vAlign w:val="center"/>
           </w:tcPr>
           <w:p>
-            <w:pPr>
-              <w:spacing w:after="100" w:before="100"/>
-            </w:pPr>
             <w:r>
               <w:rPr>
-                <w:b w:val="0"/>
-                <w:sz w:val="18"/>
+                <w:color w:val="102B3E"/>
+                <w:sz w:val="17"/>
               </w:rPr>
-              <w:t>4 · Copilot and reasoning agents</w:t>
+              <w:t>4 · Agents</w:t>
             </w:r>
           </w:p>
         </w:tc>
         <w:tc>
           <w:tcPr>
-            <w:tcW w:type="dxa" w:w="3250"/>
+            <w:tcW w:type="dxa" w:w="2033"/>
+            <w:shd w:fill="EAF3F4"/>
             <w:tcBorders>
-              <w:top w:val="single" w:sz="4" w:color="D9D9D9"/>
-              <w:left w:val="single" w:sz="4" w:color="D9D9D9"/>
-              <w:bottom w:val="single" w:sz="4" w:color="D9D9D9"/>
-              <w:right w:val="single" w:sz="4" w:color="D9D9D9"/>
+              <w:top w:val="single" w:sz="4" w:color="C8D9DC"/>
+              <w:left w:val="single" w:sz="4" w:color="C8D9DC"/>
+              <w:bottom w:val="single" w:sz="4" w:color="C8D9DC"/>
+              <w:right w:val="single" w:sz="4" w:color="C8D9DC"/>
+              <w:insideH w:val="single" w:sz="4" w:color="C8D9DC"/>
+              <w:insideV w:val="single" w:sz="4" w:color="C8D9DC"/>
             </w:tcBorders>
+            <w:vAlign w:val="center"/>
           </w:tcPr>
           <w:p>
-            <w:pPr>
-              <w:spacing w:after="100" w:before="100"/>
-            </w:pPr>
             <w:r>
               <w:rPr>
-                <w:b w:val="0"/>
-                <w:sz w:val="18"/>
+                <w:color w:val="102B3E"/>
+                <w:sz w:val="17"/>
               </w:rPr>
-              <w:t>15 concepts; 25 FMEA/report assistant demo; 20 research/analysis comparison; 15 questions and buffer</w:t>
+              <w:t>Slides 95–124</w:t>
+            </w:r>
+          </w:p>
+        </w:tc>
+        <w:tc>
+          <w:tcPr>
+            <w:tcW w:type="dxa" w:w="2033"/>
+            <w:shd w:fill="EAF3F4"/>
+            <w:tcBorders>
+              <w:top w:val="single" w:sz="4" w:color="C8D9DC"/>
+              <w:left w:val="single" w:sz="4" w:color="C8D9DC"/>
+              <w:bottom w:val="single" w:sz="4" w:color="C8D9DC"/>
+              <w:right w:val="single" w:sz="4" w:color="C8D9DC"/>
+              <w:insideH w:val="single" w:sz="4" w:color="C8D9DC"/>
+              <w:insideV w:val="single" w:sz="4" w:color="C8D9DC"/>
+            </w:tcBorders>
+            <w:vAlign w:val="center"/>
+          </w:tcPr>
+          <w:p>
+            <w:r>
+              <w:rPr>
+                <w:color w:val="102B3E"/>
+                <w:sz w:val="17"/>
+              </w:rPr>
+              <w:t>FMEA Agent multi-step build/test; Report Writer/recurring workflow; Researcher and Analyst</w:t>
+            </w:r>
+          </w:p>
+        </w:tc>
+        <w:tc>
+          <w:tcPr>
+            <w:tcW w:type="dxa" w:w="2033"/>
+            <w:shd w:fill="EAF3F4"/>
+            <w:tcBorders>
+              <w:top w:val="single" w:sz="4" w:color="C8D9DC"/>
+              <w:left w:val="single" w:sz="4" w:color="C8D9DC"/>
+              <w:bottom w:val="single" w:sz="4" w:color="C8D9DC"/>
+              <w:right w:val="single" w:sz="4" w:color="C8D9DC"/>
+              <w:insideH w:val="single" w:sz="4" w:color="C8D9DC"/>
+              <w:insideV w:val="single" w:sz="4" w:color="C8D9DC"/>
+            </w:tcBorders>
+            <w:vAlign w:val="center"/>
+          </w:tcPr>
+          <w:p>
+            <w:r>
+              <w:rPr>
+                <w:color w:val="102B3E"/>
+                <w:sz w:val="17"/>
+              </w:rPr>
+              <w:t>LO4, LO5</w:t>
             </w:r>
           </w:p>
         </w:tc>
@@ -539,22 +1332,23 @@
       <w:tr>
         <w:tc>
           <w:tcPr>
-            <w:tcW w:type="dxa" w:w="3250"/>
+            <w:tcW w:type="dxa" w:w="2033"/>
+            <w:shd w:fill="FFFFFF"/>
             <w:tcBorders>
-              <w:top w:val="single" w:sz="4" w:color="D9D9D9"/>
-              <w:left w:val="single" w:sz="4" w:color="D9D9D9"/>
-              <w:bottom w:val="single" w:sz="4" w:color="D9D9D9"/>
-              <w:right w:val="single" w:sz="4" w:color="D9D9D9"/>
+              <w:top w:val="single" w:sz="4" w:color="C8D9DC"/>
+              <w:left w:val="single" w:sz="4" w:color="C8D9DC"/>
+              <w:bottom w:val="single" w:sz="4" w:color="C8D9DC"/>
+              <w:right w:val="single" w:sz="4" w:color="C8D9DC"/>
+              <w:insideH w:val="single" w:sz="4" w:color="C8D9DC"/>
+              <w:insideV w:val="single" w:sz="4" w:color="C8D9DC"/>
             </w:tcBorders>
+            <w:vAlign w:val="center"/>
           </w:tcPr>
           <w:p>
-            <w:pPr>
-              <w:spacing w:after="100" w:before="100"/>
-            </w:pPr>
             <w:r>
               <w:rPr>
-                <w:b w:val="0"/>
-                <w:sz w:val="18"/>
+                <w:color w:val="102B3E"/>
+                <w:sz w:val="17"/>
               </w:rPr>
               <w:t>15:15–15:30</w:t>
             </w:r>
@@ -562,22 +1356,23 @@
         </w:tc>
         <w:tc>
           <w:tcPr>
-            <w:tcW w:type="dxa" w:w="3250"/>
+            <w:tcW w:type="dxa" w:w="2033"/>
+            <w:shd w:fill="FFFFFF"/>
             <w:tcBorders>
-              <w:top w:val="single" w:sz="4" w:color="D9D9D9"/>
-              <w:left w:val="single" w:sz="4" w:color="D9D9D9"/>
-              <w:bottom w:val="single" w:sz="4" w:color="D9D9D9"/>
-              <w:right w:val="single" w:sz="4" w:color="D9D9D9"/>
+              <w:top w:val="single" w:sz="4" w:color="C8D9DC"/>
+              <w:left w:val="single" w:sz="4" w:color="C8D9DC"/>
+              <w:bottom w:val="single" w:sz="4" w:color="C8D9DC"/>
+              <w:right w:val="single" w:sz="4" w:color="C8D9DC"/>
+              <w:insideH w:val="single" w:sz="4" w:color="C8D9DC"/>
+              <w:insideV w:val="single" w:sz="4" w:color="C8D9DC"/>
             </w:tcBorders>
+            <w:vAlign w:val="center"/>
           </w:tcPr>
           <w:p>
-            <w:pPr>
-              <w:spacing w:after="100" w:before="100"/>
-            </w:pPr>
             <w:r>
               <w:rPr>
-                <w:b w:val="0"/>
-                <w:sz w:val="18"/>
+                <w:color w:val="102B3E"/>
+                <w:sz w:val="17"/>
               </w:rPr>
               <w:t>Tea break</w:t>
             </w:r>
@@ -585,24 +1380,73 @@
         </w:tc>
         <w:tc>
           <w:tcPr>
-            <w:tcW w:type="dxa" w:w="3250"/>
+            <w:tcW w:type="dxa" w:w="2033"/>
+            <w:shd w:fill="FFFFFF"/>
             <w:tcBorders>
-              <w:top w:val="single" w:sz="4" w:color="D9D9D9"/>
-              <w:left w:val="single" w:sz="4" w:color="D9D9D9"/>
-              <w:bottom w:val="single" w:sz="4" w:color="D9D9D9"/>
-              <w:right w:val="single" w:sz="4" w:color="D9D9D9"/>
+              <w:top w:val="single" w:sz="4" w:color="C8D9DC"/>
+              <w:left w:val="single" w:sz="4" w:color="C8D9DC"/>
+              <w:bottom w:val="single" w:sz="4" w:color="C8D9DC"/>
+              <w:right w:val="single" w:sz="4" w:color="C8D9DC"/>
+              <w:insideH w:val="single" w:sz="4" w:color="C8D9DC"/>
+              <w:insideV w:val="single" w:sz="4" w:color="C8D9DC"/>
             </w:tcBorders>
+            <w:vAlign w:val="center"/>
           </w:tcPr>
           <w:p>
-            <w:pPr>
-              <w:spacing w:after="100" w:before="100"/>
-            </w:pPr>
             <w:r>
               <w:rPr>
-                <w:b w:val="0"/>
-                <w:sz w:val="18"/>
+                <w:color w:val="102B3E"/>
+                <w:sz w:val="17"/>
               </w:rPr>
-              <w:t>15 minutes</w:t>
+              <w:t>—</w:t>
+            </w:r>
+          </w:p>
+        </w:tc>
+        <w:tc>
+          <w:tcPr>
+            <w:tcW w:type="dxa" w:w="2033"/>
+            <w:shd w:fill="FFFFFF"/>
+            <w:tcBorders>
+              <w:top w:val="single" w:sz="4" w:color="C8D9DC"/>
+              <w:left w:val="single" w:sz="4" w:color="C8D9DC"/>
+              <w:bottom w:val="single" w:sz="4" w:color="C8D9DC"/>
+              <w:right w:val="single" w:sz="4" w:color="C8D9DC"/>
+              <w:insideH w:val="single" w:sz="4" w:color="C8D9DC"/>
+              <w:insideV w:val="single" w:sz="4" w:color="C8D9DC"/>
+            </w:tcBorders>
+            <w:vAlign w:val="center"/>
+          </w:tcPr>
+          <w:p>
+            <w:r>
+              <w:rPr>
+                <w:color w:val="102B3E"/>
+                <w:sz w:val="17"/>
+              </w:rPr>
+              <w:t>Break</w:t>
+            </w:r>
+          </w:p>
+        </w:tc>
+        <w:tc>
+          <w:tcPr>
+            <w:tcW w:type="dxa" w:w="2033"/>
+            <w:shd w:fill="FFFFFF"/>
+            <w:tcBorders>
+              <w:top w:val="single" w:sz="4" w:color="C8D9DC"/>
+              <w:left w:val="single" w:sz="4" w:color="C8D9DC"/>
+              <w:bottom w:val="single" w:sz="4" w:color="C8D9DC"/>
+              <w:right w:val="single" w:sz="4" w:color="C8D9DC"/>
+              <w:insideH w:val="single" w:sz="4" w:color="C8D9DC"/>
+              <w:insideV w:val="single" w:sz="4" w:color="C8D9DC"/>
+            </w:tcBorders>
+            <w:vAlign w:val="center"/>
+          </w:tcPr>
+          <w:p>
+            <w:r>
+              <w:rPr>
+                <w:color w:val="102B3E"/>
+                <w:sz w:val="17"/>
+              </w:rPr>
+              <w:t>—</w:t>
             </w:r>
           </w:p>
         </w:tc>
@@ -610,22 +1454,23 @@
       <w:tr>
         <w:tc>
           <w:tcPr>
-            <w:tcW w:type="dxa" w:w="3250"/>
+            <w:tcW w:type="dxa" w:w="2033"/>
+            <w:shd w:fill="EAF3F4"/>
             <w:tcBorders>
-              <w:top w:val="single" w:sz="4" w:color="D9D9D9"/>
-              <w:left w:val="single" w:sz="4" w:color="D9D9D9"/>
-              <w:bottom w:val="single" w:sz="4" w:color="D9D9D9"/>
-              <w:right w:val="single" w:sz="4" w:color="D9D9D9"/>
+              <w:top w:val="single" w:sz="4" w:color="C8D9DC"/>
+              <w:left w:val="single" w:sz="4" w:color="C8D9DC"/>
+              <w:bottom w:val="single" w:sz="4" w:color="C8D9DC"/>
+              <w:right w:val="single" w:sz="4" w:color="C8D9DC"/>
+              <w:insideH w:val="single" w:sz="4" w:color="C8D9DC"/>
+              <w:insideV w:val="single" w:sz="4" w:color="C8D9DC"/>
             </w:tcBorders>
+            <w:vAlign w:val="center"/>
           </w:tcPr>
           <w:p>
-            <w:pPr>
-              <w:spacing w:after="100" w:before="100"/>
-            </w:pPr>
             <w:r>
               <w:rPr>
-                <w:b w:val="0"/>
-                <w:sz w:val="18"/>
+                <w:color w:val="102B3E"/>
+                <w:sz w:val="17"/>
               </w:rPr>
               <w:t>15:30–16:15</w:t>
             </w:r>
@@ -633,33 +1478,97 @@
         </w:tc>
         <w:tc>
           <w:tcPr>
-            <w:tcW w:type="dxa" w:w="3250"/>
+            <w:tcW w:type="dxa" w:w="2033"/>
+            <w:shd w:fill="EAF3F4"/>
             <w:tcBorders>
-              <w:top w:val="single" w:sz="4" w:color="D9D9D9"/>
-              <w:left w:val="single" w:sz="4" w:color="D9D9D9"/>
-              <w:bottom w:val="single" w:sz="4" w:color="D9D9D9"/>
-              <w:right w:val="single" w:sz="4" w:color="D9D9D9"/>
+              <w:top w:val="single" w:sz="4" w:color="C8D9DC"/>
+              <w:left w:val="single" w:sz="4" w:color="C8D9DC"/>
+              <w:bottom w:val="single" w:sz="4" w:color="C8D9DC"/>
+              <w:right w:val="single" w:sz="4" w:color="C8D9DC"/>
+              <w:insideH w:val="single" w:sz="4" w:color="C8D9DC"/>
+              <w:insideV w:val="single" w:sz="4" w:color="C8D9DC"/>
             </w:tcBorders>
+            <w:vAlign w:val="center"/>
           </w:tcPr>
           <w:p>
             <w:r>
-              <w:t>5 · SharePoint knowledge base and grounded agent</w:t>
+              <w:rPr>
+                <w:color w:val="102B3E"/>
+                <w:sz w:val="17"/>
+              </w:rPr>
+              <w:t>5 · SharePoint</w:t>
             </w:r>
           </w:p>
         </w:tc>
         <w:tc>
           <w:tcPr>
-            <w:tcW w:type="dxa" w:w="3250"/>
+            <w:tcW w:type="dxa" w:w="2033"/>
+            <w:shd w:fill="EAF3F4"/>
             <w:tcBorders>
-              <w:top w:val="single" w:sz="4" w:color="D9D9D9"/>
-              <w:left w:val="single" w:sz="4" w:color="D9D9D9"/>
-              <w:bottom w:val="single" w:sz="4" w:color="D9D9D9"/>
-              <w:right w:val="single" w:sz="4" w:color="D9D9D9"/>
+              <w:top w:val="single" w:sz="4" w:color="C8D9DC"/>
+              <w:left w:val="single" w:sz="4" w:color="C8D9DC"/>
+              <w:bottom w:val="single" w:sz="4" w:color="C8D9DC"/>
+              <w:right w:val="single" w:sz="4" w:color="C8D9DC"/>
+              <w:insideH w:val="single" w:sz="4" w:color="C8D9DC"/>
+              <w:insideV w:val="single" w:sz="4" w:color="C8D9DC"/>
             </w:tcBorders>
+            <w:vAlign w:val="center"/>
           </w:tcPr>
           <w:p>
             <w:r>
-              <w:t>5 explain; 7 inspect site/sources; 10 agent; 10 tests; 8 citation/access; 5 evidence</w:t>
+              <w:rPr>
+                <w:color w:val="102B3E"/>
+                <w:sz w:val="17"/>
+              </w:rPr>
+              <w:t>Slides 125–143</w:t>
+            </w:r>
+          </w:p>
+        </w:tc>
+        <w:tc>
+          <w:tcPr>
+            <w:tcW w:type="dxa" w:w="2033"/>
+            <w:shd w:fill="EAF3F4"/>
+            <w:tcBorders>
+              <w:top w:val="single" w:sz="4" w:color="C8D9DC"/>
+              <w:left w:val="single" w:sz="4" w:color="C8D9DC"/>
+              <w:bottom w:val="single" w:sz="4" w:color="C8D9DC"/>
+              <w:right w:val="single" w:sz="4" w:color="C8D9DC"/>
+              <w:insideH w:val="single" w:sz="4" w:color="C8D9DC"/>
+              <w:insideV w:val="single" w:sz="4" w:color="C8D9DC"/>
+            </w:tcBorders>
+            <w:vAlign w:val="center"/>
+          </w:tcPr>
+          <w:p>
+            <w:r>
+              <w:rPr>
+                <w:color w:val="102B3E"/>
+                <w:sz w:val="17"/>
+              </w:rPr>
+              <w:t>Knowledge library; folder-scoped agent; citations, permissions and checked handoff</w:t>
+            </w:r>
+          </w:p>
+        </w:tc>
+        <w:tc>
+          <w:tcPr>
+            <w:tcW w:type="dxa" w:w="2033"/>
+            <w:shd w:fill="EAF3F4"/>
+            <w:tcBorders>
+              <w:top w:val="single" w:sz="4" w:color="C8D9DC"/>
+              <w:left w:val="single" w:sz="4" w:color="C8D9DC"/>
+              <w:bottom w:val="single" w:sz="4" w:color="C8D9DC"/>
+              <w:right w:val="single" w:sz="4" w:color="C8D9DC"/>
+              <w:insideH w:val="single" w:sz="4" w:color="C8D9DC"/>
+              <w:insideV w:val="single" w:sz="4" w:color="C8D9DC"/>
+            </w:tcBorders>
+            <w:vAlign w:val="center"/>
+          </w:tcPr>
+          <w:p>
+            <w:r>
+              <w:rPr>
+                <w:color w:val="102B3E"/>
+                <w:sz w:val="17"/>
+              </w:rPr>
+              <w:t>LO6</w:t>
             </w:r>
           </w:p>
         </w:tc>
@@ -667,22 +1576,23 @@
       <w:tr>
         <w:tc>
           <w:tcPr>
-            <w:tcW w:type="dxa" w:w="3250"/>
+            <w:tcW w:type="dxa" w:w="2033"/>
+            <w:shd w:fill="FFFFFF"/>
             <w:tcBorders>
-              <w:top w:val="single" w:sz="4" w:color="D9D9D9"/>
-              <w:left w:val="single" w:sz="4" w:color="D9D9D9"/>
-              <w:bottom w:val="single" w:sz="4" w:color="D9D9D9"/>
-              <w:right w:val="single" w:sz="4" w:color="D9D9D9"/>
+              <w:top w:val="single" w:sz="4" w:color="C8D9DC"/>
+              <w:left w:val="single" w:sz="4" w:color="C8D9DC"/>
+              <w:bottom w:val="single" w:sz="4" w:color="C8D9DC"/>
+              <w:right w:val="single" w:sz="4" w:color="C8D9DC"/>
+              <w:insideH w:val="single" w:sz="4" w:color="C8D9DC"/>
+              <w:insideV w:val="single" w:sz="4" w:color="C8D9DC"/>
             </w:tcBorders>
+            <w:vAlign w:val="center"/>
           </w:tcPr>
           <w:p>
-            <w:pPr>
-              <w:spacing w:after="100" w:before="100"/>
-            </w:pPr>
             <w:r>
               <w:rPr>
-                <w:b w:val="0"/>
-                <w:sz w:val="18"/>
+                <w:color w:val="102B3E"/>
+                <w:sz w:val="17"/>
               </w:rPr>
               <w:t>16:15–16:45</w:t>
             </w:r>
@@ -690,33 +1600,97 @@
         </w:tc>
         <w:tc>
           <w:tcPr>
-            <w:tcW w:type="dxa" w:w="3250"/>
+            <w:tcW w:type="dxa" w:w="2033"/>
+            <w:shd w:fill="FFFFFF"/>
             <w:tcBorders>
-              <w:top w:val="single" w:sz="4" w:color="D9D9D9"/>
-              <w:left w:val="single" w:sz="4" w:color="D9D9D9"/>
-              <w:bottom w:val="single" w:sz="4" w:color="D9D9D9"/>
-              <w:right w:val="single" w:sz="4" w:color="D9D9D9"/>
+              <w:top w:val="single" w:sz="4" w:color="C8D9DC"/>
+              <w:left w:val="single" w:sz="4" w:color="C8D9DC"/>
+              <w:bottom w:val="single" w:sz="4" w:color="C8D9DC"/>
+              <w:right w:val="single" w:sz="4" w:color="C8D9DC"/>
+              <w:insideH w:val="single" w:sz="4" w:color="C8D9DC"/>
+              <w:insideV w:val="single" w:sz="4" w:color="C8D9DC"/>
             </w:tcBorders>
+            <w:vAlign w:val="center"/>
           </w:tcPr>
           <w:p>
             <w:r>
-              <w:t>6 · Apply the 7-Step AI Security Framework</w:t>
+              <w:rPr>
+                <w:color w:val="102B3E"/>
+                <w:sz w:val="17"/>
+              </w:rPr>
+              <w:t>6 · AI security</w:t>
             </w:r>
           </w:p>
         </w:tc>
         <w:tc>
           <w:tcPr>
-            <w:tcW w:type="dxa" w:w="3250"/>
+            <w:tcW w:type="dxa" w:w="2033"/>
+            <w:shd w:fill="FFFFFF"/>
             <w:tcBorders>
-              <w:top w:val="single" w:sz="4" w:color="D9D9D9"/>
-              <w:left w:val="single" w:sz="4" w:color="D9D9D9"/>
-              <w:bottom w:val="single" w:sz="4" w:color="D9D9D9"/>
-              <w:right w:val="single" w:sz="4" w:color="D9D9D9"/>
+              <w:top w:val="single" w:sz="4" w:color="C8D9DC"/>
+              <w:left w:val="single" w:sz="4" w:color="C8D9DC"/>
+              <w:bottom w:val="single" w:sz="4" w:color="C8D9DC"/>
+              <w:right w:val="single" w:sz="4" w:color="C8D9DC"/>
+              <w:insideH w:val="single" w:sz="4" w:color="C8D9DC"/>
+              <w:insideV w:val="single" w:sz="4" w:color="C8D9DC"/>
             </w:tcBorders>
+            <w:vAlign w:val="center"/>
           </w:tcPr>
           <w:p>
             <w:r>
-              <w:t>20 applied seven-step review and release decision; 10 personal prompt toolkit</w:t>
+              <w:rPr>
+                <w:color w:val="102B3E"/>
+                <w:sz w:val="17"/>
+              </w:rPr>
+              <w:t>Slides 144–156</w:t>
+            </w:r>
+          </w:p>
+        </w:tc>
+        <w:tc>
+          <w:tcPr>
+            <w:tcW w:type="dxa" w:w="2033"/>
+            <w:shd w:fill="FFFFFF"/>
+            <w:tcBorders>
+              <w:top w:val="single" w:sz="4" w:color="C8D9DC"/>
+              <w:left w:val="single" w:sz="4" w:color="C8D9DC"/>
+              <w:bottom w:val="single" w:sz="4" w:color="C8D9DC"/>
+              <w:right w:val="single" w:sz="4" w:color="C8D9DC"/>
+              <w:insideH w:val="single" w:sz="4" w:color="C8D9DC"/>
+              <w:insideV w:val="single" w:sz="4" w:color="C8D9DC"/>
+            </w:tcBorders>
+            <w:vAlign w:val="center"/>
+          </w:tcPr>
+          <w:p>
+            <w:r>
+              <w:rPr>
+                <w:color w:val="102B3E"/>
+                <w:sz w:val="17"/>
+              </w:rPr>
+              <w:t>Apply seven controls and consolidate personal toolkit</w:t>
+            </w:r>
+          </w:p>
+        </w:tc>
+        <w:tc>
+          <w:tcPr>
+            <w:tcW w:type="dxa" w:w="2033"/>
+            <w:shd w:fill="FFFFFF"/>
+            <w:tcBorders>
+              <w:top w:val="single" w:sz="4" w:color="C8D9DC"/>
+              <w:left w:val="single" w:sz="4" w:color="C8D9DC"/>
+              <w:bottom w:val="single" w:sz="4" w:color="C8D9DC"/>
+              <w:right w:val="single" w:sz="4" w:color="C8D9DC"/>
+              <w:insideH w:val="single" w:sz="4" w:color="C8D9DC"/>
+              <w:insideV w:val="single" w:sz="4" w:color="C8D9DC"/>
+            </w:tcBorders>
+            <w:vAlign w:val="center"/>
+          </w:tcPr>
+          <w:p>
+            <w:r>
+              <w:rPr>
+                <w:color w:val="102B3E"/>
+                <w:sz w:val="17"/>
+              </w:rPr>
+              <w:t>LO7</w:t>
             </w:r>
           </w:p>
         </w:tc>
@@ -724,22 +1698,23 @@
       <w:tr>
         <w:tc>
           <w:tcPr>
-            <w:tcW w:type="dxa" w:w="3250"/>
+            <w:tcW w:type="dxa" w:w="2033"/>
+            <w:shd w:fill="EAF3F4"/>
             <w:tcBorders>
-              <w:top w:val="single" w:sz="4" w:color="D9D9D9"/>
-              <w:left w:val="single" w:sz="4" w:color="D9D9D9"/>
-              <w:bottom w:val="single" w:sz="4" w:color="D9D9D9"/>
-              <w:right w:val="single" w:sz="4" w:color="D9D9D9"/>
+              <w:top w:val="single" w:sz="4" w:color="C8D9DC"/>
+              <w:left w:val="single" w:sz="4" w:color="C8D9DC"/>
+              <w:bottom w:val="single" w:sz="4" w:color="C8D9DC"/>
+              <w:right w:val="single" w:sz="4" w:color="C8D9DC"/>
+              <w:insideH w:val="single" w:sz="4" w:color="C8D9DC"/>
+              <w:insideV w:val="single" w:sz="4" w:color="C8D9DC"/>
             </w:tcBorders>
+            <w:vAlign w:val="center"/>
           </w:tcPr>
           <w:p>
-            <w:pPr>
-              <w:spacing w:after="100" w:before="100"/>
-            </w:pPr>
             <w:r>
               <w:rPr>
-                <w:b w:val="0"/>
-                <w:sz w:val="18"/>
+                <w:color w:val="102B3E"/>
+                <w:sz w:val="17"/>
               </w:rPr>
               <w:t>16:45–17:00</w:t>
             </w:r>
@@ -747,47 +1722,520 @@
         </w:tc>
         <w:tc>
           <w:tcPr>
-            <w:tcW w:type="dxa" w:w="3250"/>
+            <w:tcW w:type="dxa" w:w="2033"/>
+            <w:shd w:fill="EAF3F4"/>
             <w:tcBorders>
-              <w:top w:val="single" w:sz="4" w:color="D9D9D9"/>
-              <w:left w:val="single" w:sz="4" w:color="D9D9D9"/>
-              <w:bottom w:val="single" w:sz="4" w:color="D9D9D9"/>
-              <w:right w:val="single" w:sz="4" w:color="D9D9D9"/>
+              <w:top w:val="single" w:sz="4" w:color="C8D9DC"/>
+              <w:left w:val="single" w:sz="4" w:color="C8D9DC"/>
+              <w:bottom w:val="single" w:sz="4" w:color="C8D9DC"/>
+              <w:right w:val="single" w:sz="4" w:color="C8D9DC"/>
+              <w:insideH w:val="single" w:sz="4" w:color="C8D9DC"/>
+              <w:insideV w:val="single" w:sz="4" w:color="C8D9DC"/>
             </w:tcBorders>
+            <w:vAlign w:val="center"/>
           </w:tcPr>
           <w:p>
-            <w:pPr>
-              <w:spacing w:after="100" w:before="100"/>
-            </w:pPr>
             <w:r>
               <w:rPr>
-                <w:b w:val="0"/>
-                <w:sz w:val="18"/>
+                <w:color w:val="102B3E"/>
+                <w:sz w:val="17"/>
               </w:rPr>
-              <w:t>Closing and Q&amp;A</w:t>
+              <w:t>Closing</w:t>
             </w:r>
           </w:p>
         </w:tc>
         <w:tc>
           <w:tcPr>
-            <w:tcW w:type="dxa" w:w="3250"/>
+            <w:tcW w:type="dxa" w:w="2033"/>
+            <w:shd w:fill="EAF3F4"/>
             <w:tcBorders>
-              <w:top w:val="single" w:sz="4" w:color="D9D9D9"/>
-              <w:left w:val="single" w:sz="4" w:color="D9D9D9"/>
-              <w:bottom w:val="single" w:sz="4" w:color="D9D9D9"/>
-              <w:right w:val="single" w:sz="4" w:color="D9D9D9"/>
+              <w:top w:val="single" w:sz="4" w:color="C8D9DC"/>
+              <w:left w:val="single" w:sz="4" w:color="C8D9DC"/>
+              <w:bottom w:val="single" w:sz="4" w:color="C8D9DC"/>
+              <w:right w:val="single" w:sz="4" w:color="C8D9DC"/>
+              <w:insideH w:val="single" w:sz="4" w:color="C8D9DC"/>
+              <w:insideV w:val="single" w:sz="4" w:color="C8D9DC"/>
             </w:tcBorders>
+            <w:vAlign w:val="center"/>
           </w:tcPr>
           <w:p>
-            <w:pPr>
-              <w:spacing w:after="100" w:before="100"/>
-            </w:pPr>
             <w:r>
               <w:rPr>
-                <w:b w:val="0"/>
+                <w:color w:val="102B3E"/>
+                <w:sz w:val="17"/>
+              </w:rPr>
+              <w:t>Slides 157–162</w:t>
+            </w:r>
+          </w:p>
+        </w:tc>
+        <w:tc>
+          <w:tcPr>
+            <w:tcW w:type="dxa" w:w="2033"/>
+            <w:shd w:fill="EAF3F4"/>
+            <w:tcBorders>
+              <w:top w:val="single" w:sz="4" w:color="C8D9DC"/>
+              <w:left w:val="single" w:sz="4" w:color="C8D9DC"/>
+              <w:bottom w:val="single" w:sz="4" w:color="C8D9DC"/>
+              <w:right w:val="single" w:sz="4" w:color="C8D9DC"/>
+              <w:insideH w:val="single" w:sz="4" w:color="C8D9DC"/>
+              <w:insideV w:val="single" w:sz="4" w:color="C8D9DC"/>
+            </w:tcBorders>
+            <w:vAlign w:val="center"/>
+          </w:tcPr>
+          <w:p>
+            <w:r>
+              <w:rPr>
+                <w:color w:val="102B3E"/>
+                <w:sz w:val="17"/>
+              </w:rPr>
+              <w:t>Outcome review, next action and Q&amp;A</w:t>
+            </w:r>
+          </w:p>
+        </w:tc>
+        <w:tc>
+          <w:tcPr>
+            <w:tcW w:type="dxa" w:w="2033"/>
+            <w:shd w:fill="EAF3F4"/>
+            <w:tcBorders>
+              <w:top w:val="single" w:sz="4" w:color="C8D9DC"/>
+              <w:left w:val="single" w:sz="4" w:color="C8D9DC"/>
+              <w:bottom w:val="single" w:sz="4" w:color="C8D9DC"/>
+              <w:right w:val="single" w:sz="4" w:color="C8D9DC"/>
+              <w:insideH w:val="single" w:sz="4" w:color="C8D9DC"/>
+              <w:insideV w:val="single" w:sz="4" w:color="C8D9DC"/>
+            </w:tcBorders>
+            <w:vAlign w:val="center"/>
+          </w:tcPr>
+          <w:p>
+            <w:r>
+              <w:rPr>
+                <w:color w:val="102B3E"/>
+                <w:sz w:val="17"/>
+              </w:rPr>
+              <w:t>All</w:t>
+            </w:r>
+          </w:p>
+        </w:tc>
+      </w:tr>
+    </w:tbl>
+    <w:p>
+      <w:r>
+        <w:br w:type="page"/>
+      </w:r>
+    </w:p>
+    <w:p>
+      <w:pPr>
+        <w:pStyle w:val="Heading1"/>
+      </w:pPr>
+      <w:r>
+        <w:t>Module 3 methodology and lab allocation</w:t>
+      </w:r>
+    </w:p>
+    <w:tbl>
+      <w:tblPr>
+        <w:tblW w:type="auto" w:w="0"/>
+        <w:jc w:val="center"/>
+        <w:tblLayout w:type="autofit"/>
+        <w:tblLook w:firstColumn="1" w:firstRow="1" w:lastColumn="0" w:lastRow="0" w:noHBand="0" w:noVBand="1" w:val="04A0"/>
+      </w:tblPr>
+      <w:tblGrid>
+        <w:gridCol w:w="2541"/>
+        <w:gridCol w:w="2541"/>
+        <w:gridCol w:w="2541"/>
+        <w:gridCol w:w="2541"/>
+      </w:tblGrid>
+      <w:tr>
+        <w:tc>
+          <w:tcPr>
+            <w:tcW w:type="dxa" w:w="2541"/>
+            <w:shd w:fill="078897"/>
+            <w:tcBorders>
+              <w:top w:val="single" w:sz="4" w:color="C8D9DC"/>
+              <w:left w:val="single" w:sz="4" w:color="C8D9DC"/>
+              <w:bottom w:val="single" w:sz="4" w:color="C8D9DC"/>
+              <w:right w:val="single" w:sz="4" w:color="C8D9DC"/>
+              <w:insideH w:val="single" w:sz="4" w:color="C8D9DC"/>
+              <w:insideV w:val="single" w:sz="4" w:color="C8D9DC"/>
+            </w:tcBorders>
+            <w:vAlign w:val="center"/>
+          </w:tcPr>
+          <w:p>
+            <w:r>
+              <w:rPr>
+                <w:b/>
+                <w:color w:val="FFFFFF"/>
                 <w:sz w:val="18"/>
               </w:rPr>
-              <w:t>10 recap; 5 next action</w:t>
+              <w:t>Sequence</w:t>
+            </w:r>
+          </w:p>
+        </w:tc>
+        <w:tc>
+          <w:tcPr>
+            <w:tcW w:type="dxa" w:w="2541"/>
+            <w:shd w:fill="078897"/>
+            <w:tcBorders>
+              <w:top w:val="single" w:sz="4" w:color="C8D9DC"/>
+              <w:left w:val="single" w:sz="4" w:color="C8D9DC"/>
+              <w:bottom w:val="single" w:sz="4" w:color="C8D9DC"/>
+              <w:right w:val="single" w:sz="4" w:color="C8D9DC"/>
+              <w:insideH w:val="single" w:sz="4" w:color="C8D9DC"/>
+              <w:insideV w:val="single" w:sz="4" w:color="C8D9DC"/>
+            </w:tcBorders>
+            <w:vAlign w:val="center"/>
+          </w:tcPr>
+          <w:p>
+            <w:r>
+              <w:rPr>
+                <w:b/>
+                <w:color w:val="FFFFFF"/>
+                <w:sz w:val="18"/>
+              </w:rPr>
+              <w:t>Concepts taught before activity</w:t>
+            </w:r>
+          </w:p>
+        </w:tc>
+        <w:tc>
+          <w:tcPr>
+            <w:tcW w:type="dxa" w:w="2541"/>
+            <w:shd w:fill="078897"/>
+            <w:tcBorders>
+              <w:top w:val="single" w:sz="4" w:color="C8D9DC"/>
+              <w:left w:val="single" w:sz="4" w:color="C8D9DC"/>
+              <w:bottom w:val="single" w:sz="4" w:color="C8D9DC"/>
+              <w:right w:val="single" w:sz="4" w:color="C8D9DC"/>
+              <w:insideH w:val="single" w:sz="4" w:color="C8D9DC"/>
+              <w:insideV w:val="single" w:sz="4" w:color="C8D9DC"/>
+            </w:tcBorders>
+            <w:vAlign w:val="center"/>
+          </w:tcPr>
+          <w:p>
+            <w:r>
+              <w:rPr>
+                <w:b/>
+                <w:color w:val="FFFFFF"/>
+                <w:sz w:val="18"/>
+              </w:rPr>
+              <w:t>Guided activity</w:t>
+            </w:r>
+          </w:p>
+        </w:tc>
+        <w:tc>
+          <w:tcPr>
+            <w:tcW w:type="dxa" w:w="2541"/>
+            <w:shd w:fill="078897"/>
+            <w:tcBorders>
+              <w:top w:val="single" w:sz="4" w:color="C8D9DC"/>
+              <w:left w:val="single" w:sz="4" w:color="C8D9DC"/>
+              <w:bottom w:val="single" w:sz="4" w:color="C8D9DC"/>
+              <w:right w:val="single" w:sz="4" w:color="C8D9DC"/>
+              <w:insideH w:val="single" w:sz="4" w:color="C8D9DC"/>
+              <w:insideV w:val="single" w:sz="4" w:color="C8D9DC"/>
+            </w:tcBorders>
+            <w:vAlign w:val="center"/>
+          </w:tcPr>
+          <w:p>
+            <w:r>
+              <w:rPr>
+                <w:b/>
+                <w:color w:val="FFFFFF"/>
+                <w:sz w:val="18"/>
+              </w:rPr>
+              <w:t>Evidence</w:t>
+            </w:r>
+          </w:p>
+        </w:tc>
+      </w:tr>
+      <w:tr>
+        <w:tc>
+          <w:tcPr>
+            <w:tcW w:type="dxa" w:w="2541"/>
+            <w:shd w:fill="FFFFFF"/>
+            <w:tcBorders>
+              <w:top w:val="single" w:sz="4" w:color="C8D9DC"/>
+              <w:left w:val="single" w:sz="4" w:color="C8D9DC"/>
+              <w:bottom w:val="single" w:sz="4" w:color="C8D9DC"/>
+              <w:right w:val="single" w:sz="4" w:color="C8D9DC"/>
+              <w:insideH w:val="single" w:sz="4" w:color="C8D9DC"/>
+              <w:insideV w:val="single" w:sz="4" w:color="C8D9DC"/>
+            </w:tcBorders>
+            <w:vAlign w:val="center"/>
+          </w:tcPr>
+          <w:p>
+            <w:r>
+              <w:rPr>
+                <w:color w:val="102B3E"/>
+                <w:sz w:val="17"/>
+              </w:rPr>
+              <w:t>FMEA</w:t>
+            </w:r>
+          </w:p>
+        </w:tc>
+        <w:tc>
+          <w:tcPr>
+            <w:tcW w:type="dxa" w:w="2541"/>
+            <w:shd w:fill="FFFFFF"/>
+            <w:tcBorders>
+              <w:top w:val="single" w:sz="4" w:color="C8D9DC"/>
+              <w:left w:val="single" w:sz="4" w:color="C8D9DC"/>
+              <w:bottom w:val="single" w:sz="4" w:color="C8D9DC"/>
+              <w:right w:val="single" w:sz="4" w:color="C8D9DC"/>
+              <w:insideH w:val="single" w:sz="4" w:color="C8D9DC"/>
+              <w:insideV w:val="single" w:sz="4" w:color="C8D9DC"/>
+            </w:tcBorders>
+            <w:vAlign w:val="center"/>
+          </w:tcPr>
+          <w:p>
+            <w:r>
+              <w:rPr>
+                <w:color w:val="102B3E"/>
+                <w:sz w:val="17"/>
+              </w:rPr>
+              <w:t>Purpose/use; function, mode, effect, cause, control; S/O/D; RPN; severity gate; action lifecycle</w:t>
+            </w:r>
+          </w:p>
+        </w:tc>
+        <w:tc>
+          <w:tcPr>
+            <w:tcW w:type="dxa" w:w="2541"/>
+            <w:shd w:fill="FFFFFF"/>
+            <w:tcBorders>
+              <w:top w:val="single" w:sz="4" w:color="C8D9DC"/>
+              <w:left w:val="single" w:sz="4" w:color="C8D9DC"/>
+              <w:bottom w:val="single" w:sz="4" w:color="C8D9DC"/>
+              <w:right w:val="single" w:sz="4" w:color="C8D9DC"/>
+              <w:insideH w:val="single" w:sz="4" w:color="C8D9DC"/>
+              <w:insideV w:val="single" w:sz="4" w:color="C8D9DC"/>
+            </w:tcBorders>
+            <w:vAlign w:val="center"/>
+          </w:tcPr>
+          <w:p>
+            <w:r>
+              <w:rPr>
+                <w:color w:val="102B3E"/>
+                <w:sz w:val="17"/>
+              </w:rPr>
+              <w:t>Lab 3.1 · 20 min</w:t>
+            </w:r>
+          </w:p>
+        </w:tc>
+        <w:tc>
+          <w:tcPr>
+            <w:tcW w:type="dxa" w:w="2541"/>
+            <w:shd w:fill="FFFFFF"/>
+            <w:tcBorders>
+              <w:top w:val="single" w:sz="4" w:color="C8D9DC"/>
+              <w:left w:val="single" w:sz="4" w:color="C8D9DC"/>
+              <w:bottom w:val="single" w:sz="4" w:color="C8D9DC"/>
+              <w:right w:val="single" w:sz="4" w:color="C8D9DC"/>
+              <w:insideH w:val="single" w:sz="4" w:color="C8D9DC"/>
+              <w:insideV w:val="single" w:sz="4" w:color="C8D9DC"/>
+            </w:tcBorders>
+            <w:vAlign w:val="center"/>
+          </w:tcPr>
+          <w:p>
+            <w:r>
+              <w:rPr>
+                <w:color w:val="102B3E"/>
+                <w:sz w:val="17"/>
+              </w:rPr>
+              <w:t>FM01=140; FM04 Severity=9; ranked table</w:t>
+            </w:r>
+          </w:p>
+        </w:tc>
+      </w:tr>
+      <w:tr>
+        <w:tc>
+          <w:tcPr>
+            <w:tcW w:type="dxa" w:w="2541"/>
+            <w:shd w:fill="EAF3F4"/>
+            <w:tcBorders>
+              <w:top w:val="single" w:sz="4" w:color="C8D9DC"/>
+              <w:left w:val="single" w:sz="4" w:color="C8D9DC"/>
+              <w:bottom w:val="single" w:sz="4" w:color="C8D9DC"/>
+              <w:right w:val="single" w:sz="4" w:color="C8D9DC"/>
+              <w:insideH w:val="single" w:sz="4" w:color="C8D9DC"/>
+              <w:insideV w:val="single" w:sz="4" w:color="C8D9DC"/>
+            </w:tcBorders>
+            <w:vAlign w:val="center"/>
+          </w:tcPr>
+          <w:p>
+            <w:r>
+              <w:rPr>
+                <w:color w:val="102B3E"/>
+                <w:sz w:val="17"/>
+              </w:rPr>
+              <w:t>DMAIC then SPC</w:t>
+            </w:r>
+          </w:p>
+        </w:tc>
+        <w:tc>
+          <w:tcPr>
+            <w:tcW w:type="dxa" w:w="2541"/>
+            <w:shd w:fill="EAF3F4"/>
+            <w:tcBorders>
+              <w:top w:val="single" w:sz="4" w:color="C8D9DC"/>
+              <w:left w:val="single" w:sz="4" w:color="C8D9DC"/>
+              <w:bottom w:val="single" w:sz="4" w:color="C8D9DC"/>
+              <w:right w:val="single" w:sz="4" w:color="C8D9DC"/>
+              <w:insideH w:val="single" w:sz="4" w:color="C8D9DC"/>
+              <w:insideV w:val="single" w:sz="4" w:color="C8D9DC"/>
+            </w:tcBorders>
+            <w:vAlign w:val="center"/>
+          </w:tcPr>
+          <w:p>
+            <w:r>
+              <w:rPr>
+                <w:color w:val="102B3E"/>
+                <w:sz w:val="17"/>
+              </w:rPr>
+              <w:t>Six Sigma; five phases; Pareto; fishbone/Ishikawa; 5-Whys; chart anatomy; common/special cause; limits; Cp/Cpk</w:t>
+            </w:r>
+          </w:p>
+        </w:tc>
+        <w:tc>
+          <w:tcPr>
+            <w:tcW w:type="dxa" w:w="2541"/>
+            <w:shd w:fill="EAF3F4"/>
+            <w:tcBorders>
+              <w:top w:val="single" w:sz="4" w:color="C8D9DC"/>
+              <w:left w:val="single" w:sz="4" w:color="C8D9DC"/>
+              <w:bottom w:val="single" w:sz="4" w:color="C8D9DC"/>
+              <w:right w:val="single" w:sz="4" w:color="C8D9DC"/>
+              <w:insideH w:val="single" w:sz="4" w:color="C8D9DC"/>
+              <w:insideV w:val="single" w:sz="4" w:color="C8D9DC"/>
+            </w:tcBorders>
+            <w:vAlign w:val="center"/>
+          </w:tcPr>
+          <w:p>
+            <w:r>
+              <w:rPr>
+                <w:color w:val="102B3E"/>
+                <w:sz w:val="17"/>
+              </w:rPr>
+              <w:t>Lab 3.2 · 35 min</w:t>
+            </w:r>
+          </w:p>
+        </w:tc>
+        <w:tc>
+          <w:tcPr>
+            <w:tcW w:type="dxa" w:w="2541"/>
+            <w:shd w:fill="EAF3F4"/>
+            <w:tcBorders>
+              <w:top w:val="single" w:sz="4" w:color="C8D9DC"/>
+              <w:left w:val="single" w:sz="4" w:color="C8D9DC"/>
+              <w:bottom w:val="single" w:sz="4" w:color="C8D9DC"/>
+              <w:right w:val="single" w:sz="4" w:color="C8D9DC"/>
+              <w:insideH w:val="single" w:sz="4" w:color="C8D9DC"/>
+              <w:insideV w:val="single" w:sz="4" w:color="C8D9DC"/>
+            </w:tcBorders>
+            <w:vAlign w:val="center"/>
+          </w:tcPr>
+          <w:p>
+            <w:r>
+              <w:rPr>
+                <w:color w:val="102B3E"/>
+                <w:sz w:val="17"/>
+              </w:rPr>
+              <w:t>9.0% vs 3.5%; chart, capability boundary and report</w:t>
+            </w:r>
+          </w:p>
+        </w:tc>
+      </w:tr>
+      <w:tr>
+        <w:tc>
+          <w:tcPr>
+            <w:tcW w:type="dxa" w:w="2541"/>
+            <w:shd w:fill="FFFFFF"/>
+            <w:tcBorders>
+              <w:top w:val="single" w:sz="4" w:color="C8D9DC"/>
+              <w:left w:val="single" w:sz="4" w:color="C8D9DC"/>
+              <w:bottom w:val="single" w:sz="4" w:color="C8D9DC"/>
+              <w:right w:val="single" w:sz="4" w:color="C8D9DC"/>
+              <w:insideH w:val="single" w:sz="4" w:color="C8D9DC"/>
+              <w:insideV w:val="single" w:sz="4" w:color="C8D9DC"/>
+            </w:tcBorders>
+            <w:vAlign w:val="center"/>
+          </w:tcPr>
+          <w:p>
+            <w:r>
+              <w:rPr>
+                <w:color w:val="102B3E"/>
+                <w:sz w:val="17"/>
+              </w:rPr>
+              <w:t>Specification pack</w:t>
+            </w:r>
+          </w:p>
+        </w:tc>
+        <w:tc>
+          <w:tcPr>
+            <w:tcW w:type="dxa" w:w="2541"/>
+            <w:shd w:fill="FFFFFF"/>
+            <w:tcBorders>
+              <w:top w:val="single" w:sz="4" w:color="C8D9DC"/>
+              <w:left w:val="single" w:sz="4" w:color="C8D9DC"/>
+              <w:bottom w:val="single" w:sz="4" w:color="C8D9DC"/>
+              <w:right w:val="single" w:sz="4" w:color="C8D9DC"/>
+              <w:insideH w:val="single" w:sz="4" w:color="C8D9DC"/>
+              <w:insideV w:val="single" w:sz="4" w:color="C8D9DC"/>
+            </w:tcBorders>
+            <w:vAlign w:val="center"/>
+          </w:tcPr>
+          <w:p>
+            <w:r>
+              <w:rPr>
+                <w:color w:val="102B3E"/>
+                <w:sz w:val="17"/>
+              </w:rPr>
+              <w:t>Requirements, acceptance tests and document traceability</w:t>
+            </w:r>
+          </w:p>
+        </w:tc>
+        <w:tc>
+          <w:tcPr>
+            <w:tcW w:type="dxa" w:w="2541"/>
+            <w:shd w:fill="FFFFFF"/>
+            <w:tcBorders>
+              <w:top w:val="single" w:sz="4" w:color="C8D9DC"/>
+              <w:left w:val="single" w:sz="4" w:color="C8D9DC"/>
+              <w:bottom w:val="single" w:sz="4" w:color="C8D9DC"/>
+              <w:right w:val="single" w:sz="4" w:color="C8D9DC"/>
+              <w:insideH w:val="single" w:sz="4" w:color="C8D9DC"/>
+              <w:insideV w:val="single" w:sz="4" w:color="C8D9DC"/>
+            </w:tcBorders>
+            <w:vAlign w:val="center"/>
+          </w:tcPr>
+          <w:p>
+            <w:r>
+              <w:rPr>
+                <w:color w:val="102B3E"/>
+                <w:sz w:val="17"/>
+              </w:rPr>
+              <w:t>Lab 3.3 · 20 min</w:t>
+            </w:r>
+          </w:p>
+        </w:tc>
+        <w:tc>
+          <w:tcPr>
+            <w:tcW w:type="dxa" w:w="2541"/>
+            <w:shd w:fill="FFFFFF"/>
+            <w:tcBorders>
+              <w:top w:val="single" w:sz="4" w:color="C8D9DC"/>
+              <w:left w:val="single" w:sz="4" w:color="C8D9DC"/>
+              <w:bottom w:val="single" w:sz="4" w:color="C8D9DC"/>
+              <w:right w:val="single" w:sz="4" w:color="C8D9DC"/>
+              <w:insideH w:val="single" w:sz="4" w:color="C8D9DC"/>
+              <w:insideV w:val="single" w:sz="4" w:color="C8D9DC"/>
+            </w:tcBorders>
+            <w:vAlign w:val="center"/>
+          </w:tcPr>
+          <w:p>
+            <w:r>
+              <w:rPr>
+                <w:color w:val="102B3E"/>
+                <w:sz w:val="17"/>
+              </w:rPr>
+              <w:t>Specification, checklist, SOP and troubleshooting guide</w:t>
             </w:r>
           </w:p>
         </w:tc>
@@ -795,245 +2243,10 @@
     </w:tbl>
     <w:p>
       <w:pPr>
-        <w:pStyle w:val="Heading2"/>
+        <w:spacing w:after="100"/>
       </w:pPr>
       <w:r>
-        <w:t>Only three short guided exercises</w:t>
-      </w:r>
-    </w:p>
-    <w:p>
-      <w:r>
-        <w:t>Use the separate Starter.xlsx in each lab. Each workbook contains one small source table and one prompt. Open Worked-Reference.xlsx only after the learner has checked the Copilot draft.</w:t>
-      </w:r>
-    </w:p>
-    <w:p>
-      <w:pPr>
-        <w:pStyle w:val="Heading2"/>
-      </w:pPr>
-      <w:r>
-        <w:t>1 · Copilot ecosystem</w:t>
-      </w:r>
-    </w:p>
-    <w:p>
-      <w:r>
-        <w:t>Show the same engineering question in Chat and Excel. Identify which evidence is available in each surface. Complete the access check once; use a paired screen or the supplied worked reference when access cannot be resolved within ten minutes.</w:t>
-      </w:r>
-    </w:p>
-    <w:p>
-      <w:pPr>
-        <w:pStyle w:val="Heading2"/>
-      </w:pPr>
-      <w:r>
-        <w:t>2 · Prompting for engineering documents</w:t>
-      </w:r>
-    </w:p>
-    <w:p>
-      <w:r>
-        <w:t>Teach RISE as the main LO3 framework. R - Role: name the perspective without granting authority. I - Input: name the exact table, document, revision and boundaries. S - Steps: state the calculations, comparisons and checks in order. E - Expectations: specify the output format, evidence, constraints and acceptance test. Demonstrate vague prompt -&gt; RISE prompt -&gt; checked output -&gt; one refinement. Learners apply the same structure to the FMEA, DMAIC and SPC prompts in Module 3.</w:t>
-      </w:r>
-    </w:p>
-    <w:p>
-      <w:pPr/>
-      <w:r>
-        <w:t>LO3 evidence: learners label R, I, S and E in one engineering prompt, use it in Copilot, verify one result, and refine one instruction when the draft is incomplete.</w:t>
-      </w:r>
-    </w:p>
-    <w:p>
-      <w:pPr>
-        <w:pStyle w:val="Heading2"/>
-      </w:pPr>
-      <w:r>
-        <w:t>4 · Copilot and reasoning agents</w:t>
-      </w:r>
-    </w:p>
-    <w:p>
-      <w:r>
-        <w:t>8 min: explain the six-step FMEA-to-report workflow. 15 min: pairs create the IES Pump FMEA Assistant and add the instruction/template. 12 min: run the complete FM01 and missing-Detection tests; refine one instruction. 8 min: human approval and report draft. 12 min: create, publish or share to the approved training audience and record status. 20 min LO5 guided activity: Researcher cited comparison 8 min, Analyst DMAIC analysis 8 min, independent checks and debrief 4 min. Total: 75 minutes.</w:t>
-      </w:r>
-    </w:p>
-    <w:p>
-      <w:pPr>
-        <w:pStyle w:val="Heading2"/>
-      </w:pPr>
-      <w:r>
-        <w:t>LO5 guided activity - Researcher and Analyst</w:t>
-      </w:r>
-    </w:p>
-    <w:p>
-      <w:pPr/>
-      <w:r>
-        <w:t>Learning evidence: use Researcher to create a technical comparison and open one supporting citation. Use Analyst with Lab-02-DMAIC/Starter.xlsx, then independently verify Baseline 36/400 = 9.0%, Pilot 7/200 = 3.5%, change -5.5 percentage points and relative reduction 61.1%.</w:t>
-      </w:r>
-    </w:p>
-    <w:p>
-      <w:pPr/>
-      <w:r>
-        <w:t>Researcher 8 min: select Researcher under Agents, provide TR-401-Training-Extract.pdf and the RISE prompt, review the cited comparison and open one citation. Analyst 8 min: select Analyst, attach the DMAIC workbook, request totals, rates, change, a simple visual, a limitation and a next evidence check. Review 4 min: compare the output with the expected calculations and reject causal or sustained-improvement claims.</w:t>
-      </w:r>
-    </w:p>
-    <w:p>
-      <w:pPr/>
-      <w:r>
-        <w:t>Resources: Trainer-Demonstrations/REASONING-AGENT-PROMPTS.md; Trainer-Demonstrations/REASONING-AGENT-CHECKS.md; https://learn.microsoft.com/en-us/microsoft-365/copilot/researcher-agent; https://support.microsoft.com/en-US/Microsoft-365-Copilot/get-started-with-analyst-in-microsoft-365-copilot</w:t>
-      </w:r>
-    </w:p>
-    <w:p>
-      <w:pPr>
-        <w:pStyle w:val="Heading2"/>
-      </w:pPr>
-      <w:r>
-        <w:t>5 · SharePoint knowledge base and grounded agent</w:t>
-      </w:r>
-    </w:p>
-    <w:p>
-      <w:r>
-        <w:t>5 min: explain SharePoint grounding and the productivity benefit. 7 min: inspect the private IES site and four named synthetic sources. 10 min: create or inspect the folder-scoped agent. 10 min: run supported-fact and missing-evidence tests. 8 min: open one citation and check revision, scope and permissions. 5 min: record evidence and debrief. Total: 45 minutes. If learners lack edit permission, the trainer demonstrates creation and pairs evaluate the tests; record actual execution status. Prepared resource: private site https://tertiaryinfotech.sharepoint.com/sites/IES-GenAI-for-Engineers; Documents/Engineering Knowledge Base; IES Engineering Knowledge Assistant; Trainer-Demonstrations/SHAREPOINT-AGENT-INSTRUCTIONS.md and SHAREPOINT-AGENT-TESTS.md.</w:t>
-      </w:r>
-    </w:p>
-    <w:p>
-      <w:pPr>
-        <w:pStyle w:val="Heading2"/>
-      </w:pPr>
-      <w:r>
-        <w:t>6 · Apply the 7-Step AI Security Framework</w:t>
-      </w:r>
-    </w:p>
-    <w:p>
-      <w:r>
-        <w:t>20 min guided application: use the Module 5 SharePoint-agent answer and complete all seven rows in AI-SECURITY-EVIDENCE-LOG.csv — classify the synthetic data; confirm the private site, source scope and access; inspect the secure prompt; open one citation and reproduce one calculation; record human sign-off; preserve a reconstructable audit trail; and state the containment and reporting response to a security trigger. Make an APPROVED FOR TRAINING USE, RETURN FOR CORRECTION or DO NOT SHARE decision. 10 min: adapt one reusable prompt to carry source, protection, verification and review controls. No additional lab folder.</w:t>
-      </w:r>
-    </w:p>
-    <w:p>
-      <w:r/>
-    </w:p>
-    <w:p>
-      <w:pPr>
-        <w:pStyle w:val="Heading1"/>
-      </w:pPr>
-      <w:r>
-        <w:t>Module 3 · FMEA → DMAIC → SPC | 90 minutes</w:t>
-      </w:r>
-    </w:p>
-    <w:p>
-      <w:pPr>
-        <w:pStyle w:val="Heading2"/>
-      </w:pPr>
-      <w:r>
-        <w:t>11:30–11:45 · Methodology primer</w:t>
-      </w:r>
-    </w:p>
-    <w:p>
-      <w:pPr/>
-      <w:r>
-        <w:t>Explain FMEA and RPN; Six Sigma/DMAIC and its five phases; Pareto, fishbone/Ishikawa and 5-Whys; then SPC, common versus special cause, control charts and Cp/Cpk. Use plain language and one pump example before any Copilot task.</w:t>
-      </w:r>
-    </w:p>
-    <w:p>
-      <w:pPr>
-        <w:pStyle w:val="Heading2"/>
-      </w:pPr>
-      <w:r>
-        <w:t>11:45–12:05 · Lab 1 FMEA</w:t>
-      </w:r>
-    </w:p>
-    <w:p>
-      <w:pPr/>
-      <w:r>
-        <w:t>Open Labs/Lab-01-FMEA/Starter.xlsx. Preserve four supplied rows and ratings; calculate RPN, rank rows and apply the Severity 9 gate. Independent checks: FM01 = 140 and FM04 Severity = 9.</w:t>
-      </w:r>
-    </w:p>
-    <w:p>
-      <w:pPr>
-        <w:pStyle w:val="Heading2"/>
-      </w:pPr>
-      <w:r>
-        <w:t>12:05–12:25 · Lab 2 DMAIC</w:t>
-      </w:r>
-    </w:p>
-    <w:p>
-      <w:pPr/>
-      <w:r>
-        <w:t>Open Labs/Lab-02-DMAIC/Starter.xlsx. Calculate Baseline and Pilot deviation rates and draft five DMAIC rows. Independent checks: 9.0%, 3.5%, and no causal claim. Relate Pareto, fishbone and 5-Whys to the Analyse phase.</w:t>
-      </w:r>
-    </w:p>
-    <w:p>
-      <w:pPr>
-        <w:pStyle w:val="Heading2"/>
-      </w:pPr>
-      <w:r>
-        <w:t>12:25–12:50 · Lab 3 SPC</w:t>
-      </w:r>
-    </w:p>
-    <w:p>
-      <w:pPr/>
-      <w:r>
-        <w:t>Open Labs/Lab-03-SPC/Starter.xlsx. Calculate baseline limits, flag monitoring rows and draft a chart interpretation. Independent check: T10 = 59.4 L/h against the LCL. Distinguish a signal from a specification or diagnosis.</w:t>
-      </w:r>
-    </w:p>
-    <w:p>
-      <w:pPr>
-        <w:pStyle w:val="Heading2"/>
-      </w:pPr>
-      <w:r>
-        <w:t>12:50–13:00 · Shared review</w:t>
-      </w:r>
-    </w:p>
-    <w:p>
-      <w:pPr/>
-      <w:r>
-        <w:t>Each learner states one output, one independent check and one evidence limitation. Stop at 13:00 for lunch. If Copilot stalls for more than two minutes, inspect the Worked-Reference formula and continue the review without extending the block.</w:t>
-      </w:r>
-    </w:p>
-    <w:p>
-      <w:pPr>
-        <w:pStyle w:val="Heading2"/>
-      </w:pPr>
-      <w:r>
-        <w:t>Outcome coverage</w:t>
-      </w:r>
-    </w:p>
-    <w:p>
-      <w:r>
-        <w:t>LO1 methodology: primer and guided Excel review. LO2 documentation: trainer examples and Excel outputs; no independent Word/PPT pack. LO3 prompting: framework, critique and three selected prompts. LO4: guided paired agent build, test and training deployment. LO5: guided Researcher and Analyst activity with citation and calculation evidence. LO6: guided private SharePoint knowledge base, grounded-agent tests and citation verification. LO7: applied seven-step security record, release decision and incident-response trigger. Independent agent deployment is not a completion claim for this shortened delivery.</w:t>
-      </w:r>
-    </w:p>
-    <w:p>
-      <w:pPr>
-        <w:pStyle w:val="Heading2"/>
-      </w:pPr>
-      <w:r>
-        <w:t>Presentation teaching sequence — v3.4</w:t>
-      </w:r>
-    </w:p>
-    <w:p>
-      <w:r>
-        <w:t>Module 1 introduces AI, Copilot and the pump case. Module 2 builds clear, reviewable prompts with RISE and E-MAP. Module 3 follows FMEA → DMAIC → SPC: explain each method before its Copilot in Excel exercise. Module 4 covers the multi-step Copilot Agent and reasoning agents. Module 5 creates and grounds a SharePoint knowledge-base agent. Module 6 applies all seven AI security steps before closing.</w:t>
-      </w:r>
-    </w:p>
-    <w:p>
-      <w:r/>
-    </w:p>
-    <w:p>
-      <w:pPr>
-        <w:pStyle w:val="Heading1"/>
-      </w:pPr>
-      <w:r>
-        <w:t>Using the expanded 259-slide deck</w:t>
-      </w:r>
-    </w:p>
-    <w:p>
-      <w:r>
-        <w:t>Slides 1–138 are the one-day teaching route. Slide 139 introduces optional reference material. Slides 140–259 contain 30 worked examples; they are not additional scheduled labs. Keep the original six-module timetable and the 25/20/20-minute guided Excel exercises.</w:t>
-      </w:r>
-    </w:p>
-    <w:p>
-      <w:r>
-        <w:t>Reference index: FMEA slides 140-163; DMAIC 164-187; SPC 188-219; Prompting 220-239; Agents 240-247; Grounding 248-255; Security 256-259.</w:t>
-      </w:r>
-    </w:p>
-    <w:p>
-      <w:r>
-        <w:t>Each reference example follows data, prompt, illustrative answer and verification. Supporting CSVs, prompts and Worked-Examples.pdf are in Reference-Examples. The trainer demonstrations use the supplied Trainer-Demonstrations pack.</w:t>
+        <w:t>The classroom-case order is fixed: FMEA → DMAIC → SPC. These methods answer different questions and are not a universal lifecycle. Every concept is explained before the corresponding Copilot application. Module 3 stops at 13:00.</w:t>
       </w:r>
     </w:p>
     <w:p>
@@ -1041,124 +2254,1081 @@
         <w:pStyle w:val="Heading1"/>
       </w:pPr>
       <w:r>
-        <w:t>LO2 practical workflow: create the engineering output with Copilot 365</w:t>
+        <w:t>Copilot integration across the day</w:t>
       </w:r>
     </w:p>
+    <w:tbl>
+      <w:tblPr>
+        <w:tblW w:type="auto" w:w="0"/>
+        <w:jc w:val="center"/>
+        <w:tblLayout w:type="autofit"/>
+        <w:tblLook w:firstColumn="1" w:firstRow="1" w:lastColumn="0" w:lastRow="0" w:noHBand="0" w:noVBand="1" w:val="04A0"/>
+      </w:tblPr>
+      <w:tblGrid>
+        <w:gridCol w:w="3389"/>
+        <w:gridCol w:w="3389"/>
+        <w:gridCol w:w="3389"/>
+      </w:tblGrid>
+      <w:tr>
+        <w:tc>
+          <w:tcPr>
+            <w:tcW w:type="dxa" w:w="3389"/>
+            <w:shd w:fill="078897"/>
+            <w:tcBorders>
+              <w:top w:val="single" w:sz="4" w:color="C8D9DC"/>
+              <w:left w:val="single" w:sz="4" w:color="C8D9DC"/>
+              <w:bottom w:val="single" w:sz="4" w:color="C8D9DC"/>
+              <w:right w:val="single" w:sz="4" w:color="C8D9DC"/>
+              <w:insideH w:val="single" w:sz="4" w:color="C8D9DC"/>
+              <w:insideV w:val="single" w:sz="4" w:color="C8D9DC"/>
+            </w:tcBorders>
+            <w:vAlign w:val="center"/>
+          </w:tcPr>
+          <w:p>
+            <w:r>
+              <w:rPr>
+                <w:b/>
+                <w:color w:val="FFFFFF"/>
+                <w:sz w:val="18"/>
+              </w:rPr>
+              <w:t>Module</w:t>
+            </w:r>
+          </w:p>
+        </w:tc>
+        <w:tc>
+          <w:tcPr>
+            <w:tcW w:type="dxa" w:w="3389"/>
+            <w:shd w:fill="078897"/>
+            <w:tcBorders>
+              <w:top w:val="single" w:sz="4" w:color="C8D9DC"/>
+              <w:left w:val="single" w:sz="4" w:color="C8D9DC"/>
+              <w:bottom w:val="single" w:sz="4" w:color="C8D9DC"/>
+              <w:right w:val="single" w:sz="4" w:color="C8D9DC"/>
+              <w:insideH w:val="single" w:sz="4" w:color="C8D9DC"/>
+              <w:insideV w:val="single" w:sz="4" w:color="C8D9DC"/>
+            </w:tcBorders>
+            <w:vAlign w:val="center"/>
+          </w:tcPr>
+          <w:p>
+            <w:r>
+              <w:rPr>
+                <w:b/>
+                <w:color w:val="FFFFFF"/>
+                <w:sz w:val="18"/>
+              </w:rPr>
+              <w:t>Copilot integration</w:t>
+            </w:r>
+          </w:p>
+        </w:tc>
+        <w:tc>
+          <w:tcPr>
+            <w:tcW w:type="dxa" w:w="3389"/>
+            <w:shd w:fill="078897"/>
+            <w:tcBorders>
+              <w:top w:val="single" w:sz="4" w:color="C8D9DC"/>
+              <w:left w:val="single" w:sz="4" w:color="C8D9DC"/>
+              <w:bottom w:val="single" w:sz="4" w:color="C8D9DC"/>
+              <w:right w:val="single" w:sz="4" w:color="C8D9DC"/>
+              <w:insideH w:val="single" w:sz="4" w:color="C8D9DC"/>
+              <w:insideV w:val="single" w:sz="4" w:color="C8D9DC"/>
+            </w:tcBorders>
+            <w:vAlign w:val="center"/>
+          </w:tcPr>
+          <w:p>
+            <w:r>
+              <w:rPr>
+                <w:b/>
+                <w:color w:val="FFFFFF"/>
+                <w:sz w:val="18"/>
+              </w:rPr>
+              <w:t>Human verification</w:t>
+            </w:r>
+          </w:p>
+        </w:tc>
+      </w:tr>
+      <w:tr>
+        <w:tc>
+          <w:tcPr>
+            <w:tcW w:type="dxa" w:w="3389"/>
+            <w:shd w:fill="FFFFFF"/>
+            <w:tcBorders>
+              <w:top w:val="single" w:sz="4" w:color="C8D9DC"/>
+              <w:left w:val="single" w:sz="4" w:color="C8D9DC"/>
+              <w:bottom w:val="single" w:sz="4" w:color="C8D9DC"/>
+              <w:right w:val="single" w:sz="4" w:color="C8D9DC"/>
+              <w:insideH w:val="single" w:sz="4" w:color="C8D9DC"/>
+              <w:insideV w:val="single" w:sz="4" w:color="C8D9DC"/>
+            </w:tcBorders>
+            <w:vAlign w:val="center"/>
+          </w:tcPr>
+          <w:p>
+            <w:r>
+              <w:rPr>
+                <w:color w:val="102B3E"/>
+                <w:sz w:val="17"/>
+              </w:rPr>
+              <w:t>1</w:t>
+            </w:r>
+          </w:p>
+        </w:tc>
+        <w:tc>
+          <w:tcPr>
+            <w:tcW w:type="dxa" w:w="3389"/>
+            <w:shd w:fill="FFFFFF"/>
+            <w:tcBorders>
+              <w:top w:val="single" w:sz="4" w:color="C8D9DC"/>
+              <w:left w:val="single" w:sz="4" w:color="C8D9DC"/>
+              <w:bottom w:val="single" w:sz="4" w:color="C8D9DC"/>
+              <w:right w:val="single" w:sz="4" w:color="C8D9DC"/>
+              <w:insideH w:val="single" w:sz="4" w:color="C8D9DC"/>
+              <w:insideV w:val="single" w:sz="4" w:color="C8D9DC"/>
+            </w:tcBorders>
+            <w:vAlign w:val="center"/>
+          </w:tcPr>
+          <w:p>
+            <w:r>
+              <w:rPr>
+                <w:color w:val="102B3E"/>
+                <w:sz w:val="17"/>
+              </w:rPr>
+              <w:t>Chat structures the pump brief; app selection</w:t>
+            </w:r>
+          </w:p>
+        </w:tc>
+        <w:tc>
+          <w:tcPr>
+            <w:tcW w:type="dxa" w:w="3389"/>
+            <w:shd w:fill="FFFFFF"/>
+            <w:tcBorders>
+              <w:top w:val="single" w:sz="4" w:color="C8D9DC"/>
+              <w:left w:val="single" w:sz="4" w:color="C8D9DC"/>
+              <w:bottom w:val="single" w:sz="4" w:color="C8D9DC"/>
+              <w:right w:val="single" w:sz="4" w:color="C8D9DC"/>
+              <w:insideH w:val="single" w:sz="4" w:color="C8D9DC"/>
+              <w:insideV w:val="single" w:sz="4" w:color="C8D9DC"/>
+            </w:tcBorders>
+            <w:vAlign w:val="center"/>
+          </w:tcPr>
+          <w:p>
+            <w:r>
+              <w:rPr>
+                <w:color w:val="102B3E"/>
+                <w:sz w:val="17"/>
+              </w:rPr>
+              <w:t>Facts, assumptions and evidence boundary</w:t>
+            </w:r>
+          </w:p>
+        </w:tc>
+      </w:tr>
+      <w:tr>
+        <w:tc>
+          <w:tcPr>
+            <w:tcW w:type="dxa" w:w="3389"/>
+            <w:shd w:fill="EAF3F4"/>
+            <w:tcBorders>
+              <w:top w:val="single" w:sz="4" w:color="C8D9DC"/>
+              <w:left w:val="single" w:sz="4" w:color="C8D9DC"/>
+              <w:bottom w:val="single" w:sz="4" w:color="C8D9DC"/>
+              <w:right w:val="single" w:sz="4" w:color="C8D9DC"/>
+              <w:insideH w:val="single" w:sz="4" w:color="C8D9DC"/>
+              <w:insideV w:val="single" w:sz="4" w:color="C8D9DC"/>
+            </w:tcBorders>
+            <w:vAlign w:val="center"/>
+          </w:tcPr>
+          <w:p>
+            <w:r>
+              <w:rPr>
+                <w:color w:val="102B3E"/>
+                <w:sz w:val="17"/>
+              </w:rPr>
+              <w:t>2</w:t>
+            </w:r>
+          </w:p>
+        </w:tc>
+        <w:tc>
+          <w:tcPr>
+            <w:tcW w:type="dxa" w:w="3389"/>
+            <w:shd w:fill="EAF3F4"/>
+            <w:tcBorders>
+              <w:top w:val="single" w:sz="4" w:color="C8D9DC"/>
+              <w:left w:val="single" w:sz="4" w:color="C8D9DC"/>
+              <w:bottom w:val="single" w:sz="4" w:color="C8D9DC"/>
+              <w:right w:val="single" w:sz="4" w:color="C8D9DC"/>
+              <w:insideH w:val="single" w:sz="4" w:color="C8D9DC"/>
+              <w:insideV w:val="single" w:sz="4" w:color="C8D9DC"/>
+            </w:tcBorders>
+            <w:vAlign w:val="center"/>
+          </w:tcPr>
+          <w:p>
+            <w:r>
+              <w:rPr>
+                <w:color w:val="102B3E"/>
+                <w:sz w:val="17"/>
+              </w:rPr>
+              <w:t>Word/PowerPoint document drafts using RISE/E-MAP</w:t>
+            </w:r>
+          </w:p>
+        </w:tc>
+        <w:tc>
+          <w:tcPr>
+            <w:tcW w:type="dxa" w:w="3389"/>
+            <w:shd w:fill="EAF3F4"/>
+            <w:tcBorders>
+              <w:top w:val="single" w:sz="4" w:color="C8D9DC"/>
+              <w:left w:val="single" w:sz="4" w:color="C8D9DC"/>
+              <w:bottom w:val="single" w:sz="4" w:color="C8D9DC"/>
+              <w:right w:val="single" w:sz="4" w:color="C8D9DC"/>
+              <w:insideH w:val="single" w:sz="4" w:color="C8D9DC"/>
+              <w:insideV w:val="single" w:sz="4" w:color="C8D9DC"/>
+            </w:tcBorders>
+            <w:vAlign w:val="center"/>
+          </w:tcPr>
+          <w:p>
+            <w:r>
+              <w:rPr>
+                <w:color w:val="102B3E"/>
+                <w:sz w:val="17"/>
+              </w:rPr>
+              <w:t>Requirements, criteria, units and approval</w:t>
+            </w:r>
+          </w:p>
+        </w:tc>
+      </w:tr>
+      <w:tr>
+        <w:tc>
+          <w:tcPr>
+            <w:tcW w:type="dxa" w:w="3389"/>
+            <w:shd w:fill="FFFFFF"/>
+            <w:tcBorders>
+              <w:top w:val="single" w:sz="4" w:color="C8D9DC"/>
+              <w:left w:val="single" w:sz="4" w:color="C8D9DC"/>
+              <w:bottom w:val="single" w:sz="4" w:color="C8D9DC"/>
+              <w:right w:val="single" w:sz="4" w:color="C8D9DC"/>
+              <w:insideH w:val="single" w:sz="4" w:color="C8D9DC"/>
+              <w:insideV w:val="single" w:sz="4" w:color="C8D9DC"/>
+            </w:tcBorders>
+            <w:vAlign w:val="center"/>
+          </w:tcPr>
+          <w:p>
+            <w:r>
+              <w:rPr>
+                <w:color w:val="102B3E"/>
+                <w:sz w:val="17"/>
+              </w:rPr>
+              <w:t>3</w:t>
+            </w:r>
+          </w:p>
+        </w:tc>
+        <w:tc>
+          <w:tcPr>
+            <w:tcW w:type="dxa" w:w="3389"/>
+            <w:shd w:fill="FFFFFF"/>
+            <w:tcBorders>
+              <w:top w:val="single" w:sz="4" w:color="C8D9DC"/>
+              <w:left w:val="single" w:sz="4" w:color="C8D9DC"/>
+              <w:bottom w:val="single" w:sz="4" w:color="C8D9DC"/>
+              <w:right w:val="single" w:sz="4" w:color="C8D9DC"/>
+              <w:insideH w:val="single" w:sz="4" w:color="C8D9DC"/>
+              <w:insideV w:val="single" w:sz="4" w:color="C8D9DC"/>
+            </w:tcBorders>
+            <w:vAlign w:val="center"/>
+          </w:tcPr>
+          <w:p>
+            <w:r>
+              <w:rPr>
+                <w:color w:val="102B3E"/>
+                <w:sz w:val="17"/>
+              </w:rPr>
+              <w:t>Excel calculations, tables and charts</w:t>
+            </w:r>
+          </w:p>
+        </w:tc>
+        <w:tc>
+          <w:tcPr>
+            <w:tcW w:type="dxa" w:w="3389"/>
+            <w:shd w:fill="FFFFFF"/>
+            <w:tcBorders>
+              <w:top w:val="single" w:sz="4" w:color="C8D9DC"/>
+              <w:left w:val="single" w:sz="4" w:color="C8D9DC"/>
+              <w:bottom w:val="single" w:sz="4" w:color="C8D9DC"/>
+              <w:right w:val="single" w:sz="4" w:color="C8D9DC"/>
+              <w:insideH w:val="single" w:sz="4" w:color="C8D9DC"/>
+              <w:insideV w:val="single" w:sz="4" w:color="C8D9DC"/>
+            </w:tcBorders>
+            <w:vAlign w:val="center"/>
+          </w:tcPr>
+          <w:p>
+            <w:r>
+              <w:rPr>
+                <w:color w:val="102B3E"/>
+                <w:sz w:val="17"/>
+              </w:rPr>
+              <w:t>RPN, rates, control limits and interpretation</w:t>
+            </w:r>
+          </w:p>
+        </w:tc>
+      </w:tr>
+      <w:tr>
+        <w:tc>
+          <w:tcPr>
+            <w:tcW w:type="dxa" w:w="3389"/>
+            <w:shd w:fill="EAF3F4"/>
+            <w:tcBorders>
+              <w:top w:val="single" w:sz="4" w:color="C8D9DC"/>
+              <w:left w:val="single" w:sz="4" w:color="C8D9DC"/>
+              <w:bottom w:val="single" w:sz="4" w:color="C8D9DC"/>
+              <w:right w:val="single" w:sz="4" w:color="C8D9DC"/>
+              <w:insideH w:val="single" w:sz="4" w:color="C8D9DC"/>
+              <w:insideV w:val="single" w:sz="4" w:color="C8D9DC"/>
+            </w:tcBorders>
+            <w:vAlign w:val="center"/>
+          </w:tcPr>
+          <w:p>
+            <w:r>
+              <w:rPr>
+                <w:color w:val="102B3E"/>
+                <w:sz w:val="17"/>
+              </w:rPr>
+              <w:t>4</w:t>
+            </w:r>
+          </w:p>
+        </w:tc>
+        <w:tc>
+          <w:tcPr>
+            <w:tcW w:type="dxa" w:w="3389"/>
+            <w:shd w:fill="EAF3F4"/>
+            <w:tcBorders>
+              <w:top w:val="single" w:sz="4" w:color="C8D9DC"/>
+              <w:left w:val="single" w:sz="4" w:color="C8D9DC"/>
+              <w:bottom w:val="single" w:sz="4" w:color="C8D9DC"/>
+              <w:right w:val="single" w:sz="4" w:color="C8D9DC"/>
+              <w:insideH w:val="single" w:sz="4" w:color="C8D9DC"/>
+              <w:insideV w:val="single" w:sz="4" w:color="C8D9DC"/>
+            </w:tcBorders>
+            <w:vAlign w:val="center"/>
+          </w:tcPr>
+          <w:p>
+            <w:r>
+              <w:rPr>
+                <w:color w:val="102B3E"/>
+                <w:sz w:val="17"/>
+              </w:rPr>
+              <w:t>FMEA Agent workflow; Researcher; Analyst</w:t>
+            </w:r>
+          </w:p>
+        </w:tc>
+        <w:tc>
+          <w:tcPr>
+            <w:tcW w:type="dxa" w:w="3389"/>
+            <w:shd w:fill="EAF3F4"/>
+            <w:tcBorders>
+              <w:top w:val="single" w:sz="4" w:color="C8D9DC"/>
+              <w:left w:val="single" w:sz="4" w:color="C8D9DC"/>
+              <w:bottom w:val="single" w:sz="4" w:color="C8D9DC"/>
+              <w:right w:val="single" w:sz="4" w:color="C8D9DC"/>
+              <w:insideH w:val="single" w:sz="4" w:color="C8D9DC"/>
+              <w:insideV w:val="single" w:sz="4" w:color="C8D9DC"/>
+            </w:tcBorders>
+            <w:vAlign w:val="center"/>
+          </w:tcPr>
+          <w:p>
+            <w:r>
+              <w:rPr>
+                <w:color w:val="102B3E"/>
+                <w:sz w:val="17"/>
+              </w:rPr>
+              <w:t>Negative tests, citations and four anchor values</w:t>
+            </w:r>
+          </w:p>
+        </w:tc>
+      </w:tr>
+      <w:tr>
+        <w:tc>
+          <w:tcPr>
+            <w:tcW w:type="dxa" w:w="3389"/>
+            <w:shd w:fill="FFFFFF"/>
+            <w:tcBorders>
+              <w:top w:val="single" w:sz="4" w:color="C8D9DC"/>
+              <w:left w:val="single" w:sz="4" w:color="C8D9DC"/>
+              <w:bottom w:val="single" w:sz="4" w:color="C8D9DC"/>
+              <w:right w:val="single" w:sz="4" w:color="C8D9DC"/>
+              <w:insideH w:val="single" w:sz="4" w:color="C8D9DC"/>
+              <w:insideV w:val="single" w:sz="4" w:color="C8D9DC"/>
+            </w:tcBorders>
+            <w:vAlign w:val="center"/>
+          </w:tcPr>
+          <w:p>
+            <w:r>
+              <w:rPr>
+                <w:color w:val="102B3E"/>
+                <w:sz w:val="17"/>
+              </w:rPr>
+              <w:t>5</w:t>
+            </w:r>
+          </w:p>
+        </w:tc>
+        <w:tc>
+          <w:tcPr>
+            <w:tcW w:type="dxa" w:w="3389"/>
+            <w:shd w:fill="FFFFFF"/>
+            <w:tcBorders>
+              <w:top w:val="single" w:sz="4" w:color="C8D9DC"/>
+              <w:left w:val="single" w:sz="4" w:color="C8D9DC"/>
+              <w:bottom w:val="single" w:sz="4" w:color="C8D9DC"/>
+              <w:right w:val="single" w:sz="4" w:color="C8D9DC"/>
+              <w:insideH w:val="single" w:sz="4" w:color="C8D9DC"/>
+              <w:insideV w:val="single" w:sz="4" w:color="C8D9DC"/>
+            </w:tcBorders>
+            <w:vAlign w:val="center"/>
+          </w:tcPr>
+          <w:p>
+            <w:r>
+              <w:rPr>
+                <w:color w:val="102B3E"/>
+                <w:sz w:val="17"/>
+              </w:rPr>
+              <w:t>SharePoint-grounded agent and cross-agent handoff</w:t>
+            </w:r>
+          </w:p>
+        </w:tc>
+        <w:tc>
+          <w:tcPr>
+            <w:tcW w:type="dxa" w:w="3389"/>
+            <w:shd w:fill="FFFFFF"/>
+            <w:tcBorders>
+              <w:top w:val="single" w:sz="4" w:color="C8D9DC"/>
+              <w:left w:val="single" w:sz="4" w:color="C8D9DC"/>
+              <w:bottom w:val="single" w:sz="4" w:color="C8D9DC"/>
+              <w:right w:val="single" w:sz="4" w:color="C8D9DC"/>
+              <w:insideH w:val="single" w:sz="4" w:color="C8D9DC"/>
+              <w:insideV w:val="single" w:sz="4" w:color="C8D9DC"/>
+            </w:tcBorders>
+            <w:vAlign w:val="center"/>
+          </w:tcPr>
+          <w:p>
+            <w:r>
+              <w:rPr>
+                <w:color w:val="102B3E"/>
+                <w:sz w:val="17"/>
+              </w:rPr>
+              <w:t>Source passage, revision, permissions and audience</w:t>
+            </w:r>
+          </w:p>
+        </w:tc>
+      </w:tr>
+      <w:tr>
+        <w:tc>
+          <w:tcPr>
+            <w:tcW w:type="dxa" w:w="3389"/>
+            <w:shd w:fill="EAF3F4"/>
+            <w:tcBorders>
+              <w:top w:val="single" w:sz="4" w:color="C8D9DC"/>
+              <w:left w:val="single" w:sz="4" w:color="C8D9DC"/>
+              <w:bottom w:val="single" w:sz="4" w:color="C8D9DC"/>
+              <w:right w:val="single" w:sz="4" w:color="C8D9DC"/>
+              <w:insideH w:val="single" w:sz="4" w:color="C8D9DC"/>
+              <w:insideV w:val="single" w:sz="4" w:color="C8D9DC"/>
+            </w:tcBorders>
+            <w:vAlign w:val="center"/>
+          </w:tcPr>
+          <w:p>
+            <w:r>
+              <w:rPr>
+                <w:color w:val="102B3E"/>
+                <w:sz w:val="17"/>
+              </w:rPr>
+              <w:t>6</w:t>
+            </w:r>
+          </w:p>
+        </w:tc>
+        <w:tc>
+          <w:tcPr>
+            <w:tcW w:type="dxa" w:w="3389"/>
+            <w:shd w:fill="EAF3F4"/>
+            <w:tcBorders>
+              <w:top w:val="single" w:sz="4" w:color="C8D9DC"/>
+              <w:left w:val="single" w:sz="4" w:color="C8D9DC"/>
+              <w:bottom w:val="single" w:sz="4" w:color="C8D9DC"/>
+              <w:right w:val="single" w:sz="4" w:color="C8D9DC"/>
+              <w:insideH w:val="single" w:sz="4" w:color="C8D9DC"/>
+              <w:insideV w:val="single" w:sz="4" w:color="C8D9DC"/>
+            </w:tcBorders>
+            <w:vAlign w:val="center"/>
+          </w:tcPr>
+          <w:p>
+            <w:r>
+              <w:rPr>
+                <w:color w:val="102B3E"/>
+                <w:sz w:val="17"/>
+              </w:rPr>
+              <w:t>Security evidence log and release decision</w:t>
+            </w:r>
+          </w:p>
+        </w:tc>
+        <w:tc>
+          <w:tcPr>
+            <w:tcW w:type="dxa" w:w="3389"/>
+            <w:shd w:fill="EAF3F4"/>
+            <w:tcBorders>
+              <w:top w:val="single" w:sz="4" w:color="C8D9DC"/>
+              <w:left w:val="single" w:sz="4" w:color="C8D9DC"/>
+              <w:bottom w:val="single" w:sz="4" w:color="C8D9DC"/>
+              <w:right w:val="single" w:sz="4" w:color="C8D9DC"/>
+              <w:insideH w:val="single" w:sz="4" w:color="C8D9DC"/>
+              <w:insideV w:val="single" w:sz="4" w:color="C8D9DC"/>
+            </w:tcBorders>
+            <w:vAlign w:val="center"/>
+          </w:tcPr>
+          <w:p>
+            <w:r>
+              <w:rPr>
+                <w:color w:val="102B3E"/>
+                <w:sz w:val="17"/>
+              </w:rPr>
+              <w:t>All seven controls and named sign-off</w:t>
+            </w:r>
+          </w:p>
+        </w:tc>
+      </w:tr>
+    </w:tbl>
     <w:p>
-      <w:pPr/>
+      <w:pPr>
+        <w:pStyle w:val="Heading1"/>
+      </w:pPr>
       <w:r>
-        <w:t>Repeat five actions in each exercise: open the small Starter workbook; select the named table; open Copilot in Excel; paste the supplied RISE prompt; inspect the output and independently verify one result. Open Worked-Reference.xlsx only after the attempt.</w:t>
+        <w:t>Assessment of learning</w:t>
+      </w:r>
+    </w:p>
+    <w:tbl>
+      <w:tblPr>
+        <w:tblW w:type="auto" w:w="0"/>
+        <w:jc w:val="center"/>
+        <w:tblLayout w:type="autofit"/>
+        <w:tblLook w:firstColumn="1" w:firstRow="1" w:lastColumn="0" w:lastRow="0" w:noHBand="0" w:noVBand="1" w:val="04A0"/>
+      </w:tblPr>
+      <w:tblGrid>
+        <w:gridCol w:w="5083"/>
+        <w:gridCol w:w="5083"/>
+      </w:tblGrid>
+      <w:tr>
+        <w:tc>
+          <w:tcPr>
+            <w:tcW w:type="dxa" w:w="5083"/>
+            <w:shd w:fill="078897"/>
+            <w:tcBorders>
+              <w:top w:val="single" w:sz="4" w:color="C8D9DC"/>
+              <w:left w:val="single" w:sz="4" w:color="C8D9DC"/>
+              <w:bottom w:val="single" w:sz="4" w:color="C8D9DC"/>
+              <w:right w:val="single" w:sz="4" w:color="C8D9DC"/>
+              <w:insideH w:val="single" w:sz="4" w:color="C8D9DC"/>
+              <w:insideV w:val="single" w:sz="4" w:color="C8D9DC"/>
+            </w:tcBorders>
+            <w:vAlign w:val="center"/>
+          </w:tcPr>
+          <w:p>
+            <w:r>
+              <w:rPr>
+                <w:b/>
+                <w:color w:val="FFFFFF"/>
+                <w:sz w:val="18"/>
+              </w:rPr>
+              <w:t>LO</w:t>
+            </w:r>
+          </w:p>
+        </w:tc>
+        <w:tc>
+          <w:tcPr>
+            <w:tcW w:type="dxa" w:w="5083"/>
+            <w:shd w:fill="078897"/>
+            <w:tcBorders>
+              <w:top w:val="single" w:sz="4" w:color="C8D9DC"/>
+              <w:left w:val="single" w:sz="4" w:color="C8D9DC"/>
+              <w:bottom w:val="single" w:sz="4" w:color="C8D9DC"/>
+              <w:right w:val="single" w:sz="4" w:color="C8D9DC"/>
+              <w:insideH w:val="single" w:sz="4" w:color="C8D9DC"/>
+              <w:insideV w:val="single" w:sz="4" w:color="C8D9DC"/>
+            </w:tcBorders>
+            <w:vAlign w:val="center"/>
+          </w:tcPr>
+          <w:p>
+            <w:r>
+              <w:rPr>
+                <w:b/>
+                <w:color w:val="FFFFFF"/>
+                <w:sz w:val="18"/>
+              </w:rPr>
+              <w:t>Formative evidence</w:t>
+            </w:r>
+          </w:p>
+        </w:tc>
+      </w:tr>
+      <w:tr>
+        <w:tc>
+          <w:tcPr>
+            <w:tcW w:type="dxa" w:w="5083"/>
+            <w:shd w:fill="FFFFFF"/>
+            <w:tcBorders>
+              <w:top w:val="single" w:sz="4" w:color="C8D9DC"/>
+              <w:left w:val="single" w:sz="4" w:color="C8D9DC"/>
+              <w:bottom w:val="single" w:sz="4" w:color="C8D9DC"/>
+              <w:right w:val="single" w:sz="4" w:color="C8D9DC"/>
+              <w:insideH w:val="single" w:sz="4" w:color="C8D9DC"/>
+              <w:insideV w:val="single" w:sz="4" w:color="C8D9DC"/>
+            </w:tcBorders>
+            <w:vAlign w:val="center"/>
+          </w:tcPr>
+          <w:p>
+            <w:r>
+              <w:rPr>
+                <w:color w:val="102B3E"/>
+                <w:sz w:val="17"/>
+              </w:rPr>
+              <w:t>LO1</w:t>
+            </w:r>
+          </w:p>
+        </w:tc>
+        <w:tc>
+          <w:tcPr>
+            <w:tcW w:type="dxa" w:w="5083"/>
+            <w:shd w:fill="FFFFFF"/>
+            <w:tcBorders>
+              <w:top w:val="single" w:sz="4" w:color="C8D9DC"/>
+              <w:left w:val="single" w:sz="4" w:color="C8D9DC"/>
+              <w:bottom w:val="single" w:sz="4" w:color="C8D9DC"/>
+              <w:right w:val="single" w:sz="4" w:color="C8D9DC"/>
+              <w:insideH w:val="single" w:sz="4" w:color="C8D9DC"/>
+              <w:insideV w:val="single" w:sz="4" w:color="C8D9DC"/>
+            </w:tcBorders>
+            <w:vAlign w:val="center"/>
+          </w:tcPr>
+          <w:p>
+            <w:r>
+              <w:rPr>
+                <w:color w:val="102B3E"/>
+                <w:sz w:val="17"/>
+              </w:rPr>
+              <w:t>Correctly explains method purpose, terms and output.</w:t>
+            </w:r>
+          </w:p>
+        </w:tc>
+      </w:tr>
+      <w:tr>
+        <w:tc>
+          <w:tcPr>
+            <w:tcW w:type="dxa" w:w="5083"/>
+            <w:shd w:fill="EAF3F4"/>
+            <w:tcBorders>
+              <w:top w:val="single" w:sz="4" w:color="C8D9DC"/>
+              <w:left w:val="single" w:sz="4" w:color="C8D9DC"/>
+              <w:bottom w:val="single" w:sz="4" w:color="C8D9DC"/>
+              <w:right w:val="single" w:sz="4" w:color="C8D9DC"/>
+              <w:insideH w:val="single" w:sz="4" w:color="C8D9DC"/>
+              <w:insideV w:val="single" w:sz="4" w:color="C8D9DC"/>
+            </w:tcBorders>
+            <w:vAlign w:val="center"/>
+          </w:tcPr>
+          <w:p>
+            <w:r>
+              <w:rPr>
+                <w:color w:val="102B3E"/>
+                <w:sz w:val="17"/>
+              </w:rPr>
+              <w:t>LO2</w:t>
+            </w:r>
+          </w:p>
+        </w:tc>
+        <w:tc>
+          <w:tcPr>
+            <w:tcW w:type="dxa" w:w="5083"/>
+            <w:shd w:fill="EAF3F4"/>
+            <w:tcBorders>
+              <w:top w:val="single" w:sz="4" w:color="C8D9DC"/>
+              <w:left w:val="single" w:sz="4" w:color="C8D9DC"/>
+              <w:bottom w:val="single" w:sz="4" w:color="C8D9DC"/>
+              <w:right w:val="single" w:sz="4" w:color="C8D9DC"/>
+              <w:insideH w:val="single" w:sz="4" w:color="C8D9DC"/>
+              <w:insideV w:val="single" w:sz="4" w:color="C8D9DC"/>
+            </w:tcBorders>
+            <w:vAlign w:val="center"/>
+          </w:tcPr>
+          <w:p>
+            <w:r>
+              <w:rPr>
+                <w:color w:val="102B3E"/>
+                <w:sz w:val="17"/>
+              </w:rPr>
+              <w:t>Produces checked FMEA, DMAIC and SPC outputs and critiques Word/PPT drafts.</w:t>
+            </w:r>
+          </w:p>
+        </w:tc>
+      </w:tr>
+      <w:tr>
+        <w:tc>
+          <w:tcPr>
+            <w:tcW w:type="dxa" w:w="5083"/>
+            <w:shd w:fill="FFFFFF"/>
+            <w:tcBorders>
+              <w:top w:val="single" w:sz="4" w:color="C8D9DC"/>
+              <w:left w:val="single" w:sz="4" w:color="C8D9DC"/>
+              <w:bottom w:val="single" w:sz="4" w:color="C8D9DC"/>
+              <w:right w:val="single" w:sz="4" w:color="C8D9DC"/>
+              <w:insideH w:val="single" w:sz="4" w:color="C8D9DC"/>
+              <w:insideV w:val="single" w:sz="4" w:color="C8D9DC"/>
+            </w:tcBorders>
+            <w:vAlign w:val="center"/>
+          </w:tcPr>
+          <w:p>
+            <w:r>
+              <w:rPr>
+                <w:color w:val="102B3E"/>
+                <w:sz w:val="17"/>
+              </w:rPr>
+              <w:t>LO3</w:t>
+            </w:r>
+          </w:p>
+        </w:tc>
+        <w:tc>
+          <w:tcPr>
+            <w:tcW w:type="dxa" w:w="5083"/>
+            <w:shd w:fill="FFFFFF"/>
+            <w:tcBorders>
+              <w:top w:val="single" w:sz="4" w:color="C8D9DC"/>
+              <w:left w:val="single" w:sz="4" w:color="C8D9DC"/>
+              <w:bottom w:val="single" w:sz="4" w:color="C8D9DC"/>
+              <w:right w:val="single" w:sz="4" w:color="C8D9DC"/>
+              <w:insideH w:val="single" w:sz="4" w:color="C8D9DC"/>
+              <w:insideV w:val="single" w:sz="4" w:color="C8D9DC"/>
+            </w:tcBorders>
+            <w:vAlign w:val="center"/>
+          </w:tcPr>
+          <w:p>
+            <w:r>
+              <w:rPr>
+                <w:color w:val="102B3E"/>
+                <w:sz w:val="17"/>
+              </w:rPr>
+              <w:t>Labels RISE/E-MAP content and improves one prompt after checking.</w:t>
+            </w:r>
+          </w:p>
+        </w:tc>
+      </w:tr>
+      <w:tr>
+        <w:tc>
+          <w:tcPr>
+            <w:tcW w:type="dxa" w:w="5083"/>
+            <w:shd w:fill="EAF3F4"/>
+            <w:tcBorders>
+              <w:top w:val="single" w:sz="4" w:color="C8D9DC"/>
+              <w:left w:val="single" w:sz="4" w:color="C8D9DC"/>
+              <w:bottom w:val="single" w:sz="4" w:color="C8D9DC"/>
+              <w:right w:val="single" w:sz="4" w:color="C8D9DC"/>
+              <w:insideH w:val="single" w:sz="4" w:color="C8D9DC"/>
+              <w:insideV w:val="single" w:sz="4" w:color="C8D9DC"/>
+            </w:tcBorders>
+            <w:vAlign w:val="center"/>
+          </w:tcPr>
+          <w:p>
+            <w:r>
+              <w:rPr>
+                <w:color w:val="102B3E"/>
+                <w:sz w:val="17"/>
+              </w:rPr>
+              <w:t>LO4</w:t>
+            </w:r>
+          </w:p>
+        </w:tc>
+        <w:tc>
+          <w:tcPr>
+            <w:tcW w:type="dxa" w:w="5083"/>
+            <w:shd w:fill="EAF3F4"/>
+            <w:tcBorders>
+              <w:top w:val="single" w:sz="4" w:color="C8D9DC"/>
+              <w:left w:val="single" w:sz="4" w:color="C8D9DC"/>
+              <w:bottom w:val="single" w:sz="4" w:color="C8D9DC"/>
+              <w:right w:val="single" w:sz="4" w:color="C8D9DC"/>
+              <w:insideH w:val="single" w:sz="4" w:color="C8D9DC"/>
+              <w:insideV w:val="single" w:sz="4" w:color="C8D9DC"/>
+            </w:tcBorders>
+            <w:vAlign w:val="center"/>
+          </w:tcPr>
+          <w:p>
+            <w:r>
+              <w:rPr>
+                <w:color w:val="102B3E"/>
+                <w:sz w:val="17"/>
+              </w:rPr>
+              <w:t>Agent passes complete-row and missing-data tests.</w:t>
+            </w:r>
+          </w:p>
+        </w:tc>
+      </w:tr>
+      <w:tr>
+        <w:tc>
+          <w:tcPr>
+            <w:tcW w:type="dxa" w:w="5083"/>
+            <w:shd w:fill="FFFFFF"/>
+            <w:tcBorders>
+              <w:top w:val="single" w:sz="4" w:color="C8D9DC"/>
+              <w:left w:val="single" w:sz="4" w:color="C8D9DC"/>
+              <w:bottom w:val="single" w:sz="4" w:color="C8D9DC"/>
+              <w:right w:val="single" w:sz="4" w:color="C8D9DC"/>
+              <w:insideH w:val="single" w:sz="4" w:color="C8D9DC"/>
+              <w:insideV w:val="single" w:sz="4" w:color="C8D9DC"/>
+            </w:tcBorders>
+            <w:vAlign w:val="center"/>
+          </w:tcPr>
+          <w:p>
+            <w:r>
+              <w:rPr>
+                <w:color w:val="102B3E"/>
+                <w:sz w:val="17"/>
+              </w:rPr>
+              <w:t>LO5</w:t>
+            </w:r>
+          </w:p>
+        </w:tc>
+        <w:tc>
+          <w:tcPr>
+            <w:tcW w:type="dxa" w:w="5083"/>
+            <w:shd w:fill="FFFFFF"/>
+            <w:tcBorders>
+              <w:top w:val="single" w:sz="4" w:color="C8D9DC"/>
+              <w:left w:val="single" w:sz="4" w:color="C8D9DC"/>
+              <w:bottom w:val="single" w:sz="4" w:color="C8D9DC"/>
+              <w:right w:val="single" w:sz="4" w:color="C8D9DC"/>
+              <w:insideH w:val="single" w:sz="4" w:color="C8D9DC"/>
+              <w:insideV w:val="single" w:sz="4" w:color="C8D9DC"/>
+            </w:tcBorders>
+            <w:vAlign w:val="center"/>
+          </w:tcPr>
+          <w:p>
+            <w:r>
+              <w:rPr>
+                <w:color w:val="102B3E"/>
+                <w:sz w:val="17"/>
+              </w:rPr>
+              <w:t>Researcher citation opens; Analyst calculations reproduce.</w:t>
+            </w:r>
+          </w:p>
+        </w:tc>
+      </w:tr>
+      <w:tr>
+        <w:tc>
+          <w:tcPr>
+            <w:tcW w:type="dxa" w:w="5083"/>
+            <w:shd w:fill="EAF3F4"/>
+            <w:tcBorders>
+              <w:top w:val="single" w:sz="4" w:color="C8D9DC"/>
+              <w:left w:val="single" w:sz="4" w:color="C8D9DC"/>
+              <w:bottom w:val="single" w:sz="4" w:color="C8D9DC"/>
+              <w:right w:val="single" w:sz="4" w:color="C8D9DC"/>
+              <w:insideH w:val="single" w:sz="4" w:color="C8D9DC"/>
+              <w:insideV w:val="single" w:sz="4" w:color="C8D9DC"/>
+            </w:tcBorders>
+            <w:vAlign w:val="center"/>
+          </w:tcPr>
+          <w:p>
+            <w:r>
+              <w:rPr>
+                <w:color w:val="102B3E"/>
+                <w:sz w:val="17"/>
+              </w:rPr>
+              <w:t>LO6</w:t>
+            </w:r>
+          </w:p>
+        </w:tc>
+        <w:tc>
+          <w:tcPr>
+            <w:tcW w:type="dxa" w:w="5083"/>
+            <w:shd w:fill="EAF3F4"/>
+            <w:tcBorders>
+              <w:top w:val="single" w:sz="4" w:color="C8D9DC"/>
+              <w:left w:val="single" w:sz="4" w:color="C8D9DC"/>
+              <w:bottom w:val="single" w:sz="4" w:color="C8D9DC"/>
+              <w:right w:val="single" w:sz="4" w:color="C8D9DC"/>
+              <w:insideH w:val="single" w:sz="4" w:color="C8D9DC"/>
+              <w:insideV w:val="single" w:sz="4" w:color="C8D9DC"/>
+            </w:tcBorders>
+            <w:vAlign w:val="center"/>
+          </w:tcPr>
+          <w:p>
+            <w:r>
+              <w:rPr>
+                <w:color w:val="102B3E"/>
+                <w:sz w:val="17"/>
+              </w:rPr>
+              <w:t>Agent gives cited supported answer and preserves missing evidence.</w:t>
+            </w:r>
+          </w:p>
+        </w:tc>
+      </w:tr>
+      <w:tr>
+        <w:tc>
+          <w:tcPr>
+            <w:tcW w:type="dxa" w:w="5083"/>
+            <w:shd w:fill="FFFFFF"/>
+            <w:tcBorders>
+              <w:top w:val="single" w:sz="4" w:color="C8D9DC"/>
+              <w:left w:val="single" w:sz="4" w:color="C8D9DC"/>
+              <w:bottom w:val="single" w:sz="4" w:color="C8D9DC"/>
+              <w:right w:val="single" w:sz="4" w:color="C8D9DC"/>
+              <w:insideH w:val="single" w:sz="4" w:color="C8D9DC"/>
+              <w:insideV w:val="single" w:sz="4" w:color="C8D9DC"/>
+            </w:tcBorders>
+            <w:vAlign w:val="center"/>
+          </w:tcPr>
+          <w:p>
+            <w:r>
+              <w:rPr>
+                <w:color w:val="102B3E"/>
+                <w:sz w:val="17"/>
+              </w:rPr>
+              <w:t>LO7</w:t>
+            </w:r>
+          </w:p>
+        </w:tc>
+        <w:tc>
+          <w:tcPr>
+            <w:tcW w:type="dxa" w:w="5083"/>
+            <w:shd w:fill="FFFFFF"/>
+            <w:tcBorders>
+              <w:top w:val="single" w:sz="4" w:color="C8D9DC"/>
+              <w:left w:val="single" w:sz="4" w:color="C8D9DC"/>
+              <w:bottom w:val="single" w:sz="4" w:color="C8D9DC"/>
+              <w:right w:val="single" w:sz="4" w:color="C8D9DC"/>
+              <w:insideH w:val="single" w:sz="4" w:color="C8D9DC"/>
+              <w:insideV w:val="single" w:sz="4" w:color="C8D9DC"/>
+            </w:tcBorders>
+            <w:vAlign w:val="center"/>
+          </w:tcPr>
+          <w:p>
+            <w:r>
+              <w:rPr>
+                <w:color w:val="102B3E"/>
+                <w:sz w:val="17"/>
+              </w:rPr>
+              <w:t>Seven completed evidence rows and approve/revise/reject decision.</w:t>
+            </w:r>
+          </w:p>
+        </w:tc>
+      </w:tr>
+    </w:tbl>
+    <w:p>
+      <w:r>
+        <w:br w:type="page"/>
       </w:r>
     </w:p>
     <w:p>
       <w:pPr>
-        <w:pStyle w:val="Heading2"/>
+        <w:pStyle w:val="Heading1"/>
       </w:pPr>
       <w:r>
-        <w:t>Lab 1 - FMEA (20 minutes)</w:t>
-      </w:r>
-    </w:p>
-    <w:p>
-      <w:pPr/>
-      <w:r>
-        <w:t>Source: Labs/Lab-01-FMEA/Starter.xlsx · named table FMEAInput.</w:t>
-      </w:r>
-    </w:p>
-    <w:p>
-      <w:pPr/>
-      <w:r>
-        <w:t>Copilot prompt: Act as an FMEA facilitator. Use only FMEAInput and preserve every row and supplied rating. Calculate RPN = Severity × Occurrence × Detection, rank the rows, and flag Severity 9 or higher. Add one evidence request and action per row. Show the formula. Do not invent incidents, change ratings or approve the design.</w:t>
-      </w:r>
-    </w:p>
-    <w:p>
-      <w:pPr/>
-      <w:r>
-        <w:t>Independent check: Verify FM01: 7 × 5 × 4 = 140; confirm FM04 is flagged because Severity = 9.</w:t>
+        <w:t>Resources</w:t>
       </w:r>
     </w:p>
     <w:p>
       <w:pPr>
-        <w:pStyle w:val="Heading2"/>
+        <w:pStyle w:val="ListBullet"/>
+        <w:spacing w:after="40"/>
       </w:pPr>
       <w:r>
-        <w:t>Lab 2 - DMAIC (20 minutes)</w:t>
-      </w:r>
-    </w:p>
-    <w:p>
-      <w:pPr/>
-      <w:r>
-        <w:t>Source: Labs/Lab-02-DMAIC/Starter.xlsx · named table WeeklyData.</w:t>
-      </w:r>
-    </w:p>
-    <w:p>
-      <w:pPr/>
-      <w:r>
-        <w:t>Copilot prompt: Act as a Six Sigma project assistant. Use only WeeklyData. Calculate Baseline and Pilot deviation rates. Create a five-row Define, Measure, Analyse, Improve, Control summary. Separate facts from hypotheses, show formulas, and state that the short pilot does not prove cause.</w:t>
-      </w:r>
-    </w:p>
-    <w:p>
-      <w:pPr/>
-      <w:r>
-        <w:t>Independent check: Verify Baseline = 36/400 = 9.0% and Pilot = 7/200 = 3.5%; do not claim causation.</w:t>
+        <w:t>PPT/PDF: 186 slides; slides 1–162 support the timed route, 163–186 are optional quick references.</w:t>
       </w:r>
     </w:p>
     <w:p>
       <w:pPr>
-        <w:pStyle w:val="Heading2"/>
+        <w:pStyle w:val="ListBullet"/>
+        <w:spacing w:after="40"/>
       </w:pPr>
       <w:r>
-        <w:t>Lab 3 - SPC (25 minutes)</w:t>
-      </w:r>
-    </w:p>
-    <w:p>
-      <w:pPr/>
-      <w:r>
-        <w:t>Source: Labs/Lab-03-SPC/Starter.xlsx · named table PumpReadings.</w:t>
-      </w:r>
-    </w:p>
-    <w:p>
-      <w:pPr/>
-      <w:r>
-        <w:t>Copilot prompt: Act as an engineering data assistant. Use only PumpReadings. From the eight Baseline rows, calculate the mean, sample standard deviation, UCL and LCL. Flag T09–T12, create a line chart with the limits, and give a three-sentence interpretation. Show formulas. Do not claim a root cause or that the pump is safe.</w:t>
-      </w:r>
-    </w:p>
-    <w:p>
-      <w:pPr/>
-      <w:r>
-        <w:t>Independent check: Verify T10 = 59.4 L/h against the calculated LCL; interpret a signal as a reason to investigate.</w:t>
+        <w:t>Learner Guide: detailed concepts, procedures, prompts, checks and Microsoft links.</w:t>
       </w:r>
     </w:p>
     <w:p>
       <w:pPr>
-        <w:pStyle w:val="Heading2"/>
+        <w:pStyle w:val="ListBullet"/>
+        <w:spacing w:after="40"/>
       </w:pPr>
       <w:r>
-        <w:t>Microsoft 365 Copilot links</w:t>
+        <w:t>Facilitator Guide: timing, teaching points, expected outputs, misconceptions and fallbacks.</w:t>
       </w:r>
     </w:p>
     <w:p>
-      <w:pPr/>
+      <w:pPr>
+        <w:pStyle w:val="ListBullet"/>
+        <w:spacing w:after="40"/>
+      </w:pPr>
       <w:r>
-        <w:t>Microsoft 365 Copilot: https://m365.cloud.microsoft/chat</w:t>
+        <w:t>Sixteen Lesson Plan activity folders: each has a PDF, prompt, synthetic mock data and acceptance checks; Labs 3.1 and 3.2 also contain Excel workbooks.</w:t>
       </w:r>
     </w:p>
     <w:p>
-      <w:pPr/>
+      <w:pPr>
+        <w:pStyle w:val="ListBullet"/>
+        <w:spacing w:after="40"/>
+      </w:pPr>
       <w:r>
-        <w:t>Get started with Copilot in Excel: https://support.microsoft.com/en-us/office/get-started-with-copilot-in-excel</w:t>
+        <w:t>Trainer demonstration pack: agent, reasoning-agent, SharePoint and security resources.</w:t>
       </w:r>
     </w:p>
     <w:p>
-      <w:pPr/>
+      <w:pPr>
+        <w:pStyle w:val="Heading1"/>
+      </w:pPr>
       <w:r>
-        <w:t>How Copilot Chat works in Microsoft 365 apps: https://support.microsoft.com/en-us/microsoft-365-copilot/how-copilot-chat-works-in-microsoft-365-apps</w:t>
+        <w:t>Quality and contingency rules</w:t>
+      </w:r>
+    </w:p>
+    <w:p>
+      <w:pPr>
+        <w:pStyle w:val="ListBullet"/>
+        <w:spacing w:after="40"/>
+      </w:pPr>
+      <w:r>
+        <w:t>Module divider slides are full-page separators and contain no learning-content cards.</w:t>
+      </w:r>
+    </w:p>
+    <w:p>
+      <w:pPr>
+        <w:pStyle w:val="ListBullet"/>
+        <w:spacing w:after="40"/>
+      </w:pPr>
+      <w:r>
+        <w:t>Use visuals to explain mechanisms; use the Learner Guide for click-by-click procedures.</w:t>
+      </w:r>
+    </w:p>
+    <w:p>
+      <w:pPr>
+        <w:pStyle w:val="ListBullet"/>
+        <w:spacing w:after="40"/>
+      </w:pPr>
+      <w:r>
+        <w:t>Keep all activities inside their published module time boxes; use reference slides selectively.</w:t>
+      </w:r>
+    </w:p>
+    <w:p>
+      <w:pPr>
+        <w:pStyle w:val="ListBullet"/>
+        <w:spacing w:after="40"/>
+      </w:pPr>
+      <w:r>
+        <w:t>If live Copilot access fails, use the worked reference and complete the same independent check.</w:t>
+      </w:r>
+    </w:p>
+    <w:p>
+      <w:pPr>
+        <w:pStyle w:val="ListBullet"/>
+        <w:spacing w:after="40"/>
+      </w:pPr>
+      <w:r>
+        <w:t>All case data are synthetic. IES is the only provider branding.</w:t>
       </w:r>
     </w:p>
     <w:sectPr>
       <w:headerReference w:type="default" r:id="rId9"/>
       <w:footerReference w:type="default" r:id="rId10"/>
-      <w:pgSz w:w="11909" w:h="16834"/>
-      <w:pgMar w:top="936" w:right="1080" w:bottom="936" w:left="1080" w:header="720" w:footer="720" w:gutter="0"/>
+      <w:pgSz w:w="12240" w:h="15840"/>
+      <w:pgMar w:top="936" w:right="1037" w:bottom="893" w:left="1037" w:header="720" w:footer="720" w:gutter="0"/>
       <w:cols w:space="720"/>
       <w:docGrid w:linePitch="360"/>
     </w:sectPr>
@@ -1171,11 +3341,15 @@
   <w:p>
     <w:pPr>
       <w:pStyle w:val="Footer"/>
+      <w:jc w:val="left"/>
     </w:pPr>
     <w:r>
-      <w:t xml:space="preserve">IES  |  Training use  |  </w:t>
+      <w:rPr>
+        <w:color w:val="536A78"/>
+        <w:sz w:val="16"/>
+      </w:rPr>
+      <w:t>IES  |  Training use</w:t>
     </w:r>
-    <w:fldSimple w:instr="PAGE"/>
   </w:p>
 </w:ftr>
 </file>
@@ -1183,9 +3357,16 @@
 <file path=word/header1.xml><?xml version="1.0" encoding="utf-8"?>
 <w:hdr xmlns:m="http://schemas.openxmlformats.org/officeDocument/2006/math" xmlns:mc="http://schemas.openxmlformats.org/markup-compatibility/2006" xmlns:mo="http://schemas.microsoft.com/office/mac/office/2008/main" xmlns:mv="urn:schemas-microsoft-com:mac:vml" xmlns:o="urn:schemas-microsoft-com:office:office" xmlns:r="http://schemas.openxmlformats.org/officeDocument/2006/relationships" xmlns:v="urn:schemas-microsoft-com:vml" xmlns:w10="urn:schemas-microsoft-com:office:word" xmlns:w14="http://schemas.microsoft.com/office/word/2010/wordml" xmlns:w="http://schemas.openxmlformats.org/wordprocessingml/2006/main" xmlns:wne="http://schemas.microsoft.com/office/word/2006/wordml" xmlns:wp14="http://schemas.microsoft.com/office/word/2010/wordprocessingDrawing" xmlns:wp="http://schemas.openxmlformats.org/drawingml/2006/wordprocessingDrawing" xmlns:wpc="http://schemas.microsoft.com/office/word/2010/wordprocessingCanvas" xmlns:wpg="http://schemas.microsoft.com/office/word/2010/wordprocessingGroup" xmlns:wpi="http://schemas.microsoft.com/office/word/2010/wordprocessingInk" xmlns:wps="http://schemas.microsoft.com/office/word/2010/wordprocessingShape" mc:Ignorable="w14 wp14">
   <w:p>
-    <w:pPr/>
+    <w:pPr>
+      <w:pStyle w:val="Header"/>
+      <w:jc w:val="right"/>
+    </w:pPr>
     <w:r>
-      <w:t>IES | GenAI for Engineers</w:t>
+      <w:rPr>
+        <w:color w:val="078897"/>
+        <w:sz w:val="16"/>
+      </w:rPr>
+      <w:t>IES  |  GENAI FOR ENGINEERS</w:t>
     </w:r>
   </w:p>
 </w:hdr>
@@ -1554,13 +3735,10 @@
     <w:name w:val="Normal"/>
     <w:qFormat/>
     <w:rsid w:val="00FC693F"/>
-    <w:pPr>
-      <w:spacing w:after="140" w:line="259" w:lineRule="auto"/>
-    </w:pPr>
     <w:rPr>
-      <w:rFonts w:ascii="Arial" w:hAnsi="Arial"/>
-      <w:color w:val="000000"/>
-      <w:sz w:val="21"/>
+      <w:rFonts w:ascii="Aptos" w:hAnsi="Aptos"/>
+      <w:color w:val="102B3E"/>
+      <w:sz w:val="20"/>
     </w:rPr>
   </w:style>
   <w:style w:type="paragraph" w:styleId="Header">
@@ -1622,11 +3800,11 @@
       <w:outlineLvl w:val="0"/>
     </w:pPr>
     <w:rPr>
-      <w:rFonts w:asciiTheme="majorHAnsi" w:eastAsiaTheme="majorEastAsia" w:hAnsiTheme="majorHAnsi" w:cstheme="majorBidi" w:ascii="Arial" w:hAnsi="Arial"/>
+      <w:rFonts w:asciiTheme="majorHAnsi" w:eastAsiaTheme="majorEastAsia" w:hAnsiTheme="majorHAnsi" w:cstheme="majorBidi" w:ascii="Aptos Display" w:hAnsi="Aptos Display"/>
       <w:b/>
       <w:bCs/>
-      <w:color w:val="000000"/>
-      <w:sz w:val="36"/>
+      <w:color w:val="102B3E"/>
+      <w:sz w:val="44"/>
       <w:szCs w:val="28"/>
     </w:rPr>
   </w:style>
@@ -1646,11 +3824,11 @@
       <w:outlineLvl w:val="1"/>
     </w:pPr>
     <w:rPr>
-      <w:rFonts w:asciiTheme="majorHAnsi" w:eastAsiaTheme="majorEastAsia" w:hAnsiTheme="majorHAnsi" w:cstheme="majorBidi" w:ascii="Arial" w:hAnsi="Arial"/>
+      <w:rFonts w:asciiTheme="majorHAnsi" w:eastAsiaTheme="majorEastAsia" w:hAnsiTheme="majorHAnsi" w:cstheme="majorBidi" w:ascii="Aptos" w:hAnsi="Aptos"/>
       <w:b/>
       <w:bCs/>
-      <w:color w:val="000000"/>
-      <w:sz w:val="26"/>
+      <w:color w:val="078897"/>
+      <w:sz w:val="32"/>
       <w:szCs w:val="26"/>
     </w:rPr>
   </w:style>
@@ -1670,10 +3848,11 @@
       <w:outlineLvl w:val="2"/>
     </w:pPr>
     <w:rPr>
-      <w:rFonts w:asciiTheme="majorHAnsi" w:eastAsiaTheme="majorEastAsia" w:hAnsiTheme="majorHAnsi" w:cstheme="majorBidi" w:ascii="Arial" w:hAnsi="Arial"/>
+      <w:rFonts w:asciiTheme="majorHAnsi" w:eastAsiaTheme="majorEastAsia" w:hAnsiTheme="majorHAnsi" w:cstheme="majorBidi" w:ascii="Aptos" w:hAnsi="Aptos"/>
       <w:b/>
       <w:bCs/>
-      <w:color w:val="000000"/>
+      <w:color w:val="102B3E"/>
+      <w:sz w:val="24"/>
     </w:rPr>
   </w:style>
   <w:style w:type="paragraph" w:styleId="Heading4">
@@ -1904,15 +4083,19 @@
     <w:qFormat/>
     <w:rsid w:val="00FC693F"/>
     <w:pPr>
+      <w:pBdr>
+        <w:bottom w:val="single" w:sz="8" w:space="4" w:color="4F81BD" w:themeColor="accent1"/>
+      </w:pBdr>
       <w:spacing w:after="300" w:line="240" w:lineRule="auto"/>
       <w:contextualSpacing/>
     </w:pPr>
     <w:rPr>
-      <w:rFonts w:asciiTheme="majorHAnsi" w:eastAsiaTheme="majorEastAsia" w:hAnsiTheme="majorHAnsi" w:cstheme="majorBidi" w:ascii="Arial" w:hAnsi="Arial"/>
-      <w:color w:val="000000"/>
+      <w:rFonts w:asciiTheme="majorHAnsi" w:eastAsiaTheme="majorEastAsia" w:hAnsiTheme="majorHAnsi" w:cstheme="majorBidi" w:ascii="Aptos Display" w:hAnsi="Aptos Display"/>
+      <w:b/>
+      <w:color w:val="102B3E"/>
       <w:spacing w:val="5"/>
       <w:kern w:val="28"/>
-      <w:sz w:val="54"/>
+      <w:sz w:val="64"/>
       <w:szCs w:val="52"/>
     </w:rPr>
   </w:style>
@@ -1945,12 +4128,13 @@
       </w:numPr>
     </w:pPr>
     <w:rPr>
-      <w:rFonts w:asciiTheme="majorHAnsi" w:eastAsiaTheme="majorEastAsia" w:hAnsiTheme="majorHAnsi" w:cstheme="majorBidi" w:ascii="Arial" w:hAnsi="Arial"/>
+      <w:rFonts w:asciiTheme="majorHAnsi" w:eastAsiaTheme="majorEastAsia" w:hAnsiTheme="majorHAnsi" w:cstheme="majorBidi" w:ascii="Aptos" w:hAnsi="Aptos"/>
+      <w:b w:val="0"/>
       <w:i/>
       <w:iCs/>
-      <w:color w:val="000000"/>
+      <w:color w:val="536A78"/>
       <w:spacing w:val="15"/>
-      <w:sz w:val="24"/>
+      <w:sz w:val="28"/>
       <w:szCs w:val="24"/>
     </w:rPr>
   </w:style>
@@ -2388,6 +4572,9 @@
     <w:qFormat/>
     <w:rsid w:val="00FC693F"/>
     <w:pPr>
+      <w:pBdr>
+        <w:bottom w:val="single" w:sz="4" w:space="4" w:color="4F81BD" w:themeColor="accent1"/>
+      </w:pBdr>
       <w:spacing w:before="200" w:after="280"/>
       <w:ind w:left="936" w:right="936"/>
     </w:pPr>

--- a/courseware/Lesson-Plan/IES-GenAI-for-Engineers-Lesson-Plan.docx
+++ b/courseware/Lesson-Plan/IES-GenAI-for-Engineers-Lesson-Plan.docx
@@ -1032,7 +1032,7 @@
                 <w:color w:val="102B3E"/>
                 <w:sz w:val="17"/>
               </w:rPr>
-              <w:t>Slides 56–94</w:t>
+              <w:t>Slides 60–98</w:t>
             </w:r>
           </w:p>
         </w:tc>
@@ -1056,7 +1056,7 @@
                 <w:color w:val="102B3E"/>
                 <w:sz w:val="17"/>
               </w:rPr>
-              <w:t>Primer 3.0; Lab 3.1 FMEA; Lab 3.2 DMAIC with SPC/Cp-Cpk; Lab 3.3 specification pack</w:t>
+              <w:t>Primer 3.0; Lab 3.1 FMEA; Lab 3.2 DMAIC; Lab 3.3 SPC</w:t>
             </w:r>
           </w:p>
         </w:tc>
@@ -2015,7 +2015,7 @@
                 <w:color w:val="102B3E"/>
                 <w:sz w:val="17"/>
               </w:rPr>
-              <w:t>Lab 3.1 · 20 min</w:t>
+              <w:t>Lab 3.1 · 30 min</w:t>
             </w:r>
           </w:p>
         </w:tc>
@@ -2039,7 +2039,7 @@
                 <w:color w:val="102B3E"/>
                 <w:sz w:val="17"/>
               </w:rPr>
-              <w:t>FM01=140; FM04 Severity=9; ranked table</w:t>
+              <w:t>FM-01 = 140; FM-02 = 192; FM-04 escalates on Severity 9; ranked table and RPN chart</w:t>
             </w:r>
           </w:p>
         </w:tc>
@@ -2065,7 +2065,7 @@
                 <w:color w:val="102B3E"/>
                 <w:sz w:val="17"/>
               </w:rPr>
-              <w:t>DMAIC then SPC</w:t>
+              <w:t>DMAIC</w:t>
             </w:r>
           </w:p>
         </w:tc>
@@ -2089,7 +2089,7 @@
                 <w:color w:val="102B3E"/>
                 <w:sz w:val="17"/>
               </w:rPr>
-              <w:t>Six Sigma; five phases; Pareto; fishbone/Ishikawa; 5-Whys; chart anatomy; common/special cause; limits; Cp/Cpk</w:t>
+              <w:t>Six Sigma; five phases; Pareto; fishbone/Ishikawa; 5-Whys; facts separated from hypotheses</w:t>
             </w:r>
           </w:p>
         </w:tc>
@@ -2113,7 +2113,7 @@
                 <w:color w:val="102B3E"/>
                 <w:sz w:val="17"/>
               </w:rPr>
-              <w:t>Lab 3.2 · 35 min</w:t>
+              <w:t>Lab 3.2 · 30 min</w:t>
             </w:r>
           </w:p>
         </w:tc>
@@ -2137,7 +2137,7 @@
                 <w:color w:val="102B3E"/>
                 <w:sz w:val="17"/>
               </w:rPr>
-              <w:t>9.0% vs 3.5%; chart, capability boundary and report</w:t>
+              <w:t>36/400 = 9.00% vs 7/200 = 3.50%; change stated as 5.50 percentage points; Pareto chart</w:t>
             </w:r>
           </w:p>
         </w:tc>
@@ -2163,7 +2163,7 @@
                 <w:color w:val="102B3E"/>
                 <w:sz w:val="17"/>
               </w:rPr>
-              <w:t>Specification pack</w:t>
+              <w:t>SPC</w:t>
             </w:r>
           </w:p>
         </w:tc>
@@ -2187,7 +2187,7 @@
                 <w:color w:val="102B3E"/>
                 <w:sz w:val="17"/>
               </w:rPr>
-              <w:t>Requirements, acceptance tests and document traceability</w:t>
+              <w:t>Chart anatomy; common vs special cause; limits from a frozen baseline; control vs specification limits; Cp and Cpk</w:t>
             </w:r>
           </w:p>
         </w:tc>
@@ -2211,7 +2211,7 @@
                 <w:color w:val="102B3E"/>
                 <w:sz w:val="17"/>
               </w:rPr>
-              <w:t>Lab 3.3 · 20 min</w:t>
+              <w:t>Lab 3.3 · 30 min</w:t>
             </w:r>
           </w:p>
         </w:tc>
@@ -2235,7 +2235,7 @@
                 <w:color w:val="102B3E"/>
                 <w:sz w:val="17"/>
               </w:rPr>
-              <w:t>Specification, checklist, SOP and troubleshooting guide</w:t>
+              <w:t>Subgroup 13 Xbar = 61.275 below LCL 61.547; Cp &gt;&gt; Cpk read as off centre, not incapable</w:t>
             </w:r>
           </w:p>
         </w:tc>
